--- a/Labs/Lab2/Lab2 TraceRoute.docx
+++ b/Labs/Lab2/Lab2 TraceRoute.docx
@@ -80,105 +80,30 @@
           <w:rFonts w:ascii="Segoe UI" w:hAnsi="Segoe UI" w:cs="Segoe UI"/>
           <w:color w:val="4A464E"/>
         </w:rPr>
-        <w:t>If you’re on Windows, you need to install Windows Subsystem for Linux (WSL). WSL is a tool which allows you to run a Linux environment directly on Windows. To install WSL,</w:t>
-      </w:r>
-    </w:p>
-    <w:p>
-      <w:pPr>
-        <w:numPr>
-          <w:ilvl w:val="0"/>
-          <w:numId w:val="10"/>
-        </w:numPr>
-        <w:shd w:val="clear" w:color="auto" w:fill="FFFFFF"/>
-        <w:spacing w:before="60" w:after="60" w:line="240" w:lineRule="auto"/>
+        <w:t xml:space="preserve">If you’re on Windows, you need to install Windows Subsystem for Linux (WSL). </w:t>
+      </w:r>
+      <w:r>
         <w:rPr>
           <w:rFonts w:ascii="Segoe UI" w:hAnsi="Segoe UI" w:cs="Segoe UI"/>
           <w:color w:val="4A464E"/>
         </w:rPr>
-      </w:pPr>
+        <w:t xml:space="preserve">Please refer to the document </w:t>
+      </w:r>
+      <w:hyperlink r:id="rId5" w:history="1">
+        <w:r>
+          <w:rPr>
+            <w:rStyle w:val="Hyperlink"/>
+            <w:rFonts w:ascii="Segoe UI" w:hAnsi="Segoe UI" w:cs="Segoe UI"/>
+          </w:rPr>
+          <w:t>Running Linux on Your Laptop</w:t>
+        </w:r>
+      </w:hyperlink>
       <w:r>
         <w:rPr>
           <w:rFonts w:ascii="Segoe UI" w:hAnsi="Segoe UI" w:cs="Segoe UI"/>
           <w:color w:val="4A464E"/>
         </w:rPr>
-        <w:t>Open PowerShell as Adminstrator, then run </w:t>
-      </w:r>
-      <w:r>
-        <w:rPr>
-          <w:rStyle w:val="HTMLCode"/>
-          <w:rFonts w:ascii="Consolas" w:eastAsiaTheme="majorEastAsia" w:hAnsi="Consolas"/>
-          <w:color w:val="4A464E"/>
-          <w:sz w:val="18"/>
-          <w:szCs w:val="18"/>
-          <w:bdr w:val="single" w:sz="6" w:space="2" w:color="EEEBEE" w:frame="1"/>
-          <w:shd w:val="clear" w:color="auto" w:fill="F5F6FA"/>
-        </w:rPr>
-        <w:t>wsl --install</w:t>
-      </w:r>
-      <w:r>
-        <w:rPr>
-          <w:rFonts w:ascii="Segoe UI" w:hAnsi="Segoe UI" w:cs="Segoe UI"/>
-          <w:color w:val="4A464E"/>
-        </w:rPr>
-        <w:t>. This should install the Ubuntu distro. When prompted, restart your computer.</w:t>
-      </w:r>
-    </w:p>
-    <w:p>
-      <w:pPr>
-        <w:numPr>
-          <w:ilvl w:val="0"/>
-          <w:numId w:val="10"/>
-        </w:numPr>
-        <w:shd w:val="clear" w:color="auto" w:fill="FFFFFF"/>
-        <w:spacing w:before="60" w:after="60" w:line="240" w:lineRule="auto"/>
-        <w:rPr>
-          <w:rFonts w:ascii="Segoe UI" w:hAnsi="Segoe UI" w:cs="Segoe UI"/>
-          <w:color w:val="4A464E"/>
-        </w:rPr>
-      </w:pPr>
-      <w:r>
-        <w:rPr>
-          <w:rFonts w:ascii="Segoe UI" w:hAnsi="Segoe UI" w:cs="Segoe UI"/>
-          <w:color w:val="4A464E"/>
-        </w:rPr>
-        <w:t>Open the Ubuntu terminal from the Start Menu. It should prompt you to choose a username and password. Choose whatever you like and remember it.</w:t>
-      </w:r>
-    </w:p>
-    <w:p>
-      <w:pPr>
-        <w:pStyle w:val="NormalWeb"/>
-        <w:shd w:val="clear" w:color="auto" w:fill="FFFFFF"/>
-        <w:spacing w:before="240" w:beforeAutospacing="0" w:after="240" w:afterAutospacing="0"/>
-        <w:rPr>
-          <w:rFonts w:ascii="Segoe UI" w:hAnsi="Segoe UI" w:cs="Segoe UI"/>
-          <w:color w:val="4A464E"/>
-        </w:rPr>
-      </w:pPr>
-      <w:r>
-        <w:rPr>
-          <w:rFonts w:ascii="Segoe UI" w:hAnsi="Segoe UI" w:cs="Segoe UI"/>
-          <w:color w:val="4A464E"/>
-        </w:rPr>
-        <w:t>If the installation was successful, you should see </w:t>
-      </w:r>
-      <w:r>
-        <w:rPr>
-          <w:rStyle w:val="HTMLCode"/>
-          <w:rFonts w:ascii="Consolas" w:eastAsiaTheme="majorEastAsia" w:hAnsi="Consolas"/>
-          <w:color w:val="4A464E"/>
-          <w:sz w:val="18"/>
-          <w:szCs w:val="18"/>
-          <w:bdr w:val="single" w:sz="6" w:space="2" w:color="EEEBEE" w:frame="1"/>
-          <w:shd w:val="clear" w:color="auto" w:fill="F5F6FA"/>
-        </w:rPr>
-        <w:t>username@hostname:~$</w:t>
-      </w:r>
-      <w:r>
-        <w:rPr>
-          <w:rFonts w:ascii="Segoe UI" w:hAnsi="Segoe UI" w:cs="Segoe UI"/>
-          <w:color w:val="4A464E"/>
-        </w:rPr>
-        <w:t> in your terminal. If you are using VSCode, you can click on the “&gt;&lt;” arrows in the bottom left corner and select “Connect to WSL” to open a Linux environment. Other code editors might also have options to connect to WSL.</w:t>
+        <w:t>.</w:t>
       </w:r>
     </w:p>
     <w:p>
@@ -216,7 +141,33 @@
           <w:bdr w:val="single" w:sz="6" w:space="2" w:color="EEEBEE" w:frame="1"/>
           <w:shd w:val="clear" w:color="auto" w:fill="F5F6FA"/>
         </w:rPr>
-        <w:t>/mnt/c</w:t>
+        <w:t>/</w:t>
+      </w:r>
+      <w:proofErr w:type="spellStart"/>
+      <w:r>
+        <w:rPr>
+          <w:rStyle w:val="HTMLCode"/>
+          <w:rFonts w:ascii="Consolas" w:eastAsiaTheme="majorEastAsia" w:hAnsi="Consolas"/>
+          <w:color w:val="4A464E"/>
+          <w:sz w:val="18"/>
+          <w:szCs w:val="18"/>
+          <w:bdr w:val="single" w:sz="6" w:space="2" w:color="EEEBEE" w:frame="1"/>
+          <w:shd w:val="clear" w:color="auto" w:fill="F5F6FA"/>
+        </w:rPr>
+        <w:t>mnt</w:t>
+      </w:r>
+      <w:proofErr w:type="spellEnd"/>
+      <w:r>
+        <w:rPr>
+          <w:rStyle w:val="HTMLCode"/>
+          <w:rFonts w:ascii="Consolas" w:eastAsiaTheme="majorEastAsia" w:hAnsi="Consolas"/>
+          <w:color w:val="4A464E"/>
+          <w:sz w:val="18"/>
+          <w:szCs w:val="18"/>
+          <w:bdr w:val="single" w:sz="6" w:space="2" w:color="EEEBEE" w:frame="1"/>
+          <w:shd w:val="clear" w:color="auto" w:fill="F5F6FA"/>
+        </w:rPr>
+        <w:t>/c</w:t>
       </w:r>
       <w:r>
         <w:rPr>
@@ -246,6 +197,7 @@
         </w:rPr>
         <w:t>Create a project directory in your WSL home using </w:t>
       </w:r>
+      <w:proofErr w:type="spellStart"/>
       <w:r>
         <w:rPr>
           <w:rStyle w:val="HTMLCode"/>
@@ -256,7 +208,20 @@
           <w:bdr w:val="single" w:sz="6" w:space="2" w:color="EEEBEE" w:frame="1"/>
           <w:shd w:val="clear" w:color="auto" w:fill="F5F6FA"/>
         </w:rPr>
-        <w:t>mkdir -p ~/projects</w:t>
+        <w:t>mkdir</w:t>
+      </w:r>
+      <w:proofErr w:type="spellEnd"/>
+      <w:r>
+        <w:rPr>
+          <w:rStyle w:val="HTMLCode"/>
+          <w:rFonts w:ascii="Consolas" w:eastAsiaTheme="majorEastAsia" w:hAnsi="Consolas"/>
+          <w:color w:val="4A464E"/>
+          <w:sz w:val="18"/>
+          <w:szCs w:val="18"/>
+          <w:bdr w:val="single" w:sz="6" w:space="2" w:color="EEEBEE" w:frame="1"/>
+          <w:shd w:val="clear" w:color="auto" w:fill="F5F6FA"/>
+        </w:rPr>
+        <w:t xml:space="preserve"> -p ~/projects</w:t>
       </w:r>
       <w:r>
         <w:rPr>
@@ -315,14 +280,56 @@
           <w:bdr w:val="single" w:sz="6" w:space="2" w:color="EEEBEE" w:frame="1"/>
           <w:shd w:val="clear" w:color="auto" w:fill="F5F6FA"/>
         </w:rPr>
-        <w:t>cp -r /mnt/c/Users/&lt;username&gt;/Downloads/cs168-sp26-proj1-traceroute ~/projects/</w:t>
+        <w:t>cp -r /</w:t>
+      </w:r>
+      <w:proofErr w:type="spellStart"/>
+      <w:r>
+        <w:rPr>
+          <w:rStyle w:val="HTMLCode"/>
+          <w:rFonts w:ascii="Consolas" w:eastAsiaTheme="majorEastAsia" w:hAnsi="Consolas"/>
+          <w:color w:val="4A464E"/>
+          <w:sz w:val="18"/>
+          <w:szCs w:val="18"/>
+          <w:bdr w:val="single" w:sz="6" w:space="2" w:color="EEEBEE" w:frame="1"/>
+          <w:shd w:val="clear" w:color="auto" w:fill="F5F6FA"/>
+        </w:rPr>
+        <w:t>mnt</w:t>
+      </w:r>
+      <w:proofErr w:type="spellEnd"/>
+      <w:r>
+        <w:rPr>
+          <w:rStyle w:val="HTMLCode"/>
+          <w:rFonts w:ascii="Consolas" w:eastAsiaTheme="majorEastAsia" w:hAnsi="Consolas"/>
+          <w:color w:val="4A464E"/>
+          <w:sz w:val="18"/>
+          <w:szCs w:val="18"/>
+          <w:bdr w:val="single" w:sz="6" w:space="2" w:color="EEEBEE" w:frame="1"/>
+          <w:shd w:val="clear" w:color="auto" w:fill="F5F6FA"/>
+        </w:rPr>
+        <w:t>/c/Users/&lt;username&gt;/Downloads/cs168-sp26-proj1-traceroute ~/projects/</w:t>
       </w:r>
       <w:r>
         <w:rPr>
           <w:rFonts w:ascii="Segoe UI" w:hAnsi="Segoe UI" w:cs="Segoe UI"/>
           <w:color w:val="4A464E"/>
         </w:rPr>
-        <w:t>. You can also drag the folder into the Explorer sidebar tab if you are using VSCode.</w:t>
+        <w:t xml:space="preserve">. You can also drag the folder into the Explorer sidebar tab if you are using </w:t>
+      </w:r>
+      <w:proofErr w:type="spellStart"/>
+      <w:r>
+        <w:rPr>
+          <w:rFonts w:ascii="Segoe UI" w:hAnsi="Segoe UI" w:cs="Segoe UI"/>
+          <w:color w:val="4A464E"/>
+        </w:rPr>
+        <w:t>VSCode</w:t>
+      </w:r>
+      <w:proofErr w:type="spellEnd"/>
+      <w:r>
+        <w:rPr>
+          <w:rFonts w:ascii="Segoe UI" w:hAnsi="Segoe UI" w:cs="Segoe UI"/>
+          <w:color w:val="4A464E"/>
+        </w:rPr>
+        <w:t>.</w:t>
       </w:r>
     </w:p>
     <w:p>
@@ -475,47 +482,14 @@
           <w:rFonts w:ascii="Segoe UI" w:hAnsi="Segoe UI" w:cs="Segoe UI"/>
           <w:color w:val="4A464E"/>
         </w:rPr>
-        <w:t>,</w:t>
+        <w:t xml:space="preserve"> to check your Python version</w:t>
       </w:r>
       <w:r>
         <w:rPr>
           <w:rFonts w:ascii="Segoe UI" w:hAnsi="Segoe UI" w:cs="Segoe UI"/>
           <w:color w:val="4A464E"/>
         </w:rPr>
-        <w:t xml:space="preserve"> and</w:t>
-      </w:r>
-      <w:r>
-        <w:rPr>
-          <w:rFonts w:ascii="Segoe UI" w:hAnsi="Segoe UI" w:cs="Segoe UI"/>
-          <w:color w:val="4A464E"/>
-        </w:rPr>
-        <w:t xml:space="preserve"> if</w:t>
-      </w:r>
-      <w:r>
-        <w:rPr>
-          <w:rFonts w:ascii="Segoe UI" w:hAnsi="Segoe UI" w:cs="Segoe UI"/>
-          <w:color w:val="4A464E"/>
-        </w:rPr>
-        <w:t xml:space="preserve"> you see output of the form </w:t>
-      </w:r>
-      <w:r>
-        <w:rPr>
-          <w:rStyle w:val="HTMLCode"/>
-          <w:rFonts w:ascii="Consolas" w:eastAsiaTheme="majorEastAsia" w:hAnsi="Consolas"/>
-          <w:color w:val="4A464E"/>
-          <w:sz w:val="18"/>
-          <w:szCs w:val="18"/>
-          <w:bdr w:val="single" w:sz="6" w:space="2" w:color="EEEBEE" w:frame="1"/>
-          <w:shd w:val="clear" w:color="auto" w:fill="F5F6FA"/>
-        </w:rPr>
-        <w:t>Python 3.11.*</w:t>
-      </w:r>
-      <w:r>
-        <w:rPr>
-          <w:rFonts w:ascii="Segoe UI" w:hAnsi="Segoe UI" w:cs="Segoe UI"/>
-          <w:color w:val="4A464E"/>
-        </w:rPr>
-        <w:t>, you’re all set.</w:t>
+        <w:t>.</w:t>
       </w:r>
     </w:p>
     <w:p>
@@ -536,14 +510,14 @@
           <w:color w:val="4A464E"/>
         </w:rPr>
       </w:pPr>
-      <w:hyperlink r:id="rId5" w:history="1">
+      <w:hyperlink r:id="rId6" w:history="1">
         <w:r>
           <w:rPr>
             <w:rStyle w:val="Hyperlink"/>
             <w:rFonts w:ascii="Segoe UI" w:eastAsiaTheme="majorEastAsia" w:hAnsi="Segoe UI" w:cs="Segoe UI"/>
             <w:color w:val="3B18D8"/>
           </w:rPr>
-          <w:t>Download a copy of the starter code here.</w:t>
+          <w:t>Download the starter code here.</w:t>
         </w:r>
       </w:hyperlink>
     </w:p>
@@ -562,7 +536,6 @@
           <w:rFonts w:ascii="Segoe UI" w:hAnsi="Segoe UI" w:cs="Segoe UI"/>
           <w:color w:val="4A464E"/>
         </w:rPr>
-        <w:lastRenderedPageBreak/>
         <w:t>In your terminal, use </w:t>
       </w:r>
       <w:r>
@@ -613,7 +586,23 @@
           <w:rFonts w:ascii="Segoe UI" w:hAnsi="Segoe UI" w:cs="Segoe UI"/>
           <w:color w:val="4A464E"/>
         </w:rPr>
-        <w:t> directory. All of the Python commands should be run from this directory.</w:t>
+        <w:t xml:space="preserve"> directory. </w:t>
+      </w:r>
+      <w:proofErr w:type="gramStart"/>
+      <w:r>
+        <w:rPr>
+          <w:rFonts w:ascii="Segoe UI" w:hAnsi="Segoe UI" w:cs="Segoe UI"/>
+          <w:color w:val="4A464E"/>
+        </w:rPr>
+        <w:t>All of</w:t>
+      </w:r>
+      <w:proofErr w:type="gramEnd"/>
+      <w:r>
+        <w:rPr>
+          <w:rFonts w:ascii="Segoe UI" w:hAnsi="Segoe UI" w:cs="Segoe UI"/>
+          <w:color w:val="4A464E"/>
+        </w:rPr>
+        <w:t xml:space="preserve"> the Python commands should be run from this directory.</w:t>
       </w:r>
       <w:r>
         <w:rPr>
@@ -643,6 +632,7 @@
           <w:bdr w:val="none" w:sz="0" w:space="0" w:color="auto" w:frame="1"/>
         </w:rPr>
       </w:pPr>
+      <w:proofErr w:type="spellStart"/>
       <w:r>
         <w:rPr>
           <w:rStyle w:val="nb"/>
@@ -652,7 +642,19 @@
           <w:szCs w:val="18"/>
           <w:bdr w:val="none" w:sz="0" w:space="0" w:color="auto" w:frame="1"/>
         </w:rPr>
-        <w:t xml:space="preserve">sudo </w:t>
+        <w:t>sudo</w:t>
+      </w:r>
+      <w:proofErr w:type="spellEnd"/>
+      <w:r>
+        <w:rPr>
+          <w:rStyle w:val="nb"/>
+          <w:rFonts w:ascii="Consolas" w:hAnsi="Consolas"/>
+          <w:color w:val="005C00"/>
+          <w:sz w:val="18"/>
+          <w:szCs w:val="18"/>
+          <w:bdr w:val="none" w:sz="0" w:space="0" w:color="auto" w:frame="1"/>
+        </w:rPr>
+        <w:t xml:space="preserve"> </w:t>
       </w:r>
       <w:r>
         <w:rPr>
@@ -831,6 +833,7 @@
           <w:szCs w:val="18"/>
           <w:bdr w:val="none" w:sz="0" w:space="0" w:color="auto" w:frame="1"/>
         </w:rPr>
+        <w:lastRenderedPageBreak/>
         <w:t>26: *</w:t>
       </w:r>
     </w:p>
@@ -1450,6 +1453,8 @@
           <w14:ligatures w14:val="none"/>
         </w:rPr>
       </w:pPr>
+      <w:proofErr w:type="spellStart"/>
+      <w:proofErr w:type="gramStart"/>
       <w:r>
         <w:rPr>
           <w:rFonts w:ascii="Consolas" w:eastAsia="Times New Roman" w:hAnsi="Consolas" w:cs="Courier New"/>
@@ -1463,6 +1468,8 @@
         </w:rPr>
         <w:t>ip</w:t>
       </w:r>
+      <w:proofErr w:type="spellEnd"/>
+      <w:proofErr w:type="gramEnd"/>
       <w:r>
         <w:rPr>
           <w:rFonts w:ascii="Segoe UI" w:eastAsia="Times New Roman" w:hAnsi="Segoe UI" w:cs="Segoe UI"/>
@@ -1488,6 +1495,7 @@
           <w14:ligatures w14:val="none"/>
         </w:rPr>
       </w:pPr>
+      <w:proofErr w:type="spellStart"/>
       <w:r>
         <w:rPr>
           <w:rFonts w:ascii="Consolas" w:eastAsia="Times New Roman" w:hAnsi="Consolas" w:cs="Courier New"/>
@@ -1501,6 +1509,7 @@
         </w:rPr>
         <w:t>sendsock</w:t>
       </w:r>
+      <w:proofErr w:type="spellEnd"/>
       <w:r>
         <w:rPr>
           <w:rFonts w:ascii="Segoe UI" w:eastAsia="Times New Roman" w:hAnsi="Segoe UI" w:cs="Segoe UI"/>
@@ -1526,6 +1535,7 @@
           <w14:ligatures w14:val="none"/>
         </w:rPr>
       </w:pPr>
+      <w:proofErr w:type="spellStart"/>
       <w:r>
         <w:rPr>
           <w:rFonts w:ascii="Consolas" w:eastAsia="Times New Roman" w:hAnsi="Consolas" w:cs="Courier New"/>
@@ -1537,9 +1547,9 @@
           <w:shd w:val="clear" w:color="auto" w:fill="F5F6FA"/>
           <w14:ligatures w14:val="none"/>
         </w:rPr>
-        <w:lastRenderedPageBreak/>
         <w:t>recvsock</w:t>
       </w:r>
+      <w:proofErr w:type="spellEnd"/>
       <w:r>
         <w:rPr>
           <w:rFonts w:ascii="Segoe UI" w:eastAsia="Times New Roman" w:hAnsi="Segoe UI" w:cs="Segoe UI"/>
@@ -1595,6 +1605,7 @@
         </w:rPr>
         <w:t>The </w:t>
       </w:r>
+      <w:proofErr w:type="spellStart"/>
       <w:r>
         <w:rPr>
           <w:rFonts w:ascii="Consolas" w:eastAsia="Times New Roman" w:hAnsi="Consolas" w:cs="Courier New"/>
@@ -1615,7 +1626,37 @@
           <w:kern w:val="0"/>
           <w14:ligatures w14:val="none"/>
         </w:rPr>
-        <w:t>th sublist contains the IP addresses of all the routers you found that are distance </w:t>
+        <w:t>th</w:t>
+      </w:r>
+      <w:proofErr w:type="spellEnd"/>
+      <w:r>
+        <w:rPr>
+          <w:rFonts w:ascii="Segoe UI" w:eastAsia="Times New Roman" w:hAnsi="Segoe UI" w:cs="Segoe UI"/>
+          <w:color w:val="4A464E"/>
+          <w:kern w:val="0"/>
+          <w14:ligatures w14:val="none"/>
+        </w:rPr>
+        <w:t xml:space="preserve"> </w:t>
+      </w:r>
+      <w:proofErr w:type="spellStart"/>
+      <w:r>
+        <w:rPr>
+          <w:rFonts w:ascii="Segoe UI" w:eastAsia="Times New Roman" w:hAnsi="Segoe UI" w:cs="Segoe UI"/>
+          <w:color w:val="4A464E"/>
+          <w:kern w:val="0"/>
+          <w14:ligatures w14:val="none"/>
+        </w:rPr>
+        <w:t>sublist</w:t>
+      </w:r>
+      <w:proofErr w:type="spellEnd"/>
+      <w:r>
+        <w:rPr>
+          <w:rFonts w:ascii="Segoe UI" w:eastAsia="Times New Roman" w:hAnsi="Segoe UI" w:cs="Segoe UI"/>
+          <w:color w:val="4A464E"/>
+          <w:kern w:val="0"/>
+          <w14:ligatures w14:val="none"/>
+        </w:rPr>
+        <w:t xml:space="preserve"> contains the IP addresses of all the routers you found that are distance </w:t>
       </w:r>
       <w:r>
         <w:rPr>
@@ -1662,7 +1703,45 @@
           <w:kern w:val="0"/>
           <w14:ligatures w14:val="none"/>
         </w:rPr>
-        <w:t>For example, the 0th sublist contains all the routers that are distance 1 away.</w:t>
+        <w:t xml:space="preserve">For example, the 0th </w:t>
+      </w:r>
+      <w:proofErr w:type="spellStart"/>
+      <w:r>
+        <w:rPr>
+          <w:rFonts w:ascii="Segoe UI" w:eastAsia="Times New Roman" w:hAnsi="Segoe UI" w:cs="Segoe UI"/>
+          <w:color w:val="4A464E"/>
+          <w:kern w:val="0"/>
+          <w14:ligatures w14:val="none"/>
+        </w:rPr>
+        <w:t>sublist</w:t>
+      </w:r>
+      <w:proofErr w:type="spellEnd"/>
+      <w:r>
+        <w:rPr>
+          <w:rFonts w:ascii="Segoe UI" w:eastAsia="Times New Roman" w:hAnsi="Segoe UI" w:cs="Segoe UI"/>
+          <w:color w:val="4A464E"/>
+          <w:kern w:val="0"/>
+          <w14:ligatures w14:val="none"/>
+        </w:rPr>
+        <w:t xml:space="preserve"> contains all the routers that are 1 </w:t>
+      </w:r>
+      <w:r>
+        <w:rPr>
+          <w:rFonts w:ascii="Segoe UI" w:eastAsia="Times New Roman" w:hAnsi="Segoe UI" w:cs="Segoe UI"/>
+          <w:color w:val="4A464E"/>
+          <w:kern w:val="0"/>
+          <w14:ligatures w14:val="none"/>
+        </w:rPr>
+        <w:t xml:space="preserve">hop </w:t>
+      </w:r>
+      <w:r>
+        <w:rPr>
+          <w:rFonts w:ascii="Segoe UI" w:eastAsia="Times New Roman" w:hAnsi="Segoe UI" w:cs="Segoe UI"/>
+          <w:color w:val="4A464E"/>
+          <w:kern w:val="0"/>
+          <w14:ligatures w14:val="none"/>
+        </w:rPr>
+        <w:t>away.</w:t>
       </w:r>
     </w:p>
     <w:p>
@@ -1687,7 +1766,27 @@
           <w:kern w:val="0"/>
           <w14:ligatures w14:val="none"/>
         </w:rPr>
-        <w:t>The routers inside each sublist can be in any order.</w:t>
+        <w:t xml:space="preserve">The routers inside each </w:t>
+      </w:r>
+      <w:proofErr w:type="spellStart"/>
+      <w:r>
+        <w:rPr>
+          <w:rFonts w:ascii="Segoe UI" w:eastAsia="Times New Roman" w:hAnsi="Segoe UI" w:cs="Segoe UI"/>
+          <w:color w:val="4A464E"/>
+          <w:kern w:val="0"/>
+          <w14:ligatures w14:val="none"/>
+        </w:rPr>
+        <w:t>sublist</w:t>
+      </w:r>
+      <w:proofErr w:type="spellEnd"/>
+      <w:r>
+        <w:rPr>
+          <w:rFonts w:ascii="Segoe UI" w:eastAsia="Times New Roman" w:hAnsi="Segoe UI" w:cs="Segoe UI"/>
+          <w:color w:val="4A464E"/>
+          <w:kern w:val="0"/>
+          <w14:ligatures w14:val="none"/>
+        </w:rPr>
+        <w:t xml:space="preserve"> can be in any order.</w:t>
       </w:r>
     </w:p>
     <w:p>
@@ -1714,6 +1813,7 @@
         </w:rPr>
         <w:t>If no routers were found for a certain distance, the </w:t>
       </w:r>
+      <w:proofErr w:type="spellStart"/>
       <w:r>
         <w:rPr>
           <w:rFonts w:ascii="Consolas" w:eastAsia="Times New Roman" w:hAnsi="Consolas" w:cs="Courier New"/>
@@ -1734,7 +1834,57 @@
           <w:kern w:val="0"/>
           <w14:ligatures w14:val="none"/>
         </w:rPr>
-        <w:t>th sublist can be empty.</w:t>
+        <w:t>th</w:t>
+      </w:r>
+      <w:proofErr w:type="spellEnd"/>
+      <w:r>
+        <w:rPr>
+          <w:rFonts w:ascii="Segoe UI" w:eastAsia="Times New Roman" w:hAnsi="Segoe UI" w:cs="Segoe UI"/>
+          <w:color w:val="4A464E"/>
+          <w:kern w:val="0"/>
+          <w14:ligatures w14:val="none"/>
+        </w:rPr>
+        <w:t xml:space="preserve"> </w:t>
+      </w:r>
+      <w:proofErr w:type="spellStart"/>
+      <w:r>
+        <w:rPr>
+          <w:rFonts w:ascii="Segoe UI" w:eastAsia="Times New Roman" w:hAnsi="Segoe UI" w:cs="Segoe UI"/>
+          <w:color w:val="4A464E"/>
+          <w:kern w:val="0"/>
+          <w14:ligatures w14:val="none"/>
+        </w:rPr>
+        <w:t>sublist</w:t>
+      </w:r>
+      <w:proofErr w:type="spellEnd"/>
+      <w:r>
+        <w:rPr>
+          <w:rFonts w:ascii="Segoe UI" w:eastAsia="Times New Roman" w:hAnsi="Segoe UI" w:cs="Segoe UI"/>
+          <w:color w:val="4A464E"/>
+          <w:kern w:val="0"/>
+          <w14:ligatures w14:val="none"/>
+        </w:rPr>
+        <w:t xml:space="preserve"> </w:t>
+      </w:r>
+      <w:proofErr w:type="gramStart"/>
+      <w:r>
+        <w:rPr>
+          <w:rFonts w:ascii="Segoe UI" w:eastAsia="Times New Roman" w:hAnsi="Segoe UI" w:cs="Segoe UI"/>
+          <w:color w:val="4A464E"/>
+          <w:kern w:val="0"/>
+          <w14:ligatures w14:val="none"/>
+        </w:rPr>
+        <w:t>can</w:t>
+      </w:r>
+      <w:proofErr w:type="gramEnd"/>
+      <w:r>
+        <w:rPr>
+          <w:rFonts w:ascii="Segoe UI" w:eastAsia="Times New Roman" w:hAnsi="Segoe UI" w:cs="Segoe UI"/>
+          <w:color w:val="4A464E"/>
+          <w:kern w:val="0"/>
+          <w14:ligatures w14:val="none"/>
+        </w:rPr>
+        <w:t xml:space="preserve"> be empty.</w:t>
       </w:r>
     </w:p>
     <w:p>
@@ -1761,6 +1911,7 @@
         </w:rPr>
         <w:t>If </w:t>
       </w:r>
+      <w:proofErr w:type="spellStart"/>
       <w:r>
         <w:rPr>
           <w:rFonts w:ascii="Consolas" w:eastAsia="Times New Roman" w:hAnsi="Consolas" w:cs="Courier New"/>
@@ -1774,14 +1925,35 @@
         </w:rPr>
         <w:t>ip</w:t>
       </w:r>
-      <w:r>
-        <w:rPr>
-          <w:rFonts w:ascii="Segoe UI" w:eastAsia="Times New Roman" w:hAnsi="Segoe UI" w:cs="Segoe UI"/>
-          <w:color w:val="4A464E"/>
-          <w:kern w:val="0"/>
-          <w14:ligatures w14:val="none"/>
-        </w:rPr>
-        <w:t> is discovered, the final sublist should just be </w:t>
+      <w:proofErr w:type="spellEnd"/>
+      <w:r>
+        <w:rPr>
+          <w:rFonts w:ascii="Segoe UI" w:eastAsia="Times New Roman" w:hAnsi="Segoe UI" w:cs="Segoe UI"/>
+          <w:color w:val="4A464E"/>
+          <w:kern w:val="0"/>
+          <w14:ligatures w14:val="none"/>
+        </w:rPr>
+        <w:t xml:space="preserve"> is discovered, the final </w:t>
+      </w:r>
+      <w:proofErr w:type="spellStart"/>
+      <w:r>
+        <w:rPr>
+          <w:rFonts w:ascii="Segoe UI" w:eastAsia="Times New Roman" w:hAnsi="Segoe UI" w:cs="Segoe UI"/>
+          <w:color w:val="4A464E"/>
+          <w:kern w:val="0"/>
+          <w14:ligatures w14:val="none"/>
+        </w:rPr>
+        <w:t>sublist</w:t>
+      </w:r>
+      <w:proofErr w:type="spellEnd"/>
+      <w:r>
+        <w:rPr>
+          <w:rFonts w:ascii="Segoe UI" w:eastAsia="Times New Roman" w:hAnsi="Segoe UI" w:cs="Segoe UI"/>
+          <w:color w:val="4A464E"/>
+          <w:kern w:val="0"/>
+          <w14:ligatures w14:val="none"/>
+        </w:rPr>
+        <w:t xml:space="preserve"> should just be </w:t>
       </w:r>
       <w:r>
         <w:rPr>
@@ -1794,7 +1966,35 @@
           <w:shd w:val="clear" w:color="auto" w:fill="F5F6FA"/>
           <w14:ligatures w14:val="none"/>
         </w:rPr>
-        <w:t>[ip]</w:t>
+        <w:t>[</w:t>
+      </w:r>
+      <w:proofErr w:type="spellStart"/>
+      <w:r>
+        <w:rPr>
+          <w:rFonts w:ascii="Consolas" w:eastAsia="Times New Roman" w:hAnsi="Consolas" w:cs="Courier New"/>
+          <w:color w:val="4A464E"/>
+          <w:kern w:val="0"/>
+          <w:sz w:val="18"/>
+          <w:szCs w:val="18"/>
+          <w:bdr w:val="single" w:sz="6" w:space="2" w:color="EEEBEE" w:frame="1"/>
+          <w:shd w:val="clear" w:color="auto" w:fill="F5F6FA"/>
+          <w14:ligatures w14:val="none"/>
+        </w:rPr>
+        <w:t>ip</w:t>
+      </w:r>
+      <w:proofErr w:type="spellEnd"/>
+      <w:r>
+        <w:rPr>
+          <w:rFonts w:ascii="Consolas" w:eastAsia="Times New Roman" w:hAnsi="Consolas" w:cs="Courier New"/>
+          <w:color w:val="4A464E"/>
+          <w:kern w:val="0"/>
+          <w:sz w:val="18"/>
+          <w:szCs w:val="18"/>
+          <w:bdr w:val="single" w:sz="6" w:space="2" w:color="EEEBEE" w:frame="1"/>
+          <w:shd w:val="clear" w:color="auto" w:fill="F5F6FA"/>
+          <w14:ligatures w14:val="none"/>
+        </w:rPr>
+        <w:t>]</w:t>
       </w:r>
       <w:r>
         <w:rPr>
@@ -1824,8 +2024,10 @@
           <w:kern w:val="0"/>
           <w14:ligatures w14:val="none"/>
         </w:rPr>
+        <w:lastRenderedPageBreak/>
         <w:t>Traceroute should also call </w:t>
       </w:r>
+      <w:proofErr w:type="spellStart"/>
       <w:r>
         <w:rPr>
           <w:rFonts w:ascii="Consolas" w:eastAsia="Times New Roman" w:hAnsi="Consolas" w:cs="Courier New"/>
@@ -1839,14 +2041,35 @@
         </w:rPr>
         <w:t>util.print_result</w:t>
       </w:r>
-      <w:r>
-        <w:rPr>
-          <w:rFonts w:ascii="Segoe UI" w:eastAsia="Times New Roman" w:hAnsi="Segoe UI" w:cs="Segoe UI"/>
-          <w:color w:val="4A464E"/>
-          <w:kern w:val="0"/>
-          <w14:ligatures w14:val="none"/>
-        </w:rPr>
-        <w:t> (more details below) on each sublist to display the routers at each distance. We won’t grade the printed output, but it’s useful for debugging (also, it looks cool).</w:t>
+      <w:proofErr w:type="spellEnd"/>
+      <w:r>
+        <w:rPr>
+          <w:rFonts w:ascii="Segoe UI" w:eastAsia="Times New Roman" w:hAnsi="Segoe UI" w:cs="Segoe UI"/>
+          <w:color w:val="4A464E"/>
+          <w:kern w:val="0"/>
+          <w14:ligatures w14:val="none"/>
+        </w:rPr>
+        <w:t xml:space="preserve"> (more details below) on each </w:t>
+      </w:r>
+      <w:proofErr w:type="spellStart"/>
+      <w:r>
+        <w:rPr>
+          <w:rFonts w:ascii="Segoe UI" w:eastAsia="Times New Roman" w:hAnsi="Segoe UI" w:cs="Segoe UI"/>
+          <w:color w:val="4A464E"/>
+          <w:kern w:val="0"/>
+          <w14:ligatures w14:val="none"/>
+        </w:rPr>
+        <w:t>sublist</w:t>
+      </w:r>
+      <w:proofErr w:type="spellEnd"/>
+      <w:r>
+        <w:rPr>
+          <w:rFonts w:ascii="Segoe UI" w:eastAsia="Times New Roman" w:hAnsi="Segoe UI" w:cs="Segoe UI"/>
+          <w:color w:val="4A464E"/>
+          <w:kern w:val="0"/>
+          <w14:ligatures w14:val="none"/>
+        </w:rPr>
+        <w:t xml:space="preserve"> to display the routers at each distance. We won’t grade the printed output, but it’s useful for debugging (also, it looks cool).</w:t>
       </w:r>
     </w:p>
     <w:p>
@@ -1939,10 +2162,10 @@
                     <pic:cNvPicPr/>
                   </pic:nvPicPr>
                   <pic:blipFill>
-                    <a:blip r:embed="rId6">
+                    <a:blip r:embed="rId7">
                       <a:extLst>
                         <a:ext uri="{96DAC541-7B7A-43D3-8B79-37D633B846F1}">
-                          <asvg:svgBlip xmlns:asvg="http://schemas.microsoft.com/office/drawing/2016/SVG/main" r:embed="rId7"/>
+                          <asvg:svgBlip xmlns:asvg="http://schemas.microsoft.com/office/drawing/2016/SVG/main" r:embed="rId8"/>
                         </a:ext>
                       </a:extLst>
                     </a:blip>
@@ -2008,6 +2231,7 @@
         </w:rPr>
         <w:t> with </w:t>
       </w:r>
+      <w:proofErr w:type="spellStart"/>
       <w:r>
         <w:rPr>
           <w:rFonts w:ascii="Consolas" w:eastAsia="Times New Roman" w:hAnsi="Consolas" w:cs="Courier New"/>
@@ -2019,7 +2243,21 @@
           <w:shd w:val="clear" w:color="auto" w:fill="F5F6FA"/>
           <w14:ligatures w14:val="none"/>
         </w:rPr>
-        <w:t>ip=7.7.7.7</w:t>
+        <w:t>ip</w:t>
+      </w:r>
+      <w:proofErr w:type="spellEnd"/>
+      <w:r>
+        <w:rPr>
+          <w:rFonts w:ascii="Consolas" w:eastAsia="Times New Roman" w:hAnsi="Consolas" w:cs="Courier New"/>
+          <w:color w:val="4A464E"/>
+          <w:kern w:val="0"/>
+          <w:sz w:val="18"/>
+          <w:szCs w:val="18"/>
+          <w:bdr w:val="single" w:sz="6" w:space="2" w:color="EEEBEE" w:frame="1"/>
+          <w:shd w:val="clear" w:color="auto" w:fill="F5F6FA"/>
+          <w14:ligatures w14:val="none"/>
+        </w:rPr>
+        <w:t>=7.7.7.7</w:t>
       </w:r>
       <w:r>
         <w:rPr>
@@ -2063,6 +2301,7 @@
           <w14:ligatures w14:val="none"/>
         </w:rPr>
       </w:pPr>
+      <w:proofErr w:type="gramStart"/>
       <w:r>
         <w:rPr>
           <w:rFonts w:ascii="Consolas" w:eastAsia="Times New Roman" w:hAnsi="Consolas" w:cs="Courier New"/>
@@ -2087,6 +2326,7 @@
         </w:rPr>
         <w:t>"</w:t>
       </w:r>
+      <w:proofErr w:type="gramEnd"/>
       <w:r>
         <w:rPr>
           <w:rFonts w:ascii="Consolas" w:eastAsia="Times New Roman" w:hAnsi="Consolas" w:cs="Courier New"/>
@@ -3104,6 +3344,7 @@
           <w14:ligatures w14:val="none"/>
         </w:rPr>
       </w:pPr>
+      <w:proofErr w:type="spellStart"/>
       <w:r>
         <w:rPr>
           <w:rFonts w:ascii="Consolas" w:eastAsia="Times New Roman" w:hAnsi="Consolas" w:cs="Courier New"/>
@@ -3115,9 +3356,9 @@
           <w:shd w:val="clear" w:color="auto" w:fill="F5F6FA"/>
           <w14:ligatures w14:val="none"/>
         </w:rPr>
-        <w:lastRenderedPageBreak/>
         <w:t>sendsock</w:t>
       </w:r>
+      <w:proofErr w:type="spellEnd"/>
       <w:r>
         <w:rPr>
           <w:rFonts w:ascii="Segoe UI" w:eastAsia="Times New Roman" w:hAnsi="Segoe UI" w:cs="Segoe UI"/>
@@ -3143,6 +3384,7 @@
           <w14:ligatures w14:val="none"/>
         </w:rPr>
       </w:pPr>
+      <w:proofErr w:type="spellStart"/>
       <w:r>
         <w:rPr>
           <w:rFonts w:ascii="Consolas" w:eastAsia="Times New Roman" w:hAnsi="Consolas" w:cs="Courier New"/>
@@ -3154,7 +3396,49 @@
           <w:shd w:val="clear" w:color="auto" w:fill="F5F6FA"/>
           <w14:ligatures w14:val="none"/>
         </w:rPr>
-        <w:t>sendsock.set_ttl(ttl)</w:t>
+        <w:t>sendsock.set_ttl</w:t>
+      </w:r>
+      <w:proofErr w:type="spellEnd"/>
+      <w:r>
+        <w:rPr>
+          <w:rFonts w:ascii="Consolas" w:eastAsia="Times New Roman" w:hAnsi="Consolas" w:cs="Courier New"/>
+          <w:color w:val="4A464E"/>
+          <w:kern w:val="0"/>
+          <w:sz w:val="18"/>
+          <w:szCs w:val="18"/>
+          <w:bdr w:val="single" w:sz="6" w:space="2" w:color="EEEBEE" w:frame="1"/>
+          <w:shd w:val="clear" w:color="auto" w:fill="F5F6FA"/>
+          <w14:ligatures w14:val="none"/>
+        </w:rPr>
+        <w:t>(</w:t>
+      </w:r>
+      <w:proofErr w:type="spellStart"/>
+      <w:r>
+        <w:rPr>
+          <w:rFonts w:ascii="Consolas" w:eastAsia="Times New Roman" w:hAnsi="Consolas" w:cs="Courier New"/>
+          <w:color w:val="4A464E"/>
+          <w:kern w:val="0"/>
+          <w:sz w:val="18"/>
+          <w:szCs w:val="18"/>
+          <w:bdr w:val="single" w:sz="6" w:space="2" w:color="EEEBEE" w:frame="1"/>
+          <w:shd w:val="clear" w:color="auto" w:fill="F5F6FA"/>
+          <w14:ligatures w14:val="none"/>
+        </w:rPr>
+        <w:t>ttl</w:t>
+      </w:r>
+      <w:proofErr w:type="spellEnd"/>
+      <w:r>
+        <w:rPr>
+          <w:rFonts w:ascii="Consolas" w:eastAsia="Times New Roman" w:hAnsi="Consolas" w:cs="Courier New"/>
+          <w:color w:val="4A464E"/>
+          <w:kern w:val="0"/>
+          <w:sz w:val="18"/>
+          <w:szCs w:val="18"/>
+          <w:bdr w:val="single" w:sz="6" w:space="2" w:color="EEEBEE" w:frame="1"/>
+          <w:shd w:val="clear" w:color="auto" w:fill="F5F6FA"/>
+          <w14:ligatures w14:val="none"/>
+        </w:rPr>
+        <w:t>)</w:t>
       </w:r>
       <w:r>
         <w:rPr>
@@ -3181,6 +3465,7 @@
           <w14:ligatures w14:val="none"/>
         </w:rPr>
       </w:pPr>
+      <w:proofErr w:type="spellStart"/>
       <w:r>
         <w:rPr>
           <w:rFonts w:ascii="Consolas" w:eastAsia="Times New Roman" w:hAnsi="Consolas" w:cs="Courier New"/>
@@ -3194,6 +3479,7 @@
         </w:rPr>
         <w:t>ttl</w:t>
       </w:r>
+      <w:proofErr w:type="spellEnd"/>
       <w:r>
         <w:rPr>
           <w:rFonts w:ascii="Segoe UI" w:eastAsia="Times New Roman" w:hAnsi="Segoe UI" w:cs="Segoe UI"/>
@@ -3219,6 +3505,8 @@
           <w14:ligatures w14:val="none"/>
         </w:rPr>
       </w:pPr>
+      <w:proofErr w:type="spellStart"/>
+      <w:proofErr w:type="gramStart"/>
       <w:r>
         <w:rPr>
           <w:rFonts w:ascii="Consolas" w:eastAsia="Times New Roman" w:hAnsi="Consolas" w:cs="Courier New"/>
@@ -3230,7 +3518,80 @@
           <w:shd w:val="clear" w:color="auto" w:fill="F5F6FA"/>
           <w14:ligatures w14:val="none"/>
         </w:rPr>
-        <w:t>sendsock.sendto(msg.encode(), (ip, port))</w:t>
+        <w:t>sendsock.sendto</w:t>
+      </w:r>
+      <w:proofErr w:type="spellEnd"/>
+      <w:proofErr w:type="gramEnd"/>
+      <w:r>
+        <w:rPr>
+          <w:rFonts w:ascii="Consolas" w:eastAsia="Times New Roman" w:hAnsi="Consolas" w:cs="Courier New"/>
+          <w:color w:val="4A464E"/>
+          <w:kern w:val="0"/>
+          <w:sz w:val="18"/>
+          <w:szCs w:val="18"/>
+          <w:bdr w:val="single" w:sz="6" w:space="2" w:color="EEEBEE" w:frame="1"/>
+          <w:shd w:val="clear" w:color="auto" w:fill="F5F6FA"/>
+          <w14:ligatures w14:val="none"/>
+        </w:rPr>
+        <w:t>(</w:t>
+      </w:r>
+      <w:proofErr w:type="spellStart"/>
+      <w:proofErr w:type="gramStart"/>
+      <w:r>
+        <w:rPr>
+          <w:rFonts w:ascii="Consolas" w:eastAsia="Times New Roman" w:hAnsi="Consolas" w:cs="Courier New"/>
+          <w:color w:val="4A464E"/>
+          <w:kern w:val="0"/>
+          <w:sz w:val="18"/>
+          <w:szCs w:val="18"/>
+          <w:bdr w:val="single" w:sz="6" w:space="2" w:color="EEEBEE" w:frame="1"/>
+          <w:shd w:val="clear" w:color="auto" w:fill="F5F6FA"/>
+          <w14:ligatures w14:val="none"/>
+        </w:rPr>
+        <w:t>msg.encode</w:t>
+      </w:r>
+      <w:proofErr w:type="spellEnd"/>
+      <w:proofErr w:type="gramEnd"/>
+      <w:r>
+        <w:rPr>
+          <w:rFonts w:ascii="Consolas" w:eastAsia="Times New Roman" w:hAnsi="Consolas" w:cs="Courier New"/>
+          <w:color w:val="4A464E"/>
+          <w:kern w:val="0"/>
+          <w:sz w:val="18"/>
+          <w:szCs w:val="18"/>
+          <w:bdr w:val="single" w:sz="6" w:space="2" w:color="EEEBEE" w:frame="1"/>
+          <w:shd w:val="clear" w:color="auto" w:fill="F5F6FA"/>
+          <w14:ligatures w14:val="none"/>
+        </w:rPr>
+        <w:t>(), (</w:t>
+      </w:r>
+      <w:proofErr w:type="spellStart"/>
+      <w:r>
+        <w:rPr>
+          <w:rFonts w:ascii="Consolas" w:eastAsia="Times New Roman" w:hAnsi="Consolas" w:cs="Courier New"/>
+          <w:color w:val="4A464E"/>
+          <w:kern w:val="0"/>
+          <w:sz w:val="18"/>
+          <w:szCs w:val="18"/>
+          <w:bdr w:val="single" w:sz="6" w:space="2" w:color="EEEBEE" w:frame="1"/>
+          <w:shd w:val="clear" w:color="auto" w:fill="F5F6FA"/>
+          <w14:ligatures w14:val="none"/>
+        </w:rPr>
+        <w:t>ip</w:t>
+      </w:r>
+      <w:proofErr w:type="spellEnd"/>
+      <w:r>
+        <w:rPr>
+          <w:rFonts w:ascii="Consolas" w:eastAsia="Times New Roman" w:hAnsi="Consolas" w:cs="Courier New"/>
+          <w:color w:val="4A464E"/>
+          <w:kern w:val="0"/>
+          <w:sz w:val="18"/>
+          <w:szCs w:val="18"/>
+          <w:bdr w:val="single" w:sz="6" w:space="2" w:color="EEEBEE" w:frame="1"/>
+          <w:shd w:val="clear" w:color="auto" w:fill="F5F6FA"/>
+          <w14:ligatures w14:val="none"/>
+        </w:rPr>
+        <w:t>, port))</w:t>
       </w:r>
       <w:r>
         <w:rPr>
@@ -3317,6 +3678,7 @@
           <w14:ligatures w14:val="none"/>
         </w:rPr>
       </w:pPr>
+      <w:proofErr w:type="spellStart"/>
       <w:r>
         <w:rPr>
           <w:rFonts w:ascii="Consolas" w:eastAsia="Times New Roman" w:hAnsi="Consolas" w:cs="Courier New"/>
@@ -3330,6 +3692,7 @@
         </w:rPr>
         <w:t>ip</w:t>
       </w:r>
+      <w:proofErr w:type="spellEnd"/>
       <w:r>
         <w:rPr>
           <w:rFonts w:ascii="Segoe UI" w:eastAsia="Times New Roman" w:hAnsi="Segoe UI" w:cs="Segoe UI"/>
@@ -3396,6 +3759,7 @@
           <w:kern w:val="0"/>
           <w14:ligatures w14:val="none"/>
         </w:rPr>
+        <w:lastRenderedPageBreak/>
         <w:t>Example usage:</w:t>
       </w:r>
     </w:p>
@@ -3480,6 +3844,7 @@
           <w14:ligatures w14:val="none"/>
         </w:rPr>
       </w:pPr>
+      <w:proofErr w:type="spellStart"/>
       <w:r>
         <w:rPr>
           <w:rFonts w:ascii="Consolas" w:eastAsia="Times New Roman" w:hAnsi="Consolas" w:cs="Courier New"/>
@@ -3502,8 +3867,22 @@
           <w:bdr w:val="none" w:sz="0" w:space="0" w:color="auto" w:frame="1"/>
           <w14:ligatures w14:val="none"/>
         </w:rPr>
-        <w:t>set_ttl</w:t>
-      </w:r>
+        <w:t>set_</w:t>
+      </w:r>
+      <w:proofErr w:type="gramStart"/>
+      <w:r>
+        <w:rPr>
+          <w:rFonts w:ascii="Consolas" w:eastAsia="Times New Roman" w:hAnsi="Consolas" w:cs="Courier New"/>
+          <w:color w:val="0000FF"/>
+          <w:kern w:val="0"/>
+          <w:sz w:val="18"/>
+          <w:szCs w:val="18"/>
+          <w:bdr w:val="none" w:sz="0" w:space="0" w:color="auto" w:frame="1"/>
+          <w14:ligatures w14:val="none"/>
+        </w:rPr>
+        <w:t>ttl</w:t>
+      </w:r>
+      <w:proofErr w:type="spellEnd"/>
       <w:r>
         <w:rPr>
           <w:rFonts w:ascii="Consolas" w:eastAsia="Times New Roman" w:hAnsi="Consolas" w:cs="Courier New"/>
@@ -3516,6 +3895,7 @@
         </w:rPr>
         <w:t>(</w:t>
       </w:r>
+      <w:proofErr w:type="gramEnd"/>
       <w:r>
         <w:rPr>
           <w:rFonts w:ascii="Consolas" w:eastAsia="Times New Roman" w:hAnsi="Consolas" w:cs="Courier New"/>
@@ -3573,6 +3953,8 @@
           <w14:ligatures w14:val="none"/>
         </w:rPr>
       </w:pPr>
+      <w:proofErr w:type="spellStart"/>
+      <w:proofErr w:type="gramStart"/>
       <w:r>
         <w:rPr>
           <w:rFonts w:ascii="Consolas" w:eastAsia="Times New Roman" w:hAnsi="Consolas" w:cs="Courier New"/>
@@ -3597,6 +3979,8 @@
         </w:rPr>
         <w:t>sendto</w:t>
       </w:r>
+      <w:proofErr w:type="spellEnd"/>
+      <w:proofErr w:type="gramEnd"/>
       <w:r>
         <w:rPr>
           <w:rFonts w:ascii="Consolas" w:eastAsia="Times New Roman" w:hAnsi="Consolas" w:cs="Courier New"/>
@@ -3621,6 +4005,7 @@
         </w:rPr>
         <w:t>"</w:t>
       </w:r>
+      <w:proofErr w:type="spellStart"/>
       <w:r>
         <w:rPr>
           <w:rFonts w:ascii="Consolas" w:eastAsia="Times New Roman" w:hAnsi="Consolas" w:cs="Courier New"/>
@@ -3633,6 +4018,7 @@
         </w:rPr>
         <w:t>Hello</w:t>
       </w:r>
+      <w:proofErr w:type="gramStart"/>
       <w:r>
         <w:rPr>
           <w:rFonts w:ascii="Consolas" w:eastAsia="Times New Roman" w:hAnsi="Consolas" w:cs="Courier New"/>
@@ -3669,6 +4055,8 @@
         </w:rPr>
         <w:t>encode</w:t>
       </w:r>
+      <w:proofErr w:type="spellEnd"/>
+      <w:proofErr w:type="gramEnd"/>
       <w:r>
         <w:rPr>
           <w:rFonts w:ascii="Consolas" w:eastAsia="Times New Roman" w:hAnsi="Consolas" w:cs="Courier New"/>
@@ -3904,6 +4292,7 @@
           <w14:ligatures w14:val="none"/>
         </w:rPr>
       </w:pPr>
+      <w:proofErr w:type="spellStart"/>
       <w:r>
         <w:rPr>
           <w:rFonts w:ascii="Consolas" w:eastAsia="Times New Roman" w:hAnsi="Consolas" w:cs="Courier New"/>
@@ -3926,8 +4315,22 @@
           <w:bdr w:val="none" w:sz="0" w:space="0" w:color="auto" w:frame="1"/>
           <w14:ligatures w14:val="none"/>
         </w:rPr>
-        <w:t>set_ttl</w:t>
-      </w:r>
+        <w:t>set_</w:t>
+      </w:r>
+      <w:proofErr w:type="gramStart"/>
+      <w:r>
+        <w:rPr>
+          <w:rFonts w:ascii="Consolas" w:eastAsia="Times New Roman" w:hAnsi="Consolas" w:cs="Courier New"/>
+          <w:color w:val="0000FF"/>
+          <w:kern w:val="0"/>
+          <w:sz w:val="18"/>
+          <w:szCs w:val="18"/>
+          <w:bdr w:val="none" w:sz="0" w:space="0" w:color="auto" w:frame="1"/>
+          <w14:ligatures w14:val="none"/>
+        </w:rPr>
+        <w:t>ttl</w:t>
+      </w:r>
+      <w:proofErr w:type="spellEnd"/>
       <w:r>
         <w:rPr>
           <w:rFonts w:ascii="Consolas" w:eastAsia="Times New Roman" w:hAnsi="Consolas" w:cs="Courier New"/>
@@ -3940,6 +4343,7 @@
         </w:rPr>
         <w:t>(</w:t>
       </w:r>
+      <w:proofErr w:type="gramEnd"/>
       <w:r>
         <w:rPr>
           <w:rFonts w:ascii="Consolas" w:eastAsia="Times New Roman" w:hAnsi="Consolas" w:cs="Courier New"/>
@@ -3997,6 +4401,8 @@
           <w14:ligatures w14:val="none"/>
         </w:rPr>
       </w:pPr>
+      <w:proofErr w:type="spellStart"/>
+      <w:proofErr w:type="gramStart"/>
       <w:r>
         <w:rPr>
           <w:rFonts w:ascii="Consolas" w:eastAsia="Times New Roman" w:hAnsi="Consolas" w:cs="Courier New"/>
@@ -4021,6 +4427,8 @@
         </w:rPr>
         <w:t>sendto</w:t>
       </w:r>
+      <w:proofErr w:type="spellEnd"/>
+      <w:proofErr w:type="gramEnd"/>
       <w:r>
         <w:rPr>
           <w:rFonts w:ascii="Consolas" w:eastAsia="Times New Roman" w:hAnsi="Consolas" w:cs="Courier New"/>
@@ -4045,6 +4453,7 @@
         </w:rPr>
         <w:t>"</w:t>
       </w:r>
+      <w:proofErr w:type="spellStart"/>
       <w:r>
         <w:rPr>
           <w:rFonts w:ascii="Consolas" w:eastAsia="Times New Roman" w:hAnsi="Consolas" w:cs="Courier New"/>
@@ -4057,6 +4466,7 @@
         </w:rPr>
         <w:t>Potato</w:t>
       </w:r>
+      <w:proofErr w:type="gramStart"/>
       <w:r>
         <w:rPr>
           <w:rFonts w:ascii="Consolas" w:eastAsia="Times New Roman" w:hAnsi="Consolas" w:cs="Courier New"/>
@@ -4093,6 +4503,8 @@
         </w:rPr>
         <w:t>encode</w:t>
       </w:r>
+      <w:proofErr w:type="spellEnd"/>
+      <w:proofErr w:type="gramEnd"/>
       <w:r>
         <w:rPr>
           <w:rFonts w:ascii="Consolas" w:eastAsia="Times New Roman" w:hAnsi="Consolas" w:cs="Courier New"/>
@@ -4251,6 +4663,7 @@
           <w14:ligatures w14:val="none"/>
         </w:rPr>
       </w:pPr>
+      <w:proofErr w:type="spellStart"/>
       <w:r>
         <w:rPr>
           <w:rFonts w:ascii="Consolas" w:eastAsia="Times New Roman" w:hAnsi="Consolas" w:cs="Courier New"/>
@@ -4264,6 +4677,7 @@
         </w:rPr>
         <w:t>recvsock</w:t>
       </w:r>
+      <w:proofErr w:type="spellEnd"/>
       <w:r>
         <w:rPr>
           <w:rFonts w:ascii="Segoe UI" w:eastAsia="Times New Roman" w:hAnsi="Segoe UI" w:cs="Segoe UI"/>
@@ -4289,6 +4703,8 @@
           <w14:ligatures w14:val="none"/>
         </w:rPr>
       </w:pPr>
+      <w:proofErr w:type="spellStart"/>
+      <w:proofErr w:type="gramStart"/>
       <w:r>
         <w:rPr>
           <w:rFonts w:ascii="Consolas" w:eastAsia="Times New Roman" w:hAnsi="Consolas" w:cs="Courier New"/>
@@ -4300,7 +4716,63 @@
           <w:shd w:val="clear" w:color="auto" w:fill="F5F6FA"/>
           <w14:ligatures w14:val="none"/>
         </w:rPr>
-        <w:t>recvsock.recv_select()</w:t>
+        <w:t>recvsock.recv</w:t>
+      </w:r>
+      <w:proofErr w:type="gramEnd"/>
+      <w:r>
+        <w:rPr>
+          <w:rFonts w:ascii="Consolas" w:eastAsia="Times New Roman" w:hAnsi="Consolas" w:cs="Courier New"/>
+          <w:color w:val="4A464E"/>
+          <w:kern w:val="0"/>
+          <w:sz w:val="18"/>
+          <w:szCs w:val="18"/>
+          <w:bdr w:val="single" w:sz="6" w:space="2" w:color="EEEBEE" w:frame="1"/>
+          <w:shd w:val="clear" w:color="auto" w:fill="F5F6FA"/>
+          <w14:ligatures w14:val="none"/>
+        </w:rPr>
+        <w:t>_</w:t>
+      </w:r>
+      <w:proofErr w:type="gramStart"/>
+      <w:r>
+        <w:rPr>
+          <w:rFonts w:ascii="Consolas" w:eastAsia="Times New Roman" w:hAnsi="Consolas" w:cs="Courier New"/>
+          <w:color w:val="4A464E"/>
+          <w:kern w:val="0"/>
+          <w:sz w:val="18"/>
+          <w:szCs w:val="18"/>
+          <w:bdr w:val="single" w:sz="6" w:space="2" w:color="EEEBEE" w:frame="1"/>
+          <w:shd w:val="clear" w:color="auto" w:fill="F5F6FA"/>
+          <w14:ligatures w14:val="none"/>
+        </w:rPr>
+        <w:t>select</w:t>
+      </w:r>
+      <w:proofErr w:type="spellEnd"/>
+      <w:r>
+        <w:rPr>
+          <w:rFonts w:ascii="Consolas" w:eastAsia="Times New Roman" w:hAnsi="Consolas" w:cs="Courier New"/>
+          <w:color w:val="4A464E"/>
+          <w:kern w:val="0"/>
+          <w:sz w:val="18"/>
+          <w:szCs w:val="18"/>
+          <w:bdr w:val="single" w:sz="6" w:space="2" w:color="EEEBEE" w:frame="1"/>
+          <w:shd w:val="clear" w:color="auto" w:fill="F5F6FA"/>
+          <w14:ligatures w14:val="none"/>
+        </w:rPr>
+        <w:t>(</w:t>
+      </w:r>
+      <w:proofErr w:type="gramEnd"/>
+      <w:r>
+        <w:rPr>
+          <w:rFonts w:ascii="Consolas" w:eastAsia="Times New Roman" w:hAnsi="Consolas" w:cs="Courier New"/>
+          <w:color w:val="4A464E"/>
+          <w:kern w:val="0"/>
+          <w:sz w:val="18"/>
+          <w:szCs w:val="18"/>
+          <w:bdr w:val="single" w:sz="6" w:space="2" w:color="EEEBEE" w:frame="1"/>
+          <w:shd w:val="clear" w:color="auto" w:fill="F5F6FA"/>
+          <w14:ligatures w14:val="none"/>
+        </w:rPr>
+        <w:t>)</w:t>
       </w:r>
       <w:r>
         <w:rPr>
@@ -4402,6 +4874,7 @@
           <w14:ligatures w14:val="none"/>
         </w:rPr>
       </w:pPr>
+      <w:proofErr w:type="spellStart"/>
       <w:r>
         <w:rPr>
           <w:rFonts w:ascii="Consolas" w:eastAsia="Times New Roman" w:hAnsi="Consolas" w:cs="Courier New"/>
@@ -4413,7 +4886,51 @@
           <w:shd w:val="clear" w:color="auto" w:fill="F5F6FA"/>
           <w14:ligatures w14:val="none"/>
         </w:rPr>
-        <w:t>buf, address = recvsock.recvfrom()</w:t>
+        <w:t>buf</w:t>
+      </w:r>
+      <w:proofErr w:type="spellEnd"/>
+      <w:r>
+        <w:rPr>
+          <w:rFonts w:ascii="Consolas" w:eastAsia="Times New Roman" w:hAnsi="Consolas" w:cs="Courier New"/>
+          <w:color w:val="4A464E"/>
+          <w:kern w:val="0"/>
+          <w:sz w:val="18"/>
+          <w:szCs w:val="18"/>
+          <w:bdr w:val="single" w:sz="6" w:space="2" w:color="EEEBEE" w:frame="1"/>
+          <w:shd w:val="clear" w:color="auto" w:fill="F5F6FA"/>
+          <w14:ligatures w14:val="none"/>
+        </w:rPr>
+        <w:t xml:space="preserve">, address = </w:t>
+      </w:r>
+      <w:proofErr w:type="spellStart"/>
+      <w:proofErr w:type="gramStart"/>
+      <w:r>
+        <w:rPr>
+          <w:rFonts w:ascii="Consolas" w:eastAsia="Times New Roman" w:hAnsi="Consolas" w:cs="Courier New"/>
+          <w:color w:val="4A464E"/>
+          <w:kern w:val="0"/>
+          <w:sz w:val="18"/>
+          <w:szCs w:val="18"/>
+          <w:bdr w:val="single" w:sz="6" w:space="2" w:color="EEEBEE" w:frame="1"/>
+          <w:shd w:val="clear" w:color="auto" w:fill="F5F6FA"/>
+          <w14:ligatures w14:val="none"/>
+        </w:rPr>
+        <w:t>recvsock.recvfrom</w:t>
+      </w:r>
+      <w:proofErr w:type="spellEnd"/>
+      <w:proofErr w:type="gramEnd"/>
+      <w:r>
+        <w:rPr>
+          <w:rFonts w:ascii="Consolas" w:eastAsia="Times New Roman" w:hAnsi="Consolas" w:cs="Courier New"/>
+          <w:color w:val="4A464E"/>
+          <w:kern w:val="0"/>
+          <w:sz w:val="18"/>
+          <w:szCs w:val="18"/>
+          <w:bdr w:val="single" w:sz="6" w:space="2" w:color="EEEBEE" w:frame="1"/>
+          <w:shd w:val="clear" w:color="auto" w:fill="F5F6FA"/>
+          <w14:ligatures w14:val="none"/>
+        </w:rPr>
+        <w:t>()</w:t>
       </w:r>
       <w:r>
         <w:rPr>
@@ -4449,6 +4966,7 @@
         </w:rPr>
         <w:t>It returns </w:t>
       </w:r>
+      <w:proofErr w:type="spellStart"/>
       <w:r>
         <w:rPr>
           <w:rFonts w:ascii="Consolas" w:eastAsia="Times New Roman" w:hAnsi="Consolas" w:cs="Courier New"/>
@@ -4462,14 +4980,25 @@
         </w:rPr>
         <w:t>buf</w:t>
       </w:r>
-      <w:r>
-        <w:rPr>
-          <w:rFonts w:ascii="Segoe UI" w:eastAsia="Times New Roman" w:hAnsi="Segoe UI" w:cs="Segoe UI"/>
-          <w:color w:val="4A464E"/>
-          <w:kern w:val="0"/>
-          <w14:ligatures w14:val="none"/>
-        </w:rPr>
-        <w:t>, the raw bytes of the packet (e.g. IPv4 header, followed by a UDP or ICMP header, followed by payload). To print out the bytes, you can call </w:t>
+      <w:proofErr w:type="spellEnd"/>
+      <w:r>
+        <w:rPr>
+          <w:rFonts w:ascii="Segoe UI" w:eastAsia="Times New Roman" w:hAnsi="Segoe UI" w:cs="Segoe UI"/>
+          <w:color w:val="4A464E"/>
+          <w:kern w:val="0"/>
+          <w14:ligatures w14:val="none"/>
+        </w:rPr>
+        <w:t xml:space="preserve">, the raw bytes of the packet (e.g. IPv4 header, followed by a UDP or ICMP header, followed by payload). To print out the bytes, you can </w:t>
+      </w:r>
+      <w:proofErr w:type="gramStart"/>
+      <w:r>
+        <w:rPr>
+          <w:rFonts w:ascii="Segoe UI" w:eastAsia="Times New Roman" w:hAnsi="Segoe UI" w:cs="Segoe UI"/>
+          <w:color w:val="4A464E"/>
+          <w:kern w:val="0"/>
+          <w14:ligatures w14:val="none"/>
+        </w:rPr>
+        <w:t>call </w:t>
       </w:r>
       <w:r>
         <w:rPr>
@@ -4482,7 +5011,21 @@
           <w:shd w:val="clear" w:color="auto" w:fill="F5F6FA"/>
           <w14:ligatures w14:val="none"/>
         </w:rPr>
-        <w:t>.hex()</w:t>
+        <w:t>.hex</w:t>
+      </w:r>
+      <w:proofErr w:type="gramEnd"/>
+      <w:r>
+        <w:rPr>
+          <w:rFonts w:ascii="Consolas" w:eastAsia="Times New Roman" w:hAnsi="Consolas" w:cs="Courier New"/>
+          <w:color w:val="4A464E"/>
+          <w:kern w:val="0"/>
+          <w:sz w:val="18"/>
+          <w:szCs w:val="18"/>
+          <w:bdr w:val="single" w:sz="6" w:space="2" w:color="EEEBEE" w:frame="1"/>
+          <w:shd w:val="clear" w:color="auto" w:fill="F5F6FA"/>
+          <w14:ligatures w14:val="none"/>
+        </w:rPr>
+        <w:t>()</w:t>
       </w:r>
       <w:r>
         <w:rPr>
@@ -4565,6 +5108,8 @@
         </w:rPr>
         <w:t>If there is no packet to be received, the function throws an exception. Therefore, you should always call </w:t>
       </w:r>
+      <w:proofErr w:type="spellStart"/>
+      <w:proofErr w:type="gramStart"/>
       <w:r>
         <w:rPr>
           <w:rFonts w:ascii="Consolas" w:eastAsia="Times New Roman" w:hAnsi="Consolas" w:cs="Courier New"/>
@@ -4576,17 +5121,9 @@
           <w:shd w:val="clear" w:color="auto" w:fill="F5F6FA"/>
           <w14:ligatures w14:val="none"/>
         </w:rPr>
-        <w:t>recvsock.recv_select()</w:t>
-      </w:r>
-      <w:r>
-        <w:rPr>
-          <w:rFonts w:ascii="Segoe UI" w:eastAsia="Times New Roman" w:hAnsi="Segoe UI" w:cs="Segoe UI"/>
-          <w:color w:val="4A464E"/>
-          <w:kern w:val="0"/>
-          <w14:ligatures w14:val="none"/>
-        </w:rPr>
-        <w:t> before calling </w:t>
-      </w:r>
+        <w:t>recvsock.recv</w:t>
+      </w:r>
+      <w:proofErr w:type="gramEnd"/>
       <w:r>
         <w:rPr>
           <w:rFonts w:ascii="Consolas" w:eastAsia="Times New Roman" w:hAnsi="Consolas" w:cs="Courier New"/>
@@ -4598,7 +5135,88 @@
           <w:shd w:val="clear" w:color="auto" w:fill="F5F6FA"/>
           <w14:ligatures w14:val="none"/>
         </w:rPr>
-        <w:t>recvsock.recvfrom()</w:t>
+        <w:t>_</w:t>
+      </w:r>
+      <w:proofErr w:type="gramStart"/>
+      <w:r>
+        <w:rPr>
+          <w:rFonts w:ascii="Consolas" w:eastAsia="Times New Roman" w:hAnsi="Consolas" w:cs="Courier New"/>
+          <w:color w:val="4A464E"/>
+          <w:kern w:val="0"/>
+          <w:sz w:val="18"/>
+          <w:szCs w:val="18"/>
+          <w:bdr w:val="single" w:sz="6" w:space="2" w:color="EEEBEE" w:frame="1"/>
+          <w:shd w:val="clear" w:color="auto" w:fill="F5F6FA"/>
+          <w14:ligatures w14:val="none"/>
+        </w:rPr>
+        <w:t>select</w:t>
+      </w:r>
+      <w:proofErr w:type="spellEnd"/>
+      <w:r>
+        <w:rPr>
+          <w:rFonts w:ascii="Consolas" w:eastAsia="Times New Roman" w:hAnsi="Consolas" w:cs="Courier New"/>
+          <w:color w:val="4A464E"/>
+          <w:kern w:val="0"/>
+          <w:sz w:val="18"/>
+          <w:szCs w:val="18"/>
+          <w:bdr w:val="single" w:sz="6" w:space="2" w:color="EEEBEE" w:frame="1"/>
+          <w:shd w:val="clear" w:color="auto" w:fill="F5F6FA"/>
+          <w14:ligatures w14:val="none"/>
+        </w:rPr>
+        <w:t>(</w:t>
+      </w:r>
+      <w:proofErr w:type="gramEnd"/>
+      <w:r>
+        <w:rPr>
+          <w:rFonts w:ascii="Consolas" w:eastAsia="Times New Roman" w:hAnsi="Consolas" w:cs="Courier New"/>
+          <w:color w:val="4A464E"/>
+          <w:kern w:val="0"/>
+          <w:sz w:val="18"/>
+          <w:szCs w:val="18"/>
+          <w:bdr w:val="single" w:sz="6" w:space="2" w:color="EEEBEE" w:frame="1"/>
+          <w:shd w:val="clear" w:color="auto" w:fill="F5F6FA"/>
+          <w14:ligatures w14:val="none"/>
+        </w:rPr>
+        <w:t>)</w:t>
+      </w:r>
+      <w:r>
+        <w:rPr>
+          <w:rFonts w:ascii="Segoe UI" w:eastAsia="Times New Roman" w:hAnsi="Segoe UI" w:cs="Segoe UI"/>
+          <w:color w:val="4A464E"/>
+          <w:kern w:val="0"/>
+          <w14:ligatures w14:val="none"/>
+        </w:rPr>
+        <w:t> before calling </w:t>
+      </w:r>
+      <w:proofErr w:type="spellStart"/>
+      <w:proofErr w:type="gramStart"/>
+      <w:r>
+        <w:rPr>
+          <w:rFonts w:ascii="Consolas" w:eastAsia="Times New Roman" w:hAnsi="Consolas" w:cs="Courier New"/>
+          <w:color w:val="4A464E"/>
+          <w:kern w:val="0"/>
+          <w:sz w:val="18"/>
+          <w:szCs w:val="18"/>
+          <w:bdr w:val="single" w:sz="6" w:space="2" w:color="EEEBEE" w:frame="1"/>
+          <w:shd w:val="clear" w:color="auto" w:fill="F5F6FA"/>
+          <w14:ligatures w14:val="none"/>
+        </w:rPr>
+        <w:t>recvsock.recvfrom</w:t>
+      </w:r>
+      <w:proofErr w:type="spellEnd"/>
+      <w:proofErr w:type="gramEnd"/>
+      <w:r>
+        <w:rPr>
+          <w:rFonts w:ascii="Consolas" w:eastAsia="Times New Roman" w:hAnsi="Consolas" w:cs="Courier New"/>
+          <w:color w:val="4A464E"/>
+          <w:kern w:val="0"/>
+          <w:sz w:val="18"/>
+          <w:szCs w:val="18"/>
+          <w:bdr w:val="single" w:sz="6" w:space="2" w:color="EEEBEE" w:frame="1"/>
+          <w:shd w:val="clear" w:color="auto" w:fill="F5F6FA"/>
+          <w14:ligatures w14:val="none"/>
+        </w:rPr>
+        <w:t>()</w:t>
       </w:r>
       <w:r>
         <w:rPr>
@@ -4677,7 +5295,6 @@
           <w:bdr w:val="none" w:sz="0" w:space="0" w:color="auto" w:frame="1"/>
           <w14:ligatures w14:val="none"/>
         </w:rPr>
-        <w:lastRenderedPageBreak/>
         <w:t>if</w:t>
       </w:r>
       <w:r>
@@ -4692,6 +5309,8 @@
         </w:rPr>
         <w:t xml:space="preserve"> </w:t>
       </w:r>
+      <w:proofErr w:type="spellStart"/>
+      <w:proofErr w:type="gramStart"/>
       <w:r>
         <w:rPr>
           <w:rFonts w:ascii="Consolas" w:eastAsia="Times New Roman" w:hAnsi="Consolas" w:cs="Courier New"/>
@@ -4714,8 +5333,35 @@
           <w:bdr w:val="none" w:sz="0" w:space="0" w:color="auto" w:frame="1"/>
           <w14:ligatures w14:val="none"/>
         </w:rPr>
-        <w:t>recv_select</w:t>
-      </w:r>
+        <w:t>recv</w:t>
+      </w:r>
+      <w:proofErr w:type="gramEnd"/>
+      <w:r>
+        <w:rPr>
+          <w:rFonts w:ascii="Consolas" w:eastAsia="Times New Roman" w:hAnsi="Consolas" w:cs="Courier New"/>
+          <w:color w:val="0000FF"/>
+          <w:kern w:val="0"/>
+          <w:sz w:val="18"/>
+          <w:szCs w:val="18"/>
+          <w:bdr w:val="none" w:sz="0" w:space="0" w:color="auto" w:frame="1"/>
+          <w14:ligatures w14:val="none"/>
+        </w:rPr>
+        <w:t>_</w:t>
+      </w:r>
+      <w:proofErr w:type="gramStart"/>
+      <w:r>
+        <w:rPr>
+          <w:rFonts w:ascii="Consolas" w:eastAsia="Times New Roman" w:hAnsi="Consolas" w:cs="Courier New"/>
+          <w:color w:val="0000FF"/>
+          <w:kern w:val="0"/>
+          <w:sz w:val="18"/>
+          <w:szCs w:val="18"/>
+          <w:bdr w:val="none" w:sz="0" w:space="0" w:color="auto" w:frame="1"/>
+          <w14:ligatures w14:val="none"/>
+        </w:rPr>
+        <w:t>select</w:t>
+      </w:r>
+      <w:proofErr w:type="spellEnd"/>
       <w:r>
         <w:rPr>
           <w:rFonts w:ascii="Consolas" w:eastAsia="Times New Roman" w:hAnsi="Consolas" w:cs="Courier New"/>
@@ -4752,7 +5398,22 @@
           <w:bdr w:val="none" w:sz="0" w:space="0" w:color="auto" w:frame="1"/>
           <w14:ligatures w14:val="none"/>
         </w:rPr>
-        <w:t># Check if there's a packet to process.</w:t>
+        <w:t>#</w:t>
+      </w:r>
+      <w:proofErr w:type="gramEnd"/>
+      <w:r>
+        <w:rPr>
+          <w:rFonts w:ascii="Consolas" w:eastAsia="Times New Roman" w:hAnsi="Consolas" w:cs="Courier New"/>
+          <w:i/>
+          <w:iCs/>
+          <w:color w:val="265A5A"/>
+          <w:kern w:val="0"/>
+          <w:sz w:val="18"/>
+          <w:szCs w:val="18"/>
+          <w:bdr w:val="none" w:sz="0" w:space="0" w:color="auto" w:frame="1"/>
+          <w14:ligatures w14:val="none"/>
+        </w:rPr>
+        <w:t xml:space="preserve"> Check if there's a packet to process.</w:t>
       </w:r>
     </w:p>
     <w:p>
@@ -4801,6 +5462,7 @@
         </w:rPr>
         <w:t xml:space="preserve">    </w:t>
       </w:r>
+      <w:proofErr w:type="spellStart"/>
       <w:r>
         <w:rPr>
           <w:rFonts w:ascii="Consolas" w:eastAsia="Times New Roman" w:hAnsi="Consolas" w:cs="Courier New"/>
@@ -4811,7 +5473,20 @@
           <w:bdr w:val="none" w:sz="0" w:space="0" w:color="auto" w:frame="1"/>
           <w14:ligatures w14:val="none"/>
         </w:rPr>
-        <w:t>buf,</w:t>
+        <w:t>buf</w:t>
+      </w:r>
+      <w:proofErr w:type="spellEnd"/>
+      <w:r>
+        <w:rPr>
+          <w:rFonts w:ascii="Consolas" w:eastAsia="Times New Roman" w:hAnsi="Consolas" w:cs="Courier New"/>
+          <w:color w:val="383942"/>
+          <w:kern w:val="0"/>
+          <w:sz w:val="18"/>
+          <w:szCs w:val="18"/>
+          <w:bdr w:val="none" w:sz="0" w:space="0" w:color="auto" w:frame="1"/>
+          <w14:ligatures w14:val="none"/>
+        </w:rPr>
+        <w:t>,</w:t>
       </w:r>
       <w:r>
         <w:rPr>
@@ -4873,6 +5548,8 @@
         </w:rPr>
         <w:t xml:space="preserve"> </w:t>
       </w:r>
+      <w:proofErr w:type="spellStart"/>
+      <w:proofErr w:type="gramStart"/>
       <w:r>
         <w:rPr>
           <w:rFonts w:ascii="Consolas" w:eastAsia="Times New Roman" w:hAnsi="Consolas" w:cs="Courier New"/>
@@ -4897,6 +5574,7 @@
         </w:rPr>
         <w:t>recvfrom</w:t>
       </w:r>
+      <w:proofErr w:type="spellEnd"/>
       <w:r>
         <w:rPr>
           <w:rFonts w:ascii="Consolas" w:eastAsia="Times New Roman" w:hAnsi="Consolas" w:cs="Courier New"/>
@@ -4933,7 +5611,22 @@
           <w:bdr w:val="none" w:sz="0" w:space="0" w:color="auto" w:frame="1"/>
           <w14:ligatures w14:val="none"/>
         </w:rPr>
-        <w:t># Receive the packet.</w:t>
+        <w:t>#</w:t>
+      </w:r>
+      <w:proofErr w:type="gramEnd"/>
+      <w:r>
+        <w:rPr>
+          <w:rFonts w:ascii="Consolas" w:eastAsia="Times New Roman" w:hAnsi="Consolas" w:cs="Courier New"/>
+          <w:i/>
+          <w:iCs/>
+          <w:color w:val="265A5A"/>
+          <w:kern w:val="0"/>
+          <w:sz w:val="18"/>
+          <w:szCs w:val="18"/>
+          <w:bdr w:val="none" w:sz="0" w:space="0" w:color="auto" w:frame="1"/>
+          <w14:ligatures w14:val="none"/>
+        </w:rPr>
+        <w:t xml:space="preserve"> Receive the packet.</w:t>
       </w:r>
     </w:p>
     <w:p>
@@ -5074,6 +5767,7 @@
         </w:rPr>
         <w:t xml:space="preserve">    </w:t>
       </w:r>
+      <w:proofErr w:type="gramStart"/>
       <w:r>
         <w:rPr>
           <w:rFonts w:ascii="Consolas" w:eastAsia="Times New Roman" w:hAnsi="Consolas" w:cs="Courier New"/>
@@ -5098,6 +5792,8 @@
         </w:rPr>
         <w:t>(</w:t>
       </w:r>
+      <w:proofErr w:type="spellStart"/>
+      <w:proofErr w:type="gramEnd"/>
       <w:r>
         <w:rPr>
           <w:rFonts w:ascii="Consolas" w:eastAsia="Times New Roman" w:hAnsi="Consolas" w:cs="Courier New"/>
@@ -5120,7 +5816,33 @@
           <w:bdr w:val="none" w:sz="0" w:space="0" w:color="auto" w:frame="1"/>
           <w14:ligatures w14:val="none"/>
         </w:rPr>
-        <w:t xml:space="preserve">Packet bytes: </w:t>
+        <w:t>Packet</w:t>
+      </w:r>
+      <w:proofErr w:type="spellEnd"/>
+      <w:r>
+        <w:rPr>
+          <w:rFonts w:ascii="Consolas" w:eastAsia="Times New Roman" w:hAnsi="Consolas" w:cs="Courier New"/>
+          <w:color w:val="981B1B"/>
+          <w:kern w:val="0"/>
+          <w:sz w:val="18"/>
+          <w:szCs w:val="18"/>
+          <w:bdr w:val="none" w:sz="0" w:space="0" w:color="auto" w:frame="1"/>
+          <w14:ligatures w14:val="none"/>
+        </w:rPr>
+        <w:t xml:space="preserve"> </w:t>
+      </w:r>
+      <w:proofErr w:type="gramStart"/>
+      <w:r>
+        <w:rPr>
+          <w:rFonts w:ascii="Consolas" w:eastAsia="Times New Roman" w:hAnsi="Consolas" w:cs="Courier New"/>
+          <w:color w:val="981B1B"/>
+          <w:kern w:val="0"/>
+          <w:sz w:val="18"/>
+          <w:szCs w:val="18"/>
+          <w:bdr w:val="none" w:sz="0" w:space="0" w:color="auto" w:frame="1"/>
+          <w14:ligatures w14:val="none"/>
+        </w:rPr>
+        <w:t xml:space="preserve">bytes: </w:t>
       </w:r>
       <w:r>
         <w:rPr>
@@ -5136,6 +5858,7 @@
         </w:rPr>
         <w:t>{</w:t>
       </w:r>
+      <w:proofErr w:type="spellStart"/>
       <w:r>
         <w:rPr>
           <w:rFonts w:ascii="Consolas" w:eastAsia="Times New Roman" w:hAnsi="Consolas" w:cs="Courier New"/>
@@ -5160,6 +5883,7 @@
         </w:rPr>
         <w:t>hex</w:t>
       </w:r>
+      <w:proofErr w:type="spellEnd"/>
       <w:r>
         <w:rPr>
           <w:rFonts w:ascii="Consolas" w:eastAsia="Times New Roman" w:hAnsi="Consolas" w:cs="Courier New"/>
@@ -5170,7 +5894,20 @@
           <w:bdr w:val="none" w:sz="0" w:space="0" w:color="auto" w:frame="1"/>
           <w14:ligatures w14:val="none"/>
         </w:rPr>
-        <w:t>()</w:t>
+        <w:t>(</w:t>
+      </w:r>
+      <w:proofErr w:type="gramEnd"/>
+      <w:r>
+        <w:rPr>
+          <w:rFonts w:ascii="Consolas" w:eastAsia="Times New Roman" w:hAnsi="Consolas" w:cs="Courier New"/>
+          <w:color w:val="383942"/>
+          <w:kern w:val="0"/>
+          <w:sz w:val="18"/>
+          <w:szCs w:val="18"/>
+          <w:bdr w:val="none" w:sz="0" w:space="0" w:color="auto" w:frame="1"/>
+          <w14:ligatures w14:val="none"/>
+        </w:rPr>
+        <w:t>)</w:t>
       </w:r>
       <w:r>
         <w:rPr>
@@ -5255,6 +5992,7 @@
         </w:rPr>
         <w:t xml:space="preserve">    </w:t>
       </w:r>
+      <w:proofErr w:type="gramStart"/>
       <w:r>
         <w:rPr>
           <w:rFonts w:ascii="Consolas" w:eastAsia="Times New Roman" w:hAnsi="Consolas" w:cs="Courier New"/>
@@ -5279,6 +6017,8 @@
         </w:rPr>
         <w:t>(</w:t>
       </w:r>
+      <w:proofErr w:type="spellStart"/>
+      <w:proofErr w:type="gramEnd"/>
       <w:r>
         <w:rPr>
           <w:rFonts w:ascii="Consolas" w:eastAsia="Times New Roman" w:hAnsi="Consolas" w:cs="Courier New"/>
@@ -5301,7 +6041,33 @@
           <w:bdr w:val="none" w:sz="0" w:space="0" w:color="auto" w:frame="1"/>
           <w14:ligatures w14:val="none"/>
         </w:rPr>
-        <w:t xml:space="preserve">Packet is from IP: </w:t>
+        <w:t>Packet</w:t>
+      </w:r>
+      <w:proofErr w:type="spellEnd"/>
+      <w:r>
+        <w:rPr>
+          <w:rFonts w:ascii="Consolas" w:eastAsia="Times New Roman" w:hAnsi="Consolas" w:cs="Courier New"/>
+          <w:color w:val="981B1B"/>
+          <w:kern w:val="0"/>
+          <w:sz w:val="18"/>
+          <w:szCs w:val="18"/>
+          <w:bdr w:val="none" w:sz="0" w:space="0" w:color="auto" w:frame="1"/>
+          <w14:ligatures w14:val="none"/>
+        </w:rPr>
+        <w:t xml:space="preserve"> is from </w:t>
+      </w:r>
+      <w:proofErr w:type="gramStart"/>
+      <w:r>
+        <w:rPr>
+          <w:rFonts w:ascii="Consolas" w:eastAsia="Times New Roman" w:hAnsi="Consolas" w:cs="Courier New"/>
+          <w:color w:val="981B1B"/>
+          <w:kern w:val="0"/>
+          <w:sz w:val="18"/>
+          <w:szCs w:val="18"/>
+          <w:bdr w:val="none" w:sz="0" w:space="0" w:color="auto" w:frame="1"/>
+          <w14:ligatures w14:val="none"/>
+        </w:rPr>
+        <w:t xml:space="preserve">IP: </w:t>
       </w:r>
       <w:r>
         <w:rPr>
@@ -5367,6 +6133,7 @@
         </w:rPr>
         <w:t>}</w:t>
       </w:r>
+      <w:proofErr w:type="gramEnd"/>
       <w:r>
         <w:rPr>
           <w:rFonts w:ascii="Consolas" w:eastAsia="Times New Roman" w:hAnsi="Consolas" w:cs="Courier New"/>
@@ -5436,6 +6203,7 @@
         </w:rPr>
         <w:t xml:space="preserve">    </w:t>
       </w:r>
+      <w:proofErr w:type="gramStart"/>
       <w:r>
         <w:rPr>
           <w:rFonts w:ascii="Consolas" w:eastAsia="Times New Roman" w:hAnsi="Consolas" w:cs="Courier New"/>
@@ -5460,6 +6228,8 @@
         </w:rPr>
         <w:t>(</w:t>
       </w:r>
+      <w:proofErr w:type="spellStart"/>
+      <w:proofErr w:type="gramEnd"/>
       <w:r>
         <w:rPr>
           <w:rFonts w:ascii="Consolas" w:eastAsia="Times New Roman" w:hAnsi="Consolas" w:cs="Courier New"/>
@@ -5482,7 +6252,33 @@
           <w:bdr w:val="none" w:sz="0" w:space="0" w:color="auto" w:frame="1"/>
           <w14:ligatures w14:val="none"/>
         </w:rPr>
-        <w:t xml:space="preserve">Packet is from port: </w:t>
+        <w:t>Packet</w:t>
+      </w:r>
+      <w:proofErr w:type="spellEnd"/>
+      <w:r>
+        <w:rPr>
+          <w:rFonts w:ascii="Consolas" w:eastAsia="Times New Roman" w:hAnsi="Consolas" w:cs="Courier New"/>
+          <w:color w:val="981B1B"/>
+          <w:kern w:val="0"/>
+          <w:sz w:val="18"/>
+          <w:szCs w:val="18"/>
+          <w:bdr w:val="none" w:sz="0" w:space="0" w:color="auto" w:frame="1"/>
+          <w14:ligatures w14:val="none"/>
+        </w:rPr>
+        <w:t xml:space="preserve"> is from </w:t>
+      </w:r>
+      <w:proofErr w:type="gramStart"/>
+      <w:r>
+        <w:rPr>
+          <w:rFonts w:ascii="Consolas" w:eastAsia="Times New Roman" w:hAnsi="Consolas" w:cs="Courier New"/>
+          <w:color w:val="981B1B"/>
+          <w:kern w:val="0"/>
+          <w:sz w:val="18"/>
+          <w:szCs w:val="18"/>
+          <w:bdr w:val="none" w:sz="0" w:space="0" w:color="auto" w:frame="1"/>
+          <w14:ligatures w14:val="none"/>
+        </w:rPr>
+        <w:t xml:space="preserve">port: </w:t>
       </w:r>
       <w:r>
         <w:rPr>
@@ -5548,6 +6344,7 @@
         </w:rPr>
         <w:t>}</w:t>
       </w:r>
+      <w:proofErr w:type="gramEnd"/>
       <w:r>
         <w:rPr>
           <w:rFonts w:ascii="Consolas" w:eastAsia="Times New Roman" w:hAnsi="Consolas" w:cs="Courier New"/>
@@ -5610,6 +6407,7 @@
           <w14:ligatures w14:val="none"/>
         </w:rPr>
       </w:pPr>
+      <w:proofErr w:type="spellStart"/>
       <w:r>
         <w:rPr>
           <w:rFonts w:ascii="Consolas" w:eastAsia="Times New Roman" w:hAnsi="Consolas" w:cs="Courier New"/>
@@ -5621,16 +6419,106 @@
           <w:shd w:val="clear" w:color="auto" w:fill="F5F6FA"/>
           <w14:ligatures w14:val="none"/>
         </w:rPr>
-        <w:t>print_result(routers: list[str], ttl: int)</w:t>
-      </w:r>
-      <w:r>
-        <w:rPr>
-          <w:rFonts w:ascii="Segoe UI" w:eastAsia="Times New Roman" w:hAnsi="Segoe UI" w:cs="Segoe UI"/>
-          <w:color w:val="4A464E"/>
-          <w:kern w:val="0"/>
-          <w14:ligatures w14:val="none"/>
-        </w:rPr>
-        <w:t> can be used to print nicely-formatted output.</w:t>
+        <w:t>print_</w:t>
+      </w:r>
+      <w:proofErr w:type="gramStart"/>
+      <w:r>
+        <w:rPr>
+          <w:rFonts w:ascii="Consolas" w:eastAsia="Times New Roman" w:hAnsi="Consolas" w:cs="Courier New"/>
+          <w:color w:val="4A464E"/>
+          <w:kern w:val="0"/>
+          <w:sz w:val="18"/>
+          <w:szCs w:val="18"/>
+          <w:bdr w:val="single" w:sz="6" w:space="2" w:color="EEEBEE" w:frame="1"/>
+          <w:shd w:val="clear" w:color="auto" w:fill="F5F6FA"/>
+          <w14:ligatures w14:val="none"/>
+        </w:rPr>
+        <w:t>result</w:t>
+      </w:r>
+      <w:proofErr w:type="spellEnd"/>
+      <w:r>
+        <w:rPr>
+          <w:rFonts w:ascii="Consolas" w:eastAsia="Times New Roman" w:hAnsi="Consolas" w:cs="Courier New"/>
+          <w:color w:val="4A464E"/>
+          <w:kern w:val="0"/>
+          <w:sz w:val="18"/>
+          <w:szCs w:val="18"/>
+          <w:bdr w:val="single" w:sz="6" w:space="2" w:color="EEEBEE" w:frame="1"/>
+          <w:shd w:val="clear" w:color="auto" w:fill="F5F6FA"/>
+          <w14:ligatures w14:val="none"/>
+        </w:rPr>
+        <w:t>(</w:t>
+      </w:r>
+      <w:proofErr w:type="gramEnd"/>
+      <w:r>
+        <w:rPr>
+          <w:rFonts w:ascii="Consolas" w:eastAsia="Times New Roman" w:hAnsi="Consolas" w:cs="Courier New"/>
+          <w:color w:val="4A464E"/>
+          <w:kern w:val="0"/>
+          <w:sz w:val="18"/>
+          <w:szCs w:val="18"/>
+          <w:bdr w:val="single" w:sz="6" w:space="2" w:color="EEEBEE" w:frame="1"/>
+          <w:shd w:val="clear" w:color="auto" w:fill="F5F6FA"/>
+          <w14:ligatures w14:val="none"/>
+        </w:rPr>
+        <w:t xml:space="preserve">routers: list[str], </w:t>
+      </w:r>
+      <w:proofErr w:type="spellStart"/>
+      <w:r>
+        <w:rPr>
+          <w:rFonts w:ascii="Consolas" w:eastAsia="Times New Roman" w:hAnsi="Consolas" w:cs="Courier New"/>
+          <w:color w:val="4A464E"/>
+          <w:kern w:val="0"/>
+          <w:sz w:val="18"/>
+          <w:szCs w:val="18"/>
+          <w:bdr w:val="single" w:sz="6" w:space="2" w:color="EEEBEE" w:frame="1"/>
+          <w:shd w:val="clear" w:color="auto" w:fill="F5F6FA"/>
+          <w14:ligatures w14:val="none"/>
+        </w:rPr>
+        <w:t>ttl</w:t>
+      </w:r>
+      <w:proofErr w:type="spellEnd"/>
+      <w:r>
+        <w:rPr>
+          <w:rFonts w:ascii="Consolas" w:eastAsia="Times New Roman" w:hAnsi="Consolas" w:cs="Courier New"/>
+          <w:color w:val="4A464E"/>
+          <w:kern w:val="0"/>
+          <w:sz w:val="18"/>
+          <w:szCs w:val="18"/>
+          <w:bdr w:val="single" w:sz="6" w:space="2" w:color="EEEBEE" w:frame="1"/>
+          <w:shd w:val="clear" w:color="auto" w:fill="F5F6FA"/>
+          <w14:ligatures w14:val="none"/>
+        </w:rPr>
+        <w:t>: int)</w:t>
+      </w:r>
+      <w:r>
+        <w:rPr>
+          <w:rFonts w:ascii="Segoe UI" w:eastAsia="Times New Roman" w:hAnsi="Segoe UI" w:cs="Segoe UI"/>
+          <w:color w:val="4A464E"/>
+          <w:kern w:val="0"/>
+          <w14:ligatures w14:val="none"/>
+        </w:rPr>
+        <w:t xml:space="preserve"> can be used to print </w:t>
+      </w:r>
+      <w:proofErr w:type="gramStart"/>
+      <w:r>
+        <w:rPr>
+          <w:rFonts w:ascii="Segoe UI" w:eastAsia="Times New Roman" w:hAnsi="Segoe UI" w:cs="Segoe UI"/>
+          <w:color w:val="4A464E"/>
+          <w:kern w:val="0"/>
+          <w14:ligatures w14:val="none"/>
+        </w:rPr>
+        <w:t>nicely-formatted</w:t>
+      </w:r>
+      <w:proofErr w:type="gramEnd"/>
+      <w:r>
+        <w:rPr>
+          <w:rFonts w:ascii="Segoe UI" w:eastAsia="Times New Roman" w:hAnsi="Segoe UI" w:cs="Segoe UI"/>
+          <w:color w:val="4A464E"/>
+          <w:kern w:val="0"/>
+          <w14:ligatures w14:val="none"/>
+        </w:rPr>
+        <w:t xml:space="preserve"> output.</w:t>
       </w:r>
     </w:p>
     <w:p>
@@ -5693,6 +6581,7 @@
           <w:kern w:val="0"/>
           <w14:ligatures w14:val="none"/>
         </w:rPr>
+        <w:lastRenderedPageBreak/>
         <w:t>Example usage:</w:t>
       </w:r>
     </w:p>
@@ -5728,6 +6617,7 @@
           <w14:ligatures w14:val="none"/>
         </w:rPr>
       </w:pPr>
+      <w:proofErr w:type="spellStart"/>
       <w:r>
         <w:rPr>
           <w:rFonts w:ascii="Consolas" w:eastAsia="Times New Roman" w:hAnsi="Consolas" w:cs="Courier New"/>
@@ -5750,8 +6640,22 @@
           <w:bdr w:val="none" w:sz="0" w:space="0" w:color="auto" w:frame="1"/>
           <w14:ligatures w14:val="none"/>
         </w:rPr>
-        <w:t>print_result</w:t>
-      </w:r>
+        <w:t>print_</w:t>
+      </w:r>
+      <w:proofErr w:type="gramStart"/>
+      <w:r>
+        <w:rPr>
+          <w:rFonts w:ascii="Consolas" w:eastAsia="Times New Roman" w:hAnsi="Consolas" w:cs="Courier New"/>
+          <w:color w:val="0000FF"/>
+          <w:kern w:val="0"/>
+          <w:sz w:val="18"/>
+          <w:szCs w:val="18"/>
+          <w:bdr w:val="none" w:sz="0" w:space="0" w:color="auto" w:frame="1"/>
+          <w14:ligatures w14:val="none"/>
+        </w:rPr>
+        <w:t>result</w:t>
+      </w:r>
+      <w:proofErr w:type="spellEnd"/>
       <w:r>
         <w:rPr>
           <w:rFonts w:ascii="Consolas" w:eastAsia="Times New Roman" w:hAnsi="Consolas" w:cs="Courier New"/>
@@ -5762,7 +6666,20 @@
           <w:bdr w:val="none" w:sz="0" w:space="0" w:color="auto" w:frame="1"/>
           <w14:ligatures w14:val="none"/>
         </w:rPr>
-        <w:t>([</w:t>
+        <w:t>(</w:t>
+      </w:r>
+      <w:proofErr w:type="gramEnd"/>
+      <w:r>
+        <w:rPr>
+          <w:rFonts w:ascii="Consolas" w:eastAsia="Times New Roman" w:hAnsi="Consolas" w:cs="Courier New"/>
+          <w:color w:val="383942"/>
+          <w:kern w:val="0"/>
+          <w:sz w:val="18"/>
+          <w:szCs w:val="18"/>
+          <w:bdr w:val="none" w:sz="0" w:space="0" w:color="auto" w:frame="1"/>
+          <w14:ligatures w14:val="none"/>
+        </w:rPr>
+        <w:t>[</w:t>
       </w:r>
       <w:r>
         <w:rPr>
@@ -6064,7 +6981,27 @@
           <w:kern w:val="0"/>
           <w14:ligatures w14:val="none"/>
         </w:rPr>
-        <w:t>Now that we know how to send and receive packets, let’s try running traceroute manually. For this stage, you can temporarily comment out these lines of starter code:</w:t>
+        <w:t xml:space="preserve">Now that we know how to send and receive packets, let’s try running traceroute manually. For this stage, you can temporarily comment </w:t>
+      </w:r>
+      <w:proofErr w:type="gramStart"/>
+      <w:r>
+        <w:rPr>
+          <w:rFonts w:ascii="Segoe UI" w:eastAsia="Times New Roman" w:hAnsi="Segoe UI" w:cs="Segoe UI"/>
+          <w:color w:val="4A464E"/>
+          <w:kern w:val="0"/>
+          <w14:ligatures w14:val="none"/>
+        </w:rPr>
+        <w:t>out</w:t>
+      </w:r>
+      <w:proofErr w:type="gramEnd"/>
+      <w:r>
+        <w:rPr>
+          <w:rFonts w:ascii="Segoe UI" w:eastAsia="Times New Roman" w:hAnsi="Segoe UI" w:cs="Segoe UI"/>
+          <w:color w:val="4A464E"/>
+          <w:kern w:val="0"/>
+          <w14:ligatures w14:val="none"/>
+        </w:rPr>
+        <w:t xml:space="preserve"> these lines of starter code:</w:t>
       </w:r>
     </w:p>
     <w:p>
@@ -6113,7 +7050,67 @@
           <w:bdr w:val="none" w:sz="0" w:space="0" w:color="auto" w:frame="1"/>
           <w14:ligatures w14:val="none"/>
         </w:rPr>
-        <w:t># for ttl in range(1, TRACEROUTE_MAX_TTL+1):</w:t>
+        <w:t xml:space="preserve"># for </w:t>
+      </w:r>
+      <w:proofErr w:type="spellStart"/>
+      <w:r>
+        <w:rPr>
+          <w:rFonts w:ascii="Consolas" w:eastAsia="Times New Roman" w:hAnsi="Consolas" w:cs="Courier New"/>
+          <w:i/>
+          <w:iCs/>
+          <w:color w:val="265A5A"/>
+          <w:kern w:val="0"/>
+          <w:sz w:val="18"/>
+          <w:szCs w:val="18"/>
+          <w:bdr w:val="none" w:sz="0" w:space="0" w:color="auto" w:frame="1"/>
+          <w14:ligatures w14:val="none"/>
+        </w:rPr>
+        <w:t>ttl</w:t>
+      </w:r>
+      <w:proofErr w:type="spellEnd"/>
+      <w:r>
+        <w:rPr>
+          <w:rFonts w:ascii="Consolas" w:eastAsia="Times New Roman" w:hAnsi="Consolas" w:cs="Courier New"/>
+          <w:i/>
+          <w:iCs/>
+          <w:color w:val="265A5A"/>
+          <w:kern w:val="0"/>
+          <w:sz w:val="18"/>
+          <w:szCs w:val="18"/>
+          <w:bdr w:val="none" w:sz="0" w:space="0" w:color="auto" w:frame="1"/>
+          <w14:ligatures w14:val="none"/>
+        </w:rPr>
+        <w:t xml:space="preserve"> in </w:t>
+      </w:r>
+      <w:proofErr w:type="gramStart"/>
+      <w:r>
+        <w:rPr>
+          <w:rFonts w:ascii="Consolas" w:eastAsia="Times New Roman" w:hAnsi="Consolas" w:cs="Courier New"/>
+          <w:i/>
+          <w:iCs/>
+          <w:color w:val="265A5A"/>
+          <w:kern w:val="0"/>
+          <w:sz w:val="18"/>
+          <w:szCs w:val="18"/>
+          <w:bdr w:val="none" w:sz="0" w:space="0" w:color="auto" w:frame="1"/>
+          <w14:ligatures w14:val="none"/>
+        </w:rPr>
+        <w:t>range(</w:t>
+      </w:r>
+      <w:proofErr w:type="gramEnd"/>
+      <w:r>
+        <w:rPr>
+          <w:rFonts w:ascii="Consolas" w:eastAsia="Times New Roman" w:hAnsi="Consolas" w:cs="Courier New"/>
+          <w:i/>
+          <w:iCs/>
+          <w:color w:val="265A5A"/>
+          <w:kern w:val="0"/>
+          <w:sz w:val="18"/>
+          <w:szCs w:val="18"/>
+          <w:bdr w:val="none" w:sz="0" w:space="0" w:color="auto" w:frame="1"/>
+          <w14:ligatures w14:val="none"/>
+        </w:rPr>
+        <w:t>1, TRACEROUTE_MAX_TTL+1):</w:t>
       </w:r>
     </w:p>
     <w:p>
@@ -6162,7 +7159,97 @@
           <w:bdr w:val="none" w:sz="0" w:space="0" w:color="auto" w:frame="1"/>
           <w14:ligatures w14:val="none"/>
         </w:rPr>
-        <w:t>#     util.print_result([], ttl)</w:t>
+        <w:t xml:space="preserve">#     </w:t>
+      </w:r>
+      <w:proofErr w:type="spellStart"/>
+      <w:r>
+        <w:rPr>
+          <w:rFonts w:ascii="Consolas" w:eastAsia="Times New Roman" w:hAnsi="Consolas" w:cs="Courier New"/>
+          <w:i/>
+          <w:iCs/>
+          <w:color w:val="265A5A"/>
+          <w:kern w:val="0"/>
+          <w:sz w:val="18"/>
+          <w:szCs w:val="18"/>
+          <w:bdr w:val="none" w:sz="0" w:space="0" w:color="auto" w:frame="1"/>
+          <w14:ligatures w14:val="none"/>
+        </w:rPr>
+        <w:t>util.print_</w:t>
+      </w:r>
+      <w:proofErr w:type="gramStart"/>
+      <w:r>
+        <w:rPr>
+          <w:rFonts w:ascii="Consolas" w:eastAsia="Times New Roman" w:hAnsi="Consolas" w:cs="Courier New"/>
+          <w:i/>
+          <w:iCs/>
+          <w:color w:val="265A5A"/>
+          <w:kern w:val="0"/>
+          <w:sz w:val="18"/>
+          <w:szCs w:val="18"/>
+          <w:bdr w:val="none" w:sz="0" w:space="0" w:color="auto" w:frame="1"/>
+          <w14:ligatures w14:val="none"/>
+        </w:rPr>
+        <w:t>result</w:t>
+      </w:r>
+      <w:proofErr w:type="spellEnd"/>
+      <w:r>
+        <w:rPr>
+          <w:rFonts w:ascii="Consolas" w:eastAsia="Times New Roman" w:hAnsi="Consolas" w:cs="Courier New"/>
+          <w:i/>
+          <w:iCs/>
+          <w:color w:val="265A5A"/>
+          <w:kern w:val="0"/>
+          <w:sz w:val="18"/>
+          <w:szCs w:val="18"/>
+          <w:bdr w:val="none" w:sz="0" w:space="0" w:color="auto" w:frame="1"/>
+          <w14:ligatures w14:val="none"/>
+        </w:rPr>
+        <w:t>(</w:t>
+      </w:r>
+      <w:proofErr w:type="gramEnd"/>
+      <w:r>
+        <w:rPr>
+          <w:rFonts w:ascii="Consolas" w:eastAsia="Times New Roman" w:hAnsi="Consolas" w:cs="Courier New"/>
+          <w:i/>
+          <w:iCs/>
+          <w:color w:val="265A5A"/>
+          <w:kern w:val="0"/>
+          <w:sz w:val="18"/>
+          <w:szCs w:val="18"/>
+          <w:bdr w:val="none" w:sz="0" w:space="0" w:color="auto" w:frame="1"/>
+          <w14:ligatures w14:val="none"/>
+        </w:rPr>
+        <w:t xml:space="preserve">[], </w:t>
+      </w:r>
+      <w:proofErr w:type="spellStart"/>
+      <w:r>
+        <w:rPr>
+          <w:rFonts w:ascii="Consolas" w:eastAsia="Times New Roman" w:hAnsi="Consolas" w:cs="Courier New"/>
+          <w:i/>
+          <w:iCs/>
+          <w:color w:val="265A5A"/>
+          <w:kern w:val="0"/>
+          <w:sz w:val="18"/>
+          <w:szCs w:val="18"/>
+          <w:bdr w:val="none" w:sz="0" w:space="0" w:color="auto" w:frame="1"/>
+          <w14:ligatures w14:val="none"/>
+        </w:rPr>
+        <w:t>ttl</w:t>
+      </w:r>
+      <w:proofErr w:type="spellEnd"/>
+      <w:r>
+        <w:rPr>
+          <w:rFonts w:ascii="Consolas" w:eastAsia="Times New Roman" w:hAnsi="Consolas" w:cs="Courier New"/>
+          <w:i/>
+          <w:iCs/>
+          <w:color w:val="265A5A"/>
+          <w:kern w:val="0"/>
+          <w:sz w:val="18"/>
+          <w:szCs w:val="18"/>
+          <w:bdr w:val="none" w:sz="0" w:space="0" w:color="auto" w:frame="1"/>
+          <w14:ligatures w14:val="none"/>
+        </w:rPr>
+        <w:t>)</w:t>
       </w:r>
     </w:p>
     <w:p>
@@ -6260,6 +7347,7 @@
         </w:rPr>
         <w:t>, write code that sends a packet to </w:t>
       </w:r>
+      <w:proofErr w:type="spellStart"/>
       <w:r>
         <w:rPr>
           <w:rFonts w:ascii="Consolas" w:eastAsia="Times New Roman" w:hAnsi="Consolas" w:cs="Courier New"/>
@@ -6273,6 +7361,7 @@
         </w:rPr>
         <w:t>ip</w:t>
       </w:r>
+      <w:proofErr w:type="spellEnd"/>
       <w:r>
         <w:rPr>
           <w:rFonts w:ascii="Segoe UI" w:eastAsia="Times New Roman" w:hAnsi="Segoe UI" w:cs="Segoe UI"/>
@@ -6357,6 +7446,7 @@
         </w:rPr>
         <w:t xml:space="preserve"> </w:t>
       </w:r>
+      <w:proofErr w:type="spellStart"/>
       <w:r>
         <w:rPr>
           <w:rFonts w:ascii="Consolas" w:eastAsia="Times New Roman" w:hAnsi="Consolas" w:cs="Courier New"/>
@@ -6367,7 +7457,20 @@
           <w:bdr w:val="none" w:sz="0" w:space="0" w:color="auto" w:frame="1"/>
           <w14:ligatures w14:val="none"/>
         </w:rPr>
-        <w:t xml:space="preserve">sudo </w:t>
+        <w:t>sudo</w:t>
+      </w:r>
+      <w:proofErr w:type="spellEnd"/>
+      <w:r>
+        <w:rPr>
+          <w:rFonts w:ascii="Consolas" w:eastAsia="Times New Roman" w:hAnsi="Consolas" w:cs="Courier New"/>
+          <w:color w:val="005C00"/>
+          <w:kern w:val="0"/>
+          <w:sz w:val="18"/>
+          <w:szCs w:val="18"/>
+          <w:bdr w:val="none" w:sz="0" w:space="0" w:color="auto" w:frame="1"/>
+          <w14:ligatures w14:val="none"/>
+        </w:rPr>
+        <w:t xml:space="preserve"> </w:t>
       </w:r>
       <w:r>
         <w:rPr>
@@ -6406,7 +7509,7 @@
         </w:rPr>
         <w:t>Copy-paste the bytes of the reply packet into </w:t>
       </w:r>
-      <w:hyperlink r:id="rId8" w:history="1">
+      <w:hyperlink r:id="rId9" w:history="1">
         <w:r>
           <w:rPr>
             <w:rFonts w:ascii="Segoe UI" w:eastAsia="Times New Roman" w:hAnsi="Segoe UI" w:cs="Segoe UI"/>
@@ -6525,7 +7628,6 @@
           <w:kern w:val="0"/>
           <w14:ligatures w14:val="none"/>
         </w:rPr>
-        <w:lastRenderedPageBreak/>
         <w:t>What is the intermediate router trying to tell you? Is it trying to report an error? If so, how do you know what it’s trying to say?</w:t>
       </w:r>
     </w:p>
@@ -6650,6 +7752,7 @@
         </w:rPr>
         <w:t xml:space="preserve"> </w:t>
       </w:r>
+      <w:proofErr w:type="spellStart"/>
       <w:r>
         <w:rPr>
           <w:rFonts w:ascii="Consolas" w:eastAsia="Times New Roman" w:hAnsi="Consolas" w:cs="Courier New"/>
@@ -6660,7 +7763,20 @@
           <w:bdr w:val="none" w:sz="0" w:space="0" w:color="auto" w:frame="1"/>
           <w14:ligatures w14:val="none"/>
         </w:rPr>
-        <w:t xml:space="preserve">sudo </w:t>
+        <w:t>sudo</w:t>
+      </w:r>
+      <w:proofErr w:type="spellEnd"/>
+      <w:r>
+        <w:rPr>
+          <w:rFonts w:ascii="Consolas" w:eastAsia="Times New Roman" w:hAnsi="Consolas" w:cs="Courier New"/>
+          <w:color w:val="005C00"/>
+          <w:kern w:val="0"/>
+          <w:sz w:val="18"/>
+          <w:szCs w:val="18"/>
+          <w:bdr w:val="none" w:sz="0" w:space="0" w:color="auto" w:frame="1"/>
+          <w14:ligatures w14:val="none"/>
+        </w:rPr>
+        <w:t xml:space="preserve"> </w:t>
       </w:r>
       <w:r>
         <w:rPr>
@@ -6719,7 +7835,27 @@
           <w:kern w:val="0"/>
           <w14:ligatures w14:val="none"/>
         </w:rPr>
-        <w:t>Copy-paste the bytes of the new reply packet into the packet decoder, and investigate the packet.</w:t>
+        <w:t xml:space="preserve">Copy-paste the bytes of the new reply packet into the packet </w:t>
+      </w:r>
+      <w:proofErr w:type="gramStart"/>
+      <w:r>
+        <w:rPr>
+          <w:rFonts w:ascii="Segoe UI" w:eastAsia="Times New Roman" w:hAnsi="Segoe UI" w:cs="Segoe UI"/>
+          <w:color w:val="4A464E"/>
+          <w:kern w:val="0"/>
+          <w14:ligatures w14:val="none"/>
+        </w:rPr>
+        <w:t>decoder, and</w:t>
+      </w:r>
+      <w:proofErr w:type="gramEnd"/>
+      <w:r>
+        <w:rPr>
+          <w:rFonts w:ascii="Segoe UI" w:eastAsia="Times New Roman" w:hAnsi="Segoe UI" w:cs="Segoe UI"/>
+          <w:color w:val="4A464E"/>
+          <w:kern w:val="0"/>
+          <w14:ligatures w14:val="none"/>
+        </w:rPr>
+        <w:t xml:space="preserve"> investigate the packet.</w:t>
       </w:r>
     </w:p>
     <w:p>
@@ -6769,6 +7905,7 @@
           <w:kern w:val="0"/>
           <w14:ligatures w14:val="none"/>
         </w:rPr>
+        <w:lastRenderedPageBreak/>
         <w:t>What is the packet trying to tell you?</w:t>
       </w:r>
     </w:p>
@@ -6868,6 +8005,7 @@
         </w:rPr>
         <w:t xml:space="preserve"> </w:t>
       </w:r>
+      <w:proofErr w:type="spellStart"/>
       <w:r>
         <w:rPr>
           <w:rFonts w:ascii="Consolas" w:eastAsia="Times New Roman" w:hAnsi="Consolas" w:cs="Courier New"/>
@@ -6878,7 +8016,20 @@
           <w:bdr w:val="none" w:sz="0" w:space="0" w:color="auto" w:frame="1"/>
           <w14:ligatures w14:val="none"/>
         </w:rPr>
-        <w:t xml:space="preserve">sudo </w:t>
+        <w:t>sudo</w:t>
+      </w:r>
+      <w:proofErr w:type="spellEnd"/>
+      <w:r>
+        <w:rPr>
+          <w:rFonts w:ascii="Consolas" w:eastAsia="Times New Roman" w:hAnsi="Consolas" w:cs="Courier New"/>
+          <w:color w:val="005C00"/>
+          <w:kern w:val="0"/>
+          <w:sz w:val="18"/>
+          <w:szCs w:val="18"/>
+          <w:bdr w:val="none" w:sz="0" w:space="0" w:color="auto" w:frame="1"/>
+          <w14:ligatures w14:val="none"/>
+        </w:rPr>
+        <w:t xml:space="preserve"> </w:t>
       </w:r>
       <w:r>
         <w:rPr>
@@ -6915,7 +8066,27 @@
           <w:kern w:val="0"/>
           <w14:ligatures w14:val="none"/>
         </w:rPr>
-        <w:t>Copy-paste the bytes of the new reply packet into the packet decoder, and investigate the packet.</w:t>
+        <w:t xml:space="preserve">Copy-paste the bytes of the new reply packet into the packet </w:t>
+      </w:r>
+      <w:proofErr w:type="gramStart"/>
+      <w:r>
+        <w:rPr>
+          <w:rFonts w:ascii="Segoe UI" w:eastAsia="Times New Roman" w:hAnsi="Segoe UI" w:cs="Segoe UI"/>
+          <w:color w:val="4A464E"/>
+          <w:kern w:val="0"/>
+          <w14:ligatures w14:val="none"/>
+        </w:rPr>
+        <w:t>decoder, and</w:t>
+      </w:r>
+      <w:proofErr w:type="gramEnd"/>
+      <w:r>
+        <w:rPr>
+          <w:rFonts w:ascii="Segoe UI" w:eastAsia="Times New Roman" w:hAnsi="Segoe UI" w:cs="Segoe UI"/>
+          <w:color w:val="4A464E"/>
+          <w:kern w:val="0"/>
+          <w14:ligatures w14:val="none"/>
+        </w:rPr>
+        <w:t xml:space="preserve"> investigate the packet.</w:t>
       </w:r>
     </w:p>
     <w:p>
@@ -7012,7 +8183,27 @@
           <w:kern w:val="0"/>
           <w14:ligatures w14:val="none"/>
         </w:rPr>
-        <w:t>When you ran traceroute manually, each time you received a packet, you probably had to interpret the bytes of the various headers. Your traceroute implementation will need to do this parsing in code</w:t>
+        <w:t xml:space="preserve">When you ran traceroute manually, each time you received a packet, you probably had to interpret the bytes of the various headers. </w:t>
+      </w:r>
+      <w:proofErr w:type="gramStart"/>
+      <w:r>
+        <w:rPr>
+          <w:rFonts w:ascii="Segoe UI" w:eastAsia="Times New Roman" w:hAnsi="Segoe UI" w:cs="Segoe UI"/>
+          <w:color w:val="4A464E"/>
+          <w:kern w:val="0"/>
+          <w14:ligatures w14:val="none"/>
+        </w:rPr>
+        <w:t>Your</w:t>
+      </w:r>
+      <w:proofErr w:type="gramEnd"/>
+      <w:r>
+        <w:rPr>
+          <w:rFonts w:ascii="Segoe UI" w:eastAsia="Times New Roman" w:hAnsi="Segoe UI" w:cs="Segoe UI"/>
+          <w:color w:val="4A464E"/>
+          <w:kern w:val="0"/>
+          <w14:ligatures w14:val="none"/>
+        </w:rPr>
+        <w:t xml:space="preserve"> traceroute implementation will need to do this parsing in code</w:t>
       </w:r>
       <w:r>
         <w:rPr>
@@ -7155,7 +8346,27 @@
           <w:kern w:val="0"/>
           <w14:ligatures w14:val="none"/>
         </w:rPr>
-        <w:t>These classes are missing constructors. Your job is to fill in the constructors (the </w:t>
+        <w:t xml:space="preserve">These classes are missing constructors. Your job is to fill in the </w:t>
+      </w:r>
+      <w:proofErr w:type="gramStart"/>
+      <w:r>
+        <w:rPr>
+          <w:rFonts w:ascii="Segoe UI" w:eastAsia="Times New Roman" w:hAnsi="Segoe UI" w:cs="Segoe UI"/>
+          <w:color w:val="4A464E"/>
+          <w:kern w:val="0"/>
+          <w14:ligatures w14:val="none"/>
+        </w:rPr>
+        <w:t>constructors</w:t>
+      </w:r>
+      <w:proofErr w:type="gramEnd"/>
+      <w:r>
+        <w:rPr>
+          <w:rFonts w:ascii="Segoe UI" w:eastAsia="Times New Roman" w:hAnsi="Segoe UI" w:cs="Segoe UI"/>
+          <w:color w:val="4A464E"/>
+          <w:kern w:val="0"/>
+          <w14:ligatures w14:val="none"/>
+        </w:rPr>
+        <w:t xml:space="preserve"> (the </w:t>
       </w:r>
       <w:r>
         <w:rPr>
@@ -7168,7 +8379,35 @@
           <w:shd w:val="clear" w:color="auto" w:fill="F5F6FA"/>
           <w14:ligatures w14:val="none"/>
         </w:rPr>
-        <w:t>__init__</w:t>
+        <w:t>__</w:t>
+      </w:r>
+      <w:proofErr w:type="spellStart"/>
+      <w:r>
+        <w:rPr>
+          <w:rFonts w:ascii="Consolas" w:eastAsia="Times New Roman" w:hAnsi="Consolas" w:cs="Courier New"/>
+          <w:color w:val="4A464E"/>
+          <w:kern w:val="0"/>
+          <w:sz w:val="18"/>
+          <w:szCs w:val="18"/>
+          <w:bdr w:val="single" w:sz="6" w:space="2" w:color="EEEBEE" w:frame="1"/>
+          <w:shd w:val="clear" w:color="auto" w:fill="F5F6FA"/>
+          <w14:ligatures w14:val="none"/>
+        </w:rPr>
+        <w:t>init</w:t>
+      </w:r>
+      <w:proofErr w:type="spellEnd"/>
+      <w:r>
+        <w:rPr>
+          <w:rFonts w:ascii="Consolas" w:eastAsia="Times New Roman" w:hAnsi="Consolas" w:cs="Courier New"/>
+          <w:color w:val="4A464E"/>
+          <w:kern w:val="0"/>
+          <w:sz w:val="18"/>
+          <w:szCs w:val="18"/>
+          <w:bdr w:val="single" w:sz="6" w:space="2" w:color="EEEBEE" w:frame="1"/>
+          <w:shd w:val="clear" w:color="auto" w:fill="F5F6FA"/>
+          <w14:ligatures w14:val="none"/>
+        </w:rPr>
+        <w:t>__</w:t>
       </w:r>
       <w:r>
         <w:rPr>
@@ -7263,7 +8502,27 @@
           <w:kern w:val="0"/>
           <w14:ligatures w14:val="none"/>
         </w:rPr>
-        <w:t>Your constructor code should initialize all of the instance variables by parsing the bytes of the given packet.</w:t>
+        <w:t xml:space="preserve">Your constructor code should initialize </w:t>
+      </w:r>
+      <w:proofErr w:type="gramStart"/>
+      <w:r>
+        <w:rPr>
+          <w:rFonts w:ascii="Segoe UI" w:eastAsia="Times New Roman" w:hAnsi="Segoe UI" w:cs="Segoe UI"/>
+          <w:color w:val="4A464E"/>
+          <w:kern w:val="0"/>
+          <w14:ligatures w14:val="none"/>
+        </w:rPr>
+        <w:t>all of</w:t>
+      </w:r>
+      <w:proofErr w:type="gramEnd"/>
+      <w:r>
+        <w:rPr>
+          <w:rFonts w:ascii="Segoe UI" w:eastAsia="Times New Roman" w:hAnsi="Segoe UI" w:cs="Segoe UI"/>
+          <w:color w:val="4A464E"/>
+          <w:kern w:val="0"/>
+          <w14:ligatures w14:val="none"/>
+        </w:rPr>
+        <w:t xml:space="preserve"> the instance variables by parsing the bytes of the given packet.</w:t>
       </w:r>
     </w:p>
     <w:p>
@@ -7289,7 +8548,6 @@
           <w:szCs w:val="27"/>
           <w14:ligatures w14:val="none"/>
         </w:rPr>
-        <w:lastRenderedPageBreak/>
         <w:t>Hints</w:t>
       </w:r>
     </w:p>
@@ -7461,7 +8719,20 @@
           <w:bdr w:val="none" w:sz="0" w:space="0" w:color="auto" w:frame="1"/>
           <w14:ligatures w14:val="none"/>
         </w:rPr>
-        <w:t>''</w:t>
+        <w:t>'</w:t>
+      </w:r>
+      <w:proofErr w:type="gramStart"/>
+      <w:r>
+        <w:rPr>
+          <w:rFonts w:ascii="Consolas" w:eastAsia="Times New Roman" w:hAnsi="Consolas" w:cs="Courier New"/>
+          <w:color w:val="9C1C1C"/>
+          <w:kern w:val="0"/>
+          <w:sz w:val="18"/>
+          <w:szCs w:val="18"/>
+          <w:bdr w:val="none" w:sz="0" w:space="0" w:color="auto" w:frame="1"/>
+          <w14:ligatures w14:val="none"/>
+        </w:rPr>
+        <w:t>'</w:t>
       </w:r>
       <w:r>
         <w:rPr>
@@ -7487,6 +8758,7 @@
         </w:rPr>
         <w:t>join</w:t>
       </w:r>
+      <w:proofErr w:type="gramEnd"/>
       <w:r>
         <w:rPr>
           <w:rFonts w:ascii="Consolas" w:eastAsia="Times New Roman" w:hAnsi="Consolas" w:cs="Courier New"/>
@@ -7499,6 +8771,7 @@
         </w:rPr>
         <w:t>(</w:t>
       </w:r>
+      <w:proofErr w:type="gramStart"/>
       <w:r>
         <w:rPr>
           <w:rFonts w:ascii="Consolas" w:eastAsia="Times New Roman" w:hAnsi="Consolas" w:cs="Courier New"/>
@@ -7521,7 +8794,20 @@
           <w:bdr w:val="none" w:sz="0" w:space="0" w:color="auto" w:frame="1"/>
           <w14:ligatures w14:val="none"/>
         </w:rPr>
-        <w:t>(byte,</w:t>
+        <w:t>(</w:t>
+      </w:r>
+      <w:proofErr w:type="gramEnd"/>
+      <w:r>
+        <w:rPr>
+          <w:rFonts w:ascii="Consolas" w:eastAsia="Times New Roman" w:hAnsi="Consolas" w:cs="Courier New"/>
+          <w:color w:val="383942"/>
+          <w:kern w:val="0"/>
+          <w:sz w:val="18"/>
+          <w:szCs w:val="18"/>
+          <w:bdr w:val="none" w:sz="0" w:space="0" w:color="auto" w:frame="1"/>
+          <w14:ligatures w14:val="none"/>
+        </w:rPr>
+        <w:t>byte,</w:t>
       </w:r>
       <w:r>
         <w:rPr>
@@ -7835,6 +9121,7 @@
         </w:rPr>
         <w:t>'</w:t>
       </w:r>
+      <w:proofErr w:type="gramStart"/>
       <w:r>
         <w:rPr>
           <w:rFonts w:ascii="Consolas" w:eastAsia="Times New Roman" w:hAnsi="Consolas" w:cs="Courier New"/>
@@ -7883,7 +9170,22 @@
           <w:bdr w:val="none" w:sz="0" w:space="0" w:color="auto" w:frame="1"/>
           <w14:ligatures w14:val="none"/>
         </w:rPr>
-        <w:t># A string of 1s and 0s.</w:t>
+        <w:t>#</w:t>
+      </w:r>
+      <w:proofErr w:type="gramEnd"/>
+      <w:r>
+        <w:rPr>
+          <w:rFonts w:ascii="Consolas" w:eastAsia="Times New Roman" w:hAnsi="Consolas" w:cs="Courier New"/>
+          <w:i/>
+          <w:iCs/>
+          <w:color w:val="265A5A"/>
+          <w:kern w:val="0"/>
+          <w:sz w:val="18"/>
+          <w:szCs w:val="18"/>
+          <w:bdr w:val="none" w:sz="0" w:space="0" w:color="auto" w:frame="1"/>
+          <w14:ligatures w14:val="none"/>
+        </w:rPr>
+        <w:t xml:space="preserve"> A string of 1s and 0s.</w:t>
       </w:r>
     </w:p>
     <w:p>
@@ -7968,6 +9270,7 @@
         </w:rPr>
         <w:t xml:space="preserve"> </w:t>
       </w:r>
+      <w:proofErr w:type="gramStart"/>
       <w:r>
         <w:rPr>
           <w:rFonts w:ascii="Consolas" w:eastAsia="Times New Roman" w:hAnsi="Consolas" w:cs="Courier New"/>
@@ -7990,7 +9293,20 @@
           <w:bdr w:val="none" w:sz="0" w:space="0" w:color="auto" w:frame="1"/>
           <w14:ligatures w14:val="none"/>
         </w:rPr>
-        <w:t>(bitstring,</w:t>
+        <w:t>(</w:t>
+      </w:r>
+      <w:proofErr w:type="gramEnd"/>
+      <w:r>
+        <w:rPr>
+          <w:rFonts w:ascii="Consolas" w:eastAsia="Times New Roman" w:hAnsi="Consolas" w:cs="Courier New"/>
+          <w:color w:val="383942"/>
+          <w:kern w:val="0"/>
+          <w:sz w:val="18"/>
+          <w:szCs w:val="18"/>
+          <w:bdr w:val="none" w:sz="0" w:space="0" w:color="auto" w:frame="1"/>
+          <w14:ligatures w14:val="none"/>
+        </w:rPr>
+        <w:t>bitstring,</w:t>
       </w:r>
       <w:r>
         <w:rPr>
@@ -8004,6 +9320,7 @@
         </w:rPr>
         <w:t xml:space="preserve"> </w:t>
       </w:r>
+      <w:proofErr w:type="gramStart"/>
       <w:r>
         <w:rPr>
           <w:rFonts w:ascii="Consolas" w:eastAsia="Times New Roman" w:hAnsi="Consolas" w:cs="Courier New"/>
@@ -8052,7 +9369,22 @@
           <w:bdr w:val="none" w:sz="0" w:space="0" w:color="auto" w:frame="1"/>
           <w14:ligatures w14:val="none"/>
         </w:rPr>
-        <w:t># 2, because it's a base-2 number.</w:t>
+        <w:t>#</w:t>
+      </w:r>
+      <w:proofErr w:type="gramEnd"/>
+      <w:r>
+        <w:rPr>
+          <w:rFonts w:ascii="Consolas" w:eastAsia="Times New Roman" w:hAnsi="Consolas" w:cs="Courier New"/>
+          <w:i/>
+          <w:iCs/>
+          <w:color w:val="265A5A"/>
+          <w:kern w:val="0"/>
+          <w:sz w:val="18"/>
+          <w:szCs w:val="18"/>
+          <w:bdr w:val="none" w:sz="0" w:space="0" w:color="auto" w:frame="1"/>
+          <w14:ligatures w14:val="none"/>
+        </w:rPr>
+        <w:t xml:space="preserve"> 2, because it's a base-2 number.</w:t>
       </w:r>
     </w:p>
     <w:p>
@@ -8111,7 +9443,20 @@
           <w:bdr w:val="none" w:sz="0" w:space="0" w:color="auto" w:frame="1"/>
           <w14:ligatures w14:val="none"/>
         </w:rPr>
-        <w:t>(number)</w:t>
+        <w:t>(</w:t>
+      </w:r>
+      <w:proofErr w:type="gramStart"/>
+      <w:r>
+        <w:rPr>
+          <w:rFonts w:ascii="Consolas" w:eastAsia="Times New Roman" w:hAnsi="Consolas" w:cs="Courier New"/>
+          <w:color w:val="383942"/>
+          <w:kern w:val="0"/>
+          <w:sz w:val="18"/>
+          <w:szCs w:val="18"/>
+          <w:bdr w:val="none" w:sz="0" w:space="0" w:color="auto" w:frame="1"/>
+          <w14:ligatures w14:val="none"/>
+        </w:rPr>
+        <w:t>number)</w:t>
       </w:r>
       <w:r>
         <w:rPr>
@@ -8123,7 +9468,20 @@
           <w:bdr w:val="none" w:sz="0" w:space="0" w:color="auto" w:frame="1"/>
           <w14:ligatures w14:val="none"/>
         </w:rPr>
-        <w:t xml:space="preserve">                </w:t>
+        <w:t xml:space="preserve">   </w:t>
+      </w:r>
+      <w:proofErr w:type="gramEnd"/>
+      <w:r>
+        <w:rPr>
+          <w:rFonts w:ascii="Consolas" w:eastAsia="Times New Roman" w:hAnsi="Consolas" w:cs="Courier New"/>
+          <w:color w:val="5C5962"/>
+          <w:kern w:val="0"/>
+          <w:sz w:val="18"/>
+          <w:szCs w:val="18"/>
+          <w:bdr w:val="none" w:sz="0" w:space="0" w:color="auto" w:frame="1"/>
+          <w14:ligatures w14:val="none"/>
+        </w:rPr>
+        <w:t xml:space="preserve">             </w:t>
       </w:r>
       <w:r>
         <w:rPr>
@@ -8205,7 +9563,28 @@
           <w:kern w:val="0"/>
           <w14:ligatures w14:val="none"/>
         </w:rPr>
-        <w:t>To check your parsing code, you can call the constructor on the raw bytes you receive (slicing if needed to extract specific headers), and print the output. The classes already have </w:t>
+        <w:lastRenderedPageBreak/>
+        <w:t>To check your parsing code, you can call the constructor on the raw bytes you receive (slicing if needed to extract specific headers</w:t>
+      </w:r>
+      <w:proofErr w:type="gramStart"/>
+      <w:r>
+        <w:rPr>
+          <w:rFonts w:ascii="Segoe UI" w:eastAsia="Times New Roman" w:hAnsi="Segoe UI" w:cs="Segoe UI"/>
+          <w:color w:val="4A464E"/>
+          <w:kern w:val="0"/>
+          <w14:ligatures w14:val="none"/>
+        </w:rPr>
+        <w:t>), and</w:t>
+      </w:r>
+      <w:proofErr w:type="gramEnd"/>
+      <w:r>
+        <w:rPr>
+          <w:rFonts w:ascii="Segoe UI" w:eastAsia="Times New Roman" w:hAnsi="Segoe UI" w:cs="Segoe UI"/>
+          <w:color w:val="4A464E"/>
+          <w:kern w:val="0"/>
+          <w14:ligatures w14:val="none"/>
+        </w:rPr>
+        <w:t xml:space="preserve"> print the output. The classes already have </w:t>
       </w:r>
       <w:r>
         <w:rPr>
@@ -8354,6 +9733,7 @@
         </w:rPr>
         <w:t> to discover all routers between you and the destination </w:t>
       </w:r>
+      <w:proofErr w:type="spellStart"/>
       <w:r>
         <w:rPr>
           <w:rFonts w:ascii="Consolas" w:eastAsia="Times New Roman" w:hAnsi="Consolas" w:cs="Courier New"/>
@@ -8367,6 +9747,7 @@
         </w:rPr>
         <w:t>ip</w:t>
       </w:r>
+      <w:proofErr w:type="spellEnd"/>
       <w:r>
         <w:rPr>
           <w:rFonts w:ascii="Segoe UI" w:eastAsia="Times New Roman" w:hAnsi="Segoe UI" w:cs="Segoe UI"/>
@@ -8420,7 +9801,25 @@
           <w:kern w:val="0"/>
           <w14:ligatures w14:val="none"/>
         </w:rPr>
-        <w:t>The payload can be any short message you want, e.g. “Potato.”</w:t>
+        <w:t>The payload can be any short message you want, e.g.</w:t>
+      </w:r>
+      <w:r>
+        <w:rPr>
+          <w:rFonts w:ascii="Segoe UI" w:eastAsia="Times New Roman" w:hAnsi="Segoe UI" w:cs="Segoe UI"/>
+          <w:color w:val="4A464E"/>
+          <w:kern w:val="0"/>
+          <w14:ligatures w14:val="none"/>
+        </w:rPr>
+        <w:t>,</w:t>
+      </w:r>
+      <w:r>
+        <w:rPr>
+          <w:rFonts w:ascii="Segoe UI" w:eastAsia="Times New Roman" w:hAnsi="Segoe UI" w:cs="Segoe UI"/>
+          <w:color w:val="4A464E"/>
+          <w:kern w:val="0"/>
+          <w14:ligatures w14:val="none"/>
+        </w:rPr>
+        <w:t xml:space="preserve"> “Potato.”</w:t>
       </w:r>
     </w:p>
     <w:p>
@@ -8492,7 +9891,47 @@
           <w:kern w:val="0"/>
           <w14:ligatures w14:val="none"/>
         </w:rPr>
-        <w:t>An IP should only be listed once per sublist (no duplicates in a sublist).</w:t>
+        <w:t xml:space="preserve">An IP should only be listed once per </w:t>
+      </w:r>
+      <w:proofErr w:type="spellStart"/>
+      <w:r>
+        <w:rPr>
+          <w:rFonts w:ascii="Segoe UI" w:eastAsia="Times New Roman" w:hAnsi="Segoe UI" w:cs="Segoe UI"/>
+          <w:color w:val="4A464E"/>
+          <w:kern w:val="0"/>
+          <w14:ligatures w14:val="none"/>
+        </w:rPr>
+        <w:t>sublist</w:t>
+      </w:r>
+      <w:proofErr w:type="spellEnd"/>
+      <w:r>
+        <w:rPr>
+          <w:rFonts w:ascii="Segoe UI" w:eastAsia="Times New Roman" w:hAnsi="Segoe UI" w:cs="Segoe UI"/>
+          <w:color w:val="4A464E"/>
+          <w:kern w:val="0"/>
+          <w14:ligatures w14:val="none"/>
+        </w:rPr>
+        <w:t xml:space="preserve"> (no duplicates in a </w:t>
+      </w:r>
+      <w:proofErr w:type="spellStart"/>
+      <w:r>
+        <w:rPr>
+          <w:rFonts w:ascii="Segoe UI" w:eastAsia="Times New Roman" w:hAnsi="Segoe UI" w:cs="Segoe UI"/>
+          <w:color w:val="4A464E"/>
+          <w:kern w:val="0"/>
+          <w14:ligatures w14:val="none"/>
+        </w:rPr>
+        <w:t>sublist</w:t>
+      </w:r>
+      <w:proofErr w:type="spellEnd"/>
+      <w:r>
+        <w:rPr>
+          <w:rFonts w:ascii="Segoe UI" w:eastAsia="Times New Roman" w:hAnsi="Segoe UI" w:cs="Segoe UI"/>
+          <w:color w:val="4A464E"/>
+          <w:kern w:val="0"/>
+          <w14:ligatures w14:val="none"/>
+        </w:rPr>
+        <w:t>).</w:t>
       </w:r>
     </w:p>
     <w:p>
@@ -8519,6 +9958,7 @@
         </w:rPr>
         <w:t>When you see a response from the destination (</w:t>
       </w:r>
+      <w:proofErr w:type="spellStart"/>
       <w:r>
         <w:rPr>
           <w:rFonts w:ascii="Consolas" w:eastAsia="Times New Roman" w:hAnsi="Consolas" w:cs="Courier New"/>
@@ -8532,6 +9972,7 @@
         </w:rPr>
         <w:t>ip</w:t>
       </w:r>
+      <w:proofErr w:type="spellEnd"/>
       <w:r>
         <w:rPr>
           <w:rFonts w:ascii="Segoe UI" w:eastAsia="Times New Roman" w:hAnsi="Segoe UI" w:cs="Segoe UI"/>
@@ -8564,7 +10005,27 @@
           <w:kern w:val="0"/>
           <w14:ligatures w14:val="none"/>
         </w:rPr>
-        <w:t>The constructors you just wrote will be helpful for parsing packets.</w:t>
+        <w:t xml:space="preserve">The </w:t>
+      </w:r>
+      <w:proofErr w:type="gramStart"/>
+      <w:r>
+        <w:rPr>
+          <w:rFonts w:ascii="Segoe UI" w:eastAsia="Times New Roman" w:hAnsi="Segoe UI" w:cs="Segoe UI"/>
+          <w:color w:val="4A464E"/>
+          <w:kern w:val="0"/>
+          <w14:ligatures w14:val="none"/>
+        </w:rPr>
+        <w:t>constructors</w:t>
+      </w:r>
+      <w:proofErr w:type="gramEnd"/>
+      <w:r>
+        <w:rPr>
+          <w:rFonts w:ascii="Segoe UI" w:eastAsia="Times New Roman" w:hAnsi="Segoe UI" w:cs="Segoe UI"/>
+          <w:color w:val="4A464E"/>
+          <w:kern w:val="0"/>
+          <w14:ligatures w14:val="none"/>
+        </w:rPr>
+        <w:t xml:space="preserve"> you just wrote will be helpful for parsing packets.</w:t>
       </w:r>
     </w:p>
     <w:p>
@@ -8611,7 +10072,27 @@
           <w:kern w:val="0"/>
           <w14:ligatures w14:val="none"/>
         </w:rPr>
-        <w:t>You can run your implementation to see if your output looks similar to the output of a real-world traceroute:</w:t>
+        <w:t xml:space="preserve">You can run your implementation to see if your output looks </w:t>
+      </w:r>
+      <w:proofErr w:type="gramStart"/>
+      <w:r>
+        <w:rPr>
+          <w:rFonts w:ascii="Segoe UI" w:eastAsia="Times New Roman" w:hAnsi="Segoe UI" w:cs="Segoe UI"/>
+          <w:color w:val="4A464E"/>
+          <w:kern w:val="0"/>
+          <w14:ligatures w14:val="none"/>
+        </w:rPr>
+        <w:t>similar to</w:t>
+      </w:r>
+      <w:proofErr w:type="gramEnd"/>
+      <w:r>
+        <w:rPr>
+          <w:rFonts w:ascii="Segoe UI" w:eastAsia="Times New Roman" w:hAnsi="Segoe UI" w:cs="Segoe UI"/>
+          <w:color w:val="4A464E"/>
+          <w:kern w:val="0"/>
+          <w14:ligatures w14:val="none"/>
+        </w:rPr>
+        <w:t xml:space="preserve"> the output of a real-world traceroute:</w:t>
       </w:r>
     </w:p>
     <w:p>
@@ -8745,6 +10226,7 @@
           <w14:ligatures w14:val="none"/>
         </w:rPr>
       </w:pPr>
+      <w:proofErr w:type="spellStart"/>
       <w:r>
         <w:rPr>
           <w:rFonts w:ascii="Consolas" w:eastAsia="Times New Roman" w:hAnsi="Consolas" w:cs="Courier New"/>
@@ -8757,6 +10239,7 @@
         </w:rPr>
         <w:t>sudo</w:t>
       </w:r>
+      <w:proofErr w:type="spellEnd"/>
       <w:r>
         <w:rPr>
           <w:rFonts w:ascii="Consolas" w:eastAsia="Times New Roman" w:hAnsi="Consolas" w:cs="Courier New"/>
@@ -8817,6 +10300,7 @@
         </w:rPr>
         <w:t xml:space="preserve"> </w:t>
       </w:r>
+      <w:proofErr w:type="gramStart"/>
       <w:r>
         <w:rPr>
           <w:rFonts w:ascii="Consolas" w:eastAsia="Times New Roman" w:hAnsi="Consolas" w:cs="Courier New"/>
@@ -8853,7 +10337,52 @@
           <w:bdr w:val="none" w:sz="0" w:space="0" w:color="auto" w:frame="1"/>
           <w14:ligatures w14:val="none"/>
         </w:rPr>
-        <w:t># Your traceroute.</w:t>
+        <w:t>#</w:t>
+      </w:r>
+      <w:proofErr w:type="gramEnd"/>
+      <w:r>
+        <w:rPr>
+          <w:rFonts w:ascii="Consolas" w:eastAsia="Times New Roman" w:hAnsi="Consolas" w:cs="Courier New"/>
+          <w:i/>
+          <w:iCs/>
+          <w:color w:val="265A5A"/>
+          <w:kern w:val="0"/>
+          <w:sz w:val="18"/>
+          <w:szCs w:val="18"/>
+          <w:bdr w:val="none" w:sz="0" w:space="0" w:color="auto" w:frame="1"/>
+          <w14:ligatures w14:val="none"/>
+        </w:rPr>
+        <w:t xml:space="preserve"> </w:t>
+      </w:r>
+      <w:proofErr w:type="gramStart"/>
+      <w:r>
+        <w:rPr>
+          <w:rFonts w:ascii="Consolas" w:eastAsia="Times New Roman" w:hAnsi="Consolas" w:cs="Courier New"/>
+          <w:i/>
+          <w:iCs/>
+          <w:color w:val="265A5A"/>
+          <w:kern w:val="0"/>
+          <w:sz w:val="18"/>
+          <w:szCs w:val="18"/>
+          <w:bdr w:val="none" w:sz="0" w:space="0" w:color="auto" w:frame="1"/>
+          <w14:ligatures w14:val="none"/>
+        </w:rPr>
+        <w:t>Your</w:t>
+      </w:r>
+      <w:proofErr w:type="gramEnd"/>
+      <w:r>
+        <w:rPr>
+          <w:rFonts w:ascii="Consolas" w:eastAsia="Times New Roman" w:hAnsi="Consolas" w:cs="Courier New"/>
+          <w:i/>
+          <w:iCs/>
+          <w:color w:val="265A5A"/>
+          <w:kern w:val="0"/>
+          <w:sz w:val="18"/>
+          <w:szCs w:val="18"/>
+          <w:bdr w:val="none" w:sz="0" w:space="0" w:color="auto" w:frame="1"/>
+          <w14:ligatures w14:val="none"/>
+        </w:rPr>
+        <w:t xml:space="preserve"> traceroute.</w:t>
       </w:r>
     </w:p>
     <w:p>
@@ -8874,8 +10403,27 @@
           <w:kern w:val="0"/>
           <w14:ligatures w14:val="none"/>
         </w:rPr>
-        <w:lastRenderedPageBreak/>
-        <w:t>Your output probably won’t be exactly the same, because packets could travel along different paths each time you run traceroute.</w:t>
+        <w:t xml:space="preserve">Your output probably won’t be </w:t>
+      </w:r>
+      <w:proofErr w:type="gramStart"/>
+      <w:r>
+        <w:rPr>
+          <w:rFonts w:ascii="Segoe UI" w:eastAsia="Times New Roman" w:hAnsi="Segoe UI" w:cs="Segoe UI"/>
+          <w:color w:val="4A464E"/>
+          <w:kern w:val="0"/>
+          <w14:ligatures w14:val="none"/>
+        </w:rPr>
+        <w:t>exactly the same</w:t>
+      </w:r>
+      <w:proofErr w:type="gramEnd"/>
+      <w:r>
+        <w:rPr>
+          <w:rFonts w:ascii="Segoe UI" w:eastAsia="Times New Roman" w:hAnsi="Segoe UI" w:cs="Segoe UI"/>
+          <w:color w:val="4A464E"/>
+          <w:kern w:val="0"/>
+          <w14:ligatures w14:val="none"/>
+        </w:rPr>
+        <w:t>, because packets could travel along different paths each time you run traceroute.</w:t>
       </w:r>
     </w:p>
     <w:p>
@@ -9035,7 +10583,7 @@
         </w:rPr>
         <w:t xml:space="preserve">se this </w:t>
       </w:r>
-      <w:hyperlink r:id="rId9" w:history="1">
+      <w:hyperlink r:id="rId10" w:history="1">
         <w:r>
           <w:rPr>
             <w:rStyle w:val="Hyperlink"/>
@@ -9043,7 +10591,7 @@
             <w:kern w:val="0"/>
             <w14:ligatures w14:val="none"/>
           </w:rPr>
-          <w:t>Lab Report Template.</w:t>
+          <w:t>Lab Report Template</w:t>
         </w:r>
       </w:hyperlink>
       <w:r>
@@ -11728,7 +13276,6 @@
     <w:name w:val="Normal (Web)"/>
     <w:basedOn w:val="Normal"/>
     <w:uiPriority w:val="99"/>
-    <w:semiHidden/>
     <w:unhideWhenUsed/>
     <w:rsid w:val="00F93653"/>
     <w:pPr>

--- a/Labs/Lab2/Lab2 TraceRoute.docx
+++ b/Labs/Lab2/Lab2 TraceRoute.docx
@@ -141,33 +141,7 @@
           <w:bdr w:val="single" w:sz="6" w:space="2" w:color="EEEBEE" w:frame="1"/>
           <w:shd w:val="clear" w:color="auto" w:fill="F5F6FA"/>
         </w:rPr>
-        <w:t>/</w:t>
-      </w:r>
-      <w:proofErr w:type="spellStart"/>
-      <w:r>
-        <w:rPr>
-          <w:rStyle w:val="HTMLCode"/>
-          <w:rFonts w:ascii="Consolas" w:eastAsiaTheme="majorEastAsia" w:hAnsi="Consolas"/>
-          <w:color w:val="4A464E"/>
-          <w:sz w:val="18"/>
-          <w:szCs w:val="18"/>
-          <w:bdr w:val="single" w:sz="6" w:space="2" w:color="EEEBEE" w:frame="1"/>
-          <w:shd w:val="clear" w:color="auto" w:fill="F5F6FA"/>
-        </w:rPr>
-        <w:t>mnt</w:t>
-      </w:r>
-      <w:proofErr w:type="spellEnd"/>
-      <w:r>
-        <w:rPr>
-          <w:rStyle w:val="HTMLCode"/>
-          <w:rFonts w:ascii="Consolas" w:eastAsiaTheme="majorEastAsia" w:hAnsi="Consolas"/>
-          <w:color w:val="4A464E"/>
-          <w:sz w:val="18"/>
-          <w:szCs w:val="18"/>
-          <w:bdr w:val="single" w:sz="6" w:space="2" w:color="EEEBEE" w:frame="1"/>
-          <w:shd w:val="clear" w:color="auto" w:fill="F5F6FA"/>
-        </w:rPr>
-        <w:t>/c</w:t>
+        <w:t>/mnt/c</w:t>
       </w:r>
       <w:r>
         <w:rPr>
@@ -197,7 +171,6 @@
         </w:rPr>
         <w:t>Create a project directory in your WSL home using </w:t>
       </w:r>
-      <w:proofErr w:type="spellStart"/>
       <w:r>
         <w:rPr>
           <w:rStyle w:val="HTMLCode"/>
@@ -208,20 +181,7 @@
           <w:bdr w:val="single" w:sz="6" w:space="2" w:color="EEEBEE" w:frame="1"/>
           <w:shd w:val="clear" w:color="auto" w:fill="F5F6FA"/>
         </w:rPr>
-        <w:t>mkdir</w:t>
-      </w:r>
-      <w:proofErr w:type="spellEnd"/>
-      <w:r>
-        <w:rPr>
-          <w:rStyle w:val="HTMLCode"/>
-          <w:rFonts w:ascii="Consolas" w:eastAsiaTheme="majorEastAsia" w:hAnsi="Consolas"/>
-          <w:color w:val="4A464E"/>
-          <w:sz w:val="18"/>
-          <w:szCs w:val="18"/>
-          <w:bdr w:val="single" w:sz="6" w:space="2" w:color="EEEBEE" w:frame="1"/>
-          <w:shd w:val="clear" w:color="auto" w:fill="F5F6FA"/>
-        </w:rPr>
-        <w:t xml:space="preserve"> -p ~/projects</w:t>
+        <w:t>mkdir -p ~/projects</w:t>
       </w:r>
       <w:r>
         <w:rPr>
@@ -280,56 +240,14 @@
           <w:bdr w:val="single" w:sz="6" w:space="2" w:color="EEEBEE" w:frame="1"/>
           <w:shd w:val="clear" w:color="auto" w:fill="F5F6FA"/>
         </w:rPr>
-        <w:t>cp -r /</w:t>
-      </w:r>
-      <w:proofErr w:type="spellStart"/>
-      <w:r>
-        <w:rPr>
-          <w:rStyle w:val="HTMLCode"/>
-          <w:rFonts w:ascii="Consolas" w:eastAsiaTheme="majorEastAsia" w:hAnsi="Consolas"/>
-          <w:color w:val="4A464E"/>
-          <w:sz w:val="18"/>
-          <w:szCs w:val="18"/>
-          <w:bdr w:val="single" w:sz="6" w:space="2" w:color="EEEBEE" w:frame="1"/>
-          <w:shd w:val="clear" w:color="auto" w:fill="F5F6FA"/>
-        </w:rPr>
-        <w:t>mnt</w:t>
-      </w:r>
-      <w:proofErr w:type="spellEnd"/>
-      <w:r>
-        <w:rPr>
-          <w:rStyle w:val="HTMLCode"/>
-          <w:rFonts w:ascii="Consolas" w:eastAsiaTheme="majorEastAsia" w:hAnsi="Consolas"/>
-          <w:color w:val="4A464E"/>
-          <w:sz w:val="18"/>
-          <w:szCs w:val="18"/>
-          <w:bdr w:val="single" w:sz="6" w:space="2" w:color="EEEBEE" w:frame="1"/>
-          <w:shd w:val="clear" w:color="auto" w:fill="F5F6FA"/>
-        </w:rPr>
-        <w:t>/c/Users/&lt;username&gt;/Downloads/cs168-sp26-proj1-traceroute ~/projects/</w:t>
+        <w:t>cp -r /mnt/c/Users/&lt;username&gt;/Downloads/cs168-sp26-proj1-traceroute ~/projects/</w:t>
       </w:r>
       <w:r>
         <w:rPr>
           <w:rFonts w:ascii="Segoe UI" w:hAnsi="Segoe UI" w:cs="Segoe UI"/>
           <w:color w:val="4A464E"/>
         </w:rPr>
-        <w:t xml:space="preserve">. You can also drag the folder into the Explorer sidebar tab if you are using </w:t>
-      </w:r>
-      <w:proofErr w:type="spellStart"/>
-      <w:r>
-        <w:rPr>
-          <w:rFonts w:ascii="Segoe UI" w:hAnsi="Segoe UI" w:cs="Segoe UI"/>
-          <w:color w:val="4A464E"/>
-        </w:rPr>
-        <w:t>VSCode</w:t>
-      </w:r>
-      <w:proofErr w:type="spellEnd"/>
-      <w:r>
-        <w:rPr>
-          <w:rFonts w:ascii="Segoe UI" w:hAnsi="Segoe UI" w:cs="Segoe UI"/>
-          <w:color w:val="4A464E"/>
-        </w:rPr>
-        <w:t>.</w:t>
+        <w:t>. You can also drag the folder into the Explorer sidebar tab if you are using VSCode.</w:t>
       </w:r>
     </w:p>
     <w:p>
@@ -586,23 +504,7 @@
           <w:rFonts w:ascii="Segoe UI" w:hAnsi="Segoe UI" w:cs="Segoe UI"/>
           <w:color w:val="4A464E"/>
         </w:rPr>
-        <w:t xml:space="preserve"> directory. </w:t>
-      </w:r>
-      <w:proofErr w:type="gramStart"/>
-      <w:r>
-        <w:rPr>
-          <w:rFonts w:ascii="Segoe UI" w:hAnsi="Segoe UI" w:cs="Segoe UI"/>
-          <w:color w:val="4A464E"/>
-        </w:rPr>
-        <w:t>All of</w:t>
-      </w:r>
-      <w:proofErr w:type="gramEnd"/>
-      <w:r>
-        <w:rPr>
-          <w:rFonts w:ascii="Segoe UI" w:hAnsi="Segoe UI" w:cs="Segoe UI"/>
-          <w:color w:val="4A464E"/>
-        </w:rPr>
-        <w:t xml:space="preserve"> the Python commands should be run from this directory.</w:t>
+        <w:t> directory. All of the Python commands should be run from this directory.</w:t>
       </w:r>
       <w:r>
         <w:rPr>
@@ -632,7 +534,6 @@
           <w:bdr w:val="none" w:sz="0" w:space="0" w:color="auto" w:frame="1"/>
         </w:rPr>
       </w:pPr>
-      <w:proofErr w:type="spellStart"/>
       <w:r>
         <w:rPr>
           <w:rStyle w:val="nb"/>
@@ -642,19 +543,7 @@
           <w:szCs w:val="18"/>
           <w:bdr w:val="none" w:sz="0" w:space="0" w:color="auto" w:frame="1"/>
         </w:rPr>
-        <w:t>sudo</w:t>
-      </w:r>
-      <w:proofErr w:type="spellEnd"/>
-      <w:r>
-        <w:rPr>
-          <w:rStyle w:val="nb"/>
-          <w:rFonts w:ascii="Consolas" w:hAnsi="Consolas"/>
-          <w:color w:val="005C00"/>
-          <w:sz w:val="18"/>
-          <w:szCs w:val="18"/>
-          <w:bdr w:val="none" w:sz="0" w:space="0" w:color="auto" w:frame="1"/>
-        </w:rPr>
-        <w:t xml:space="preserve"> </w:t>
+        <w:t xml:space="preserve">sudo </w:t>
       </w:r>
       <w:r>
         <w:rPr>
@@ -1453,8 +1342,6 @@
           <w14:ligatures w14:val="none"/>
         </w:rPr>
       </w:pPr>
-      <w:proofErr w:type="spellStart"/>
-      <w:proofErr w:type="gramStart"/>
       <w:r>
         <w:rPr>
           <w:rFonts w:ascii="Consolas" w:eastAsia="Times New Roman" w:hAnsi="Consolas" w:cs="Courier New"/>
@@ -1468,8 +1355,6 @@
         </w:rPr>
         <w:t>ip</w:t>
       </w:r>
-      <w:proofErr w:type="spellEnd"/>
-      <w:proofErr w:type="gramEnd"/>
       <w:r>
         <w:rPr>
           <w:rFonts w:ascii="Segoe UI" w:eastAsia="Times New Roman" w:hAnsi="Segoe UI" w:cs="Segoe UI"/>
@@ -1495,7 +1380,6 @@
           <w14:ligatures w14:val="none"/>
         </w:rPr>
       </w:pPr>
-      <w:proofErr w:type="spellStart"/>
       <w:r>
         <w:rPr>
           <w:rFonts w:ascii="Consolas" w:eastAsia="Times New Roman" w:hAnsi="Consolas" w:cs="Courier New"/>
@@ -1509,7 +1393,6 @@
         </w:rPr>
         <w:t>sendsock</w:t>
       </w:r>
-      <w:proofErr w:type="spellEnd"/>
       <w:r>
         <w:rPr>
           <w:rFonts w:ascii="Segoe UI" w:eastAsia="Times New Roman" w:hAnsi="Segoe UI" w:cs="Segoe UI"/>
@@ -1535,7 +1418,6 @@
           <w14:ligatures w14:val="none"/>
         </w:rPr>
       </w:pPr>
-      <w:proofErr w:type="spellStart"/>
       <w:r>
         <w:rPr>
           <w:rFonts w:ascii="Consolas" w:eastAsia="Times New Roman" w:hAnsi="Consolas" w:cs="Courier New"/>
@@ -1549,7 +1431,6 @@
         </w:rPr>
         <w:t>recvsock</w:t>
       </w:r>
-      <w:proofErr w:type="spellEnd"/>
       <w:r>
         <w:rPr>
           <w:rFonts w:ascii="Segoe UI" w:eastAsia="Times New Roman" w:hAnsi="Segoe UI" w:cs="Segoe UI"/>
@@ -1605,7 +1486,6 @@
         </w:rPr>
         <w:t>The </w:t>
       </w:r>
-      <w:proofErr w:type="spellStart"/>
       <w:r>
         <w:rPr>
           <w:rFonts w:ascii="Consolas" w:eastAsia="Times New Roman" w:hAnsi="Consolas" w:cs="Courier New"/>
@@ -1626,37 +1506,7 @@
           <w:kern w:val="0"/>
           <w14:ligatures w14:val="none"/>
         </w:rPr>
-        <w:t>th</w:t>
-      </w:r>
-      <w:proofErr w:type="spellEnd"/>
-      <w:r>
-        <w:rPr>
-          <w:rFonts w:ascii="Segoe UI" w:eastAsia="Times New Roman" w:hAnsi="Segoe UI" w:cs="Segoe UI"/>
-          <w:color w:val="4A464E"/>
-          <w:kern w:val="0"/>
-          <w14:ligatures w14:val="none"/>
-        </w:rPr>
-        <w:t xml:space="preserve"> </w:t>
-      </w:r>
-      <w:proofErr w:type="spellStart"/>
-      <w:r>
-        <w:rPr>
-          <w:rFonts w:ascii="Segoe UI" w:eastAsia="Times New Roman" w:hAnsi="Segoe UI" w:cs="Segoe UI"/>
-          <w:color w:val="4A464E"/>
-          <w:kern w:val="0"/>
-          <w14:ligatures w14:val="none"/>
-        </w:rPr>
-        <w:t>sublist</w:t>
-      </w:r>
-      <w:proofErr w:type="spellEnd"/>
-      <w:r>
-        <w:rPr>
-          <w:rFonts w:ascii="Segoe UI" w:eastAsia="Times New Roman" w:hAnsi="Segoe UI" w:cs="Segoe UI"/>
-          <w:color w:val="4A464E"/>
-          <w:kern w:val="0"/>
-          <w14:ligatures w14:val="none"/>
-        </w:rPr>
-        <w:t xml:space="preserve"> contains the IP addresses of all the routers you found that are distance </w:t>
+        <w:t>th sublist contains the IP addresses of all the routers you found that are distance </w:t>
       </w:r>
       <w:r>
         <w:rPr>
@@ -1703,27 +1553,7 @@
           <w:kern w:val="0"/>
           <w14:ligatures w14:val="none"/>
         </w:rPr>
-        <w:t xml:space="preserve">For example, the 0th </w:t>
-      </w:r>
-      <w:proofErr w:type="spellStart"/>
-      <w:r>
-        <w:rPr>
-          <w:rFonts w:ascii="Segoe UI" w:eastAsia="Times New Roman" w:hAnsi="Segoe UI" w:cs="Segoe UI"/>
-          <w:color w:val="4A464E"/>
-          <w:kern w:val="0"/>
-          <w14:ligatures w14:val="none"/>
-        </w:rPr>
-        <w:t>sublist</w:t>
-      </w:r>
-      <w:proofErr w:type="spellEnd"/>
-      <w:r>
-        <w:rPr>
-          <w:rFonts w:ascii="Segoe UI" w:eastAsia="Times New Roman" w:hAnsi="Segoe UI" w:cs="Segoe UI"/>
-          <w:color w:val="4A464E"/>
-          <w:kern w:val="0"/>
-          <w14:ligatures w14:val="none"/>
-        </w:rPr>
-        <w:t xml:space="preserve"> contains all the routers that are 1 </w:t>
+        <w:t xml:space="preserve">For example, the 0th sublist contains all the routers that are 1 </w:t>
       </w:r>
       <w:r>
         <w:rPr>
@@ -1766,27 +1596,7 @@
           <w:kern w:val="0"/>
           <w14:ligatures w14:val="none"/>
         </w:rPr>
-        <w:t xml:space="preserve">The routers inside each </w:t>
-      </w:r>
-      <w:proofErr w:type="spellStart"/>
-      <w:r>
-        <w:rPr>
-          <w:rFonts w:ascii="Segoe UI" w:eastAsia="Times New Roman" w:hAnsi="Segoe UI" w:cs="Segoe UI"/>
-          <w:color w:val="4A464E"/>
-          <w:kern w:val="0"/>
-          <w14:ligatures w14:val="none"/>
-        </w:rPr>
-        <w:t>sublist</w:t>
-      </w:r>
-      <w:proofErr w:type="spellEnd"/>
-      <w:r>
-        <w:rPr>
-          <w:rFonts w:ascii="Segoe UI" w:eastAsia="Times New Roman" w:hAnsi="Segoe UI" w:cs="Segoe UI"/>
-          <w:color w:val="4A464E"/>
-          <w:kern w:val="0"/>
-          <w14:ligatures w14:val="none"/>
-        </w:rPr>
-        <w:t xml:space="preserve"> can be in any order.</w:t>
+        <w:t>The routers inside each sublist can be in any order.</w:t>
       </w:r>
     </w:p>
     <w:p>
@@ -1813,7 +1623,6 @@
         </w:rPr>
         <w:t>If no routers were found for a certain distance, the </w:t>
       </w:r>
-      <w:proofErr w:type="spellStart"/>
       <w:r>
         <w:rPr>
           <w:rFonts w:ascii="Consolas" w:eastAsia="Times New Roman" w:hAnsi="Consolas" w:cs="Courier New"/>
@@ -1834,57 +1643,7 @@
           <w:kern w:val="0"/>
           <w14:ligatures w14:val="none"/>
         </w:rPr>
-        <w:t>th</w:t>
-      </w:r>
-      <w:proofErr w:type="spellEnd"/>
-      <w:r>
-        <w:rPr>
-          <w:rFonts w:ascii="Segoe UI" w:eastAsia="Times New Roman" w:hAnsi="Segoe UI" w:cs="Segoe UI"/>
-          <w:color w:val="4A464E"/>
-          <w:kern w:val="0"/>
-          <w14:ligatures w14:val="none"/>
-        </w:rPr>
-        <w:t xml:space="preserve"> </w:t>
-      </w:r>
-      <w:proofErr w:type="spellStart"/>
-      <w:r>
-        <w:rPr>
-          <w:rFonts w:ascii="Segoe UI" w:eastAsia="Times New Roman" w:hAnsi="Segoe UI" w:cs="Segoe UI"/>
-          <w:color w:val="4A464E"/>
-          <w:kern w:val="0"/>
-          <w14:ligatures w14:val="none"/>
-        </w:rPr>
-        <w:t>sublist</w:t>
-      </w:r>
-      <w:proofErr w:type="spellEnd"/>
-      <w:r>
-        <w:rPr>
-          <w:rFonts w:ascii="Segoe UI" w:eastAsia="Times New Roman" w:hAnsi="Segoe UI" w:cs="Segoe UI"/>
-          <w:color w:val="4A464E"/>
-          <w:kern w:val="0"/>
-          <w14:ligatures w14:val="none"/>
-        </w:rPr>
-        <w:t xml:space="preserve"> </w:t>
-      </w:r>
-      <w:proofErr w:type="gramStart"/>
-      <w:r>
-        <w:rPr>
-          <w:rFonts w:ascii="Segoe UI" w:eastAsia="Times New Roman" w:hAnsi="Segoe UI" w:cs="Segoe UI"/>
-          <w:color w:val="4A464E"/>
-          <w:kern w:val="0"/>
-          <w14:ligatures w14:val="none"/>
-        </w:rPr>
-        <w:t>can</w:t>
-      </w:r>
-      <w:proofErr w:type="gramEnd"/>
-      <w:r>
-        <w:rPr>
-          <w:rFonts w:ascii="Segoe UI" w:eastAsia="Times New Roman" w:hAnsi="Segoe UI" w:cs="Segoe UI"/>
-          <w:color w:val="4A464E"/>
-          <w:kern w:val="0"/>
-          <w14:ligatures w14:val="none"/>
-        </w:rPr>
-        <w:t xml:space="preserve"> be empty.</w:t>
+        <w:t>th sublist can be empty.</w:t>
       </w:r>
     </w:p>
     <w:p>
@@ -1911,7 +1670,6 @@
         </w:rPr>
         <w:t>If </w:t>
       </w:r>
-      <w:proofErr w:type="spellStart"/>
       <w:r>
         <w:rPr>
           <w:rFonts w:ascii="Consolas" w:eastAsia="Times New Roman" w:hAnsi="Consolas" w:cs="Courier New"/>
@@ -1925,35 +1683,14 @@
         </w:rPr>
         <w:t>ip</w:t>
       </w:r>
-      <w:proofErr w:type="spellEnd"/>
-      <w:r>
-        <w:rPr>
-          <w:rFonts w:ascii="Segoe UI" w:eastAsia="Times New Roman" w:hAnsi="Segoe UI" w:cs="Segoe UI"/>
-          <w:color w:val="4A464E"/>
-          <w:kern w:val="0"/>
-          <w14:ligatures w14:val="none"/>
-        </w:rPr>
-        <w:t xml:space="preserve"> is discovered, the final </w:t>
-      </w:r>
-      <w:proofErr w:type="spellStart"/>
-      <w:r>
-        <w:rPr>
-          <w:rFonts w:ascii="Segoe UI" w:eastAsia="Times New Roman" w:hAnsi="Segoe UI" w:cs="Segoe UI"/>
-          <w:color w:val="4A464E"/>
-          <w:kern w:val="0"/>
-          <w14:ligatures w14:val="none"/>
-        </w:rPr>
-        <w:t>sublist</w:t>
-      </w:r>
-      <w:proofErr w:type="spellEnd"/>
-      <w:r>
-        <w:rPr>
-          <w:rFonts w:ascii="Segoe UI" w:eastAsia="Times New Roman" w:hAnsi="Segoe UI" w:cs="Segoe UI"/>
-          <w:color w:val="4A464E"/>
-          <w:kern w:val="0"/>
-          <w14:ligatures w14:val="none"/>
-        </w:rPr>
-        <w:t xml:space="preserve"> should just be </w:t>
+      <w:r>
+        <w:rPr>
+          <w:rFonts w:ascii="Segoe UI" w:eastAsia="Times New Roman" w:hAnsi="Segoe UI" w:cs="Segoe UI"/>
+          <w:color w:val="4A464E"/>
+          <w:kern w:val="0"/>
+          <w14:ligatures w14:val="none"/>
+        </w:rPr>
+        <w:t> is discovered, the final sublist should just be </w:t>
       </w:r>
       <w:r>
         <w:rPr>
@@ -1966,9 +1703,39 @@
           <w:shd w:val="clear" w:color="auto" w:fill="F5F6FA"/>
           <w14:ligatures w14:val="none"/>
         </w:rPr>
-        <w:t>[</w:t>
-      </w:r>
-      <w:proofErr w:type="spellStart"/>
+        <w:t>[ip]</w:t>
+      </w:r>
+      <w:r>
+        <w:rPr>
+          <w:rFonts w:ascii="Segoe UI" w:eastAsia="Times New Roman" w:hAnsi="Segoe UI" w:cs="Segoe UI"/>
+          <w:color w:val="4A464E"/>
+          <w:kern w:val="0"/>
+          <w14:ligatures w14:val="none"/>
+        </w:rPr>
+        <w:t>.</w:t>
+      </w:r>
+    </w:p>
+    <w:p>
+      <w:pPr>
+        <w:shd w:val="clear" w:color="auto" w:fill="FFFFFF"/>
+        <w:spacing w:before="240" w:after="240" w:line="240" w:lineRule="auto"/>
+        <w:rPr>
+          <w:rFonts w:ascii="Segoe UI" w:eastAsia="Times New Roman" w:hAnsi="Segoe UI" w:cs="Segoe UI"/>
+          <w:color w:val="4A464E"/>
+          <w:kern w:val="0"/>
+          <w14:ligatures w14:val="none"/>
+        </w:rPr>
+      </w:pPr>
+      <w:r>
+        <w:rPr>
+          <w:rFonts w:ascii="Segoe UI" w:eastAsia="Times New Roman" w:hAnsi="Segoe UI" w:cs="Segoe UI"/>
+          <w:color w:val="4A464E"/>
+          <w:kern w:val="0"/>
+          <w14:ligatures w14:val="none"/>
+        </w:rPr>
+        <w:lastRenderedPageBreak/>
+        <w:t>Traceroute should also call </w:t>
+      </w:r>
       <w:r>
         <w:rPr>
           <w:rFonts w:ascii="Consolas" w:eastAsia="Times New Roman" w:hAnsi="Consolas" w:cs="Courier New"/>
@@ -1980,96 +1747,16 @@
           <w:shd w:val="clear" w:color="auto" w:fill="F5F6FA"/>
           <w14:ligatures w14:val="none"/>
         </w:rPr>
-        <w:t>ip</w:t>
-      </w:r>
-      <w:proofErr w:type="spellEnd"/>
-      <w:r>
-        <w:rPr>
-          <w:rFonts w:ascii="Consolas" w:eastAsia="Times New Roman" w:hAnsi="Consolas" w:cs="Courier New"/>
-          <w:color w:val="4A464E"/>
-          <w:kern w:val="0"/>
-          <w:sz w:val="18"/>
-          <w:szCs w:val="18"/>
-          <w:bdr w:val="single" w:sz="6" w:space="2" w:color="EEEBEE" w:frame="1"/>
-          <w:shd w:val="clear" w:color="auto" w:fill="F5F6FA"/>
-          <w14:ligatures w14:val="none"/>
-        </w:rPr>
-        <w:t>]</w:t>
-      </w:r>
-      <w:r>
-        <w:rPr>
-          <w:rFonts w:ascii="Segoe UI" w:eastAsia="Times New Roman" w:hAnsi="Segoe UI" w:cs="Segoe UI"/>
-          <w:color w:val="4A464E"/>
-          <w:kern w:val="0"/>
-          <w14:ligatures w14:val="none"/>
-        </w:rPr>
-        <w:t>.</w:t>
-      </w:r>
-    </w:p>
-    <w:p>
-      <w:pPr>
-        <w:shd w:val="clear" w:color="auto" w:fill="FFFFFF"/>
-        <w:spacing w:before="240" w:after="240" w:line="240" w:lineRule="auto"/>
-        <w:rPr>
-          <w:rFonts w:ascii="Segoe UI" w:eastAsia="Times New Roman" w:hAnsi="Segoe UI" w:cs="Segoe UI"/>
-          <w:color w:val="4A464E"/>
-          <w:kern w:val="0"/>
-          <w14:ligatures w14:val="none"/>
-        </w:rPr>
-      </w:pPr>
-      <w:r>
-        <w:rPr>
-          <w:rFonts w:ascii="Segoe UI" w:eastAsia="Times New Roman" w:hAnsi="Segoe UI" w:cs="Segoe UI"/>
-          <w:color w:val="4A464E"/>
-          <w:kern w:val="0"/>
-          <w14:ligatures w14:val="none"/>
-        </w:rPr>
-        <w:lastRenderedPageBreak/>
-        <w:t>Traceroute should also call </w:t>
-      </w:r>
-      <w:proofErr w:type="spellStart"/>
-      <w:r>
-        <w:rPr>
-          <w:rFonts w:ascii="Consolas" w:eastAsia="Times New Roman" w:hAnsi="Consolas" w:cs="Courier New"/>
-          <w:color w:val="4A464E"/>
-          <w:kern w:val="0"/>
-          <w:sz w:val="18"/>
-          <w:szCs w:val="18"/>
-          <w:bdr w:val="single" w:sz="6" w:space="2" w:color="EEEBEE" w:frame="1"/>
-          <w:shd w:val="clear" w:color="auto" w:fill="F5F6FA"/>
-          <w14:ligatures w14:val="none"/>
-        </w:rPr>
         <w:t>util.print_result</w:t>
       </w:r>
-      <w:proofErr w:type="spellEnd"/>
-      <w:r>
-        <w:rPr>
-          <w:rFonts w:ascii="Segoe UI" w:eastAsia="Times New Roman" w:hAnsi="Segoe UI" w:cs="Segoe UI"/>
-          <w:color w:val="4A464E"/>
-          <w:kern w:val="0"/>
-          <w14:ligatures w14:val="none"/>
-        </w:rPr>
-        <w:t xml:space="preserve"> (more details below) on each </w:t>
-      </w:r>
-      <w:proofErr w:type="spellStart"/>
-      <w:r>
-        <w:rPr>
-          <w:rFonts w:ascii="Segoe UI" w:eastAsia="Times New Roman" w:hAnsi="Segoe UI" w:cs="Segoe UI"/>
-          <w:color w:val="4A464E"/>
-          <w:kern w:val="0"/>
-          <w14:ligatures w14:val="none"/>
-        </w:rPr>
-        <w:t>sublist</w:t>
-      </w:r>
-      <w:proofErr w:type="spellEnd"/>
-      <w:r>
-        <w:rPr>
-          <w:rFonts w:ascii="Segoe UI" w:eastAsia="Times New Roman" w:hAnsi="Segoe UI" w:cs="Segoe UI"/>
-          <w:color w:val="4A464E"/>
-          <w:kern w:val="0"/>
-          <w14:ligatures w14:val="none"/>
-        </w:rPr>
-        <w:t xml:space="preserve"> to display the routers at each distance. We won’t grade the printed output, but it’s useful for debugging (also, it looks cool).</w:t>
+      <w:r>
+        <w:rPr>
+          <w:rFonts w:ascii="Segoe UI" w:eastAsia="Times New Roman" w:hAnsi="Segoe UI" w:cs="Segoe UI"/>
+          <w:color w:val="4A464E"/>
+          <w:kern w:val="0"/>
+          <w14:ligatures w14:val="none"/>
+        </w:rPr>
+        <w:t> (more details below) on each sublist to display the routers at each distance. We won’t grade the printed output, but it’s useful for debugging (also, it looks cool).</w:t>
       </w:r>
     </w:p>
     <w:p>
@@ -2231,7 +1918,6 @@
         </w:rPr>
         <w:t> with </w:t>
       </w:r>
-      <w:proofErr w:type="spellStart"/>
       <w:r>
         <w:rPr>
           <w:rFonts w:ascii="Consolas" w:eastAsia="Times New Roman" w:hAnsi="Consolas" w:cs="Courier New"/>
@@ -2243,21 +1929,7 @@
           <w:shd w:val="clear" w:color="auto" w:fill="F5F6FA"/>
           <w14:ligatures w14:val="none"/>
         </w:rPr>
-        <w:t>ip</w:t>
-      </w:r>
-      <w:proofErr w:type="spellEnd"/>
-      <w:r>
-        <w:rPr>
-          <w:rFonts w:ascii="Consolas" w:eastAsia="Times New Roman" w:hAnsi="Consolas" w:cs="Courier New"/>
-          <w:color w:val="4A464E"/>
-          <w:kern w:val="0"/>
-          <w:sz w:val="18"/>
-          <w:szCs w:val="18"/>
-          <w:bdr w:val="single" w:sz="6" w:space="2" w:color="EEEBEE" w:frame="1"/>
-          <w:shd w:val="clear" w:color="auto" w:fill="F5F6FA"/>
-          <w14:ligatures w14:val="none"/>
-        </w:rPr>
-        <w:t>=7.7.7.7</w:t>
+        <w:t>ip=7.7.7.7</w:t>
       </w:r>
       <w:r>
         <w:rPr>
@@ -2301,7 +1973,6 @@
           <w14:ligatures w14:val="none"/>
         </w:rPr>
       </w:pPr>
-      <w:proofErr w:type="gramStart"/>
       <w:r>
         <w:rPr>
           <w:rFonts w:ascii="Consolas" w:eastAsia="Times New Roman" w:hAnsi="Consolas" w:cs="Courier New"/>
@@ -2326,7 +1997,6 @@
         </w:rPr>
         <w:t>"</w:t>
       </w:r>
-      <w:proofErr w:type="gramEnd"/>
       <w:r>
         <w:rPr>
           <w:rFonts w:ascii="Consolas" w:eastAsia="Times New Roman" w:hAnsi="Consolas" w:cs="Courier New"/>
@@ -3344,7 +3014,6 @@
           <w14:ligatures w14:val="none"/>
         </w:rPr>
       </w:pPr>
-      <w:proofErr w:type="spellStart"/>
       <w:r>
         <w:rPr>
           <w:rFonts w:ascii="Consolas" w:eastAsia="Times New Roman" w:hAnsi="Consolas" w:cs="Courier New"/>
@@ -3358,7 +3027,6 @@
         </w:rPr>
         <w:t>sendsock</w:t>
       </w:r>
-      <w:proofErr w:type="spellEnd"/>
       <w:r>
         <w:rPr>
           <w:rFonts w:ascii="Segoe UI" w:eastAsia="Times New Roman" w:hAnsi="Segoe UI" w:cs="Segoe UI"/>
@@ -3384,7 +3052,6 @@
           <w14:ligatures w14:val="none"/>
         </w:rPr>
       </w:pPr>
-      <w:proofErr w:type="spellStart"/>
       <w:r>
         <w:rPr>
           <w:rFonts w:ascii="Consolas" w:eastAsia="Times New Roman" w:hAnsi="Consolas" w:cs="Courier New"/>
@@ -3396,49 +3063,7 @@
           <w:shd w:val="clear" w:color="auto" w:fill="F5F6FA"/>
           <w14:ligatures w14:val="none"/>
         </w:rPr>
-        <w:t>sendsock.set_ttl</w:t>
-      </w:r>
-      <w:proofErr w:type="spellEnd"/>
-      <w:r>
-        <w:rPr>
-          <w:rFonts w:ascii="Consolas" w:eastAsia="Times New Roman" w:hAnsi="Consolas" w:cs="Courier New"/>
-          <w:color w:val="4A464E"/>
-          <w:kern w:val="0"/>
-          <w:sz w:val="18"/>
-          <w:szCs w:val="18"/>
-          <w:bdr w:val="single" w:sz="6" w:space="2" w:color="EEEBEE" w:frame="1"/>
-          <w:shd w:val="clear" w:color="auto" w:fill="F5F6FA"/>
-          <w14:ligatures w14:val="none"/>
-        </w:rPr>
-        <w:t>(</w:t>
-      </w:r>
-      <w:proofErr w:type="spellStart"/>
-      <w:r>
-        <w:rPr>
-          <w:rFonts w:ascii="Consolas" w:eastAsia="Times New Roman" w:hAnsi="Consolas" w:cs="Courier New"/>
-          <w:color w:val="4A464E"/>
-          <w:kern w:val="0"/>
-          <w:sz w:val="18"/>
-          <w:szCs w:val="18"/>
-          <w:bdr w:val="single" w:sz="6" w:space="2" w:color="EEEBEE" w:frame="1"/>
-          <w:shd w:val="clear" w:color="auto" w:fill="F5F6FA"/>
-          <w14:ligatures w14:val="none"/>
-        </w:rPr>
-        <w:t>ttl</w:t>
-      </w:r>
-      <w:proofErr w:type="spellEnd"/>
-      <w:r>
-        <w:rPr>
-          <w:rFonts w:ascii="Consolas" w:eastAsia="Times New Roman" w:hAnsi="Consolas" w:cs="Courier New"/>
-          <w:color w:val="4A464E"/>
-          <w:kern w:val="0"/>
-          <w:sz w:val="18"/>
-          <w:szCs w:val="18"/>
-          <w:bdr w:val="single" w:sz="6" w:space="2" w:color="EEEBEE" w:frame="1"/>
-          <w:shd w:val="clear" w:color="auto" w:fill="F5F6FA"/>
-          <w14:ligatures w14:val="none"/>
-        </w:rPr>
-        <w:t>)</w:t>
+        <w:t>sendsock.set_ttl(ttl)</w:t>
       </w:r>
       <w:r>
         <w:rPr>
@@ -3465,7 +3090,6 @@
           <w14:ligatures w14:val="none"/>
         </w:rPr>
       </w:pPr>
-      <w:proofErr w:type="spellStart"/>
       <w:r>
         <w:rPr>
           <w:rFonts w:ascii="Consolas" w:eastAsia="Times New Roman" w:hAnsi="Consolas" w:cs="Courier New"/>
@@ -3479,7 +3103,6 @@
         </w:rPr>
         <w:t>ttl</w:t>
       </w:r>
-      <w:proofErr w:type="spellEnd"/>
       <w:r>
         <w:rPr>
           <w:rFonts w:ascii="Segoe UI" w:eastAsia="Times New Roman" w:hAnsi="Segoe UI" w:cs="Segoe UI"/>
@@ -3505,8 +3128,6 @@
           <w14:ligatures w14:val="none"/>
         </w:rPr>
       </w:pPr>
-      <w:proofErr w:type="spellStart"/>
-      <w:proofErr w:type="gramStart"/>
       <w:r>
         <w:rPr>
           <w:rFonts w:ascii="Consolas" w:eastAsia="Times New Roman" w:hAnsi="Consolas" w:cs="Courier New"/>
@@ -3518,80 +3139,7 @@
           <w:shd w:val="clear" w:color="auto" w:fill="F5F6FA"/>
           <w14:ligatures w14:val="none"/>
         </w:rPr>
-        <w:t>sendsock.sendto</w:t>
-      </w:r>
-      <w:proofErr w:type="spellEnd"/>
-      <w:proofErr w:type="gramEnd"/>
-      <w:r>
-        <w:rPr>
-          <w:rFonts w:ascii="Consolas" w:eastAsia="Times New Roman" w:hAnsi="Consolas" w:cs="Courier New"/>
-          <w:color w:val="4A464E"/>
-          <w:kern w:val="0"/>
-          <w:sz w:val="18"/>
-          <w:szCs w:val="18"/>
-          <w:bdr w:val="single" w:sz="6" w:space="2" w:color="EEEBEE" w:frame="1"/>
-          <w:shd w:val="clear" w:color="auto" w:fill="F5F6FA"/>
-          <w14:ligatures w14:val="none"/>
-        </w:rPr>
-        <w:t>(</w:t>
-      </w:r>
-      <w:proofErr w:type="spellStart"/>
-      <w:proofErr w:type="gramStart"/>
-      <w:r>
-        <w:rPr>
-          <w:rFonts w:ascii="Consolas" w:eastAsia="Times New Roman" w:hAnsi="Consolas" w:cs="Courier New"/>
-          <w:color w:val="4A464E"/>
-          <w:kern w:val="0"/>
-          <w:sz w:val="18"/>
-          <w:szCs w:val="18"/>
-          <w:bdr w:val="single" w:sz="6" w:space="2" w:color="EEEBEE" w:frame="1"/>
-          <w:shd w:val="clear" w:color="auto" w:fill="F5F6FA"/>
-          <w14:ligatures w14:val="none"/>
-        </w:rPr>
-        <w:t>msg.encode</w:t>
-      </w:r>
-      <w:proofErr w:type="spellEnd"/>
-      <w:proofErr w:type="gramEnd"/>
-      <w:r>
-        <w:rPr>
-          <w:rFonts w:ascii="Consolas" w:eastAsia="Times New Roman" w:hAnsi="Consolas" w:cs="Courier New"/>
-          <w:color w:val="4A464E"/>
-          <w:kern w:val="0"/>
-          <w:sz w:val="18"/>
-          <w:szCs w:val="18"/>
-          <w:bdr w:val="single" w:sz="6" w:space="2" w:color="EEEBEE" w:frame="1"/>
-          <w:shd w:val="clear" w:color="auto" w:fill="F5F6FA"/>
-          <w14:ligatures w14:val="none"/>
-        </w:rPr>
-        <w:t>(), (</w:t>
-      </w:r>
-      <w:proofErr w:type="spellStart"/>
-      <w:r>
-        <w:rPr>
-          <w:rFonts w:ascii="Consolas" w:eastAsia="Times New Roman" w:hAnsi="Consolas" w:cs="Courier New"/>
-          <w:color w:val="4A464E"/>
-          <w:kern w:val="0"/>
-          <w:sz w:val="18"/>
-          <w:szCs w:val="18"/>
-          <w:bdr w:val="single" w:sz="6" w:space="2" w:color="EEEBEE" w:frame="1"/>
-          <w:shd w:val="clear" w:color="auto" w:fill="F5F6FA"/>
-          <w14:ligatures w14:val="none"/>
-        </w:rPr>
-        <w:t>ip</w:t>
-      </w:r>
-      <w:proofErr w:type="spellEnd"/>
-      <w:r>
-        <w:rPr>
-          <w:rFonts w:ascii="Consolas" w:eastAsia="Times New Roman" w:hAnsi="Consolas" w:cs="Courier New"/>
-          <w:color w:val="4A464E"/>
-          <w:kern w:val="0"/>
-          <w:sz w:val="18"/>
-          <w:szCs w:val="18"/>
-          <w:bdr w:val="single" w:sz="6" w:space="2" w:color="EEEBEE" w:frame="1"/>
-          <w:shd w:val="clear" w:color="auto" w:fill="F5F6FA"/>
-          <w14:ligatures w14:val="none"/>
-        </w:rPr>
-        <w:t>, port))</w:t>
+        <w:t>sendsock.sendto(msg.encode(), (ip, port))</w:t>
       </w:r>
       <w:r>
         <w:rPr>
@@ -3678,7 +3226,6 @@
           <w14:ligatures w14:val="none"/>
         </w:rPr>
       </w:pPr>
-      <w:proofErr w:type="spellStart"/>
       <w:r>
         <w:rPr>
           <w:rFonts w:ascii="Consolas" w:eastAsia="Times New Roman" w:hAnsi="Consolas" w:cs="Courier New"/>
@@ -3692,7 +3239,6 @@
         </w:rPr>
         <w:t>ip</w:t>
       </w:r>
-      <w:proofErr w:type="spellEnd"/>
       <w:r>
         <w:rPr>
           <w:rFonts w:ascii="Segoe UI" w:eastAsia="Times New Roman" w:hAnsi="Segoe UI" w:cs="Segoe UI"/>
@@ -3844,7 +3390,6 @@
           <w14:ligatures w14:val="none"/>
         </w:rPr>
       </w:pPr>
-      <w:proofErr w:type="spellStart"/>
       <w:r>
         <w:rPr>
           <w:rFonts w:ascii="Consolas" w:eastAsia="Times New Roman" w:hAnsi="Consolas" w:cs="Courier New"/>
@@ -3867,22 +3412,8 @@
           <w:bdr w:val="none" w:sz="0" w:space="0" w:color="auto" w:frame="1"/>
           <w14:ligatures w14:val="none"/>
         </w:rPr>
-        <w:t>set_</w:t>
-      </w:r>
-      <w:proofErr w:type="gramStart"/>
-      <w:r>
-        <w:rPr>
-          <w:rFonts w:ascii="Consolas" w:eastAsia="Times New Roman" w:hAnsi="Consolas" w:cs="Courier New"/>
-          <w:color w:val="0000FF"/>
-          <w:kern w:val="0"/>
-          <w:sz w:val="18"/>
-          <w:szCs w:val="18"/>
-          <w:bdr w:val="none" w:sz="0" w:space="0" w:color="auto" w:frame="1"/>
-          <w14:ligatures w14:val="none"/>
-        </w:rPr>
-        <w:t>ttl</w:t>
-      </w:r>
-      <w:proofErr w:type="spellEnd"/>
+        <w:t>set_ttl</w:t>
+      </w:r>
       <w:r>
         <w:rPr>
           <w:rFonts w:ascii="Consolas" w:eastAsia="Times New Roman" w:hAnsi="Consolas" w:cs="Courier New"/>
@@ -3895,7 +3426,6 @@
         </w:rPr>
         <w:t>(</w:t>
       </w:r>
-      <w:proofErr w:type="gramEnd"/>
       <w:r>
         <w:rPr>
           <w:rFonts w:ascii="Consolas" w:eastAsia="Times New Roman" w:hAnsi="Consolas" w:cs="Courier New"/>
@@ -3953,8 +3483,6 @@
           <w14:ligatures w14:val="none"/>
         </w:rPr>
       </w:pPr>
-      <w:proofErr w:type="spellStart"/>
-      <w:proofErr w:type="gramStart"/>
       <w:r>
         <w:rPr>
           <w:rFonts w:ascii="Consolas" w:eastAsia="Times New Roman" w:hAnsi="Consolas" w:cs="Courier New"/>
@@ -3979,8 +3507,6 @@
         </w:rPr>
         <w:t>sendto</w:t>
       </w:r>
-      <w:proofErr w:type="spellEnd"/>
-      <w:proofErr w:type="gramEnd"/>
       <w:r>
         <w:rPr>
           <w:rFonts w:ascii="Consolas" w:eastAsia="Times New Roman" w:hAnsi="Consolas" w:cs="Courier New"/>
@@ -4005,7 +3531,6 @@
         </w:rPr>
         <w:t>"</w:t>
       </w:r>
-      <w:proofErr w:type="spellStart"/>
       <w:r>
         <w:rPr>
           <w:rFonts w:ascii="Consolas" w:eastAsia="Times New Roman" w:hAnsi="Consolas" w:cs="Courier New"/>
@@ -4018,7 +3543,6 @@
         </w:rPr>
         <w:t>Hello</w:t>
       </w:r>
-      <w:proofErr w:type="gramStart"/>
       <w:r>
         <w:rPr>
           <w:rFonts w:ascii="Consolas" w:eastAsia="Times New Roman" w:hAnsi="Consolas" w:cs="Courier New"/>
@@ -4055,8 +3579,6 @@
         </w:rPr>
         <w:t>encode</w:t>
       </w:r>
-      <w:proofErr w:type="spellEnd"/>
-      <w:proofErr w:type="gramEnd"/>
       <w:r>
         <w:rPr>
           <w:rFonts w:ascii="Consolas" w:eastAsia="Times New Roman" w:hAnsi="Consolas" w:cs="Courier New"/>
@@ -4292,7 +3814,6 @@
           <w14:ligatures w14:val="none"/>
         </w:rPr>
       </w:pPr>
-      <w:proofErr w:type="spellStart"/>
       <w:r>
         <w:rPr>
           <w:rFonts w:ascii="Consolas" w:eastAsia="Times New Roman" w:hAnsi="Consolas" w:cs="Courier New"/>
@@ -4315,22 +3836,8 @@
           <w:bdr w:val="none" w:sz="0" w:space="0" w:color="auto" w:frame="1"/>
           <w14:ligatures w14:val="none"/>
         </w:rPr>
-        <w:t>set_</w:t>
-      </w:r>
-      <w:proofErr w:type="gramStart"/>
-      <w:r>
-        <w:rPr>
-          <w:rFonts w:ascii="Consolas" w:eastAsia="Times New Roman" w:hAnsi="Consolas" w:cs="Courier New"/>
-          <w:color w:val="0000FF"/>
-          <w:kern w:val="0"/>
-          <w:sz w:val="18"/>
-          <w:szCs w:val="18"/>
-          <w:bdr w:val="none" w:sz="0" w:space="0" w:color="auto" w:frame="1"/>
-          <w14:ligatures w14:val="none"/>
-        </w:rPr>
-        <w:t>ttl</w:t>
-      </w:r>
-      <w:proofErr w:type="spellEnd"/>
+        <w:t>set_ttl</w:t>
+      </w:r>
       <w:r>
         <w:rPr>
           <w:rFonts w:ascii="Consolas" w:eastAsia="Times New Roman" w:hAnsi="Consolas" w:cs="Courier New"/>
@@ -4343,7 +3850,6 @@
         </w:rPr>
         <w:t>(</w:t>
       </w:r>
-      <w:proofErr w:type="gramEnd"/>
       <w:r>
         <w:rPr>
           <w:rFonts w:ascii="Consolas" w:eastAsia="Times New Roman" w:hAnsi="Consolas" w:cs="Courier New"/>
@@ -4401,8 +3907,6 @@
           <w14:ligatures w14:val="none"/>
         </w:rPr>
       </w:pPr>
-      <w:proofErr w:type="spellStart"/>
-      <w:proofErr w:type="gramStart"/>
       <w:r>
         <w:rPr>
           <w:rFonts w:ascii="Consolas" w:eastAsia="Times New Roman" w:hAnsi="Consolas" w:cs="Courier New"/>
@@ -4427,8 +3931,6 @@
         </w:rPr>
         <w:t>sendto</w:t>
       </w:r>
-      <w:proofErr w:type="spellEnd"/>
-      <w:proofErr w:type="gramEnd"/>
       <w:r>
         <w:rPr>
           <w:rFonts w:ascii="Consolas" w:eastAsia="Times New Roman" w:hAnsi="Consolas" w:cs="Courier New"/>
@@ -4453,7 +3955,6 @@
         </w:rPr>
         <w:t>"</w:t>
       </w:r>
-      <w:proofErr w:type="spellStart"/>
       <w:r>
         <w:rPr>
           <w:rFonts w:ascii="Consolas" w:eastAsia="Times New Roman" w:hAnsi="Consolas" w:cs="Courier New"/>
@@ -4466,7 +3967,6 @@
         </w:rPr>
         <w:t>Potato</w:t>
       </w:r>
-      <w:proofErr w:type="gramStart"/>
       <w:r>
         <w:rPr>
           <w:rFonts w:ascii="Consolas" w:eastAsia="Times New Roman" w:hAnsi="Consolas" w:cs="Courier New"/>
@@ -4503,8 +4003,6 @@
         </w:rPr>
         <w:t>encode</w:t>
       </w:r>
-      <w:proofErr w:type="spellEnd"/>
-      <w:proofErr w:type="gramEnd"/>
       <w:r>
         <w:rPr>
           <w:rFonts w:ascii="Consolas" w:eastAsia="Times New Roman" w:hAnsi="Consolas" w:cs="Courier New"/>
@@ -4663,7 +4161,6 @@
           <w14:ligatures w14:val="none"/>
         </w:rPr>
       </w:pPr>
-      <w:proofErr w:type="spellStart"/>
       <w:r>
         <w:rPr>
           <w:rFonts w:ascii="Consolas" w:eastAsia="Times New Roman" w:hAnsi="Consolas" w:cs="Courier New"/>
@@ -4677,7 +4174,6 @@
         </w:rPr>
         <w:t>recvsock</w:t>
       </w:r>
-      <w:proofErr w:type="spellEnd"/>
       <w:r>
         <w:rPr>
           <w:rFonts w:ascii="Segoe UI" w:eastAsia="Times New Roman" w:hAnsi="Segoe UI" w:cs="Segoe UI"/>
@@ -4703,8 +4199,6 @@
           <w14:ligatures w14:val="none"/>
         </w:rPr>
       </w:pPr>
-      <w:proofErr w:type="spellStart"/>
-      <w:proofErr w:type="gramStart"/>
       <w:r>
         <w:rPr>
           <w:rFonts w:ascii="Consolas" w:eastAsia="Times New Roman" w:hAnsi="Consolas" w:cs="Courier New"/>
@@ -4716,63 +4210,7 @@
           <w:shd w:val="clear" w:color="auto" w:fill="F5F6FA"/>
           <w14:ligatures w14:val="none"/>
         </w:rPr>
-        <w:t>recvsock.recv</w:t>
-      </w:r>
-      <w:proofErr w:type="gramEnd"/>
-      <w:r>
-        <w:rPr>
-          <w:rFonts w:ascii="Consolas" w:eastAsia="Times New Roman" w:hAnsi="Consolas" w:cs="Courier New"/>
-          <w:color w:val="4A464E"/>
-          <w:kern w:val="0"/>
-          <w:sz w:val="18"/>
-          <w:szCs w:val="18"/>
-          <w:bdr w:val="single" w:sz="6" w:space="2" w:color="EEEBEE" w:frame="1"/>
-          <w:shd w:val="clear" w:color="auto" w:fill="F5F6FA"/>
-          <w14:ligatures w14:val="none"/>
-        </w:rPr>
-        <w:t>_</w:t>
-      </w:r>
-      <w:proofErr w:type="gramStart"/>
-      <w:r>
-        <w:rPr>
-          <w:rFonts w:ascii="Consolas" w:eastAsia="Times New Roman" w:hAnsi="Consolas" w:cs="Courier New"/>
-          <w:color w:val="4A464E"/>
-          <w:kern w:val="0"/>
-          <w:sz w:val="18"/>
-          <w:szCs w:val="18"/>
-          <w:bdr w:val="single" w:sz="6" w:space="2" w:color="EEEBEE" w:frame="1"/>
-          <w:shd w:val="clear" w:color="auto" w:fill="F5F6FA"/>
-          <w14:ligatures w14:val="none"/>
-        </w:rPr>
-        <w:t>select</w:t>
-      </w:r>
-      <w:proofErr w:type="spellEnd"/>
-      <w:r>
-        <w:rPr>
-          <w:rFonts w:ascii="Consolas" w:eastAsia="Times New Roman" w:hAnsi="Consolas" w:cs="Courier New"/>
-          <w:color w:val="4A464E"/>
-          <w:kern w:val="0"/>
-          <w:sz w:val="18"/>
-          <w:szCs w:val="18"/>
-          <w:bdr w:val="single" w:sz="6" w:space="2" w:color="EEEBEE" w:frame="1"/>
-          <w:shd w:val="clear" w:color="auto" w:fill="F5F6FA"/>
-          <w14:ligatures w14:val="none"/>
-        </w:rPr>
-        <w:t>(</w:t>
-      </w:r>
-      <w:proofErr w:type="gramEnd"/>
-      <w:r>
-        <w:rPr>
-          <w:rFonts w:ascii="Consolas" w:eastAsia="Times New Roman" w:hAnsi="Consolas" w:cs="Courier New"/>
-          <w:color w:val="4A464E"/>
-          <w:kern w:val="0"/>
-          <w:sz w:val="18"/>
-          <w:szCs w:val="18"/>
-          <w:bdr w:val="single" w:sz="6" w:space="2" w:color="EEEBEE" w:frame="1"/>
-          <w:shd w:val="clear" w:color="auto" w:fill="F5F6FA"/>
-          <w14:ligatures w14:val="none"/>
-        </w:rPr>
-        <w:t>)</w:t>
+        <w:t>recvsock.recv_select()</w:t>
       </w:r>
       <w:r>
         <w:rPr>
@@ -4874,7 +4312,6 @@
           <w14:ligatures w14:val="none"/>
         </w:rPr>
       </w:pPr>
-      <w:proofErr w:type="spellStart"/>
       <w:r>
         <w:rPr>
           <w:rFonts w:ascii="Consolas" w:eastAsia="Times New Roman" w:hAnsi="Consolas" w:cs="Courier New"/>
@@ -4886,51 +4323,7 @@
           <w:shd w:val="clear" w:color="auto" w:fill="F5F6FA"/>
           <w14:ligatures w14:val="none"/>
         </w:rPr>
-        <w:t>buf</w:t>
-      </w:r>
-      <w:proofErr w:type="spellEnd"/>
-      <w:r>
-        <w:rPr>
-          <w:rFonts w:ascii="Consolas" w:eastAsia="Times New Roman" w:hAnsi="Consolas" w:cs="Courier New"/>
-          <w:color w:val="4A464E"/>
-          <w:kern w:val="0"/>
-          <w:sz w:val="18"/>
-          <w:szCs w:val="18"/>
-          <w:bdr w:val="single" w:sz="6" w:space="2" w:color="EEEBEE" w:frame="1"/>
-          <w:shd w:val="clear" w:color="auto" w:fill="F5F6FA"/>
-          <w14:ligatures w14:val="none"/>
-        </w:rPr>
-        <w:t xml:space="preserve">, address = </w:t>
-      </w:r>
-      <w:proofErr w:type="spellStart"/>
-      <w:proofErr w:type="gramStart"/>
-      <w:r>
-        <w:rPr>
-          <w:rFonts w:ascii="Consolas" w:eastAsia="Times New Roman" w:hAnsi="Consolas" w:cs="Courier New"/>
-          <w:color w:val="4A464E"/>
-          <w:kern w:val="0"/>
-          <w:sz w:val="18"/>
-          <w:szCs w:val="18"/>
-          <w:bdr w:val="single" w:sz="6" w:space="2" w:color="EEEBEE" w:frame="1"/>
-          <w:shd w:val="clear" w:color="auto" w:fill="F5F6FA"/>
-          <w14:ligatures w14:val="none"/>
-        </w:rPr>
-        <w:t>recvsock.recvfrom</w:t>
-      </w:r>
-      <w:proofErr w:type="spellEnd"/>
-      <w:proofErr w:type="gramEnd"/>
-      <w:r>
-        <w:rPr>
-          <w:rFonts w:ascii="Consolas" w:eastAsia="Times New Roman" w:hAnsi="Consolas" w:cs="Courier New"/>
-          <w:color w:val="4A464E"/>
-          <w:kern w:val="0"/>
-          <w:sz w:val="18"/>
-          <w:szCs w:val="18"/>
-          <w:bdr w:val="single" w:sz="6" w:space="2" w:color="EEEBEE" w:frame="1"/>
-          <w:shd w:val="clear" w:color="auto" w:fill="F5F6FA"/>
-          <w14:ligatures w14:val="none"/>
-        </w:rPr>
-        <w:t>()</w:t>
+        <w:t>buf, address = recvsock.recvfrom()</w:t>
       </w:r>
       <w:r>
         <w:rPr>
@@ -4966,7 +4359,6 @@
         </w:rPr>
         <w:t>It returns </w:t>
       </w:r>
-      <w:proofErr w:type="spellStart"/>
       <w:r>
         <w:rPr>
           <w:rFonts w:ascii="Consolas" w:eastAsia="Times New Roman" w:hAnsi="Consolas" w:cs="Courier New"/>
@@ -4980,25 +4372,14 @@
         </w:rPr>
         <w:t>buf</w:t>
       </w:r>
-      <w:proofErr w:type="spellEnd"/>
-      <w:r>
-        <w:rPr>
-          <w:rFonts w:ascii="Segoe UI" w:eastAsia="Times New Roman" w:hAnsi="Segoe UI" w:cs="Segoe UI"/>
-          <w:color w:val="4A464E"/>
-          <w:kern w:val="0"/>
-          <w14:ligatures w14:val="none"/>
-        </w:rPr>
-        <w:t xml:space="preserve">, the raw bytes of the packet (e.g. IPv4 header, followed by a UDP or ICMP header, followed by payload). To print out the bytes, you can </w:t>
-      </w:r>
-      <w:proofErr w:type="gramStart"/>
-      <w:r>
-        <w:rPr>
-          <w:rFonts w:ascii="Segoe UI" w:eastAsia="Times New Roman" w:hAnsi="Segoe UI" w:cs="Segoe UI"/>
-          <w:color w:val="4A464E"/>
-          <w:kern w:val="0"/>
-          <w14:ligatures w14:val="none"/>
-        </w:rPr>
-        <w:t>call </w:t>
+      <w:r>
+        <w:rPr>
+          <w:rFonts w:ascii="Segoe UI" w:eastAsia="Times New Roman" w:hAnsi="Segoe UI" w:cs="Segoe UI"/>
+          <w:color w:val="4A464E"/>
+          <w:kern w:val="0"/>
+          <w14:ligatures w14:val="none"/>
+        </w:rPr>
+        <w:t>, the raw bytes of the packet (e.g. IPv4 header, followed by a UDP or ICMP header, followed by payload). To print out the bytes, you can call </w:t>
       </w:r>
       <w:r>
         <w:rPr>
@@ -5011,21 +4392,7 @@
           <w:shd w:val="clear" w:color="auto" w:fill="F5F6FA"/>
           <w14:ligatures w14:val="none"/>
         </w:rPr>
-        <w:t>.hex</w:t>
-      </w:r>
-      <w:proofErr w:type="gramEnd"/>
-      <w:r>
-        <w:rPr>
-          <w:rFonts w:ascii="Consolas" w:eastAsia="Times New Roman" w:hAnsi="Consolas" w:cs="Courier New"/>
-          <w:color w:val="4A464E"/>
-          <w:kern w:val="0"/>
-          <w:sz w:val="18"/>
-          <w:szCs w:val="18"/>
-          <w:bdr w:val="single" w:sz="6" w:space="2" w:color="EEEBEE" w:frame="1"/>
-          <w:shd w:val="clear" w:color="auto" w:fill="F5F6FA"/>
-          <w14:ligatures w14:val="none"/>
-        </w:rPr>
-        <w:t>()</w:t>
+        <w:t>.hex()</w:t>
       </w:r>
       <w:r>
         <w:rPr>
@@ -5108,8 +4475,6 @@
         </w:rPr>
         <w:t>If there is no packet to be received, the function throws an exception. Therefore, you should always call </w:t>
       </w:r>
-      <w:proofErr w:type="spellStart"/>
-      <w:proofErr w:type="gramStart"/>
       <w:r>
         <w:rPr>
           <w:rFonts w:ascii="Consolas" w:eastAsia="Times New Roman" w:hAnsi="Consolas" w:cs="Courier New"/>
@@ -5121,9 +4486,17 @@
           <w:shd w:val="clear" w:color="auto" w:fill="F5F6FA"/>
           <w14:ligatures w14:val="none"/>
         </w:rPr>
-        <w:t>recvsock.recv</w:t>
-      </w:r>
-      <w:proofErr w:type="gramEnd"/>
+        <w:t>recvsock.recv_select()</w:t>
+      </w:r>
+      <w:r>
+        <w:rPr>
+          <w:rFonts w:ascii="Segoe UI" w:eastAsia="Times New Roman" w:hAnsi="Segoe UI" w:cs="Segoe UI"/>
+          <w:color w:val="4A464E"/>
+          <w:kern w:val="0"/>
+          <w14:ligatures w14:val="none"/>
+        </w:rPr>
+        <w:t> before calling </w:t>
+      </w:r>
       <w:r>
         <w:rPr>
           <w:rFonts w:ascii="Consolas" w:eastAsia="Times New Roman" w:hAnsi="Consolas" w:cs="Courier New"/>
@@ -5135,88 +4508,7 @@
           <w:shd w:val="clear" w:color="auto" w:fill="F5F6FA"/>
           <w14:ligatures w14:val="none"/>
         </w:rPr>
-        <w:t>_</w:t>
-      </w:r>
-      <w:proofErr w:type="gramStart"/>
-      <w:r>
-        <w:rPr>
-          <w:rFonts w:ascii="Consolas" w:eastAsia="Times New Roman" w:hAnsi="Consolas" w:cs="Courier New"/>
-          <w:color w:val="4A464E"/>
-          <w:kern w:val="0"/>
-          <w:sz w:val="18"/>
-          <w:szCs w:val="18"/>
-          <w:bdr w:val="single" w:sz="6" w:space="2" w:color="EEEBEE" w:frame="1"/>
-          <w:shd w:val="clear" w:color="auto" w:fill="F5F6FA"/>
-          <w14:ligatures w14:val="none"/>
-        </w:rPr>
-        <w:t>select</w:t>
-      </w:r>
-      <w:proofErr w:type="spellEnd"/>
-      <w:r>
-        <w:rPr>
-          <w:rFonts w:ascii="Consolas" w:eastAsia="Times New Roman" w:hAnsi="Consolas" w:cs="Courier New"/>
-          <w:color w:val="4A464E"/>
-          <w:kern w:val="0"/>
-          <w:sz w:val="18"/>
-          <w:szCs w:val="18"/>
-          <w:bdr w:val="single" w:sz="6" w:space="2" w:color="EEEBEE" w:frame="1"/>
-          <w:shd w:val="clear" w:color="auto" w:fill="F5F6FA"/>
-          <w14:ligatures w14:val="none"/>
-        </w:rPr>
-        <w:t>(</w:t>
-      </w:r>
-      <w:proofErr w:type="gramEnd"/>
-      <w:r>
-        <w:rPr>
-          <w:rFonts w:ascii="Consolas" w:eastAsia="Times New Roman" w:hAnsi="Consolas" w:cs="Courier New"/>
-          <w:color w:val="4A464E"/>
-          <w:kern w:val="0"/>
-          <w:sz w:val="18"/>
-          <w:szCs w:val="18"/>
-          <w:bdr w:val="single" w:sz="6" w:space="2" w:color="EEEBEE" w:frame="1"/>
-          <w:shd w:val="clear" w:color="auto" w:fill="F5F6FA"/>
-          <w14:ligatures w14:val="none"/>
-        </w:rPr>
-        <w:t>)</w:t>
-      </w:r>
-      <w:r>
-        <w:rPr>
-          <w:rFonts w:ascii="Segoe UI" w:eastAsia="Times New Roman" w:hAnsi="Segoe UI" w:cs="Segoe UI"/>
-          <w:color w:val="4A464E"/>
-          <w:kern w:val="0"/>
-          <w14:ligatures w14:val="none"/>
-        </w:rPr>
-        <w:t> before calling </w:t>
-      </w:r>
-      <w:proofErr w:type="spellStart"/>
-      <w:proofErr w:type="gramStart"/>
-      <w:r>
-        <w:rPr>
-          <w:rFonts w:ascii="Consolas" w:eastAsia="Times New Roman" w:hAnsi="Consolas" w:cs="Courier New"/>
-          <w:color w:val="4A464E"/>
-          <w:kern w:val="0"/>
-          <w:sz w:val="18"/>
-          <w:szCs w:val="18"/>
-          <w:bdr w:val="single" w:sz="6" w:space="2" w:color="EEEBEE" w:frame="1"/>
-          <w:shd w:val="clear" w:color="auto" w:fill="F5F6FA"/>
-          <w14:ligatures w14:val="none"/>
-        </w:rPr>
-        <w:t>recvsock.recvfrom</w:t>
-      </w:r>
-      <w:proofErr w:type="spellEnd"/>
-      <w:proofErr w:type="gramEnd"/>
-      <w:r>
-        <w:rPr>
-          <w:rFonts w:ascii="Consolas" w:eastAsia="Times New Roman" w:hAnsi="Consolas" w:cs="Courier New"/>
-          <w:color w:val="4A464E"/>
-          <w:kern w:val="0"/>
-          <w:sz w:val="18"/>
-          <w:szCs w:val="18"/>
-          <w:bdr w:val="single" w:sz="6" w:space="2" w:color="EEEBEE" w:frame="1"/>
-          <w:shd w:val="clear" w:color="auto" w:fill="F5F6FA"/>
-          <w14:ligatures w14:val="none"/>
-        </w:rPr>
-        <w:t>()</w:t>
+        <w:t>recvsock.recvfrom()</w:t>
       </w:r>
       <w:r>
         <w:rPr>
@@ -5309,8 +4601,6 @@
         </w:rPr>
         <w:t xml:space="preserve"> </w:t>
       </w:r>
-      <w:proofErr w:type="spellStart"/>
-      <w:proofErr w:type="gramStart"/>
       <w:r>
         <w:rPr>
           <w:rFonts w:ascii="Consolas" w:eastAsia="Times New Roman" w:hAnsi="Consolas" w:cs="Courier New"/>
@@ -5333,35 +4623,8 @@
           <w:bdr w:val="none" w:sz="0" w:space="0" w:color="auto" w:frame="1"/>
           <w14:ligatures w14:val="none"/>
         </w:rPr>
-        <w:t>recv</w:t>
-      </w:r>
-      <w:proofErr w:type="gramEnd"/>
-      <w:r>
-        <w:rPr>
-          <w:rFonts w:ascii="Consolas" w:eastAsia="Times New Roman" w:hAnsi="Consolas" w:cs="Courier New"/>
-          <w:color w:val="0000FF"/>
-          <w:kern w:val="0"/>
-          <w:sz w:val="18"/>
-          <w:szCs w:val="18"/>
-          <w:bdr w:val="none" w:sz="0" w:space="0" w:color="auto" w:frame="1"/>
-          <w14:ligatures w14:val="none"/>
-        </w:rPr>
-        <w:t>_</w:t>
-      </w:r>
-      <w:proofErr w:type="gramStart"/>
-      <w:r>
-        <w:rPr>
-          <w:rFonts w:ascii="Consolas" w:eastAsia="Times New Roman" w:hAnsi="Consolas" w:cs="Courier New"/>
-          <w:color w:val="0000FF"/>
-          <w:kern w:val="0"/>
-          <w:sz w:val="18"/>
-          <w:szCs w:val="18"/>
-          <w:bdr w:val="none" w:sz="0" w:space="0" w:color="auto" w:frame="1"/>
-          <w14:ligatures w14:val="none"/>
-        </w:rPr>
-        <w:t>select</w:t>
-      </w:r>
-      <w:proofErr w:type="spellEnd"/>
+        <w:t>recv_select</w:t>
+      </w:r>
       <w:r>
         <w:rPr>
           <w:rFonts w:ascii="Consolas" w:eastAsia="Times New Roman" w:hAnsi="Consolas" w:cs="Courier New"/>
@@ -5398,22 +4661,7 @@
           <w:bdr w:val="none" w:sz="0" w:space="0" w:color="auto" w:frame="1"/>
           <w14:ligatures w14:val="none"/>
         </w:rPr>
-        <w:t>#</w:t>
-      </w:r>
-      <w:proofErr w:type="gramEnd"/>
-      <w:r>
-        <w:rPr>
-          <w:rFonts w:ascii="Consolas" w:eastAsia="Times New Roman" w:hAnsi="Consolas" w:cs="Courier New"/>
-          <w:i/>
-          <w:iCs/>
-          <w:color w:val="265A5A"/>
-          <w:kern w:val="0"/>
-          <w:sz w:val="18"/>
-          <w:szCs w:val="18"/>
-          <w:bdr w:val="none" w:sz="0" w:space="0" w:color="auto" w:frame="1"/>
-          <w14:ligatures w14:val="none"/>
-        </w:rPr>
-        <w:t xml:space="preserve"> Check if there's a packet to process.</w:t>
+        <w:t># Check if there's a packet to process.</w:t>
       </w:r>
     </w:p>
     <w:p>
@@ -5462,7 +4710,6 @@
         </w:rPr>
         <w:t xml:space="preserve">    </w:t>
       </w:r>
-      <w:proofErr w:type="spellStart"/>
       <w:r>
         <w:rPr>
           <w:rFonts w:ascii="Consolas" w:eastAsia="Times New Roman" w:hAnsi="Consolas" w:cs="Courier New"/>
@@ -5473,9 +4720,20 @@
           <w:bdr w:val="none" w:sz="0" w:space="0" w:color="auto" w:frame="1"/>
           <w14:ligatures w14:val="none"/>
         </w:rPr>
-        <w:t>buf</w:t>
-      </w:r>
-      <w:proofErr w:type="spellEnd"/>
+        <w:t>buf,</w:t>
+      </w:r>
+      <w:r>
+        <w:rPr>
+          <w:rFonts w:ascii="Consolas" w:eastAsia="Times New Roman" w:hAnsi="Consolas" w:cs="Courier New"/>
+          <w:color w:val="5C5962"/>
+          <w:kern w:val="0"/>
+          <w:sz w:val="18"/>
+          <w:szCs w:val="18"/>
+          <w:bdr w:val="none" w:sz="0" w:space="0" w:color="auto" w:frame="1"/>
+          <w14:ligatures w14:val="none"/>
+        </w:rPr>
+        <w:t xml:space="preserve"> </w:t>
+      </w:r>
       <w:r>
         <w:rPr>
           <w:rFonts w:ascii="Consolas" w:eastAsia="Times New Roman" w:hAnsi="Consolas" w:cs="Courier New"/>
@@ -5486,7 +4744,7 @@
           <w:bdr w:val="none" w:sz="0" w:space="0" w:color="auto" w:frame="1"/>
           <w14:ligatures w14:val="none"/>
         </w:rPr>
-        <w:t>,</w:t>
+        <w:t>address</w:t>
       </w:r>
       <w:r>
         <w:rPr>
@@ -5503,6 +4761,30 @@
       <w:r>
         <w:rPr>
           <w:rFonts w:ascii="Consolas" w:eastAsia="Times New Roman" w:hAnsi="Consolas" w:cs="Courier New"/>
+          <w:color w:val="4A4A4A"/>
+          <w:kern w:val="0"/>
+          <w:sz w:val="18"/>
+          <w:szCs w:val="18"/>
+          <w:bdr w:val="none" w:sz="0" w:space="0" w:color="auto" w:frame="1"/>
+          <w14:ligatures w14:val="none"/>
+        </w:rPr>
+        <w:t>=</w:t>
+      </w:r>
+      <w:r>
+        <w:rPr>
+          <w:rFonts w:ascii="Consolas" w:eastAsia="Times New Roman" w:hAnsi="Consolas" w:cs="Courier New"/>
+          <w:color w:val="5C5962"/>
+          <w:kern w:val="0"/>
+          <w:sz w:val="18"/>
+          <w:szCs w:val="18"/>
+          <w:bdr w:val="none" w:sz="0" w:space="0" w:color="auto" w:frame="1"/>
+          <w14:ligatures w14:val="none"/>
+        </w:rPr>
+        <w:t xml:space="preserve"> </w:t>
+      </w:r>
+      <w:r>
+        <w:rPr>
+          <w:rFonts w:ascii="Consolas" w:eastAsia="Times New Roman" w:hAnsi="Consolas" w:cs="Courier New"/>
           <w:color w:val="383942"/>
           <w:kern w:val="0"/>
           <w:sz w:val="18"/>
@@ -5510,56 +4792,6 @@
           <w:bdr w:val="none" w:sz="0" w:space="0" w:color="auto" w:frame="1"/>
           <w14:ligatures w14:val="none"/>
         </w:rPr>
-        <w:t>address</w:t>
-      </w:r>
-      <w:r>
-        <w:rPr>
-          <w:rFonts w:ascii="Consolas" w:eastAsia="Times New Roman" w:hAnsi="Consolas" w:cs="Courier New"/>
-          <w:color w:val="5C5962"/>
-          <w:kern w:val="0"/>
-          <w:sz w:val="18"/>
-          <w:szCs w:val="18"/>
-          <w:bdr w:val="none" w:sz="0" w:space="0" w:color="auto" w:frame="1"/>
-          <w14:ligatures w14:val="none"/>
-        </w:rPr>
-        <w:t xml:space="preserve"> </w:t>
-      </w:r>
-      <w:r>
-        <w:rPr>
-          <w:rFonts w:ascii="Consolas" w:eastAsia="Times New Roman" w:hAnsi="Consolas" w:cs="Courier New"/>
-          <w:color w:val="4A4A4A"/>
-          <w:kern w:val="0"/>
-          <w:sz w:val="18"/>
-          <w:szCs w:val="18"/>
-          <w:bdr w:val="none" w:sz="0" w:space="0" w:color="auto" w:frame="1"/>
-          <w14:ligatures w14:val="none"/>
-        </w:rPr>
-        <w:t>=</w:t>
-      </w:r>
-      <w:r>
-        <w:rPr>
-          <w:rFonts w:ascii="Consolas" w:eastAsia="Times New Roman" w:hAnsi="Consolas" w:cs="Courier New"/>
-          <w:color w:val="5C5962"/>
-          <w:kern w:val="0"/>
-          <w:sz w:val="18"/>
-          <w:szCs w:val="18"/>
-          <w:bdr w:val="none" w:sz="0" w:space="0" w:color="auto" w:frame="1"/>
-          <w14:ligatures w14:val="none"/>
-        </w:rPr>
-        <w:t xml:space="preserve"> </w:t>
-      </w:r>
-      <w:proofErr w:type="spellStart"/>
-      <w:proofErr w:type="gramStart"/>
-      <w:r>
-        <w:rPr>
-          <w:rFonts w:ascii="Consolas" w:eastAsia="Times New Roman" w:hAnsi="Consolas" w:cs="Courier New"/>
-          <w:color w:val="383942"/>
-          <w:kern w:val="0"/>
-          <w:sz w:val="18"/>
-          <w:szCs w:val="18"/>
-          <w:bdr w:val="none" w:sz="0" w:space="0" w:color="auto" w:frame="1"/>
-          <w14:ligatures w14:val="none"/>
-        </w:rPr>
         <w:t>recvsock.</w:t>
       </w:r>
       <w:r>
@@ -5574,7 +4806,6 @@
         </w:rPr>
         <w:t>recvfrom</w:t>
       </w:r>
-      <w:proofErr w:type="spellEnd"/>
       <w:r>
         <w:rPr>
           <w:rFonts w:ascii="Consolas" w:eastAsia="Times New Roman" w:hAnsi="Consolas" w:cs="Courier New"/>
@@ -5611,22 +4842,7 @@
           <w:bdr w:val="none" w:sz="0" w:space="0" w:color="auto" w:frame="1"/>
           <w14:ligatures w14:val="none"/>
         </w:rPr>
-        <w:t>#</w:t>
-      </w:r>
-      <w:proofErr w:type="gramEnd"/>
-      <w:r>
-        <w:rPr>
-          <w:rFonts w:ascii="Consolas" w:eastAsia="Times New Roman" w:hAnsi="Consolas" w:cs="Courier New"/>
-          <w:i/>
-          <w:iCs/>
-          <w:color w:val="265A5A"/>
-          <w:kern w:val="0"/>
-          <w:sz w:val="18"/>
-          <w:szCs w:val="18"/>
-          <w:bdr w:val="none" w:sz="0" w:space="0" w:color="auto" w:frame="1"/>
-          <w14:ligatures w14:val="none"/>
-        </w:rPr>
-        <w:t xml:space="preserve"> Receive the packet.</w:t>
+        <w:t># Receive the packet.</w:t>
       </w:r>
     </w:p>
     <w:p>
@@ -5767,7 +4983,6 @@
         </w:rPr>
         <w:t xml:space="preserve">    </w:t>
       </w:r>
-      <w:proofErr w:type="gramStart"/>
       <w:r>
         <w:rPr>
           <w:rFonts w:ascii="Consolas" w:eastAsia="Times New Roman" w:hAnsi="Consolas" w:cs="Courier New"/>
@@ -5792,8 +5007,6 @@
         </w:rPr>
         <w:t>(</w:t>
       </w:r>
-      <w:proofErr w:type="spellStart"/>
-      <w:proofErr w:type="gramEnd"/>
       <w:r>
         <w:rPr>
           <w:rFonts w:ascii="Consolas" w:eastAsia="Times New Roman" w:hAnsi="Consolas" w:cs="Courier New"/>
@@ -5816,33 +5029,7 @@
           <w:bdr w:val="none" w:sz="0" w:space="0" w:color="auto" w:frame="1"/>
           <w14:ligatures w14:val="none"/>
         </w:rPr>
-        <w:t>Packet</w:t>
-      </w:r>
-      <w:proofErr w:type="spellEnd"/>
-      <w:r>
-        <w:rPr>
-          <w:rFonts w:ascii="Consolas" w:eastAsia="Times New Roman" w:hAnsi="Consolas" w:cs="Courier New"/>
-          <w:color w:val="981B1B"/>
-          <w:kern w:val="0"/>
-          <w:sz w:val="18"/>
-          <w:szCs w:val="18"/>
-          <w:bdr w:val="none" w:sz="0" w:space="0" w:color="auto" w:frame="1"/>
-          <w14:ligatures w14:val="none"/>
-        </w:rPr>
-        <w:t xml:space="preserve"> </w:t>
-      </w:r>
-      <w:proofErr w:type="gramStart"/>
-      <w:r>
-        <w:rPr>
-          <w:rFonts w:ascii="Consolas" w:eastAsia="Times New Roman" w:hAnsi="Consolas" w:cs="Courier New"/>
-          <w:color w:val="981B1B"/>
-          <w:kern w:val="0"/>
-          <w:sz w:val="18"/>
-          <w:szCs w:val="18"/>
-          <w:bdr w:val="none" w:sz="0" w:space="0" w:color="auto" w:frame="1"/>
-          <w14:ligatures w14:val="none"/>
-        </w:rPr>
-        <w:t xml:space="preserve">bytes: </w:t>
+        <w:t xml:space="preserve">Packet bytes: </w:t>
       </w:r>
       <w:r>
         <w:rPr>
@@ -5858,7 +5045,6 @@
         </w:rPr>
         <w:t>{</w:t>
       </w:r>
-      <w:proofErr w:type="spellStart"/>
       <w:r>
         <w:rPr>
           <w:rFonts w:ascii="Consolas" w:eastAsia="Times New Roman" w:hAnsi="Consolas" w:cs="Courier New"/>
@@ -5883,7 +5069,6 @@
         </w:rPr>
         <w:t>hex</w:t>
       </w:r>
-      <w:proofErr w:type="spellEnd"/>
       <w:r>
         <w:rPr>
           <w:rFonts w:ascii="Consolas" w:eastAsia="Times New Roman" w:hAnsi="Consolas" w:cs="Courier New"/>
@@ -5894,20 +5079,7 @@
           <w:bdr w:val="none" w:sz="0" w:space="0" w:color="auto" w:frame="1"/>
           <w14:ligatures w14:val="none"/>
         </w:rPr>
-        <w:t>(</w:t>
-      </w:r>
-      <w:proofErr w:type="gramEnd"/>
-      <w:r>
-        <w:rPr>
-          <w:rFonts w:ascii="Consolas" w:eastAsia="Times New Roman" w:hAnsi="Consolas" w:cs="Courier New"/>
-          <w:color w:val="383942"/>
-          <w:kern w:val="0"/>
-          <w:sz w:val="18"/>
-          <w:szCs w:val="18"/>
-          <w:bdr w:val="none" w:sz="0" w:space="0" w:color="auto" w:frame="1"/>
-          <w14:ligatures w14:val="none"/>
-        </w:rPr>
-        <w:t>)</w:t>
+        <w:t>()</w:t>
       </w:r>
       <w:r>
         <w:rPr>
@@ -5992,7 +5164,6 @@
         </w:rPr>
         <w:t xml:space="preserve">    </w:t>
       </w:r>
-      <w:proofErr w:type="gramStart"/>
       <w:r>
         <w:rPr>
           <w:rFonts w:ascii="Consolas" w:eastAsia="Times New Roman" w:hAnsi="Consolas" w:cs="Courier New"/>
@@ -6017,8 +5188,6 @@
         </w:rPr>
         <w:t>(</w:t>
       </w:r>
-      <w:proofErr w:type="spellStart"/>
-      <w:proofErr w:type="gramEnd"/>
       <w:r>
         <w:rPr>
           <w:rFonts w:ascii="Consolas" w:eastAsia="Times New Roman" w:hAnsi="Consolas" w:cs="Courier New"/>
@@ -6041,33 +5210,7 @@
           <w:bdr w:val="none" w:sz="0" w:space="0" w:color="auto" w:frame="1"/>
           <w14:ligatures w14:val="none"/>
         </w:rPr>
-        <w:t>Packet</w:t>
-      </w:r>
-      <w:proofErr w:type="spellEnd"/>
-      <w:r>
-        <w:rPr>
-          <w:rFonts w:ascii="Consolas" w:eastAsia="Times New Roman" w:hAnsi="Consolas" w:cs="Courier New"/>
-          <w:color w:val="981B1B"/>
-          <w:kern w:val="0"/>
-          <w:sz w:val="18"/>
-          <w:szCs w:val="18"/>
-          <w:bdr w:val="none" w:sz="0" w:space="0" w:color="auto" w:frame="1"/>
-          <w14:ligatures w14:val="none"/>
-        </w:rPr>
-        <w:t xml:space="preserve"> is from </w:t>
-      </w:r>
-      <w:proofErr w:type="gramStart"/>
-      <w:r>
-        <w:rPr>
-          <w:rFonts w:ascii="Consolas" w:eastAsia="Times New Roman" w:hAnsi="Consolas" w:cs="Courier New"/>
-          <w:color w:val="981B1B"/>
-          <w:kern w:val="0"/>
-          <w:sz w:val="18"/>
-          <w:szCs w:val="18"/>
-          <w:bdr w:val="none" w:sz="0" w:space="0" w:color="auto" w:frame="1"/>
-          <w14:ligatures w14:val="none"/>
-        </w:rPr>
-        <w:t xml:space="preserve">IP: </w:t>
+        <w:t xml:space="preserve">Packet is from IP: </w:t>
       </w:r>
       <w:r>
         <w:rPr>
@@ -6133,7 +5276,6 @@
         </w:rPr>
         <w:t>}</w:t>
       </w:r>
-      <w:proofErr w:type="gramEnd"/>
       <w:r>
         <w:rPr>
           <w:rFonts w:ascii="Consolas" w:eastAsia="Times New Roman" w:hAnsi="Consolas" w:cs="Courier New"/>
@@ -6203,7 +5345,6 @@
         </w:rPr>
         <w:t xml:space="preserve">    </w:t>
       </w:r>
-      <w:proofErr w:type="gramStart"/>
       <w:r>
         <w:rPr>
           <w:rFonts w:ascii="Consolas" w:eastAsia="Times New Roman" w:hAnsi="Consolas" w:cs="Courier New"/>
@@ -6228,8 +5369,6 @@
         </w:rPr>
         <w:t>(</w:t>
       </w:r>
-      <w:proofErr w:type="spellStart"/>
-      <w:proofErr w:type="gramEnd"/>
       <w:r>
         <w:rPr>
           <w:rFonts w:ascii="Consolas" w:eastAsia="Times New Roman" w:hAnsi="Consolas" w:cs="Courier New"/>
@@ -6252,33 +5391,7 @@
           <w:bdr w:val="none" w:sz="0" w:space="0" w:color="auto" w:frame="1"/>
           <w14:ligatures w14:val="none"/>
         </w:rPr>
-        <w:t>Packet</w:t>
-      </w:r>
-      <w:proofErr w:type="spellEnd"/>
-      <w:r>
-        <w:rPr>
-          <w:rFonts w:ascii="Consolas" w:eastAsia="Times New Roman" w:hAnsi="Consolas" w:cs="Courier New"/>
-          <w:color w:val="981B1B"/>
-          <w:kern w:val="0"/>
-          <w:sz w:val="18"/>
-          <w:szCs w:val="18"/>
-          <w:bdr w:val="none" w:sz="0" w:space="0" w:color="auto" w:frame="1"/>
-          <w14:ligatures w14:val="none"/>
-        </w:rPr>
-        <w:t xml:space="preserve"> is from </w:t>
-      </w:r>
-      <w:proofErr w:type="gramStart"/>
-      <w:r>
-        <w:rPr>
-          <w:rFonts w:ascii="Consolas" w:eastAsia="Times New Roman" w:hAnsi="Consolas" w:cs="Courier New"/>
-          <w:color w:val="981B1B"/>
-          <w:kern w:val="0"/>
-          <w:sz w:val="18"/>
-          <w:szCs w:val="18"/>
-          <w:bdr w:val="none" w:sz="0" w:space="0" w:color="auto" w:frame="1"/>
-          <w14:ligatures w14:val="none"/>
-        </w:rPr>
-        <w:t xml:space="preserve">port: </w:t>
+        <w:t xml:space="preserve">Packet is from port: </w:t>
       </w:r>
       <w:r>
         <w:rPr>
@@ -6344,7 +5457,6 @@
         </w:rPr>
         <w:t>}</w:t>
       </w:r>
-      <w:proofErr w:type="gramEnd"/>
       <w:r>
         <w:rPr>
           <w:rFonts w:ascii="Consolas" w:eastAsia="Times New Roman" w:hAnsi="Consolas" w:cs="Courier New"/>
@@ -6407,7 +5519,6 @@
           <w14:ligatures w14:val="none"/>
         </w:rPr>
       </w:pPr>
-      <w:proofErr w:type="spellStart"/>
       <w:r>
         <w:rPr>
           <w:rFonts w:ascii="Consolas" w:eastAsia="Times New Roman" w:hAnsi="Consolas" w:cs="Courier New"/>
@@ -6419,106 +5530,16 @@
           <w:shd w:val="clear" w:color="auto" w:fill="F5F6FA"/>
           <w14:ligatures w14:val="none"/>
         </w:rPr>
-        <w:t>print_</w:t>
-      </w:r>
-      <w:proofErr w:type="gramStart"/>
-      <w:r>
-        <w:rPr>
-          <w:rFonts w:ascii="Consolas" w:eastAsia="Times New Roman" w:hAnsi="Consolas" w:cs="Courier New"/>
-          <w:color w:val="4A464E"/>
-          <w:kern w:val="0"/>
-          <w:sz w:val="18"/>
-          <w:szCs w:val="18"/>
-          <w:bdr w:val="single" w:sz="6" w:space="2" w:color="EEEBEE" w:frame="1"/>
-          <w:shd w:val="clear" w:color="auto" w:fill="F5F6FA"/>
-          <w14:ligatures w14:val="none"/>
-        </w:rPr>
-        <w:t>result</w:t>
-      </w:r>
-      <w:proofErr w:type="spellEnd"/>
-      <w:r>
-        <w:rPr>
-          <w:rFonts w:ascii="Consolas" w:eastAsia="Times New Roman" w:hAnsi="Consolas" w:cs="Courier New"/>
-          <w:color w:val="4A464E"/>
-          <w:kern w:val="0"/>
-          <w:sz w:val="18"/>
-          <w:szCs w:val="18"/>
-          <w:bdr w:val="single" w:sz="6" w:space="2" w:color="EEEBEE" w:frame="1"/>
-          <w:shd w:val="clear" w:color="auto" w:fill="F5F6FA"/>
-          <w14:ligatures w14:val="none"/>
-        </w:rPr>
-        <w:t>(</w:t>
-      </w:r>
-      <w:proofErr w:type="gramEnd"/>
-      <w:r>
-        <w:rPr>
-          <w:rFonts w:ascii="Consolas" w:eastAsia="Times New Roman" w:hAnsi="Consolas" w:cs="Courier New"/>
-          <w:color w:val="4A464E"/>
-          <w:kern w:val="0"/>
-          <w:sz w:val="18"/>
-          <w:szCs w:val="18"/>
-          <w:bdr w:val="single" w:sz="6" w:space="2" w:color="EEEBEE" w:frame="1"/>
-          <w:shd w:val="clear" w:color="auto" w:fill="F5F6FA"/>
-          <w14:ligatures w14:val="none"/>
-        </w:rPr>
-        <w:t xml:space="preserve">routers: list[str], </w:t>
-      </w:r>
-      <w:proofErr w:type="spellStart"/>
-      <w:r>
-        <w:rPr>
-          <w:rFonts w:ascii="Consolas" w:eastAsia="Times New Roman" w:hAnsi="Consolas" w:cs="Courier New"/>
-          <w:color w:val="4A464E"/>
-          <w:kern w:val="0"/>
-          <w:sz w:val="18"/>
-          <w:szCs w:val="18"/>
-          <w:bdr w:val="single" w:sz="6" w:space="2" w:color="EEEBEE" w:frame="1"/>
-          <w:shd w:val="clear" w:color="auto" w:fill="F5F6FA"/>
-          <w14:ligatures w14:val="none"/>
-        </w:rPr>
-        <w:t>ttl</w:t>
-      </w:r>
-      <w:proofErr w:type="spellEnd"/>
-      <w:r>
-        <w:rPr>
-          <w:rFonts w:ascii="Consolas" w:eastAsia="Times New Roman" w:hAnsi="Consolas" w:cs="Courier New"/>
-          <w:color w:val="4A464E"/>
-          <w:kern w:val="0"/>
-          <w:sz w:val="18"/>
-          <w:szCs w:val="18"/>
-          <w:bdr w:val="single" w:sz="6" w:space="2" w:color="EEEBEE" w:frame="1"/>
-          <w:shd w:val="clear" w:color="auto" w:fill="F5F6FA"/>
-          <w14:ligatures w14:val="none"/>
-        </w:rPr>
-        <w:t>: int)</w:t>
-      </w:r>
-      <w:r>
-        <w:rPr>
-          <w:rFonts w:ascii="Segoe UI" w:eastAsia="Times New Roman" w:hAnsi="Segoe UI" w:cs="Segoe UI"/>
-          <w:color w:val="4A464E"/>
-          <w:kern w:val="0"/>
-          <w14:ligatures w14:val="none"/>
-        </w:rPr>
-        <w:t xml:space="preserve"> can be used to print </w:t>
-      </w:r>
-      <w:proofErr w:type="gramStart"/>
-      <w:r>
-        <w:rPr>
-          <w:rFonts w:ascii="Segoe UI" w:eastAsia="Times New Roman" w:hAnsi="Segoe UI" w:cs="Segoe UI"/>
-          <w:color w:val="4A464E"/>
-          <w:kern w:val="0"/>
-          <w14:ligatures w14:val="none"/>
-        </w:rPr>
-        <w:t>nicely-formatted</w:t>
-      </w:r>
-      <w:proofErr w:type="gramEnd"/>
-      <w:r>
-        <w:rPr>
-          <w:rFonts w:ascii="Segoe UI" w:eastAsia="Times New Roman" w:hAnsi="Segoe UI" w:cs="Segoe UI"/>
-          <w:color w:val="4A464E"/>
-          <w:kern w:val="0"/>
-          <w14:ligatures w14:val="none"/>
-        </w:rPr>
-        <w:t xml:space="preserve"> output.</w:t>
+        <w:t>print_result(routers: list[str], ttl: int)</w:t>
+      </w:r>
+      <w:r>
+        <w:rPr>
+          <w:rFonts w:ascii="Segoe UI" w:eastAsia="Times New Roman" w:hAnsi="Segoe UI" w:cs="Segoe UI"/>
+          <w:color w:val="4A464E"/>
+          <w:kern w:val="0"/>
+          <w14:ligatures w14:val="none"/>
+        </w:rPr>
+        <w:t> can be used to print nicely-formatted output.</w:t>
       </w:r>
     </w:p>
     <w:p>
@@ -6617,7 +5638,6 @@
           <w14:ligatures w14:val="none"/>
         </w:rPr>
       </w:pPr>
-      <w:proofErr w:type="spellStart"/>
       <w:r>
         <w:rPr>
           <w:rFonts w:ascii="Consolas" w:eastAsia="Times New Roman" w:hAnsi="Consolas" w:cs="Courier New"/>
@@ -6640,22 +5660,8 @@
           <w:bdr w:val="none" w:sz="0" w:space="0" w:color="auto" w:frame="1"/>
           <w14:ligatures w14:val="none"/>
         </w:rPr>
-        <w:t>print_</w:t>
-      </w:r>
-      <w:proofErr w:type="gramStart"/>
-      <w:r>
-        <w:rPr>
-          <w:rFonts w:ascii="Consolas" w:eastAsia="Times New Roman" w:hAnsi="Consolas" w:cs="Courier New"/>
-          <w:color w:val="0000FF"/>
-          <w:kern w:val="0"/>
-          <w:sz w:val="18"/>
-          <w:szCs w:val="18"/>
-          <w:bdr w:val="none" w:sz="0" w:space="0" w:color="auto" w:frame="1"/>
-          <w14:ligatures w14:val="none"/>
-        </w:rPr>
-        <w:t>result</w:t>
-      </w:r>
-      <w:proofErr w:type="spellEnd"/>
+        <w:t>print_result</w:t>
+      </w:r>
       <w:r>
         <w:rPr>
           <w:rFonts w:ascii="Consolas" w:eastAsia="Times New Roman" w:hAnsi="Consolas" w:cs="Courier New"/>
@@ -6666,20 +5672,7 @@
           <w:bdr w:val="none" w:sz="0" w:space="0" w:color="auto" w:frame="1"/>
           <w14:ligatures w14:val="none"/>
         </w:rPr>
-        <w:t>(</w:t>
-      </w:r>
-      <w:proofErr w:type="gramEnd"/>
-      <w:r>
-        <w:rPr>
-          <w:rFonts w:ascii="Consolas" w:eastAsia="Times New Roman" w:hAnsi="Consolas" w:cs="Courier New"/>
-          <w:color w:val="383942"/>
-          <w:kern w:val="0"/>
-          <w:sz w:val="18"/>
-          <w:szCs w:val="18"/>
-          <w:bdr w:val="none" w:sz="0" w:space="0" w:color="auto" w:frame="1"/>
-          <w14:ligatures w14:val="none"/>
-        </w:rPr>
-        <w:t>[</w:t>
+        <w:t>([</w:t>
       </w:r>
       <w:r>
         <w:rPr>
@@ -6981,27 +5974,7 @@
           <w:kern w:val="0"/>
           <w14:ligatures w14:val="none"/>
         </w:rPr>
-        <w:t xml:space="preserve">Now that we know how to send and receive packets, let’s try running traceroute manually. For this stage, you can temporarily comment </w:t>
-      </w:r>
-      <w:proofErr w:type="gramStart"/>
-      <w:r>
-        <w:rPr>
-          <w:rFonts w:ascii="Segoe UI" w:eastAsia="Times New Roman" w:hAnsi="Segoe UI" w:cs="Segoe UI"/>
-          <w:color w:val="4A464E"/>
-          <w:kern w:val="0"/>
-          <w14:ligatures w14:val="none"/>
-        </w:rPr>
-        <w:t>out</w:t>
-      </w:r>
-      <w:proofErr w:type="gramEnd"/>
-      <w:r>
-        <w:rPr>
-          <w:rFonts w:ascii="Segoe UI" w:eastAsia="Times New Roman" w:hAnsi="Segoe UI" w:cs="Segoe UI"/>
-          <w:color w:val="4A464E"/>
-          <w:kern w:val="0"/>
-          <w14:ligatures w14:val="none"/>
-        </w:rPr>
-        <w:t xml:space="preserve"> these lines of starter code:</w:t>
+        <w:t>Now that we know how to send and receive packets, let’s try running traceroute manually. For this stage, you can temporarily comment out these lines of starter code:</w:t>
       </w:r>
     </w:p>
     <w:p>
@@ -7050,67 +6023,7 @@
           <w:bdr w:val="none" w:sz="0" w:space="0" w:color="auto" w:frame="1"/>
           <w14:ligatures w14:val="none"/>
         </w:rPr>
-        <w:t xml:space="preserve"># for </w:t>
-      </w:r>
-      <w:proofErr w:type="spellStart"/>
-      <w:r>
-        <w:rPr>
-          <w:rFonts w:ascii="Consolas" w:eastAsia="Times New Roman" w:hAnsi="Consolas" w:cs="Courier New"/>
-          <w:i/>
-          <w:iCs/>
-          <w:color w:val="265A5A"/>
-          <w:kern w:val="0"/>
-          <w:sz w:val="18"/>
-          <w:szCs w:val="18"/>
-          <w:bdr w:val="none" w:sz="0" w:space="0" w:color="auto" w:frame="1"/>
-          <w14:ligatures w14:val="none"/>
-        </w:rPr>
-        <w:t>ttl</w:t>
-      </w:r>
-      <w:proofErr w:type="spellEnd"/>
-      <w:r>
-        <w:rPr>
-          <w:rFonts w:ascii="Consolas" w:eastAsia="Times New Roman" w:hAnsi="Consolas" w:cs="Courier New"/>
-          <w:i/>
-          <w:iCs/>
-          <w:color w:val="265A5A"/>
-          <w:kern w:val="0"/>
-          <w:sz w:val="18"/>
-          <w:szCs w:val="18"/>
-          <w:bdr w:val="none" w:sz="0" w:space="0" w:color="auto" w:frame="1"/>
-          <w14:ligatures w14:val="none"/>
-        </w:rPr>
-        <w:t xml:space="preserve"> in </w:t>
-      </w:r>
-      <w:proofErr w:type="gramStart"/>
-      <w:r>
-        <w:rPr>
-          <w:rFonts w:ascii="Consolas" w:eastAsia="Times New Roman" w:hAnsi="Consolas" w:cs="Courier New"/>
-          <w:i/>
-          <w:iCs/>
-          <w:color w:val="265A5A"/>
-          <w:kern w:val="0"/>
-          <w:sz w:val="18"/>
-          <w:szCs w:val="18"/>
-          <w:bdr w:val="none" w:sz="0" w:space="0" w:color="auto" w:frame="1"/>
-          <w14:ligatures w14:val="none"/>
-        </w:rPr>
-        <w:t>range(</w:t>
-      </w:r>
-      <w:proofErr w:type="gramEnd"/>
-      <w:r>
-        <w:rPr>
-          <w:rFonts w:ascii="Consolas" w:eastAsia="Times New Roman" w:hAnsi="Consolas" w:cs="Courier New"/>
-          <w:i/>
-          <w:iCs/>
-          <w:color w:val="265A5A"/>
-          <w:kern w:val="0"/>
-          <w:sz w:val="18"/>
-          <w:szCs w:val="18"/>
-          <w:bdr w:val="none" w:sz="0" w:space="0" w:color="auto" w:frame="1"/>
-          <w14:ligatures w14:val="none"/>
-        </w:rPr>
-        <w:t>1, TRACEROUTE_MAX_TTL+1):</w:t>
+        <w:t># for ttl in range(1, TRACEROUTE_MAX_TTL+1):</w:t>
       </w:r>
     </w:p>
     <w:p>
@@ -7159,97 +6072,7 @@
           <w:bdr w:val="none" w:sz="0" w:space="0" w:color="auto" w:frame="1"/>
           <w14:ligatures w14:val="none"/>
         </w:rPr>
-        <w:t xml:space="preserve">#     </w:t>
-      </w:r>
-      <w:proofErr w:type="spellStart"/>
-      <w:r>
-        <w:rPr>
-          <w:rFonts w:ascii="Consolas" w:eastAsia="Times New Roman" w:hAnsi="Consolas" w:cs="Courier New"/>
-          <w:i/>
-          <w:iCs/>
-          <w:color w:val="265A5A"/>
-          <w:kern w:val="0"/>
-          <w:sz w:val="18"/>
-          <w:szCs w:val="18"/>
-          <w:bdr w:val="none" w:sz="0" w:space="0" w:color="auto" w:frame="1"/>
-          <w14:ligatures w14:val="none"/>
-        </w:rPr>
-        <w:t>util.print_</w:t>
-      </w:r>
-      <w:proofErr w:type="gramStart"/>
-      <w:r>
-        <w:rPr>
-          <w:rFonts w:ascii="Consolas" w:eastAsia="Times New Roman" w:hAnsi="Consolas" w:cs="Courier New"/>
-          <w:i/>
-          <w:iCs/>
-          <w:color w:val="265A5A"/>
-          <w:kern w:val="0"/>
-          <w:sz w:val="18"/>
-          <w:szCs w:val="18"/>
-          <w:bdr w:val="none" w:sz="0" w:space="0" w:color="auto" w:frame="1"/>
-          <w14:ligatures w14:val="none"/>
-        </w:rPr>
-        <w:t>result</w:t>
-      </w:r>
-      <w:proofErr w:type="spellEnd"/>
-      <w:r>
-        <w:rPr>
-          <w:rFonts w:ascii="Consolas" w:eastAsia="Times New Roman" w:hAnsi="Consolas" w:cs="Courier New"/>
-          <w:i/>
-          <w:iCs/>
-          <w:color w:val="265A5A"/>
-          <w:kern w:val="0"/>
-          <w:sz w:val="18"/>
-          <w:szCs w:val="18"/>
-          <w:bdr w:val="none" w:sz="0" w:space="0" w:color="auto" w:frame="1"/>
-          <w14:ligatures w14:val="none"/>
-        </w:rPr>
-        <w:t>(</w:t>
-      </w:r>
-      <w:proofErr w:type="gramEnd"/>
-      <w:r>
-        <w:rPr>
-          <w:rFonts w:ascii="Consolas" w:eastAsia="Times New Roman" w:hAnsi="Consolas" w:cs="Courier New"/>
-          <w:i/>
-          <w:iCs/>
-          <w:color w:val="265A5A"/>
-          <w:kern w:val="0"/>
-          <w:sz w:val="18"/>
-          <w:szCs w:val="18"/>
-          <w:bdr w:val="none" w:sz="0" w:space="0" w:color="auto" w:frame="1"/>
-          <w14:ligatures w14:val="none"/>
-        </w:rPr>
-        <w:t xml:space="preserve">[], </w:t>
-      </w:r>
-      <w:proofErr w:type="spellStart"/>
-      <w:r>
-        <w:rPr>
-          <w:rFonts w:ascii="Consolas" w:eastAsia="Times New Roman" w:hAnsi="Consolas" w:cs="Courier New"/>
-          <w:i/>
-          <w:iCs/>
-          <w:color w:val="265A5A"/>
-          <w:kern w:val="0"/>
-          <w:sz w:val="18"/>
-          <w:szCs w:val="18"/>
-          <w:bdr w:val="none" w:sz="0" w:space="0" w:color="auto" w:frame="1"/>
-          <w14:ligatures w14:val="none"/>
-        </w:rPr>
-        <w:t>ttl</w:t>
-      </w:r>
-      <w:proofErr w:type="spellEnd"/>
-      <w:r>
-        <w:rPr>
-          <w:rFonts w:ascii="Consolas" w:eastAsia="Times New Roman" w:hAnsi="Consolas" w:cs="Courier New"/>
-          <w:i/>
-          <w:iCs/>
-          <w:color w:val="265A5A"/>
-          <w:kern w:val="0"/>
-          <w:sz w:val="18"/>
-          <w:szCs w:val="18"/>
-          <w:bdr w:val="none" w:sz="0" w:space="0" w:color="auto" w:frame="1"/>
-          <w14:ligatures w14:val="none"/>
-        </w:rPr>
-        <w:t>)</w:t>
+        <w:t>#     util.print_result([], ttl)</w:t>
       </w:r>
     </w:p>
     <w:p>
@@ -7347,7 +6170,6 @@
         </w:rPr>
         <w:t>, write code that sends a packet to </w:t>
       </w:r>
-      <w:proofErr w:type="spellStart"/>
       <w:r>
         <w:rPr>
           <w:rFonts w:ascii="Consolas" w:eastAsia="Times New Roman" w:hAnsi="Consolas" w:cs="Courier New"/>
@@ -7361,7 +6183,6 @@
         </w:rPr>
         <w:t>ip</w:t>
       </w:r>
-      <w:proofErr w:type="spellEnd"/>
       <w:r>
         <w:rPr>
           <w:rFonts w:ascii="Segoe UI" w:eastAsia="Times New Roman" w:hAnsi="Segoe UI" w:cs="Segoe UI"/>
@@ -7446,7 +6267,6 @@
         </w:rPr>
         <w:t xml:space="preserve"> </w:t>
       </w:r>
-      <w:proofErr w:type="spellStart"/>
       <w:r>
         <w:rPr>
           <w:rFonts w:ascii="Consolas" w:eastAsia="Times New Roman" w:hAnsi="Consolas" w:cs="Courier New"/>
@@ -7457,20 +6277,7 @@
           <w:bdr w:val="none" w:sz="0" w:space="0" w:color="auto" w:frame="1"/>
           <w14:ligatures w14:val="none"/>
         </w:rPr>
-        <w:t>sudo</w:t>
-      </w:r>
-      <w:proofErr w:type="spellEnd"/>
-      <w:r>
-        <w:rPr>
-          <w:rFonts w:ascii="Consolas" w:eastAsia="Times New Roman" w:hAnsi="Consolas" w:cs="Courier New"/>
-          <w:color w:val="005C00"/>
-          <w:kern w:val="0"/>
-          <w:sz w:val="18"/>
-          <w:szCs w:val="18"/>
-          <w:bdr w:val="none" w:sz="0" w:space="0" w:color="auto" w:frame="1"/>
-          <w14:ligatures w14:val="none"/>
-        </w:rPr>
-        <w:t xml:space="preserve"> </w:t>
+        <w:t xml:space="preserve">sudo </w:t>
       </w:r>
       <w:r>
         <w:rPr>
@@ -7518,7 +6325,27 @@
             <w:u w:val="single"/>
             <w14:ligatures w14:val="none"/>
           </w:rPr>
-          <w:t>an online packet decoder like this one</w:t>
+          <w:t>an online packet decoder like this</w:t>
+        </w:r>
+        <w:r>
+          <w:rPr>
+            <w:rFonts w:ascii="Segoe UI" w:eastAsia="Times New Roman" w:hAnsi="Segoe UI" w:cs="Segoe UI"/>
+            <w:color w:val="3B18D8"/>
+            <w:kern w:val="0"/>
+            <w:u w:val="single"/>
+            <w14:ligatures w14:val="none"/>
+          </w:rPr>
+          <w:t xml:space="preserve"> </w:t>
+        </w:r>
+        <w:r>
+          <w:rPr>
+            <w:rFonts w:ascii="Segoe UI" w:eastAsia="Times New Roman" w:hAnsi="Segoe UI" w:cs="Segoe UI"/>
+            <w:color w:val="3B18D8"/>
+            <w:kern w:val="0"/>
+            <w:u w:val="single"/>
+            <w14:ligatures w14:val="none"/>
+          </w:rPr>
+          <w:t>one</w:t>
         </w:r>
       </w:hyperlink>
       <w:r>
@@ -7752,7 +6579,6 @@
         </w:rPr>
         <w:t xml:space="preserve"> </w:t>
       </w:r>
-      <w:proofErr w:type="spellStart"/>
       <w:r>
         <w:rPr>
           <w:rFonts w:ascii="Consolas" w:eastAsia="Times New Roman" w:hAnsi="Consolas" w:cs="Courier New"/>
@@ -7763,20 +6589,7 @@
           <w:bdr w:val="none" w:sz="0" w:space="0" w:color="auto" w:frame="1"/>
           <w14:ligatures w14:val="none"/>
         </w:rPr>
-        <w:t>sudo</w:t>
-      </w:r>
-      <w:proofErr w:type="spellEnd"/>
-      <w:r>
-        <w:rPr>
-          <w:rFonts w:ascii="Consolas" w:eastAsia="Times New Roman" w:hAnsi="Consolas" w:cs="Courier New"/>
-          <w:color w:val="005C00"/>
-          <w:kern w:val="0"/>
-          <w:sz w:val="18"/>
-          <w:szCs w:val="18"/>
-          <w:bdr w:val="none" w:sz="0" w:space="0" w:color="auto" w:frame="1"/>
-          <w14:ligatures w14:val="none"/>
-        </w:rPr>
-        <w:t xml:space="preserve"> </w:t>
+        <w:t xml:space="preserve">sudo </w:t>
       </w:r>
       <w:r>
         <w:rPr>
@@ -7835,27 +6648,7 @@
           <w:kern w:val="0"/>
           <w14:ligatures w14:val="none"/>
         </w:rPr>
-        <w:t xml:space="preserve">Copy-paste the bytes of the new reply packet into the packet </w:t>
-      </w:r>
-      <w:proofErr w:type="gramStart"/>
-      <w:r>
-        <w:rPr>
-          <w:rFonts w:ascii="Segoe UI" w:eastAsia="Times New Roman" w:hAnsi="Segoe UI" w:cs="Segoe UI"/>
-          <w:color w:val="4A464E"/>
-          <w:kern w:val="0"/>
-          <w14:ligatures w14:val="none"/>
-        </w:rPr>
-        <w:t>decoder, and</w:t>
-      </w:r>
-      <w:proofErr w:type="gramEnd"/>
-      <w:r>
-        <w:rPr>
-          <w:rFonts w:ascii="Segoe UI" w:eastAsia="Times New Roman" w:hAnsi="Segoe UI" w:cs="Segoe UI"/>
-          <w:color w:val="4A464E"/>
-          <w:kern w:val="0"/>
-          <w14:ligatures w14:val="none"/>
-        </w:rPr>
-        <w:t xml:space="preserve"> investigate the packet.</w:t>
+        <w:t>Copy-paste the bytes of the new reply packet into the packet decoder, and investigate the packet.</w:t>
       </w:r>
     </w:p>
     <w:p>
@@ -8005,7 +6798,6 @@
         </w:rPr>
         <w:t xml:space="preserve"> </w:t>
       </w:r>
-      <w:proofErr w:type="spellStart"/>
       <w:r>
         <w:rPr>
           <w:rFonts w:ascii="Consolas" w:eastAsia="Times New Roman" w:hAnsi="Consolas" w:cs="Courier New"/>
@@ -8016,20 +6808,7 @@
           <w:bdr w:val="none" w:sz="0" w:space="0" w:color="auto" w:frame="1"/>
           <w14:ligatures w14:val="none"/>
         </w:rPr>
-        <w:t>sudo</w:t>
-      </w:r>
-      <w:proofErr w:type="spellEnd"/>
-      <w:r>
-        <w:rPr>
-          <w:rFonts w:ascii="Consolas" w:eastAsia="Times New Roman" w:hAnsi="Consolas" w:cs="Courier New"/>
-          <w:color w:val="005C00"/>
-          <w:kern w:val="0"/>
-          <w:sz w:val="18"/>
-          <w:szCs w:val="18"/>
-          <w:bdr w:val="none" w:sz="0" w:space="0" w:color="auto" w:frame="1"/>
-          <w14:ligatures w14:val="none"/>
-        </w:rPr>
-        <w:t xml:space="preserve"> </w:t>
+        <w:t xml:space="preserve">sudo </w:t>
       </w:r>
       <w:r>
         <w:rPr>
@@ -8066,27 +6845,7 @@
           <w:kern w:val="0"/>
           <w14:ligatures w14:val="none"/>
         </w:rPr>
-        <w:t xml:space="preserve">Copy-paste the bytes of the new reply packet into the packet </w:t>
-      </w:r>
-      <w:proofErr w:type="gramStart"/>
-      <w:r>
-        <w:rPr>
-          <w:rFonts w:ascii="Segoe UI" w:eastAsia="Times New Roman" w:hAnsi="Segoe UI" w:cs="Segoe UI"/>
-          <w:color w:val="4A464E"/>
-          <w:kern w:val="0"/>
-          <w14:ligatures w14:val="none"/>
-        </w:rPr>
-        <w:t>decoder, and</w:t>
-      </w:r>
-      <w:proofErr w:type="gramEnd"/>
-      <w:r>
-        <w:rPr>
-          <w:rFonts w:ascii="Segoe UI" w:eastAsia="Times New Roman" w:hAnsi="Segoe UI" w:cs="Segoe UI"/>
-          <w:color w:val="4A464E"/>
-          <w:kern w:val="0"/>
-          <w14:ligatures w14:val="none"/>
-        </w:rPr>
-        <w:t xml:space="preserve"> investigate the packet.</w:t>
+        <w:t>Copy-paste the bytes of the new reply packet into the packet decoder, and investigate the packet.</w:t>
       </w:r>
     </w:p>
     <w:p>
@@ -8183,27 +6942,7 @@
           <w:kern w:val="0"/>
           <w14:ligatures w14:val="none"/>
         </w:rPr>
-        <w:t xml:space="preserve">When you ran traceroute manually, each time you received a packet, you probably had to interpret the bytes of the various headers. </w:t>
-      </w:r>
-      <w:proofErr w:type="gramStart"/>
-      <w:r>
-        <w:rPr>
-          <w:rFonts w:ascii="Segoe UI" w:eastAsia="Times New Roman" w:hAnsi="Segoe UI" w:cs="Segoe UI"/>
-          <w:color w:val="4A464E"/>
-          <w:kern w:val="0"/>
-          <w14:ligatures w14:val="none"/>
-        </w:rPr>
-        <w:t>Your</w:t>
-      </w:r>
-      <w:proofErr w:type="gramEnd"/>
-      <w:r>
-        <w:rPr>
-          <w:rFonts w:ascii="Segoe UI" w:eastAsia="Times New Roman" w:hAnsi="Segoe UI" w:cs="Segoe UI"/>
-          <w:color w:val="4A464E"/>
-          <w:kern w:val="0"/>
-          <w14:ligatures w14:val="none"/>
-        </w:rPr>
-        <w:t xml:space="preserve"> traceroute implementation will need to do this parsing in code</w:t>
+        <w:t>When you ran traceroute manually, each time you received a packet, you probably had to interpret the bytes of the various headers. Your traceroute implementation will need to do this parsing in code</w:t>
       </w:r>
       <w:r>
         <w:rPr>
@@ -8346,27 +7085,7 @@
           <w:kern w:val="0"/>
           <w14:ligatures w14:val="none"/>
         </w:rPr>
-        <w:t xml:space="preserve">These classes are missing constructors. Your job is to fill in the </w:t>
-      </w:r>
-      <w:proofErr w:type="gramStart"/>
-      <w:r>
-        <w:rPr>
-          <w:rFonts w:ascii="Segoe UI" w:eastAsia="Times New Roman" w:hAnsi="Segoe UI" w:cs="Segoe UI"/>
-          <w:color w:val="4A464E"/>
-          <w:kern w:val="0"/>
-          <w14:ligatures w14:val="none"/>
-        </w:rPr>
-        <w:t>constructors</w:t>
-      </w:r>
-      <w:proofErr w:type="gramEnd"/>
-      <w:r>
-        <w:rPr>
-          <w:rFonts w:ascii="Segoe UI" w:eastAsia="Times New Roman" w:hAnsi="Segoe UI" w:cs="Segoe UI"/>
-          <w:color w:val="4A464E"/>
-          <w:kern w:val="0"/>
-          <w14:ligatures w14:val="none"/>
-        </w:rPr>
-        <w:t xml:space="preserve"> (the </w:t>
+        <w:t>These classes are missing constructors. Your job is to fill in the constructors (the </w:t>
       </w:r>
       <w:r>
         <w:rPr>
@@ -8379,9 +7098,38 @@
           <w:shd w:val="clear" w:color="auto" w:fill="F5F6FA"/>
           <w14:ligatures w14:val="none"/>
         </w:rPr>
-        <w:t>__</w:t>
-      </w:r>
-      <w:proofErr w:type="spellStart"/>
+        <w:t>__init__</w:t>
+      </w:r>
+      <w:r>
+        <w:rPr>
+          <w:rFonts w:ascii="Segoe UI" w:eastAsia="Times New Roman" w:hAnsi="Segoe UI" w:cs="Segoe UI"/>
+          <w:color w:val="4A464E"/>
+          <w:kern w:val="0"/>
+          <w14:ligatures w14:val="none"/>
+        </w:rPr>
+        <w:t> functions).</w:t>
+      </w:r>
+    </w:p>
+    <w:p>
+      <w:pPr>
+        <w:shd w:val="clear" w:color="auto" w:fill="FFFFFF"/>
+        <w:spacing w:before="240" w:after="240" w:line="240" w:lineRule="auto"/>
+        <w:rPr>
+          <w:rFonts w:ascii="Segoe UI" w:eastAsia="Times New Roman" w:hAnsi="Segoe UI" w:cs="Segoe UI"/>
+          <w:color w:val="4A464E"/>
+          <w:kern w:val="0"/>
+          <w14:ligatures w14:val="none"/>
+        </w:rPr>
+      </w:pPr>
+      <w:r>
+        <w:rPr>
+          <w:rFonts w:ascii="Segoe UI" w:eastAsia="Times New Roman" w:hAnsi="Segoe UI" w:cs="Segoe UI"/>
+          <w:color w:val="4A464E"/>
+          <w:kern w:val="0"/>
+          <w14:ligatures w14:val="none"/>
+        </w:rPr>
+        <w:t>The constructors take in </w:t>
+      </w:r>
       <w:r>
         <w:rPr>
           <w:rFonts w:ascii="Consolas" w:eastAsia="Times New Roman" w:hAnsi="Consolas" w:cs="Courier New"/>
@@ -8393,9 +7141,17 @@
           <w:shd w:val="clear" w:color="auto" w:fill="F5F6FA"/>
           <w14:ligatures w14:val="none"/>
         </w:rPr>
-        <w:t>init</w:t>
-      </w:r>
-      <w:proofErr w:type="spellEnd"/>
+        <w:t>buffer</w:t>
+      </w:r>
+      <w:r>
+        <w:rPr>
+          <w:rFonts w:ascii="Segoe UI" w:eastAsia="Times New Roman" w:hAnsi="Segoe UI" w:cs="Segoe UI"/>
+          <w:color w:val="4A464E"/>
+          <w:kern w:val="0"/>
+          <w14:ligatures w14:val="none"/>
+        </w:rPr>
+        <w:t>, which are the raw bytes of the packet header. For example, the constructor in </w:t>
+      </w:r>
       <w:r>
         <w:rPr>
           <w:rFonts w:ascii="Consolas" w:eastAsia="Times New Roman" w:hAnsi="Consolas" w:cs="Courier New"/>
@@ -8407,16 +7163,16 @@
           <w:shd w:val="clear" w:color="auto" w:fill="F5F6FA"/>
           <w14:ligatures w14:val="none"/>
         </w:rPr>
-        <w:t>__</w:t>
-      </w:r>
-      <w:r>
-        <w:rPr>
-          <w:rFonts w:ascii="Segoe UI" w:eastAsia="Times New Roman" w:hAnsi="Segoe UI" w:cs="Segoe UI"/>
-          <w:color w:val="4A464E"/>
-          <w:kern w:val="0"/>
-          <w14:ligatures w14:val="none"/>
-        </w:rPr>
-        <w:t> functions).</w:t>
+        <w:t>ICMP</w:t>
+      </w:r>
+      <w:r>
+        <w:rPr>
+          <w:rFonts w:ascii="Segoe UI" w:eastAsia="Times New Roman" w:hAnsi="Segoe UI" w:cs="Segoe UI"/>
+          <w:color w:val="4A464E"/>
+          <w:kern w:val="0"/>
+          <w14:ligatures w14:val="none"/>
+        </w:rPr>
+        <w:t> takes in the bytes of the ICMP packet header.</w:t>
       </w:r>
     </w:p>
     <w:p>
@@ -8437,92 +7193,7 @@
           <w:kern w:val="0"/>
           <w14:ligatures w14:val="none"/>
         </w:rPr>
-        <w:t>The constructors take in </w:t>
-      </w:r>
-      <w:r>
-        <w:rPr>
-          <w:rFonts w:ascii="Consolas" w:eastAsia="Times New Roman" w:hAnsi="Consolas" w:cs="Courier New"/>
-          <w:color w:val="4A464E"/>
-          <w:kern w:val="0"/>
-          <w:sz w:val="18"/>
-          <w:szCs w:val="18"/>
-          <w:bdr w:val="single" w:sz="6" w:space="2" w:color="EEEBEE" w:frame="1"/>
-          <w:shd w:val="clear" w:color="auto" w:fill="F5F6FA"/>
-          <w14:ligatures w14:val="none"/>
-        </w:rPr>
-        <w:t>buffer</w:t>
-      </w:r>
-      <w:r>
-        <w:rPr>
-          <w:rFonts w:ascii="Segoe UI" w:eastAsia="Times New Roman" w:hAnsi="Segoe UI" w:cs="Segoe UI"/>
-          <w:color w:val="4A464E"/>
-          <w:kern w:val="0"/>
-          <w14:ligatures w14:val="none"/>
-        </w:rPr>
-        <w:t>, which are the raw bytes of the packet header. For example, the constructor in </w:t>
-      </w:r>
-      <w:r>
-        <w:rPr>
-          <w:rFonts w:ascii="Consolas" w:eastAsia="Times New Roman" w:hAnsi="Consolas" w:cs="Courier New"/>
-          <w:color w:val="4A464E"/>
-          <w:kern w:val="0"/>
-          <w:sz w:val="18"/>
-          <w:szCs w:val="18"/>
-          <w:bdr w:val="single" w:sz="6" w:space="2" w:color="EEEBEE" w:frame="1"/>
-          <w:shd w:val="clear" w:color="auto" w:fill="F5F6FA"/>
-          <w14:ligatures w14:val="none"/>
-        </w:rPr>
-        <w:t>ICMP</w:t>
-      </w:r>
-      <w:r>
-        <w:rPr>
-          <w:rFonts w:ascii="Segoe UI" w:eastAsia="Times New Roman" w:hAnsi="Segoe UI" w:cs="Segoe UI"/>
-          <w:color w:val="4A464E"/>
-          <w:kern w:val="0"/>
-          <w14:ligatures w14:val="none"/>
-        </w:rPr>
-        <w:t> takes in the bytes of the ICMP packet header.</w:t>
-      </w:r>
-    </w:p>
-    <w:p>
-      <w:pPr>
-        <w:shd w:val="clear" w:color="auto" w:fill="FFFFFF"/>
-        <w:spacing w:before="240" w:after="240" w:line="240" w:lineRule="auto"/>
-        <w:rPr>
-          <w:rFonts w:ascii="Segoe UI" w:eastAsia="Times New Roman" w:hAnsi="Segoe UI" w:cs="Segoe UI"/>
-          <w:color w:val="4A464E"/>
-          <w:kern w:val="0"/>
-          <w14:ligatures w14:val="none"/>
-        </w:rPr>
-      </w:pPr>
-      <w:r>
-        <w:rPr>
-          <w:rFonts w:ascii="Segoe UI" w:eastAsia="Times New Roman" w:hAnsi="Segoe UI" w:cs="Segoe UI"/>
-          <w:color w:val="4A464E"/>
-          <w:kern w:val="0"/>
-          <w14:ligatures w14:val="none"/>
-        </w:rPr>
-        <w:t xml:space="preserve">Your constructor code should initialize </w:t>
-      </w:r>
-      <w:proofErr w:type="gramStart"/>
-      <w:r>
-        <w:rPr>
-          <w:rFonts w:ascii="Segoe UI" w:eastAsia="Times New Roman" w:hAnsi="Segoe UI" w:cs="Segoe UI"/>
-          <w:color w:val="4A464E"/>
-          <w:kern w:val="0"/>
-          <w14:ligatures w14:val="none"/>
-        </w:rPr>
-        <w:t>all of</w:t>
-      </w:r>
-      <w:proofErr w:type="gramEnd"/>
-      <w:r>
-        <w:rPr>
-          <w:rFonts w:ascii="Segoe UI" w:eastAsia="Times New Roman" w:hAnsi="Segoe UI" w:cs="Segoe UI"/>
-          <w:color w:val="4A464E"/>
-          <w:kern w:val="0"/>
-          <w14:ligatures w14:val="none"/>
-        </w:rPr>
-        <w:t xml:space="preserve"> the instance variables by parsing the bytes of the given packet.</w:t>
+        <w:t>Your constructor code should initialize all of the instance variables by parsing the bytes of the given packet.</w:t>
       </w:r>
     </w:p>
     <w:p>
@@ -8719,20 +7390,7 @@
           <w:bdr w:val="none" w:sz="0" w:space="0" w:color="auto" w:frame="1"/>
           <w14:ligatures w14:val="none"/>
         </w:rPr>
-        <w:t>'</w:t>
-      </w:r>
-      <w:proofErr w:type="gramStart"/>
-      <w:r>
-        <w:rPr>
-          <w:rFonts w:ascii="Consolas" w:eastAsia="Times New Roman" w:hAnsi="Consolas" w:cs="Courier New"/>
-          <w:color w:val="9C1C1C"/>
-          <w:kern w:val="0"/>
-          <w:sz w:val="18"/>
-          <w:szCs w:val="18"/>
-          <w:bdr w:val="none" w:sz="0" w:space="0" w:color="auto" w:frame="1"/>
-          <w14:ligatures w14:val="none"/>
-        </w:rPr>
-        <w:t>'</w:t>
+        <w:t>''</w:t>
       </w:r>
       <w:r>
         <w:rPr>
@@ -8758,7 +7416,6 @@
         </w:rPr>
         <w:t>join</w:t>
       </w:r>
-      <w:proofErr w:type="gramEnd"/>
       <w:r>
         <w:rPr>
           <w:rFonts w:ascii="Consolas" w:eastAsia="Times New Roman" w:hAnsi="Consolas" w:cs="Courier New"/>
@@ -8771,7 +7428,6 @@
         </w:rPr>
         <w:t>(</w:t>
       </w:r>
-      <w:proofErr w:type="gramStart"/>
       <w:r>
         <w:rPr>
           <w:rFonts w:ascii="Consolas" w:eastAsia="Times New Roman" w:hAnsi="Consolas" w:cs="Courier New"/>
@@ -8794,20 +7450,7 @@
           <w:bdr w:val="none" w:sz="0" w:space="0" w:color="auto" w:frame="1"/>
           <w14:ligatures w14:val="none"/>
         </w:rPr>
-        <w:t>(</w:t>
-      </w:r>
-      <w:proofErr w:type="gramEnd"/>
-      <w:r>
-        <w:rPr>
-          <w:rFonts w:ascii="Consolas" w:eastAsia="Times New Roman" w:hAnsi="Consolas" w:cs="Courier New"/>
-          <w:color w:val="383942"/>
-          <w:kern w:val="0"/>
-          <w:sz w:val="18"/>
-          <w:szCs w:val="18"/>
-          <w:bdr w:val="none" w:sz="0" w:space="0" w:color="auto" w:frame="1"/>
-          <w14:ligatures w14:val="none"/>
-        </w:rPr>
-        <w:t>byte,</w:t>
+        <w:t>(byte,</w:t>
       </w:r>
       <w:r>
         <w:rPr>
@@ -9121,7 +7764,6 @@
         </w:rPr>
         <w:t>'</w:t>
       </w:r>
-      <w:proofErr w:type="gramStart"/>
       <w:r>
         <w:rPr>
           <w:rFonts w:ascii="Consolas" w:eastAsia="Times New Roman" w:hAnsi="Consolas" w:cs="Courier New"/>
@@ -9170,22 +7812,7 @@
           <w:bdr w:val="none" w:sz="0" w:space="0" w:color="auto" w:frame="1"/>
           <w14:ligatures w14:val="none"/>
         </w:rPr>
-        <w:t>#</w:t>
-      </w:r>
-      <w:proofErr w:type="gramEnd"/>
-      <w:r>
-        <w:rPr>
-          <w:rFonts w:ascii="Consolas" w:eastAsia="Times New Roman" w:hAnsi="Consolas" w:cs="Courier New"/>
-          <w:i/>
-          <w:iCs/>
-          <w:color w:val="265A5A"/>
-          <w:kern w:val="0"/>
-          <w:sz w:val="18"/>
-          <w:szCs w:val="18"/>
-          <w:bdr w:val="none" w:sz="0" w:space="0" w:color="auto" w:frame="1"/>
-          <w14:ligatures w14:val="none"/>
-        </w:rPr>
-        <w:t xml:space="preserve"> A string of 1s and 0s.</w:t>
+        <w:t># A string of 1s and 0s.</w:t>
       </w:r>
     </w:p>
     <w:p>
@@ -9270,7 +7897,6 @@
         </w:rPr>
         <w:t xml:space="preserve"> </w:t>
       </w:r>
-      <w:proofErr w:type="gramStart"/>
       <w:r>
         <w:rPr>
           <w:rFonts w:ascii="Consolas" w:eastAsia="Times New Roman" w:hAnsi="Consolas" w:cs="Courier New"/>
@@ -9293,20 +7919,7 @@
           <w:bdr w:val="none" w:sz="0" w:space="0" w:color="auto" w:frame="1"/>
           <w14:ligatures w14:val="none"/>
         </w:rPr>
-        <w:t>(</w:t>
-      </w:r>
-      <w:proofErr w:type="gramEnd"/>
-      <w:r>
-        <w:rPr>
-          <w:rFonts w:ascii="Consolas" w:eastAsia="Times New Roman" w:hAnsi="Consolas" w:cs="Courier New"/>
-          <w:color w:val="383942"/>
-          <w:kern w:val="0"/>
-          <w:sz w:val="18"/>
-          <w:szCs w:val="18"/>
-          <w:bdr w:val="none" w:sz="0" w:space="0" w:color="auto" w:frame="1"/>
-          <w14:ligatures w14:val="none"/>
-        </w:rPr>
-        <w:t>bitstring,</w:t>
+        <w:t>(bitstring,</w:t>
       </w:r>
       <w:r>
         <w:rPr>
@@ -9320,7 +7933,6 @@
         </w:rPr>
         <w:t xml:space="preserve"> </w:t>
       </w:r>
-      <w:proofErr w:type="gramStart"/>
       <w:r>
         <w:rPr>
           <w:rFonts w:ascii="Consolas" w:eastAsia="Times New Roman" w:hAnsi="Consolas" w:cs="Courier New"/>
@@ -9369,22 +7981,7 @@
           <w:bdr w:val="none" w:sz="0" w:space="0" w:color="auto" w:frame="1"/>
           <w14:ligatures w14:val="none"/>
         </w:rPr>
-        <w:t>#</w:t>
-      </w:r>
-      <w:proofErr w:type="gramEnd"/>
-      <w:r>
-        <w:rPr>
-          <w:rFonts w:ascii="Consolas" w:eastAsia="Times New Roman" w:hAnsi="Consolas" w:cs="Courier New"/>
-          <w:i/>
-          <w:iCs/>
-          <w:color w:val="265A5A"/>
-          <w:kern w:val="0"/>
-          <w:sz w:val="18"/>
-          <w:szCs w:val="18"/>
-          <w:bdr w:val="none" w:sz="0" w:space="0" w:color="auto" w:frame="1"/>
-          <w14:ligatures w14:val="none"/>
-        </w:rPr>
-        <w:t xml:space="preserve"> 2, because it's a base-2 number.</w:t>
+        <w:t># 2, because it's a base-2 number.</w:t>
       </w:r>
     </w:p>
     <w:p>
@@ -9443,20 +8040,7 @@
           <w:bdr w:val="none" w:sz="0" w:space="0" w:color="auto" w:frame="1"/>
           <w14:ligatures w14:val="none"/>
         </w:rPr>
-        <w:t>(</w:t>
-      </w:r>
-      <w:proofErr w:type="gramStart"/>
-      <w:r>
-        <w:rPr>
-          <w:rFonts w:ascii="Consolas" w:eastAsia="Times New Roman" w:hAnsi="Consolas" w:cs="Courier New"/>
-          <w:color w:val="383942"/>
-          <w:kern w:val="0"/>
-          <w:sz w:val="18"/>
-          <w:szCs w:val="18"/>
-          <w:bdr w:val="none" w:sz="0" w:space="0" w:color="auto" w:frame="1"/>
-          <w14:ligatures w14:val="none"/>
-        </w:rPr>
-        <w:t>number)</w:t>
+        <w:t>(number)</w:t>
       </w:r>
       <w:r>
         <w:rPr>
@@ -9468,20 +8052,7 @@
           <w:bdr w:val="none" w:sz="0" w:space="0" w:color="auto" w:frame="1"/>
           <w14:ligatures w14:val="none"/>
         </w:rPr>
-        <w:t xml:space="preserve">   </w:t>
-      </w:r>
-      <w:proofErr w:type="gramEnd"/>
-      <w:r>
-        <w:rPr>
-          <w:rFonts w:ascii="Consolas" w:eastAsia="Times New Roman" w:hAnsi="Consolas" w:cs="Courier New"/>
-          <w:color w:val="5C5962"/>
-          <w:kern w:val="0"/>
-          <w:sz w:val="18"/>
-          <w:szCs w:val="18"/>
-          <w:bdr w:val="none" w:sz="0" w:space="0" w:color="auto" w:frame="1"/>
-          <w14:ligatures w14:val="none"/>
-        </w:rPr>
-        <w:t xml:space="preserve">             </w:t>
+        <w:t xml:space="preserve">                </w:t>
       </w:r>
       <w:r>
         <w:rPr>
@@ -9564,27 +8135,7 @@
           <w14:ligatures w14:val="none"/>
         </w:rPr>
         <w:lastRenderedPageBreak/>
-        <w:t>To check your parsing code, you can call the constructor on the raw bytes you receive (slicing if needed to extract specific headers</w:t>
-      </w:r>
-      <w:proofErr w:type="gramStart"/>
-      <w:r>
-        <w:rPr>
-          <w:rFonts w:ascii="Segoe UI" w:eastAsia="Times New Roman" w:hAnsi="Segoe UI" w:cs="Segoe UI"/>
-          <w:color w:val="4A464E"/>
-          <w:kern w:val="0"/>
-          <w14:ligatures w14:val="none"/>
-        </w:rPr>
-        <w:t>), and</w:t>
-      </w:r>
-      <w:proofErr w:type="gramEnd"/>
-      <w:r>
-        <w:rPr>
-          <w:rFonts w:ascii="Segoe UI" w:eastAsia="Times New Roman" w:hAnsi="Segoe UI" w:cs="Segoe UI"/>
-          <w:color w:val="4A464E"/>
-          <w:kern w:val="0"/>
-          <w14:ligatures w14:val="none"/>
-        </w:rPr>
-        <w:t xml:space="preserve"> print the output. The classes already have </w:t>
+        <w:t>To check your parsing code, you can call the constructor on the raw bytes you receive (slicing if needed to extract specific headers), and print the output. The classes already have </w:t>
       </w:r>
       <w:r>
         <w:rPr>
@@ -9733,7 +8284,6 @@
         </w:rPr>
         <w:t> to discover all routers between you and the destination </w:t>
       </w:r>
-      <w:proofErr w:type="spellStart"/>
       <w:r>
         <w:rPr>
           <w:rFonts w:ascii="Consolas" w:eastAsia="Times New Roman" w:hAnsi="Consolas" w:cs="Courier New"/>
@@ -9747,7 +8297,6 @@
         </w:rPr>
         <w:t>ip</w:t>
       </w:r>
-      <w:proofErr w:type="spellEnd"/>
       <w:r>
         <w:rPr>
           <w:rFonts w:ascii="Segoe UI" w:eastAsia="Times New Roman" w:hAnsi="Segoe UI" w:cs="Segoe UI"/>
@@ -9891,47 +8440,7 @@
           <w:kern w:val="0"/>
           <w14:ligatures w14:val="none"/>
         </w:rPr>
-        <w:t xml:space="preserve">An IP should only be listed once per </w:t>
-      </w:r>
-      <w:proofErr w:type="spellStart"/>
-      <w:r>
-        <w:rPr>
-          <w:rFonts w:ascii="Segoe UI" w:eastAsia="Times New Roman" w:hAnsi="Segoe UI" w:cs="Segoe UI"/>
-          <w:color w:val="4A464E"/>
-          <w:kern w:val="0"/>
-          <w14:ligatures w14:val="none"/>
-        </w:rPr>
-        <w:t>sublist</w:t>
-      </w:r>
-      <w:proofErr w:type="spellEnd"/>
-      <w:r>
-        <w:rPr>
-          <w:rFonts w:ascii="Segoe UI" w:eastAsia="Times New Roman" w:hAnsi="Segoe UI" w:cs="Segoe UI"/>
-          <w:color w:val="4A464E"/>
-          <w:kern w:val="0"/>
-          <w14:ligatures w14:val="none"/>
-        </w:rPr>
-        <w:t xml:space="preserve"> (no duplicates in a </w:t>
-      </w:r>
-      <w:proofErr w:type="spellStart"/>
-      <w:r>
-        <w:rPr>
-          <w:rFonts w:ascii="Segoe UI" w:eastAsia="Times New Roman" w:hAnsi="Segoe UI" w:cs="Segoe UI"/>
-          <w:color w:val="4A464E"/>
-          <w:kern w:val="0"/>
-          <w14:ligatures w14:val="none"/>
-        </w:rPr>
-        <w:t>sublist</w:t>
-      </w:r>
-      <w:proofErr w:type="spellEnd"/>
-      <w:r>
-        <w:rPr>
-          <w:rFonts w:ascii="Segoe UI" w:eastAsia="Times New Roman" w:hAnsi="Segoe UI" w:cs="Segoe UI"/>
-          <w:color w:val="4A464E"/>
-          <w:kern w:val="0"/>
-          <w14:ligatures w14:val="none"/>
-        </w:rPr>
-        <w:t>).</w:t>
+        <w:t>An IP should only be listed once per sublist (no duplicates in a sublist).</w:t>
       </w:r>
     </w:p>
     <w:p>
@@ -9958,7 +8467,6 @@
         </w:rPr>
         <w:t>When you see a response from the destination (</w:t>
       </w:r>
-      <w:proofErr w:type="spellStart"/>
       <w:r>
         <w:rPr>
           <w:rFonts w:ascii="Consolas" w:eastAsia="Times New Roman" w:hAnsi="Consolas" w:cs="Courier New"/>
@@ -9972,7 +8480,6 @@
         </w:rPr>
         <w:t>ip</w:t>
       </w:r>
-      <w:proofErr w:type="spellEnd"/>
       <w:r>
         <w:rPr>
           <w:rFonts w:ascii="Segoe UI" w:eastAsia="Times New Roman" w:hAnsi="Segoe UI" w:cs="Segoe UI"/>
@@ -10005,27 +8512,7 @@
           <w:kern w:val="0"/>
           <w14:ligatures w14:val="none"/>
         </w:rPr>
-        <w:t xml:space="preserve">The </w:t>
-      </w:r>
-      <w:proofErr w:type="gramStart"/>
-      <w:r>
-        <w:rPr>
-          <w:rFonts w:ascii="Segoe UI" w:eastAsia="Times New Roman" w:hAnsi="Segoe UI" w:cs="Segoe UI"/>
-          <w:color w:val="4A464E"/>
-          <w:kern w:val="0"/>
-          <w14:ligatures w14:val="none"/>
-        </w:rPr>
-        <w:t>constructors</w:t>
-      </w:r>
-      <w:proofErr w:type="gramEnd"/>
-      <w:r>
-        <w:rPr>
-          <w:rFonts w:ascii="Segoe UI" w:eastAsia="Times New Roman" w:hAnsi="Segoe UI" w:cs="Segoe UI"/>
-          <w:color w:val="4A464E"/>
-          <w:kern w:val="0"/>
-          <w14:ligatures w14:val="none"/>
-        </w:rPr>
-        <w:t xml:space="preserve"> you just wrote will be helpful for parsing packets.</w:t>
+        <w:t>The constructors you just wrote will be helpful for parsing packets.</w:t>
       </w:r>
     </w:p>
     <w:p>
@@ -10072,27 +8559,7 @@
           <w:kern w:val="0"/>
           <w14:ligatures w14:val="none"/>
         </w:rPr>
-        <w:t xml:space="preserve">You can run your implementation to see if your output looks </w:t>
-      </w:r>
-      <w:proofErr w:type="gramStart"/>
-      <w:r>
-        <w:rPr>
-          <w:rFonts w:ascii="Segoe UI" w:eastAsia="Times New Roman" w:hAnsi="Segoe UI" w:cs="Segoe UI"/>
-          <w:color w:val="4A464E"/>
-          <w:kern w:val="0"/>
-          <w14:ligatures w14:val="none"/>
-        </w:rPr>
-        <w:t>similar to</w:t>
-      </w:r>
-      <w:proofErr w:type="gramEnd"/>
-      <w:r>
-        <w:rPr>
-          <w:rFonts w:ascii="Segoe UI" w:eastAsia="Times New Roman" w:hAnsi="Segoe UI" w:cs="Segoe UI"/>
-          <w:color w:val="4A464E"/>
-          <w:kern w:val="0"/>
-          <w14:ligatures w14:val="none"/>
-        </w:rPr>
-        <w:t xml:space="preserve"> the output of a real-world traceroute:</w:t>
+        <w:t>You can run your implementation to see if your output looks similar to the output of a real-world traceroute:</w:t>
       </w:r>
     </w:p>
     <w:p>
@@ -10226,7 +8693,6 @@
           <w14:ligatures w14:val="none"/>
         </w:rPr>
       </w:pPr>
-      <w:proofErr w:type="spellStart"/>
       <w:r>
         <w:rPr>
           <w:rFonts w:ascii="Consolas" w:eastAsia="Times New Roman" w:hAnsi="Consolas" w:cs="Courier New"/>
@@ -10239,7 +8705,6 @@
         </w:rPr>
         <w:t>sudo</w:t>
       </w:r>
-      <w:proofErr w:type="spellEnd"/>
       <w:r>
         <w:rPr>
           <w:rFonts w:ascii="Consolas" w:eastAsia="Times New Roman" w:hAnsi="Consolas" w:cs="Courier New"/>
@@ -10300,7 +8765,6 @@
         </w:rPr>
         <w:t xml:space="preserve"> </w:t>
       </w:r>
-      <w:proofErr w:type="gramStart"/>
       <w:r>
         <w:rPr>
           <w:rFonts w:ascii="Consolas" w:eastAsia="Times New Roman" w:hAnsi="Consolas" w:cs="Courier New"/>
@@ -10337,52 +8801,7 @@
           <w:bdr w:val="none" w:sz="0" w:space="0" w:color="auto" w:frame="1"/>
           <w14:ligatures w14:val="none"/>
         </w:rPr>
-        <w:t>#</w:t>
-      </w:r>
-      <w:proofErr w:type="gramEnd"/>
-      <w:r>
-        <w:rPr>
-          <w:rFonts w:ascii="Consolas" w:eastAsia="Times New Roman" w:hAnsi="Consolas" w:cs="Courier New"/>
-          <w:i/>
-          <w:iCs/>
-          <w:color w:val="265A5A"/>
-          <w:kern w:val="0"/>
-          <w:sz w:val="18"/>
-          <w:szCs w:val="18"/>
-          <w:bdr w:val="none" w:sz="0" w:space="0" w:color="auto" w:frame="1"/>
-          <w14:ligatures w14:val="none"/>
-        </w:rPr>
-        <w:t xml:space="preserve"> </w:t>
-      </w:r>
-      <w:proofErr w:type="gramStart"/>
-      <w:r>
-        <w:rPr>
-          <w:rFonts w:ascii="Consolas" w:eastAsia="Times New Roman" w:hAnsi="Consolas" w:cs="Courier New"/>
-          <w:i/>
-          <w:iCs/>
-          <w:color w:val="265A5A"/>
-          <w:kern w:val="0"/>
-          <w:sz w:val="18"/>
-          <w:szCs w:val="18"/>
-          <w:bdr w:val="none" w:sz="0" w:space="0" w:color="auto" w:frame="1"/>
-          <w14:ligatures w14:val="none"/>
-        </w:rPr>
-        <w:t>Your</w:t>
-      </w:r>
-      <w:proofErr w:type="gramEnd"/>
-      <w:r>
-        <w:rPr>
-          <w:rFonts w:ascii="Consolas" w:eastAsia="Times New Roman" w:hAnsi="Consolas" w:cs="Courier New"/>
-          <w:i/>
-          <w:iCs/>
-          <w:color w:val="265A5A"/>
-          <w:kern w:val="0"/>
-          <w:sz w:val="18"/>
-          <w:szCs w:val="18"/>
-          <w:bdr w:val="none" w:sz="0" w:space="0" w:color="auto" w:frame="1"/>
-          <w14:ligatures w14:val="none"/>
-        </w:rPr>
-        <w:t xml:space="preserve"> traceroute.</w:t>
+        <w:t># Your traceroute.</w:t>
       </w:r>
     </w:p>
     <w:p>
@@ -10403,27 +8822,7 @@
           <w:kern w:val="0"/>
           <w14:ligatures w14:val="none"/>
         </w:rPr>
-        <w:t xml:space="preserve">Your output probably won’t be </w:t>
-      </w:r>
-      <w:proofErr w:type="gramStart"/>
-      <w:r>
-        <w:rPr>
-          <w:rFonts w:ascii="Segoe UI" w:eastAsia="Times New Roman" w:hAnsi="Segoe UI" w:cs="Segoe UI"/>
-          <w:color w:val="4A464E"/>
-          <w:kern w:val="0"/>
-          <w14:ligatures w14:val="none"/>
-        </w:rPr>
-        <w:t>exactly the same</w:t>
-      </w:r>
-      <w:proofErr w:type="gramEnd"/>
-      <w:r>
-        <w:rPr>
-          <w:rFonts w:ascii="Segoe UI" w:eastAsia="Times New Roman" w:hAnsi="Segoe UI" w:cs="Segoe UI"/>
-          <w:color w:val="4A464E"/>
-          <w:kern w:val="0"/>
-          <w14:ligatures w14:val="none"/>
-        </w:rPr>
-        <w:t>, because packets could travel along different paths each time you run traceroute.</w:t>
+        <w:t>Your output probably won’t be exactly the same, because packets could travel along different paths each time you run traceroute.</w:t>
       </w:r>
     </w:p>
     <w:p>

--- a/Labs/Lab2/Lab2 TraceRoute.docx
+++ b/Labs/Lab2/Lab2 TraceRoute.docx
@@ -141,7 +141,33 @@
           <w:bdr w:val="single" w:sz="6" w:space="2" w:color="EEEBEE" w:frame="1"/>
           <w:shd w:val="clear" w:color="auto" w:fill="F5F6FA"/>
         </w:rPr>
-        <w:t>/mnt/c</w:t>
+        <w:t>/</w:t>
+      </w:r>
+      <w:proofErr w:type="spellStart"/>
+      <w:r>
+        <w:rPr>
+          <w:rStyle w:val="HTMLCode"/>
+          <w:rFonts w:ascii="Consolas" w:eastAsiaTheme="majorEastAsia" w:hAnsi="Consolas"/>
+          <w:color w:val="4A464E"/>
+          <w:sz w:val="18"/>
+          <w:szCs w:val="18"/>
+          <w:bdr w:val="single" w:sz="6" w:space="2" w:color="EEEBEE" w:frame="1"/>
+          <w:shd w:val="clear" w:color="auto" w:fill="F5F6FA"/>
+        </w:rPr>
+        <w:t>mnt</w:t>
+      </w:r>
+      <w:proofErr w:type="spellEnd"/>
+      <w:r>
+        <w:rPr>
+          <w:rStyle w:val="HTMLCode"/>
+          <w:rFonts w:ascii="Consolas" w:eastAsiaTheme="majorEastAsia" w:hAnsi="Consolas"/>
+          <w:color w:val="4A464E"/>
+          <w:sz w:val="18"/>
+          <w:szCs w:val="18"/>
+          <w:bdr w:val="single" w:sz="6" w:space="2" w:color="EEEBEE" w:frame="1"/>
+          <w:shd w:val="clear" w:color="auto" w:fill="F5F6FA"/>
+        </w:rPr>
+        <w:t>/c</w:t>
       </w:r>
       <w:r>
         <w:rPr>
@@ -171,6 +197,7 @@
         </w:rPr>
         <w:t>Create a project directory in your WSL home using </w:t>
       </w:r>
+      <w:proofErr w:type="spellStart"/>
       <w:r>
         <w:rPr>
           <w:rStyle w:val="HTMLCode"/>
@@ -181,7 +208,20 @@
           <w:bdr w:val="single" w:sz="6" w:space="2" w:color="EEEBEE" w:frame="1"/>
           <w:shd w:val="clear" w:color="auto" w:fill="F5F6FA"/>
         </w:rPr>
-        <w:t>mkdir -p ~/projects</w:t>
+        <w:t>mkdir</w:t>
+      </w:r>
+      <w:proofErr w:type="spellEnd"/>
+      <w:r>
+        <w:rPr>
+          <w:rStyle w:val="HTMLCode"/>
+          <w:rFonts w:ascii="Consolas" w:eastAsiaTheme="majorEastAsia" w:hAnsi="Consolas"/>
+          <w:color w:val="4A464E"/>
+          <w:sz w:val="18"/>
+          <w:szCs w:val="18"/>
+          <w:bdr w:val="single" w:sz="6" w:space="2" w:color="EEEBEE" w:frame="1"/>
+          <w:shd w:val="clear" w:color="auto" w:fill="F5F6FA"/>
+        </w:rPr>
+        <w:t xml:space="preserve"> -p ~/projects</w:t>
       </w:r>
       <w:r>
         <w:rPr>
@@ -240,14 +280,56 @@
           <w:bdr w:val="single" w:sz="6" w:space="2" w:color="EEEBEE" w:frame="1"/>
           <w:shd w:val="clear" w:color="auto" w:fill="F5F6FA"/>
         </w:rPr>
-        <w:t>cp -r /mnt/c/Users/&lt;username&gt;/Downloads/cs168-sp26-proj1-traceroute ~/projects/</w:t>
+        <w:t>cp -r /</w:t>
+      </w:r>
+      <w:proofErr w:type="spellStart"/>
+      <w:r>
+        <w:rPr>
+          <w:rStyle w:val="HTMLCode"/>
+          <w:rFonts w:ascii="Consolas" w:eastAsiaTheme="majorEastAsia" w:hAnsi="Consolas"/>
+          <w:color w:val="4A464E"/>
+          <w:sz w:val="18"/>
+          <w:szCs w:val="18"/>
+          <w:bdr w:val="single" w:sz="6" w:space="2" w:color="EEEBEE" w:frame="1"/>
+          <w:shd w:val="clear" w:color="auto" w:fill="F5F6FA"/>
+        </w:rPr>
+        <w:t>mnt</w:t>
+      </w:r>
+      <w:proofErr w:type="spellEnd"/>
+      <w:r>
+        <w:rPr>
+          <w:rStyle w:val="HTMLCode"/>
+          <w:rFonts w:ascii="Consolas" w:eastAsiaTheme="majorEastAsia" w:hAnsi="Consolas"/>
+          <w:color w:val="4A464E"/>
+          <w:sz w:val="18"/>
+          <w:szCs w:val="18"/>
+          <w:bdr w:val="single" w:sz="6" w:space="2" w:color="EEEBEE" w:frame="1"/>
+          <w:shd w:val="clear" w:color="auto" w:fill="F5F6FA"/>
+        </w:rPr>
+        <w:t>/c/Users/&lt;username&gt;/Downloads/cs168-sp26-proj1-traceroute ~/projects/</w:t>
       </w:r>
       <w:r>
         <w:rPr>
           <w:rFonts w:ascii="Segoe UI" w:hAnsi="Segoe UI" w:cs="Segoe UI"/>
           <w:color w:val="4A464E"/>
         </w:rPr>
-        <w:t>. You can also drag the folder into the Explorer sidebar tab if you are using VSCode.</w:t>
+        <w:t xml:space="preserve">. You can also drag the folder into the Explorer sidebar tab if you are using </w:t>
+      </w:r>
+      <w:proofErr w:type="spellStart"/>
+      <w:r>
+        <w:rPr>
+          <w:rFonts w:ascii="Segoe UI" w:hAnsi="Segoe UI" w:cs="Segoe UI"/>
+          <w:color w:val="4A464E"/>
+        </w:rPr>
+        <w:t>VSCode</w:t>
+      </w:r>
+      <w:proofErr w:type="spellEnd"/>
+      <w:r>
+        <w:rPr>
+          <w:rFonts w:ascii="Segoe UI" w:hAnsi="Segoe UI" w:cs="Segoe UI"/>
+          <w:color w:val="4A464E"/>
+        </w:rPr>
+        <w:t>.</w:t>
       </w:r>
     </w:p>
     <w:p>
@@ -504,7 +586,23 @@
           <w:rFonts w:ascii="Segoe UI" w:hAnsi="Segoe UI" w:cs="Segoe UI"/>
           <w:color w:val="4A464E"/>
         </w:rPr>
-        <w:t> directory. All of the Python commands should be run from this directory.</w:t>
+        <w:t xml:space="preserve"> directory. </w:t>
+      </w:r>
+      <w:proofErr w:type="gramStart"/>
+      <w:r>
+        <w:rPr>
+          <w:rFonts w:ascii="Segoe UI" w:hAnsi="Segoe UI" w:cs="Segoe UI"/>
+          <w:color w:val="4A464E"/>
+        </w:rPr>
+        <w:t>All of</w:t>
+      </w:r>
+      <w:proofErr w:type="gramEnd"/>
+      <w:r>
+        <w:rPr>
+          <w:rFonts w:ascii="Segoe UI" w:hAnsi="Segoe UI" w:cs="Segoe UI"/>
+          <w:color w:val="4A464E"/>
+        </w:rPr>
+        <w:t xml:space="preserve"> the Python commands should be run from this directory.</w:t>
       </w:r>
       <w:r>
         <w:rPr>
@@ -534,6 +632,7 @@
           <w:bdr w:val="none" w:sz="0" w:space="0" w:color="auto" w:frame="1"/>
         </w:rPr>
       </w:pPr>
+      <w:proofErr w:type="spellStart"/>
       <w:r>
         <w:rPr>
           <w:rStyle w:val="nb"/>
@@ -543,7 +642,19 @@
           <w:szCs w:val="18"/>
           <w:bdr w:val="none" w:sz="0" w:space="0" w:color="auto" w:frame="1"/>
         </w:rPr>
-        <w:t xml:space="preserve">sudo </w:t>
+        <w:t>sudo</w:t>
+      </w:r>
+      <w:proofErr w:type="spellEnd"/>
+      <w:r>
+        <w:rPr>
+          <w:rStyle w:val="nb"/>
+          <w:rFonts w:ascii="Consolas" w:hAnsi="Consolas"/>
+          <w:color w:val="005C00"/>
+          <w:sz w:val="18"/>
+          <w:szCs w:val="18"/>
+          <w:bdr w:val="none" w:sz="0" w:space="0" w:color="auto" w:frame="1"/>
+        </w:rPr>
+        <w:t xml:space="preserve"> </w:t>
       </w:r>
       <w:r>
         <w:rPr>
@@ -1342,6 +1453,8 @@
           <w14:ligatures w14:val="none"/>
         </w:rPr>
       </w:pPr>
+      <w:proofErr w:type="spellStart"/>
+      <w:proofErr w:type="gramStart"/>
       <w:r>
         <w:rPr>
           <w:rFonts w:ascii="Consolas" w:eastAsia="Times New Roman" w:hAnsi="Consolas" w:cs="Courier New"/>
@@ -1355,6 +1468,8 @@
         </w:rPr>
         <w:t>ip</w:t>
       </w:r>
+      <w:proofErr w:type="spellEnd"/>
+      <w:proofErr w:type="gramEnd"/>
       <w:r>
         <w:rPr>
           <w:rFonts w:ascii="Segoe UI" w:eastAsia="Times New Roman" w:hAnsi="Segoe UI" w:cs="Segoe UI"/>
@@ -1380,6 +1495,7 @@
           <w14:ligatures w14:val="none"/>
         </w:rPr>
       </w:pPr>
+      <w:proofErr w:type="spellStart"/>
       <w:r>
         <w:rPr>
           <w:rFonts w:ascii="Consolas" w:eastAsia="Times New Roman" w:hAnsi="Consolas" w:cs="Courier New"/>
@@ -1393,6 +1509,7 @@
         </w:rPr>
         <w:t>sendsock</w:t>
       </w:r>
+      <w:proofErr w:type="spellEnd"/>
       <w:r>
         <w:rPr>
           <w:rFonts w:ascii="Segoe UI" w:eastAsia="Times New Roman" w:hAnsi="Segoe UI" w:cs="Segoe UI"/>
@@ -1418,6 +1535,7 @@
           <w14:ligatures w14:val="none"/>
         </w:rPr>
       </w:pPr>
+      <w:proofErr w:type="spellStart"/>
       <w:r>
         <w:rPr>
           <w:rFonts w:ascii="Consolas" w:eastAsia="Times New Roman" w:hAnsi="Consolas" w:cs="Courier New"/>
@@ -1431,6 +1549,7 @@
         </w:rPr>
         <w:t>recvsock</w:t>
       </w:r>
+      <w:proofErr w:type="spellEnd"/>
       <w:r>
         <w:rPr>
           <w:rFonts w:ascii="Segoe UI" w:eastAsia="Times New Roman" w:hAnsi="Segoe UI" w:cs="Segoe UI"/>
@@ -1486,6 +1605,7 @@
         </w:rPr>
         <w:t>The </w:t>
       </w:r>
+      <w:proofErr w:type="spellStart"/>
       <w:r>
         <w:rPr>
           <w:rFonts w:ascii="Consolas" w:eastAsia="Times New Roman" w:hAnsi="Consolas" w:cs="Courier New"/>
@@ -1506,7 +1626,37 @@
           <w:kern w:val="0"/>
           <w14:ligatures w14:val="none"/>
         </w:rPr>
-        <w:t>th sublist contains the IP addresses of all the routers you found that are distance </w:t>
+        <w:t>th</w:t>
+      </w:r>
+      <w:proofErr w:type="spellEnd"/>
+      <w:r>
+        <w:rPr>
+          <w:rFonts w:ascii="Segoe UI" w:eastAsia="Times New Roman" w:hAnsi="Segoe UI" w:cs="Segoe UI"/>
+          <w:color w:val="4A464E"/>
+          <w:kern w:val="0"/>
+          <w14:ligatures w14:val="none"/>
+        </w:rPr>
+        <w:t xml:space="preserve"> </w:t>
+      </w:r>
+      <w:proofErr w:type="spellStart"/>
+      <w:r>
+        <w:rPr>
+          <w:rFonts w:ascii="Segoe UI" w:eastAsia="Times New Roman" w:hAnsi="Segoe UI" w:cs="Segoe UI"/>
+          <w:color w:val="4A464E"/>
+          <w:kern w:val="0"/>
+          <w14:ligatures w14:val="none"/>
+        </w:rPr>
+        <w:t>sublist</w:t>
+      </w:r>
+      <w:proofErr w:type="spellEnd"/>
+      <w:r>
+        <w:rPr>
+          <w:rFonts w:ascii="Segoe UI" w:eastAsia="Times New Roman" w:hAnsi="Segoe UI" w:cs="Segoe UI"/>
+          <w:color w:val="4A464E"/>
+          <w:kern w:val="0"/>
+          <w14:ligatures w14:val="none"/>
+        </w:rPr>
+        <w:t xml:space="preserve"> contains the IP addresses of all the routers you found that are distance </w:t>
       </w:r>
       <w:r>
         <w:rPr>
@@ -1553,7 +1703,27 @@
           <w:kern w:val="0"/>
           <w14:ligatures w14:val="none"/>
         </w:rPr>
-        <w:t xml:space="preserve">For example, the 0th sublist contains all the routers that are 1 </w:t>
+        <w:t xml:space="preserve">For example, the 0th </w:t>
+      </w:r>
+      <w:proofErr w:type="spellStart"/>
+      <w:r>
+        <w:rPr>
+          <w:rFonts w:ascii="Segoe UI" w:eastAsia="Times New Roman" w:hAnsi="Segoe UI" w:cs="Segoe UI"/>
+          <w:color w:val="4A464E"/>
+          <w:kern w:val="0"/>
+          <w14:ligatures w14:val="none"/>
+        </w:rPr>
+        <w:t>sublist</w:t>
+      </w:r>
+      <w:proofErr w:type="spellEnd"/>
+      <w:r>
+        <w:rPr>
+          <w:rFonts w:ascii="Segoe UI" w:eastAsia="Times New Roman" w:hAnsi="Segoe UI" w:cs="Segoe UI"/>
+          <w:color w:val="4A464E"/>
+          <w:kern w:val="0"/>
+          <w14:ligatures w14:val="none"/>
+        </w:rPr>
+        <w:t xml:space="preserve"> contains all the routers that are 1 </w:t>
       </w:r>
       <w:r>
         <w:rPr>
@@ -1596,7 +1766,27 @@
           <w:kern w:val="0"/>
           <w14:ligatures w14:val="none"/>
         </w:rPr>
-        <w:t>The routers inside each sublist can be in any order.</w:t>
+        <w:t xml:space="preserve">The routers inside each </w:t>
+      </w:r>
+      <w:proofErr w:type="spellStart"/>
+      <w:r>
+        <w:rPr>
+          <w:rFonts w:ascii="Segoe UI" w:eastAsia="Times New Roman" w:hAnsi="Segoe UI" w:cs="Segoe UI"/>
+          <w:color w:val="4A464E"/>
+          <w:kern w:val="0"/>
+          <w14:ligatures w14:val="none"/>
+        </w:rPr>
+        <w:t>sublist</w:t>
+      </w:r>
+      <w:proofErr w:type="spellEnd"/>
+      <w:r>
+        <w:rPr>
+          <w:rFonts w:ascii="Segoe UI" w:eastAsia="Times New Roman" w:hAnsi="Segoe UI" w:cs="Segoe UI"/>
+          <w:color w:val="4A464E"/>
+          <w:kern w:val="0"/>
+          <w14:ligatures w14:val="none"/>
+        </w:rPr>
+        <w:t xml:space="preserve"> can be in any order.</w:t>
       </w:r>
     </w:p>
     <w:p>
@@ -1623,6 +1813,7 @@
         </w:rPr>
         <w:t>If no routers were found for a certain distance, the </w:t>
       </w:r>
+      <w:proofErr w:type="spellStart"/>
       <w:r>
         <w:rPr>
           <w:rFonts w:ascii="Consolas" w:eastAsia="Times New Roman" w:hAnsi="Consolas" w:cs="Courier New"/>
@@ -1643,7 +1834,57 @@
           <w:kern w:val="0"/>
           <w14:ligatures w14:val="none"/>
         </w:rPr>
-        <w:t>th sublist can be empty.</w:t>
+        <w:t>th</w:t>
+      </w:r>
+      <w:proofErr w:type="spellEnd"/>
+      <w:r>
+        <w:rPr>
+          <w:rFonts w:ascii="Segoe UI" w:eastAsia="Times New Roman" w:hAnsi="Segoe UI" w:cs="Segoe UI"/>
+          <w:color w:val="4A464E"/>
+          <w:kern w:val="0"/>
+          <w14:ligatures w14:val="none"/>
+        </w:rPr>
+        <w:t xml:space="preserve"> </w:t>
+      </w:r>
+      <w:proofErr w:type="spellStart"/>
+      <w:r>
+        <w:rPr>
+          <w:rFonts w:ascii="Segoe UI" w:eastAsia="Times New Roman" w:hAnsi="Segoe UI" w:cs="Segoe UI"/>
+          <w:color w:val="4A464E"/>
+          <w:kern w:val="0"/>
+          <w14:ligatures w14:val="none"/>
+        </w:rPr>
+        <w:t>sublist</w:t>
+      </w:r>
+      <w:proofErr w:type="spellEnd"/>
+      <w:r>
+        <w:rPr>
+          <w:rFonts w:ascii="Segoe UI" w:eastAsia="Times New Roman" w:hAnsi="Segoe UI" w:cs="Segoe UI"/>
+          <w:color w:val="4A464E"/>
+          <w:kern w:val="0"/>
+          <w14:ligatures w14:val="none"/>
+        </w:rPr>
+        <w:t xml:space="preserve"> </w:t>
+      </w:r>
+      <w:proofErr w:type="gramStart"/>
+      <w:r>
+        <w:rPr>
+          <w:rFonts w:ascii="Segoe UI" w:eastAsia="Times New Roman" w:hAnsi="Segoe UI" w:cs="Segoe UI"/>
+          <w:color w:val="4A464E"/>
+          <w:kern w:val="0"/>
+          <w14:ligatures w14:val="none"/>
+        </w:rPr>
+        <w:t>can</w:t>
+      </w:r>
+      <w:proofErr w:type="gramEnd"/>
+      <w:r>
+        <w:rPr>
+          <w:rFonts w:ascii="Segoe UI" w:eastAsia="Times New Roman" w:hAnsi="Segoe UI" w:cs="Segoe UI"/>
+          <w:color w:val="4A464E"/>
+          <w:kern w:val="0"/>
+          <w14:ligatures w14:val="none"/>
+        </w:rPr>
+        <w:t xml:space="preserve"> be empty.</w:t>
       </w:r>
     </w:p>
     <w:p>
@@ -1670,6 +1911,7 @@
         </w:rPr>
         <w:t>If </w:t>
       </w:r>
+      <w:proofErr w:type="spellStart"/>
       <w:r>
         <w:rPr>
           <w:rFonts w:ascii="Consolas" w:eastAsia="Times New Roman" w:hAnsi="Consolas" w:cs="Courier New"/>
@@ -1683,14 +1925,35 @@
         </w:rPr>
         <w:t>ip</w:t>
       </w:r>
-      <w:r>
-        <w:rPr>
-          <w:rFonts w:ascii="Segoe UI" w:eastAsia="Times New Roman" w:hAnsi="Segoe UI" w:cs="Segoe UI"/>
-          <w:color w:val="4A464E"/>
-          <w:kern w:val="0"/>
-          <w14:ligatures w14:val="none"/>
-        </w:rPr>
-        <w:t> is discovered, the final sublist should just be </w:t>
+      <w:proofErr w:type="spellEnd"/>
+      <w:r>
+        <w:rPr>
+          <w:rFonts w:ascii="Segoe UI" w:eastAsia="Times New Roman" w:hAnsi="Segoe UI" w:cs="Segoe UI"/>
+          <w:color w:val="4A464E"/>
+          <w:kern w:val="0"/>
+          <w14:ligatures w14:val="none"/>
+        </w:rPr>
+        <w:t xml:space="preserve"> is discovered, the final </w:t>
+      </w:r>
+      <w:proofErr w:type="spellStart"/>
+      <w:r>
+        <w:rPr>
+          <w:rFonts w:ascii="Segoe UI" w:eastAsia="Times New Roman" w:hAnsi="Segoe UI" w:cs="Segoe UI"/>
+          <w:color w:val="4A464E"/>
+          <w:kern w:val="0"/>
+          <w14:ligatures w14:val="none"/>
+        </w:rPr>
+        <w:t>sublist</w:t>
+      </w:r>
+      <w:proofErr w:type="spellEnd"/>
+      <w:r>
+        <w:rPr>
+          <w:rFonts w:ascii="Segoe UI" w:eastAsia="Times New Roman" w:hAnsi="Segoe UI" w:cs="Segoe UI"/>
+          <w:color w:val="4A464E"/>
+          <w:kern w:val="0"/>
+          <w14:ligatures w14:val="none"/>
+        </w:rPr>
+        <w:t xml:space="preserve"> should just be </w:t>
       </w:r>
       <w:r>
         <w:rPr>
@@ -1703,7 +1966,35 @@
           <w:shd w:val="clear" w:color="auto" w:fill="F5F6FA"/>
           <w14:ligatures w14:val="none"/>
         </w:rPr>
-        <w:t>[ip]</w:t>
+        <w:t>[</w:t>
+      </w:r>
+      <w:proofErr w:type="spellStart"/>
+      <w:r>
+        <w:rPr>
+          <w:rFonts w:ascii="Consolas" w:eastAsia="Times New Roman" w:hAnsi="Consolas" w:cs="Courier New"/>
+          <w:color w:val="4A464E"/>
+          <w:kern w:val="0"/>
+          <w:sz w:val="18"/>
+          <w:szCs w:val="18"/>
+          <w:bdr w:val="single" w:sz="6" w:space="2" w:color="EEEBEE" w:frame="1"/>
+          <w:shd w:val="clear" w:color="auto" w:fill="F5F6FA"/>
+          <w14:ligatures w14:val="none"/>
+        </w:rPr>
+        <w:t>ip</w:t>
+      </w:r>
+      <w:proofErr w:type="spellEnd"/>
+      <w:r>
+        <w:rPr>
+          <w:rFonts w:ascii="Consolas" w:eastAsia="Times New Roman" w:hAnsi="Consolas" w:cs="Courier New"/>
+          <w:color w:val="4A464E"/>
+          <w:kern w:val="0"/>
+          <w:sz w:val="18"/>
+          <w:szCs w:val="18"/>
+          <w:bdr w:val="single" w:sz="6" w:space="2" w:color="EEEBEE" w:frame="1"/>
+          <w:shd w:val="clear" w:color="auto" w:fill="F5F6FA"/>
+          <w14:ligatures w14:val="none"/>
+        </w:rPr>
+        <w:t>]</w:t>
       </w:r>
       <w:r>
         <w:rPr>
@@ -1736,6 +2027,7 @@
         <w:lastRenderedPageBreak/>
         <w:t>Traceroute should also call </w:t>
       </w:r>
+      <w:proofErr w:type="spellStart"/>
       <w:r>
         <w:rPr>
           <w:rFonts w:ascii="Consolas" w:eastAsia="Times New Roman" w:hAnsi="Consolas" w:cs="Courier New"/>
@@ -1749,14 +2041,35 @@
         </w:rPr>
         <w:t>util.print_result</w:t>
       </w:r>
-      <w:r>
-        <w:rPr>
-          <w:rFonts w:ascii="Segoe UI" w:eastAsia="Times New Roman" w:hAnsi="Segoe UI" w:cs="Segoe UI"/>
-          <w:color w:val="4A464E"/>
-          <w:kern w:val="0"/>
-          <w14:ligatures w14:val="none"/>
-        </w:rPr>
-        <w:t> (more details below) on each sublist to display the routers at each distance. We won’t grade the printed output, but it’s useful for debugging (also, it looks cool).</w:t>
+      <w:proofErr w:type="spellEnd"/>
+      <w:r>
+        <w:rPr>
+          <w:rFonts w:ascii="Segoe UI" w:eastAsia="Times New Roman" w:hAnsi="Segoe UI" w:cs="Segoe UI"/>
+          <w:color w:val="4A464E"/>
+          <w:kern w:val="0"/>
+          <w14:ligatures w14:val="none"/>
+        </w:rPr>
+        <w:t xml:space="preserve"> (more details below) on each </w:t>
+      </w:r>
+      <w:proofErr w:type="spellStart"/>
+      <w:r>
+        <w:rPr>
+          <w:rFonts w:ascii="Segoe UI" w:eastAsia="Times New Roman" w:hAnsi="Segoe UI" w:cs="Segoe UI"/>
+          <w:color w:val="4A464E"/>
+          <w:kern w:val="0"/>
+          <w14:ligatures w14:val="none"/>
+        </w:rPr>
+        <w:t>sublist</w:t>
+      </w:r>
+      <w:proofErr w:type="spellEnd"/>
+      <w:r>
+        <w:rPr>
+          <w:rFonts w:ascii="Segoe UI" w:eastAsia="Times New Roman" w:hAnsi="Segoe UI" w:cs="Segoe UI"/>
+          <w:color w:val="4A464E"/>
+          <w:kern w:val="0"/>
+          <w14:ligatures w14:val="none"/>
+        </w:rPr>
+        <w:t xml:space="preserve"> to display the routers at each distance. We won’t grade the printed output, but it’s useful for debugging (also, it looks cool).</w:t>
       </w:r>
     </w:p>
     <w:p>
@@ -1918,6 +2231,7 @@
         </w:rPr>
         <w:t> with </w:t>
       </w:r>
+      <w:proofErr w:type="spellStart"/>
       <w:r>
         <w:rPr>
           <w:rFonts w:ascii="Consolas" w:eastAsia="Times New Roman" w:hAnsi="Consolas" w:cs="Courier New"/>
@@ -1929,7 +2243,21 @@
           <w:shd w:val="clear" w:color="auto" w:fill="F5F6FA"/>
           <w14:ligatures w14:val="none"/>
         </w:rPr>
-        <w:t>ip=7.7.7.7</w:t>
+        <w:t>ip</w:t>
+      </w:r>
+      <w:proofErr w:type="spellEnd"/>
+      <w:r>
+        <w:rPr>
+          <w:rFonts w:ascii="Consolas" w:eastAsia="Times New Roman" w:hAnsi="Consolas" w:cs="Courier New"/>
+          <w:color w:val="4A464E"/>
+          <w:kern w:val="0"/>
+          <w:sz w:val="18"/>
+          <w:szCs w:val="18"/>
+          <w:bdr w:val="single" w:sz="6" w:space="2" w:color="EEEBEE" w:frame="1"/>
+          <w:shd w:val="clear" w:color="auto" w:fill="F5F6FA"/>
+          <w14:ligatures w14:val="none"/>
+        </w:rPr>
+        <w:t>=7.7.7.7</w:t>
       </w:r>
       <w:r>
         <w:rPr>
@@ -1973,6 +2301,7 @@
           <w14:ligatures w14:val="none"/>
         </w:rPr>
       </w:pPr>
+      <w:proofErr w:type="gramStart"/>
       <w:r>
         <w:rPr>
           <w:rFonts w:ascii="Consolas" w:eastAsia="Times New Roman" w:hAnsi="Consolas" w:cs="Courier New"/>
@@ -1997,6 +2326,7 @@
         </w:rPr>
         <w:t>"</w:t>
       </w:r>
+      <w:proofErr w:type="gramEnd"/>
       <w:r>
         <w:rPr>
           <w:rFonts w:ascii="Consolas" w:eastAsia="Times New Roman" w:hAnsi="Consolas" w:cs="Courier New"/>
@@ -3014,6 +3344,7 @@
           <w14:ligatures w14:val="none"/>
         </w:rPr>
       </w:pPr>
+      <w:proofErr w:type="spellStart"/>
       <w:r>
         <w:rPr>
           <w:rFonts w:ascii="Consolas" w:eastAsia="Times New Roman" w:hAnsi="Consolas" w:cs="Courier New"/>
@@ -3027,6 +3358,7 @@
         </w:rPr>
         <w:t>sendsock</w:t>
       </w:r>
+      <w:proofErr w:type="spellEnd"/>
       <w:r>
         <w:rPr>
           <w:rFonts w:ascii="Segoe UI" w:eastAsia="Times New Roman" w:hAnsi="Segoe UI" w:cs="Segoe UI"/>
@@ -3052,6 +3384,7 @@
           <w14:ligatures w14:val="none"/>
         </w:rPr>
       </w:pPr>
+      <w:proofErr w:type="spellStart"/>
       <w:r>
         <w:rPr>
           <w:rFonts w:ascii="Consolas" w:eastAsia="Times New Roman" w:hAnsi="Consolas" w:cs="Courier New"/>
@@ -3063,7 +3396,49 @@
           <w:shd w:val="clear" w:color="auto" w:fill="F5F6FA"/>
           <w14:ligatures w14:val="none"/>
         </w:rPr>
-        <w:t>sendsock.set_ttl(ttl)</w:t>
+        <w:t>sendsock.set_ttl</w:t>
+      </w:r>
+      <w:proofErr w:type="spellEnd"/>
+      <w:r>
+        <w:rPr>
+          <w:rFonts w:ascii="Consolas" w:eastAsia="Times New Roman" w:hAnsi="Consolas" w:cs="Courier New"/>
+          <w:color w:val="4A464E"/>
+          <w:kern w:val="0"/>
+          <w:sz w:val="18"/>
+          <w:szCs w:val="18"/>
+          <w:bdr w:val="single" w:sz="6" w:space="2" w:color="EEEBEE" w:frame="1"/>
+          <w:shd w:val="clear" w:color="auto" w:fill="F5F6FA"/>
+          <w14:ligatures w14:val="none"/>
+        </w:rPr>
+        <w:t>(</w:t>
+      </w:r>
+      <w:proofErr w:type="spellStart"/>
+      <w:r>
+        <w:rPr>
+          <w:rFonts w:ascii="Consolas" w:eastAsia="Times New Roman" w:hAnsi="Consolas" w:cs="Courier New"/>
+          <w:color w:val="4A464E"/>
+          <w:kern w:val="0"/>
+          <w:sz w:val="18"/>
+          <w:szCs w:val="18"/>
+          <w:bdr w:val="single" w:sz="6" w:space="2" w:color="EEEBEE" w:frame="1"/>
+          <w:shd w:val="clear" w:color="auto" w:fill="F5F6FA"/>
+          <w14:ligatures w14:val="none"/>
+        </w:rPr>
+        <w:t>ttl</w:t>
+      </w:r>
+      <w:proofErr w:type="spellEnd"/>
+      <w:r>
+        <w:rPr>
+          <w:rFonts w:ascii="Consolas" w:eastAsia="Times New Roman" w:hAnsi="Consolas" w:cs="Courier New"/>
+          <w:color w:val="4A464E"/>
+          <w:kern w:val="0"/>
+          <w:sz w:val="18"/>
+          <w:szCs w:val="18"/>
+          <w:bdr w:val="single" w:sz="6" w:space="2" w:color="EEEBEE" w:frame="1"/>
+          <w:shd w:val="clear" w:color="auto" w:fill="F5F6FA"/>
+          <w14:ligatures w14:val="none"/>
+        </w:rPr>
+        <w:t>)</w:t>
       </w:r>
       <w:r>
         <w:rPr>
@@ -3090,6 +3465,7 @@
           <w14:ligatures w14:val="none"/>
         </w:rPr>
       </w:pPr>
+      <w:proofErr w:type="spellStart"/>
       <w:r>
         <w:rPr>
           <w:rFonts w:ascii="Consolas" w:eastAsia="Times New Roman" w:hAnsi="Consolas" w:cs="Courier New"/>
@@ -3103,6 +3479,7 @@
         </w:rPr>
         <w:t>ttl</w:t>
       </w:r>
+      <w:proofErr w:type="spellEnd"/>
       <w:r>
         <w:rPr>
           <w:rFonts w:ascii="Segoe UI" w:eastAsia="Times New Roman" w:hAnsi="Segoe UI" w:cs="Segoe UI"/>
@@ -3128,6 +3505,8 @@
           <w14:ligatures w14:val="none"/>
         </w:rPr>
       </w:pPr>
+      <w:proofErr w:type="spellStart"/>
+      <w:proofErr w:type="gramStart"/>
       <w:r>
         <w:rPr>
           <w:rFonts w:ascii="Consolas" w:eastAsia="Times New Roman" w:hAnsi="Consolas" w:cs="Courier New"/>
@@ -3139,7 +3518,80 @@
           <w:shd w:val="clear" w:color="auto" w:fill="F5F6FA"/>
           <w14:ligatures w14:val="none"/>
         </w:rPr>
-        <w:t>sendsock.sendto(msg.encode(), (ip, port))</w:t>
+        <w:t>sendsock.sendto</w:t>
+      </w:r>
+      <w:proofErr w:type="spellEnd"/>
+      <w:proofErr w:type="gramEnd"/>
+      <w:r>
+        <w:rPr>
+          <w:rFonts w:ascii="Consolas" w:eastAsia="Times New Roman" w:hAnsi="Consolas" w:cs="Courier New"/>
+          <w:color w:val="4A464E"/>
+          <w:kern w:val="0"/>
+          <w:sz w:val="18"/>
+          <w:szCs w:val="18"/>
+          <w:bdr w:val="single" w:sz="6" w:space="2" w:color="EEEBEE" w:frame="1"/>
+          <w:shd w:val="clear" w:color="auto" w:fill="F5F6FA"/>
+          <w14:ligatures w14:val="none"/>
+        </w:rPr>
+        <w:t>(</w:t>
+      </w:r>
+      <w:proofErr w:type="spellStart"/>
+      <w:proofErr w:type="gramStart"/>
+      <w:r>
+        <w:rPr>
+          <w:rFonts w:ascii="Consolas" w:eastAsia="Times New Roman" w:hAnsi="Consolas" w:cs="Courier New"/>
+          <w:color w:val="4A464E"/>
+          <w:kern w:val="0"/>
+          <w:sz w:val="18"/>
+          <w:szCs w:val="18"/>
+          <w:bdr w:val="single" w:sz="6" w:space="2" w:color="EEEBEE" w:frame="1"/>
+          <w:shd w:val="clear" w:color="auto" w:fill="F5F6FA"/>
+          <w14:ligatures w14:val="none"/>
+        </w:rPr>
+        <w:t>msg.encode</w:t>
+      </w:r>
+      <w:proofErr w:type="spellEnd"/>
+      <w:proofErr w:type="gramEnd"/>
+      <w:r>
+        <w:rPr>
+          <w:rFonts w:ascii="Consolas" w:eastAsia="Times New Roman" w:hAnsi="Consolas" w:cs="Courier New"/>
+          <w:color w:val="4A464E"/>
+          <w:kern w:val="0"/>
+          <w:sz w:val="18"/>
+          <w:szCs w:val="18"/>
+          <w:bdr w:val="single" w:sz="6" w:space="2" w:color="EEEBEE" w:frame="1"/>
+          <w:shd w:val="clear" w:color="auto" w:fill="F5F6FA"/>
+          <w14:ligatures w14:val="none"/>
+        </w:rPr>
+        <w:t>(), (</w:t>
+      </w:r>
+      <w:proofErr w:type="spellStart"/>
+      <w:r>
+        <w:rPr>
+          <w:rFonts w:ascii="Consolas" w:eastAsia="Times New Roman" w:hAnsi="Consolas" w:cs="Courier New"/>
+          <w:color w:val="4A464E"/>
+          <w:kern w:val="0"/>
+          <w:sz w:val="18"/>
+          <w:szCs w:val="18"/>
+          <w:bdr w:val="single" w:sz="6" w:space="2" w:color="EEEBEE" w:frame="1"/>
+          <w:shd w:val="clear" w:color="auto" w:fill="F5F6FA"/>
+          <w14:ligatures w14:val="none"/>
+        </w:rPr>
+        <w:t>ip</w:t>
+      </w:r>
+      <w:proofErr w:type="spellEnd"/>
+      <w:r>
+        <w:rPr>
+          <w:rFonts w:ascii="Consolas" w:eastAsia="Times New Roman" w:hAnsi="Consolas" w:cs="Courier New"/>
+          <w:color w:val="4A464E"/>
+          <w:kern w:val="0"/>
+          <w:sz w:val="18"/>
+          <w:szCs w:val="18"/>
+          <w:bdr w:val="single" w:sz="6" w:space="2" w:color="EEEBEE" w:frame="1"/>
+          <w:shd w:val="clear" w:color="auto" w:fill="F5F6FA"/>
+          <w14:ligatures w14:val="none"/>
+        </w:rPr>
+        <w:t>, port))</w:t>
       </w:r>
       <w:r>
         <w:rPr>
@@ -3226,6 +3678,7 @@
           <w14:ligatures w14:val="none"/>
         </w:rPr>
       </w:pPr>
+      <w:proofErr w:type="spellStart"/>
       <w:r>
         <w:rPr>
           <w:rFonts w:ascii="Consolas" w:eastAsia="Times New Roman" w:hAnsi="Consolas" w:cs="Courier New"/>
@@ -3239,6 +3692,7 @@
         </w:rPr>
         <w:t>ip</w:t>
       </w:r>
+      <w:proofErr w:type="spellEnd"/>
       <w:r>
         <w:rPr>
           <w:rFonts w:ascii="Segoe UI" w:eastAsia="Times New Roman" w:hAnsi="Segoe UI" w:cs="Segoe UI"/>
@@ -3390,6 +3844,7 @@
           <w14:ligatures w14:val="none"/>
         </w:rPr>
       </w:pPr>
+      <w:proofErr w:type="spellStart"/>
       <w:r>
         <w:rPr>
           <w:rFonts w:ascii="Consolas" w:eastAsia="Times New Roman" w:hAnsi="Consolas" w:cs="Courier New"/>
@@ -3412,8 +3867,22 @@
           <w:bdr w:val="none" w:sz="0" w:space="0" w:color="auto" w:frame="1"/>
           <w14:ligatures w14:val="none"/>
         </w:rPr>
-        <w:t>set_ttl</w:t>
-      </w:r>
+        <w:t>set_</w:t>
+      </w:r>
+      <w:proofErr w:type="gramStart"/>
+      <w:r>
+        <w:rPr>
+          <w:rFonts w:ascii="Consolas" w:eastAsia="Times New Roman" w:hAnsi="Consolas" w:cs="Courier New"/>
+          <w:color w:val="0000FF"/>
+          <w:kern w:val="0"/>
+          <w:sz w:val="18"/>
+          <w:szCs w:val="18"/>
+          <w:bdr w:val="none" w:sz="0" w:space="0" w:color="auto" w:frame="1"/>
+          <w14:ligatures w14:val="none"/>
+        </w:rPr>
+        <w:t>ttl</w:t>
+      </w:r>
+      <w:proofErr w:type="spellEnd"/>
       <w:r>
         <w:rPr>
           <w:rFonts w:ascii="Consolas" w:eastAsia="Times New Roman" w:hAnsi="Consolas" w:cs="Courier New"/>
@@ -3426,6 +3895,7 @@
         </w:rPr>
         <w:t>(</w:t>
       </w:r>
+      <w:proofErr w:type="gramEnd"/>
       <w:r>
         <w:rPr>
           <w:rFonts w:ascii="Consolas" w:eastAsia="Times New Roman" w:hAnsi="Consolas" w:cs="Courier New"/>
@@ -3483,6 +3953,8 @@
           <w14:ligatures w14:val="none"/>
         </w:rPr>
       </w:pPr>
+      <w:proofErr w:type="spellStart"/>
+      <w:proofErr w:type="gramStart"/>
       <w:r>
         <w:rPr>
           <w:rFonts w:ascii="Consolas" w:eastAsia="Times New Roman" w:hAnsi="Consolas" w:cs="Courier New"/>
@@ -3507,6 +3979,8 @@
         </w:rPr>
         <w:t>sendto</w:t>
       </w:r>
+      <w:proofErr w:type="spellEnd"/>
+      <w:proofErr w:type="gramEnd"/>
       <w:r>
         <w:rPr>
           <w:rFonts w:ascii="Consolas" w:eastAsia="Times New Roman" w:hAnsi="Consolas" w:cs="Courier New"/>
@@ -3531,6 +4005,7 @@
         </w:rPr>
         <w:t>"</w:t>
       </w:r>
+      <w:proofErr w:type="spellStart"/>
       <w:r>
         <w:rPr>
           <w:rFonts w:ascii="Consolas" w:eastAsia="Times New Roman" w:hAnsi="Consolas" w:cs="Courier New"/>
@@ -3543,6 +4018,7 @@
         </w:rPr>
         <w:t>Hello</w:t>
       </w:r>
+      <w:proofErr w:type="gramStart"/>
       <w:r>
         <w:rPr>
           <w:rFonts w:ascii="Consolas" w:eastAsia="Times New Roman" w:hAnsi="Consolas" w:cs="Courier New"/>
@@ -3579,6 +4055,8 @@
         </w:rPr>
         <w:t>encode</w:t>
       </w:r>
+      <w:proofErr w:type="spellEnd"/>
+      <w:proofErr w:type="gramEnd"/>
       <w:r>
         <w:rPr>
           <w:rFonts w:ascii="Consolas" w:eastAsia="Times New Roman" w:hAnsi="Consolas" w:cs="Courier New"/>
@@ -3814,6 +4292,7 @@
           <w14:ligatures w14:val="none"/>
         </w:rPr>
       </w:pPr>
+      <w:proofErr w:type="spellStart"/>
       <w:r>
         <w:rPr>
           <w:rFonts w:ascii="Consolas" w:eastAsia="Times New Roman" w:hAnsi="Consolas" w:cs="Courier New"/>
@@ -3836,8 +4315,22 @@
           <w:bdr w:val="none" w:sz="0" w:space="0" w:color="auto" w:frame="1"/>
           <w14:ligatures w14:val="none"/>
         </w:rPr>
-        <w:t>set_ttl</w:t>
-      </w:r>
+        <w:t>set_</w:t>
+      </w:r>
+      <w:proofErr w:type="gramStart"/>
+      <w:r>
+        <w:rPr>
+          <w:rFonts w:ascii="Consolas" w:eastAsia="Times New Roman" w:hAnsi="Consolas" w:cs="Courier New"/>
+          <w:color w:val="0000FF"/>
+          <w:kern w:val="0"/>
+          <w:sz w:val="18"/>
+          <w:szCs w:val="18"/>
+          <w:bdr w:val="none" w:sz="0" w:space="0" w:color="auto" w:frame="1"/>
+          <w14:ligatures w14:val="none"/>
+        </w:rPr>
+        <w:t>ttl</w:t>
+      </w:r>
+      <w:proofErr w:type="spellEnd"/>
       <w:r>
         <w:rPr>
           <w:rFonts w:ascii="Consolas" w:eastAsia="Times New Roman" w:hAnsi="Consolas" w:cs="Courier New"/>
@@ -3850,6 +4343,7 @@
         </w:rPr>
         <w:t>(</w:t>
       </w:r>
+      <w:proofErr w:type="gramEnd"/>
       <w:r>
         <w:rPr>
           <w:rFonts w:ascii="Consolas" w:eastAsia="Times New Roman" w:hAnsi="Consolas" w:cs="Courier New"/>
@@ -3907,6 +4401,8 @@
           <w14:ligatures w14:val="none"/>
         </w:rPr>
       </w:pPr>
+      <w:proofErr w:type="spellStart"/>
+      <w:proofErr w:type="gramStart"/>
       <w:r>
         <w:rPr>
           <w:rFonts w:ascii="Consolas" w:eastAsia="Times New Roman" w:hAnsi="Consolas" w:cs="Courier New"/>
@@ -3931,6 +4427,8 @@
         </w:rPr>
         <w:t>sendto</w:t>
       </w:r>
+      <w:proofErr w:type="spellEnd"/>
+      <w:proofErr w:type="gramEnd"/>
       <w:r>
         <w:rPr>
           <w:rFonts w:ascii="Consolas" w:eastAsia="Times New Roman" w:hAnsi="Consolas" w:cs="Courier New"/>
@@ -3955,6 +4453,7 @@
         </w:rPr>
         <w:t>"</w:t>
       </w:r>
+      <w:proofErr w:type="spellStart"/>
       <w:r>
         <w:rPr>
           <w:rFonts w:ascii="Consolas" w:eastAsia="Times New Roman" w:hAnsi="Consolas" w:cs="Courier New"/>
@@ -3967,6 +4466,7 @@
         </w:rPr>
         <w:t>Potato</w:t>
       </w:r>
+      <w:proofErr w:type="gramStart"/>
       <w:r>
         <w:rPr>
           <w:rFonts w:ascii="Consolas" w:eastAsia="Times New Roman" w:hAnsi="Consolas" w:cs="Courier New"/>
@@ -4003,6 +4503,8 @@
         </w:rPr>
         <w:t>encode</w:t>
       </w:r>
+      <w:proofErr w:type="spellEnd"/>
+      <w:proofErr w:type="gramEnd"/>
       <w:r>
         <w:rPr>
           <w:rFonts w:ascii="Consolas" w:eastAsia="Times New Roman" w:hAnsi="Consolas" w:cs="Courier New"/>
@@ -4161,6 +4663,7 @@
           <w14:ligatures w14:val="none"/>
         </w:rPr>
       </w:pPr>
+      <w:proofErr w:type="spellStart"/>
       <w:r>
         <w:rPr>
           <w:rFonts w:ascii="Consolas" w:eastAsia="Times New Roman" w:hAnsi="Consolas" w:cs="Courier New"/>
@@ -4174,6 +4677,7 @@
         </w:rPr>
         <w:t>recvsock</w:t>
       </w:r>
+      <w:proofErr w:type="spellEnd"/>
       <w:r>
         <w:rPr>
           <w:rFonts w:ascii="Segoe UI" w:eastAsia="Times New Roman" w:hAnsi="Segoe UI" w:cs="Segoe UI"/>
@@ -4199,6 +4703,8 @@
           <w14:ligatures w14:val="none"/>
         </w:rPr>
       </w:pPr>
+      <w:proofErr w:type="spellStart"/>
+      <w:proofErr w:type="gramStart"/>
       <w:r>
         <w:rPr>
           <w:rFonts w:ascii="Consolas" w:eastAsia="Times New Roman" w:hAnsi="Consolas" w:cs="Courier New"/>
@@ -4210,7 +4716,63 @@
           <w:shd w:val="clear" w:color="auto" w:fill="F5F6FA"/>
           <w14:ligatures w14:val="none"/>
         </w:rPr>
-        <w:t>recvsock.recv_select()</w:t>
+        <w:t>recvsock.recv</w:t>
+      </w:r>
+      <w:proofErr w:type="gramEnd"/>
+      <w:r>
+        <w:rPr>
+          <w:rFonts w:ascii="Consolas" w:eastAsia="Times New Roman" w:hAnsi="Consolas" w:cs="Courier New"/>
+          <w:color w:val="4A464E"/>
+          <w:kern w:val="0"/>
+          <w:sz w:val="18"/>
+          <w:szCs w:val="18"/>
+          <w:bdr w:val="single" w:sz="6" w:space="2" w:color="EEEBEE" w:frame="1"/>
+          <w:shd w:val="clear" w:color="auto" w:fill="F5F6FA"/>
+          <w14:ligatures w14:val="none"/>
+        </w:rPr>
+        <w:t>_</w:t>
+      </w:r>
+      <w:proofErr w:type="gramStart"/>
+      <w:r>
+        <w:rPr>
+          <w:rFonts w:ascii="Consolas" w:eastAsia="Times New Roman" w:hAnsi="Consolas" w:cs="Courier New"/>
+          <w:color w:val="4A464E"/>
+          <w:kern w:val="0"/>
+          <w:sz w:val="18"/>
+          <w:szCs w:val="18"/>
+          <w:bdr w:val="single" w:sz="6" w:space="2" w:color="EEEBEE" w:frame="1"/>
+          <w:shd w:val="clear" w:color="auto" w:fill="F5F6FA"/>
+          <w14:ligatures w14:val="none"/>
+        </w:rPr>
+        <w:t>select</w:t>
+      </w:r>
+      <w:proofErr w:type="spellEnd"/>
+      <w:r>
+        <w:rPr>
+          <w:rFonts w:ascii="Consolas" w:eastAsia="Times New Roman" w:hAnsi="Consolas" w:cs="Courier New"/>
+          <w:color w:val="4A464E"/>
+          <w:kern w:val="0"/>
+          <w:sz w:val="18"/>
+          <w:szCs w:val="18"/>
+          <w:bdr w:val="single" w:sz="6" w:space="2" w:color="EEEBEE" w:frame="1"/>
+          <w:shd w:val="clear" w:color="auto" w:fill="F5F6FA"/>
+          <w14:ligatures w14:val="none"/>
+        </w:rPr>
+        <w:t>(</w:t>
+      </w:r>
+      <w:proofErr w:type="gramEnd"/>
+      <w:r>
+        <w:rPr>
+          <w:rFonts w:ascii="Consolas" w:eastAsia="Times New Roman" w:hAnsi="Consolas" w:cs="Courier New"/>
+          <w:color w:val="4A464E"/>
+          <w:kern w:val="0"/>
+          <w:sz w:val="18"/>
+          <w:szCs w:val="18"/>
+          <w:bdr w:val="single" w:sz="6" w:space="2" w:color="EEEBEE" w:frame="1"/>
+          <w:shd w:val="clear" w:color="auto" w:fill="F5F6FA"/>
+          <w14:ligatures w14:val="none"/>
+        </w:rPr>
+        <w:t>)</w:t>
       </w:r>
       <w:r>
         <w:rPr>
@@ -4269,7 +4831,7 @@
           <w:kern w:val="0"/>
           <w14:ligatures w14:val="none"/>
         </w:rPr>
-        <w:t>Otherwise, the function waits until a packet is available, or a timeout expires.</w:t>
+        <w:t>Otherwise, the function waits until a packet is available or a timeout expires.</w:t>
       </w:r>
     </w:p>
     <w:p>
@@ -4312,6 +4874,7 @@
           <w14:ligatures w14:val="none"/>
         </w:rPr>
       </w:pPr>
+      <w:proofErr w:type="spellStart"/>
       <w:r>
         <w:rPr>
           <w:rFonts w:ascii="Consolas" w:eastAsia="Times New Roman" w:hAnsi="Consolas" w:cs="Courier New"/>
@@ -4323,7 +4886,51 @@
           <w:shd w:val="clear" w:color="auto" w:fill="F5F6FA"/>
           <w14:ligatures w14:val="none"/>
         </w:rPr>
-        <w:t>buf, address = recvsock.recvfrom()</w:t>
+        <w:t>buf</w:t>
+      </w:r>
+      <w:proofErr w:type="spellEnd"/>
+      <w:r>
+        <w:rPr>
+          <w:rFonts w:ascii="Consolas" w:eastAsia="Times New Roman" w:hAnsi="Consolas" w:cs="Courier New"/>
+          <w:color w:val="4A464E"/>
+          <w:kern w:val="0"/>
+          <w:sz w:val="18"/>
+          <w:szCs w:val="18"/>
+          <w:bdr w:val="single" w:sz="6" w:space="2" w:color="EEEBEE" w:frame="1"/>
+          <w:shd w:val="clear" w:color="auto" w:fill="F5F6FA"/>
+          <w14:ligatures w14:val="none"/>
+        </w:rPr>
+        <w:t xml:space="preserve">, address = </w:t>
+      </w:r>
+      <w:proofErr w:type="spellStart"/>
+      <w:proofErr w:type="gramStart"/>
+      <w:r>
+        <w:rPr>
+          <w:rFonts w:ascii="Consolas" w:eastAsia="Times New Roman" w:hAnsi="Consolas" w:cs="Courier New"/>
+          <w:color w:val="4A464E"/>
+          <w:kern w:val="0"/>
+          <w:sz w:val="18"/>
+          <w:szCs w:val="18"/>
+          <w:bdr w:val="single" w:sz="6" w:space="2" w:color="EEEBEE" w:frame="1"/>
+          <w:shd w:val="clear" w:color="auto" w:fill="F5F6FA"/>
+          <w14:ligatures w14:val="none"/>
+        </w:rPr>
+        <w:t>recvsock.recvfrom</w:t>
+      </w:r>
+      <w:proofErr w:type="spellEnd"/>
+      <w:proofErr w:type="gramEnd"/>
+      <w:r>
+        <w:rPr>
+          <w:rFonts w:ascii="Consolas" w:eastAsia="Times New Roman" w:hAnsi="Consolas" w:cs="Courier New"/>
+          <w:color w:val="4A464E"/>
+          <w:kern w:val="0"/>
+          <w:sz w:val="18"/>
+          <w:szCs w:val="18"/>
+          <w:bdr w:val="single" w:sz="6" w:space="2" w:color="EEEBEE" w:frame="1"/>
+          <w:shd w:val="clear" w:color="auto" w:fill="F5F6FA"/>
+          <w14:ligatures w14:val="none"/>
+        </w:rPr>
+        <w:t>()</w:t>
       </w:r>
       <w:r>
         <w:rPr>
@@ -4359,6 +4966,7 @@
         </w:rPr>
         <w:t>It returns </w:t>
       </w:r>
+      <w:proofErr w:type="spellStart"/>
       <w:r>
         <w:rPr>
           <w:rFonts w:ascii="Consolas" w:eastAsia="Times New Roman" w:hAnsi="Consolas" w:cs="Courier New"/>
@@ -4372,14 +4980,43 @@
         </w:rPr>
         <w:t>buf</w:t>
       </w:r>
-      <w:r>
-        <w:rPr>
-          <w:rFonts w:ascii="Segoe UI" w:eastAsia="Times New Roman" w:hAnsi="Segoe UI" w:cs="Segoe UI"/>
-          <w:color w:val="4A464E"/>
-          <w:kern w:val="0"/>
-          <w14:ligatures w14:val="none"/>
-        </w:rPr>
-        <w:t>, the raw bytes of the packet (e.g. IPv4 header, followed by a UDP or ICMP header, followed by payload). To print out the bytes, you can call </w:t>
+      <w:proofErr w:type="spellEnd"/>
+      <w:r>
+        <w:rPr>
+          <w:rFonts w:ascii="Segoe UI" w:eastAsia="Times New Roman" w:hAnsi="Segoe UI" w:cs="Segoe UI"/>
+          <w:color w:val="4A464E"/>
+          <w:kern w:val="0"/>
+          <w14:ligatures w14:val="none"/>
+        </w:rPr>
+        <w:t>, the raw bytes of the packet (e.g.</w:t>
+      </w:r>
+      <w:r>
+        <w:rPr>
+          <w:rFonts w:ascii="Segoe UI" w:eastAsia="Times New Roman" w:hAnsi="Segoe UI" w:cs="Segoe UI"/>
+          <w:color w:val="4A464E"/>
+          <w:kern w:val="0"/>
+          <w14:ligatures w14:val="none"/>
+        </w:rPr>
+        <w:t>,</w:t>
+      </w:r>
+      <w:r>
+        <w:rPr>
+          <w:rFonts w:ascii="Segoe UI" w:eastAsia="Times New Roman" w:hAnsi="Segoe UI" w:cs="Segoe UI"/>
+          <w:color w:val="4A464E"/>
+          <w:kern w:val="0"/>
+          <w14:ligatures w14:val="none"/>
+        </w:rPr>
+        <w:t xml:space="preserve"> IPv4 header, followed by a UDP or ICMP header, followed by payload). To print out the bytes, you can </w:t>
+      </w:r>
+      <w:proofErr w:type="gramStart"/>
+      <w:r>
+        <w:rPr>
+          <w:rFonts w:ascii="Segoe UI" w:eastAsia="Times New Roman" w:hAnsi="Segoe UI" w:cs="Segoe UI"/>
+          <w:color w:val="4A464E"/>
+          <w:kern w:val="0"/>
+          <w14:ligatures w14:val="none"/>
+        </w:rPr>
+        <w:t>call </w:t>
       </w:r>
       <w:r>
         <w:rPr>
@@ -4392,7 +5029,21 @@
           <w:shd w:val="clear" w:color="auto" w:fill="F5F6FA"/>
           <w14:ligatures w14:val="none"/>
         </w:rPr>
-        <w:t>.hex()</w:t>
+        <w:t>.hex</w:t>
+      </w:r>
+      <w:proofErr w:type="gramEnd"/>
+      <w:r>
+        <w:rPr>
+          <w:rFonts w:ascii="Consolas" w:eastAsia="Times New Roman" w:hAnsi="Consolas" w:cs="Courier New"/>
+          <w:color w:val="4A464E"/>
+          <w:kern w:val="0"/>
+          <w:sz w:val="18"/>
+          <w:szCs w:val="18"/>
+          <w:bdr w:val="single" w:sz="6" w:space="2" w:color="EEEBEE" w:frame="1"/>
+          <w:shd w:val="clear" w:color="auto" w:fill="F5F6FA"/>
+          <w14:ligatures w14:val="none"/>
+        </w:rPr>
+        <w:t>()</w:t>
       </w:r>
       <w:r>
         <w:rPr>
@@ -4475,6 +5126,8 @@
         </w:rPr>
         <w:t>If there is no packet to be received, the function throws an exception. Therefore, you should always call </w:t>
       </w:r>
+      <w:proofErr w:type="spellStart"/>
+      <w:proofErr w:type="gramStart"/>
       <w:r>
         <w:rPr>
           <w:rFonts w:ascii="Consolas" w:eastAsia="Times New Roman" w:hAnsi="Consolas" w:cs="Courier New"/>
@@ -4486,17 +5139,9 @@
           <w:shd w:val="clear" w:color="auto" w:fill="F5F6FA"/>
           <w14:ligatures w14:val="none"/>
         </w:rPr>
-        <w:t>recvsock.recv_select()</w:t>
-      </w:r>
-      <w:r>
-        <w:rPr>
-          <w:rFonts w:ascii="Segoe UI" w:eastAsia="Times New Roman" w:hAnsi="Segoe UI" w:cs="Segoe UI"/>
-          <w:color w:val="4A464E"/>
-          <w:kern w:val="0"/>
-          <w14:ligatures w14:val="none"/>
-        </w:rPr>
-        <w:t> before calling </w:t>
-      </w:r>
+        <w:t>recvsock.recv</w:t>
+      </w:r>
+      <w:proofErr w:type="gramEnd"/>
       <w:r>
         <w:rPr>
           <w:rFonts w:ascii="Consolas" w:eastAsia="Times New Roman" w:hAnsi="Consolas" w:cs="Courier New"/>
@@ -4508,7 +5153,88 @@
           <w:shd w:val="clear" w:color="auto" w:fill="F5F6FA"/>
           <w14:ligatures w14:val="none"/>
         </w:rPr>
-        <w:t>recvsock.recvfrom()</w:t>
+        <w:t>_</w:t>
+      </w:r>
+      <w:proofErr w:type="gramStart"/>
+      <w:r>
+        <w:rPr>
+          <w:rFonts w:ascii="Consolas" w:eastAsia="Times New Roman" w:hAnsi="Consolas" w:cs="Courier New"/>
+          <w:color w:val="4A464E"/>
+          <w:kern w:val="0"/>
+          <w:sz w:val="18"/>
+          <w:szCs w:val="18"/>
+          <w:bdr w:val="single" w:sz="6" w:space="2" w:color="EEEBEE" w:frame="1"/>
+          <w:shd w:val="clear" w:color="auto" w:fill="F5F6FA"/>
+          <w14:ligatures w14:val="none"/>
+        </w:rPr>
+        <w:t>select</w:t>
+      </w:r>
+      <w:proofErr w:type="spellEnd"/>
+      <w:r>
+        <w:rPr>
+          <w:rFonts w:ascii="Consolas" w:eastAsia="Times New Roman" w:hAnsi="Consolas" w:cs="Courier New"/>
+          <w:color w:val="4A464E"/>
+          <w:kern w:val="0"/>
+          <w:sz w:val="18"/>
+          <w:szCs w:val="18"/>
+          <w:bdr w:val="single" w:sz="6" w:space="2" w:color="EEEBEE" w:frame="1"/>
+          <w:shd w:val="clear" w:color="auto" w:fill="F5F6FA"/>
+          <w14:ligatures w14:val="none"/>
+        </w:rPr>
+        <w:t>(</w:t>
+      </w:r>
+      <w:proofErr w:type="gramEnd"/>
+      <w:r>
+        <w:rPr>
+          <w:rFonts w:ascii="Consolas" w:eastAsia="Times New Roman" w:hAnsi="Consolas" w:cs="Courier New"/>
+          <w:color w:val="4A464E"/>
+          <w:kern w:val="0"/>
+          <w:sz w:val="18"/>
+          <w:szCs w:val="18"/>
+          <w:bdr w:val="single" w:sz="6" w:space="2" w:color="EEEBEE" w:frame="1"/>
+          <w:shd w:val="clear" w:color="auto" w:fill="F5F6FA"/>
+          <w14:ligatures w14:val="none"/>
+        </w:rPr>
+        <w:t>)</w:t>
+      </w:r>
+      <w:r>
+        <w:rPr>
+          <w:rFonts w:ascii="Segoe UI" w:eastAsia="Times New Roman" w:hAnsi="Segoe UI" w:cs="Segoe UI"/>
+          <w:color w:val="4A464E"/>
+          <w:kern w:val="0"/>
+          <w14:ligatures w14:val="none"/>
+        </w:rPr>
+        <w:t> before calling </w:t>
+      </w:r>
+      <w:proofErr w:type="spellStart"/>
+      <w:proofErr w:type="gramStart"/>
+      <w:r>
+        <w:rPr>
+          <w:rFonts w:ascii="Consolas" w:eastAsia="Times New Roman" w:hAnsi="Consolas" w:cs="Courier New"/>
+          <w:color w:val="4A464E"/>
+          <w:kern w:val="0"/>
+          <w:sz w:val="18"/>
+          <w:szCs w:val="18"/>
+          <w:bdr w:val="single" w:sz="6" w:space="2" w:color="EEEBEE" w:frame="1"/>
+          <w:shd w:val="clear" w:color="auto" w:fill="F5F6FA"/>
+          <w14:ligatures w14:val="none"/>
+        </w:rPr>
+        <w:t>recvsock.recvfrom</w:t>
+      </w:r>
+      <w:proofErr w:type="spellEnd"/>
+      <w:proofErr w:type="gramEnd"/>
+      <w:r>
+        <w:rPr>
+          <w:rFonts w:ascii="Consolas" w:eastAsia="Times New Roman" w:hAnsi="Consolas" w:cs="Courier New"/>
+          <w:color w:val="4A464E"/>
+          <w:kern w:val="0"/>
+          <w:sz w:val="18"/>
+          <w:szCs w:val="18"/>
+          <w:bdr w:val="single" w:sz="6" w:space="2" w:color="EEEBEE" w:frame="1"/>
+          <w:shd w:val="clear" w:color="auto" w:fill="F5F6FA"/>
+          <w14:ligatures w14:val="none"/>
+        </w:rPr>
+        <w:t>()</w:t>
       </w:r>
       <w:r>
         <w:rPr>
@@ -4601,6 +5327,8 @@
         </w:rPr>
         <w:t xml:space="preserve"> </w:t>
       </w:r>
+      <w:proofErr w:type="spellStart"/>
+      <w:proofErr w:type="gramStart"/>
       <w:r>
         <w:rPr>
           <w:rFonts w:ascii="Consolas" w:eastAsia="Times New Roman" w:hAnsi="Consolas" w:cs="Courier New"/>
@@ -4623,8 +5351,35 @@
           <w:bdr w:val="none" w:sz="0" w:space="0" w:color="auto" w:frame="1"/>
           <w14:ligatures w14:val="none"/>
         </w:rPr>
-        <w:t>recv_select</w:t>
-      </w:r>
+        <w:t>recv</w:t>
+      </w:r>
+      <w:proofErr w:type="gramEnd"/>
+      <w:r>
+        <w:rPr>
+          <w:rFonts w:ascii="Consolas" w:eastAsia="Times New Roman" w:hAnsi="Consolas" w:cs="Courier New"/>
+          <w:color w:val="0000FF"/>
+          <w:kern w:val="0"/>
+          <w:sz w:val="18"/>
+          <w:szCs w:val="18"/>
+          <w:bdr w:val="none" w:sz="0" w:space="0" w:color="auto" w:frame="1"/>
+          <w14:ligatures w14:val="none"/>
+        </w:rPr>
+        <w:t>_</w:t>
+      </w:r>
+      <w:proofErr w:type="gramStart"/>
+      <w:r>
+        <w:rPr>
+          <w:rFonts w:ascii="Consolas" w:eastAsia="Times New Roman" w:hAnsi="Consolas" w:cs="Courier New"/>
+          <w:color w:val="0000FF"/>
+          <w:kern w:val="0"/>
+          <w:sz w:val="18"/>
+          <w:szCs w:val="18"/>
+          <w:bdr w:val="none" w:sz="0" w:space="0" w:color="auto" w:frame="1"/>
+          <w14:ligatures w14:val="none"/>
+        </w:rPr>
+        <w:t>select</w:t>
+      </w:r>
+      <w:proofErr w:type="spellEnd"/>
       <w:r>
         <w:rPr>
           <w:rFonts w:ascii="Consolas" w:eastAsia="Times New Roman" w:hAnsi="Consolas" w:cs="Courier New"/>
@@ -4661,7 +5416,22 @@
           <w:bdr w:val="none" w:sz="0" w:space="0" w:color="auto" w:frame="1"/>
           <w14:ligatures w14:val="none"/>
         </w:rPr>
-        <w:t># Check if there's a packet to process.</w:t>
+        <w:t>#</w:t>
+      </w:r>
+      <w:proofErr w:type="gramEnd"/>
+      <w:r>
+        <w:rPr>
+          <w:rFonts w:ascii="Consolas" w:eastAsia="Times New Roman" w:hAnsi="Consolas" w:cs="Courier New"/>
+          <w:i/>
+          <w:iCs/>
+          <w:color w:val="265A5A"/>
+          <w:kern w:val="0"/>
+          <w:sz w:val="18"/>
+          <w:szCs w:val="18"/>
+          <w:bdr w:val="none" w:sz="0" w:space="0" w:color="auto" w:frame="1"/>
+          <w14:ligatures w14:val="none"/>
+        </w:rPr>
+        <w:t xml:space="preserve"> Check if there's a packet to process.</w:t>
       </w:r>
     </w:p>
     <w:p>
@@ -4710,6 +5480,7 @@
         </w:rPr>
         <w:t xml:space="preserve">    </w:t>
       </w:r>
+      <w:proofErr w:type="spellStart"/>
       <w:r>
         <w:rPr>
           <w:rFonts w:ascii="Consolas" w:eastAsia="Times New Roman" w:hAnsi="Consolas" w:cs="Courier New"/>
@@ -4720,7 +5491,20 @@
           <w:bdr w:val="none" w:sz="0" w:space="0" w:color="auto" w:frame="1"/>
           <w14:ligatures w14:val="none"/>
         </w:rPr>
-        <w:t>buf,</w:t>
+        <w:t>buf</w:t>
+      </w:r>
+      <w:proofErr w:type="spellEnd"/>
+      <w:r>
+        <w:rPr>
+          <w:rFonts w:ascii="Consolas" w:eastAsia="Times New Roman" w:hAnsi="Consolas" w:cs="Courier New"/>
+          <w:color w:val="383942"/>
+          <w:kern w:val="0"/>
+          <w:sz w:val="18"/>
+          <w:szCs w:val="18"/>
+          <w:bdr w:val="none" w:sz="0" w:space="0" w:color="auto" w:frame="1"/>
+          <w14:ligatures w14:val="none"/>
+        </w:rPr>
+        <w:t>,</w:t>
       </w:r>
       <w:r>
         <w:rPr>
@@ -4782,6 +5566,8 @@
         </w:rPr>
         <w:t xml:space="preserve"> </w:t>
       </w:r>
+      <w:proofErr w:type="spellStart"/>
+      <w:proofErr w:type="gramStart"/>
       <w:r>
         <w:rPr>
           <w:rFonts w:ascii="Consolas" w:eastAsia="Times New Roman" w:hAnsi="Consolas" w:cs="Courier New"/>
@@ -4806,6 +5592,7 @@
         </w:rPr>
         <w:t>recvfrom</w:t>
       </w:r>
+      <w:proofErr w:type="spellEnd"/>
       <w:r>
         <w:rPr>
           <w:rFonts w:ascii="Consolas" w:eastAsia="Times New Roman" w:hAnsi="Consolas" w:cs="Courier New"/>
@@ -4842,7 +5629,22 @@
           <w:bdr w:val="none" w:sz="0" w:space="0" w:color="auto" w:frame="1"/>
           <w14:ligatures w14:val="none"/>
         </w:rPr>
-        <w:t># Receive the packet.</w:t>
+        <w:t>#</w:t>
+      </w:r>
+      <w:proofErr w:type="gramEnd"/>
+      <w:r>
+        <w:rPr>
+          <w:rFonts w:ascii="Consolas" w:eastAsia="Times New Roman" w:hAnsi="Consolas" w:cs="Courier New"/>
+          <w:i/>
+          <w:iCs/>
+          <w:color w:val="265A5A"/>
+          <w:kern w:val="0"/>
+          <w:sz w:val="18"/>
+          <w:szCs w:val="18"/>
+          <w:bdr w:val="none" w:sz="0" w:space="0" w:color="auto" w:frame="1"/>
+          <w14:ligatures w14:val="none"/>
+        </w:rPr>
+        <w:t xml:space="preserve"> Receive the packet.</w:t>
       </w:r>
     </w:p>
     <w:p>
@@ -4983,6 +5785,7 @@
         </w:rPr>
         <w:t xml:space="preserve">    </w:t>
       </w:r>
+      <w:proofErr w:type="gramStart"/>
       <w:r>
         <w:rPr>
           <w:rFonts w:ascii="Consolas" w:eastAsia="Times New Roman" w:hAnsi="Consolas" w:cs="Courier New"/>
@@ -5007,6 +5810,8 @@
         </w:rPr>
         <w:t>(</w:t>
       </w:r>
+      <w:proofErr w:type="spellStart"/>
+      <w:proofErr w:type="gramEnd"/>
       <w:r>
         <w:rPr>
           <w:rFonts w:ascii="Consolas" w:eastAsia="Times New Roman" w:hAnsi="Consolas" w:cs="Courier New"/>
@@ -5029,7 +5834,33 @@
           <w:bdr w:val="none" w:sz="0" w:space="0" w:color="auto" w:frame="1"/>
           <w14:ligatures w14:val="none"/>
         </w:rPr>
-        <w:t xml:space="preserve">Packet bytes: </w:t>
+        <w:t>Packet</w:t>
+      </w:r>
+      <w:proofErr w:type="spellEnd"/>
+      <w:r>
+        <w:rPr>
+          <w:rFonts w:ascii="Consolas" w:eastAsia="Times New Roman" w:hAnsi="Consolas" w:cs="Courier New"/>
+          <w:color w:val="981B1B"/>
+          <w:kern w:val="0"/>
+          <w:sz w:val="18"/>
+          <w:szCs w:val="18"/>
+          <w:bdr w:val="none" w:sz="0" w:space="0" w:color="auto" w:frame="1"/>
+          <w14:ligatures w14:val="none"/>
+        </w:rPr>
+        <w:t xml:space="preserve"> </w:t>
+      </w:r>
+      <w:proofErr w:type="gramStart"/>
+      <w:r>
+        <w:rPr>
+          <w:rFonts w:ascii="Consolas" w:eastAsia="Times New Roman" w:hAnsi="Consolas" w:cs="Courier New"/>
+          <w:color w:val="981B1B"/>
+          <w:kern w:val="0"/>
+          <w:sz w:val="18"/>
+          <w:szCs w:val="18"/>
+          <w:bdr w:val="none" w:sz="0" w:space="0" w:color="auto" w:frame="1"/>
+          <w14:ligatures w14:val="none"/>
+        </w:rPr>
+        <w:t xml:space="preserve">bytes: </w:t>
       </w:r>
       <w:r>
         <w:rPr>
@@ -5045,6 +5876,7 @@
         </w:rPr>
         <w:t>{</w:t>
       </w:r>
+      <w:proofErr w:type="spellStart"/>
       <w:r>
         <w:rPr>
           <w:rFonts w:ascii="Consolas" w:eastAsia="Times New Roman" w:hAnsi="Consolas" w:cs="Courier New"/>
@@ -5069,6 +5901,7 @@
         </w:rPr>
         <w:t>hex</w:t>
       </w:r>
+      <w:proofErr w:type="spellEnd"/>
       <w:r>
         <w:rPr>
           <w:rFonts w:ascii="Consolas" w:eastAsia="Times New Roman" w:hAnsi="Consolas" w:cs="Courier New"/>
@@ -5079,7 +5912,20 @@
           <w:bdr w:val="none" w:sz="0" w:space="0" w:color="auto" w:frame="1"/>
           <w14:ligatures w14:val="none"/>
         </w:rPr>
-        <w:t>()</w:t>
+        <w:t>(</w:t>
+      </w:r>
+      <w:proofErr w:type="gramEnd"/>
+      <w:r>
+        <w:rPr>
+          <w:rFonts w:ascii="Consolas" w:eastAsia="Times New Roman" w:hAnsi="Consolas" w:cs="Courier New"/>
+          <w:color w:val="383942"/>
+          <w:kern w:val="0"/>
+          <w:sz w:val="18"/>
+          <w:szCs w:val="18"/>
+          <w:bdr w:val="none" w:sz="0" w:space="0" w:color="auto" w:frame="1"/>
+          <w14:ligatures w14:val="none"/>
+        </w:rPr>
+        <w:t>)</w:t>
       </w:r>
       <w:r>
         <w:rPr>
@@ -5164,6 +6010,7 @@
         </w:rPr>
         <w:t xml:space="preserve">    </w:t>
       </w:r>
+      <w:proofErr w:type="gramStart"/>
       <w:r>
         <w:rPr>
           <w:rFonts w:ascii="Consolas" w:eastAsia="Times New Roman" w:hAnsi="Consolas" w:cs="Courier New"/>
@@ -5188,6 +6035,8 @@
         </w:rPr>
         <w:t>(</w:t>
       </w:r>
+      <w:proofErr w:type="spellStart"/>
+      <w:proofErr w:type="gramEnd"/>
       <w:r>
         <w:rPr>
           <w:rFonts w:ascii="Consolas" w:eastAsia="Times New Roman" w:hAnsi="Consolas" w:cs="Courier New"/>
@@ -5210,7 +6059,33 @@
           <w:bdr w:val="none" w:sz="0" w:space="0" w:color="auto" w:frame="1"/>
           <w14:ligatures w14:val="none"/>
         </w:rPr>
-        <w:t xml:space="preserve">Packet is from IP: </w:t>
+        <w:t>Packet</w:t>
+      </w:r>
+      <w:proofErr w:type="spellEnd"/>
+      <w:r>
+        <w:rPr>
+          <w:rFonts w:ascii="Consolas" w:eastAsia="Times New Roman" w:hAnsi="Consolas" w:cs="Courier New"/>
+          <w:color w:val="981B1B"/>
+          <w:kern w:val="0"/>
+          <w:sz w:val="18"/>
+          <w:szCs w:val="18"/>
+          <w:bdr w:val="none" w:sz="0" w:space="0" w:color="auto" w:frame="1"/>
+          <w14:ligatures w14:val="none"/>
+        </w:rPr>
+        <w:t xml:space="preserve"> is from </w:t>
+      </w:r>
+      <w:proofErr w:type="gramStart"/>
+      <w:r>
+        <w:rPr>
+          <w:rFonts w:ascii="Consolas" w:eastAsia="Times New Roman" w:hAnsi="Consolas" w:cs="Courier New"/>
+          <w:color w:val="981B1B"/>
+          <w:kern w:val="0"/>
+          <w:sz w:val="18"/>
+          <w:szCs w:val="18"/>
+          <w:bdr w:val="none" w:sz="0" w:space="0" w:color="auto" w:frame="1"/>
+          <w14:ligatures w14:val="none"/>
+        </w:rPr>
+        <w:t xml:space="preserve">IP: </w:t>
       </w:r>
       <w:r>
         <w:rPr>
@@ -5276,6 +6151,7 @@
         </w:rPr>
         <w:t>}</w:t>
       </w:r>
+      <w:proofErr w:type="gramEnd"/>
       <w:r>
         <w:rPr>
           <w:rFonts w:ascii="Consolas" w:eastAsia="Times New Roman" w:hAnsi="Consolas" w:cs="Courier New"/>
@@ -5345,6 +6221,7 @@
         </w:rPr>
         <w:t xml:space="preserve">    </w:t>
       </w:r>
+      <w:proofErr w:type="gramStart"/>
       <w:r>
         <w:rPr>
           <w:rFonts w:ascii="Consolas" w:eastAsia="Times New Roman" w:hAnsi="Consolas" w:cs="Courier New"/>
@@ -5369,6 +6246,8 @@
         </w:rPr>
         <w:t>(</w:t>
       </w:r>
+      <w:proofErr w:type="spellStart"/>
+      <w:proofErr w:type="gramEnd"/>
       <w:r>
         <w:rPr>
           <w:rFonts w:ascii="Consolas" w:eastAsia="Times New Roman" w:hAnsi="Consolas" w:cs="Courier New"/>
@@ -5391,7 +6270,33 @@
           <w:bdr w:val="none" w:sz="0" w:space="0" w:color="auto" w:frame="1"/>
           <w14:ligatures w14:val="none"/>
         </w:rPr>
-        <w:t xml:space="preserve">Packet is from port: </w:t>
+        <w:t>Packet</w:t>
+      </w:r>
+      <w:proofErr w:type="spellEnd"/>
+      <w:r>
+        <w:rPr>
+          <w:rFonts w:ascii="Consolas" w:eastAsia="Times New Roman" w:hAnsi="Consolas" w:cs="Courier New"/>
+          <w:color w:val="981B1B"/>
+          <w:kern w:val="0"/>
+          <w:sz w:val="18"/>
+          <w:szCs w:val="18"/>
+          <w:bdr w:val="none" w:sz="0" w:space="0" w:color="auto" w:frame="1"/>
+          <w14:ligatures w14:val="none"/>
+        </w:rPr>
+        <w:t xml:space="preserve"> is from </w:t>
+      </w:r>
+      <w:proofErr w:type="gramStart"/>
+      <w:r>
+        <w:rPr>
+          <w:rFonts w:ascii="Consolas" w:eastAsia="Times New Roman" w:hAnsi="Consolas" w:cs="Courier New"/>
+          <w:color w:val="981B1B"/>
+          <w:kern w:val="0"/>
+          <w:sz w:val="18"/>
+          <w:szCs w:val="18"/>
+          <w:bdr w:val="none" w:sz="0" w:space="0" w:color="auto" w:frame="1"/>
+          <w14:ligatures w14:val="none"/>
+        </w:rPr>
+        <w:t xml:space="preserve">port: </w:t>
       </w:r>
       <w:r>
         <w:rPr>
@@ -5457,6 +6362,7 @@
         </w:rPr>
         <w:t>}</w:t>
       </w:r>
+      <w:proofErr w:type="gramEnd"/>
       <w:r>
         <w:rPr>
           <w:rFonts w:ascii="Consolas" w:eastAsia="Times New Roman" w:hAnsi="Consolas" w:cs="Courier New"/>
@@ -5519,6 +6425,7 @@
           <w14:ligatures w14:val="none"/>
         </w:rPr>
       </w:pPr>
+      <w:proofErr w:type="spellStart"/>
       <w:r>
         <w:rPr>
           <w:rFonts w:ascii="Consolas" w:eastAsia="Times New Roman" w:hAnsi="Consolas" w:cs="Courier New"/>
@@ -5530,16 +6437,106 @@
           <w:shd w:val="clear" w:color="auto" w:fill="F5F6FA"/>
           <w14:ligatures w14:val="none"/>
         </w:rPr>
-        <w:t>print_result(routers: list[str], ttl: int)</w:t>
-      </w:r>
-      <w:r>
-        <w:rPr>
-          <w:rFonts w:ascii="Segoe UI" w:eastAsia="Times New Roman" w:hAnsi="Segoe UI" w:cs="Segoe UI"/>
-          <w:color w:val="4A464E"/>
-          <w:kern w:val="0"/>
-          <w14:ligatures w14:val="none"/>
-        </w:rPr>
-        <w:t> can be used to print nicely-formatted output.</w:t>
+        <w:t>print_</w:t>
+      </w:r>
+      <w:proofErr w:type="gramStart"/>
+      <w:r>
+        <w:rPr>
+          <w:rFonts w:ascii="Consolas" w:eastAsia="Times New Roman" w:hAnsi="Consolas" w:cs="Courier New"/>
+          <w:color w:val="4A464E"/>
+          <w:kern w:val="0"/>
+          <w:sz w:val="18"/>
+          <w:szCs w:val="18"/>
+          <w:bdr w:val="single" w:sz="6" w:space="2" w:color="EEEBEE" w:frame="1"/>
+          <w:shd w:val="clear" w:color="auto" w:fill="F5F6FA"/>
+          <w14:ligatures w14:val="none"/>
+        </w:rPr>
+        <w:t>result</w:t>
+      </w:r>
+      <w:proofErr w:type="spellEnd"/>
+      <w:r>
+        <w:rPr>
+          <w:rFonts w:ascii="Consolas" w:eastAsia="Times New Roman" w:hAnsi="Consolas" w:cs="Courier New"/>
+          <w:color w:val="4A464E"/>
+          <w:kern w:val="0"/>
+          <w:sz w:val="18"/>
+          <w:szCs w:val="18"/>
+          <w:bdr w:val="single" w:sz="6" w:space="2" w:color="EEEBEE" w:frame="1"/>
+          <w:shd w:val="clear" w:color="auto" w:fill="F5F6FA"/>
+          <w14:ligatures w14:val="none"/>
+        </w:rPr>
+        <w:t>(</w:t>
+      </w:r>
+      <w:proofErr w:type="gramEnd"/>
+      <w:r>
+        <w:rPr>
+          <w:rFonts w:ascii="Consolas" w:eastAsia="Times New Roman" w:hAnsi="Consolas" w:cs="Courier New"/>
+          <w:color w:val="4A464E"/>
+          <w:kern w:val="0"/>
+          <w:sz w:val="18"/>
+          <w:szCs w:val="18"/>
+          <w:bdr w:val="single" w:sz="6" w:space="2" w:color="EEEBEE" w:frame="1"/>
+          <w:shd w:val="clear" w:color="auto" w:fill="F5F6FA"/>
+          <w14:ligatures w14:val="none"/>
+        </w:rPr>
+        <w:t xml:space="preserve">routers: list[str], </w:t>
+      </w:r>
+      <w:proofErr w:type="spellStart"/>
+      <w:r>
+        <w:rPr>
+          <w:rFonts w:ascii="Consolas" w:eastAsia="Times New Roman" w:hAnsi="Consolas" w:cs="Courier New"/>
+          <w:color w:val="4A464E"/>
+          <w:kern w:val="0"/>
+          <w:sz w:val="18"/>
+          <w:szCs w:val="18"/>
+          <w:bdr w:val="single" w:sz="6" w:space="2" w:color="EEEBEE" w:frame="1"/>
+          <w:shd w:val="clear" w:color="auto" w:fill="F5F6FA"/>
+          <w14:ligatures w14:val="none"/>
+        </w:rPr>
+        <w:t>ttl</w:t>
+      </w:r>
+      <w:proofErr w:type="spellEnd"/>
+      <w:r>
+        <w:rPr>
+          <w:rFonts w:ascii="Consolas" w:eastAsia="Times New Roman" w:hAnsi="Consolas" w:cs="Courier New"/>
+          <w:color w:val="4A464E"/>
+          <w:kern w:val="0"/>
+          <w:sz w:val="18"/>
+          <w:szCs w:val="18"/>
+          <w:bdr w:val="single" w:sz="6" w:space="2" w:color="EEEBEE" w:frame="1"/>
+          <w:shd w:val="clear" w:color="auto" w:fill="F5F6FA"/>
+          <w14:ligatures w14:val="none"/>
+        </w:rPr>
+        <w:t>: int)</w:t>
+      </w:r>
+      <w:r>
+        <w:rPr>
+          <w:rFonts w:ascii="Segoe UI" w:eastAsia="Times New Roman" w:hAnsi="Segoe UI" w:cs="Segoe UI"/>
+          <w:color w:val="4A464E"/>
+          <w:kern w:val="0"/>
+          <w14:ligatures w14:val="none"/>
+        </w:rPr>
+        <w:t xml:space="preserve"> can be used to print </w:t>
+      </w:r>
+      <w:proofErr w:type="gramStart"/>
+      <w:r>
+        <w:rPr>
+          <w:rFonts w:ascii="Segoe UI" w:eastAsia="Times New Roman" w:hAnsi="Segoe UI" w:cs="Segoe UI"/>
+          <w:color w:val="4A464E"/>
+          <w:kern w:val="0"/>
+          <w14:ligatures w14:val="none"/>
+        </w:rPr>
+        <w:t>nicely-formatted</w:t>
+      </w:r>
+      <w:proofErr w:type="gramEnd"/>
+      <w:r>
+        <w:rPr>
+          <w:rFonts w:ascii="Segoe UI" w:eastAsia="Times New Roman" w:hAnsi="Segoe UI" w:cs="Segoe UI"/>
+          <w:color w:val="4A464E"/>
+          <w:kern w:val="0"/>
+          <w14:ligatures w14:val="none"/>
+        </w:rPr>
+        <w:t xml:space="preserve"> output.</w:t>
       </w:r>
     </w:p>
     <w:p>
@@ -5638,6 +6635,7 @@
           <w14:ligatures w14:val="none"/>
         </w:rPr>
       </w:pPr>
+      <w:proofErr w:type="spellStart"/>
       <w:r>
         <w:rPr>
           <w:rFonts w:ascii="Consolas" w:eastAsia="Times New Roman" w:hAnsi="Consolas" w:cs="Courier New"/>
@@ -5660,8 +6658,22 @@
           <w:bdr w:val="none" w:sz="0" w:space="0" w:color="auto" w:frame="1"/>
           <w14:ligatures w14:val="none"/>
         </w:rPr>
-        <w:t>print_result</w:t>
-      </w:r>
+        <w:t>print_</w:t>
+      </w:r>
+      <w:proofErr w:type="gramStart"/>
+      <w:r>
+        <w:rPr>
+          <w:rFonts w:ascii="Consolas" w:eastAsia="Times New Roman" w:hAnsi="Consolas" w:cs="Courier New"/>
+          <w:color w:val="0000FF"/>
+          <w:kern w:val="0"/>
+          <w:sz w:val="18"/>
+          <w:szCs w:val="18"/>
+          <w:bdr w:val="none" w:sz="0" w:space="0" w:color="auto" w:frame="1"/>
+          <w14:ligatures w14:val="none"/>
+        </w:rPr>
+        <w:t>result</w:t>
+      </w:r>
+      <w:proofErr w:type="spellEnd"/>
       <w:r>
         <w:rPr>
           <w:rFonts w:ascii="Consolas" w:eastAsia="Times New Roman" w:hAnsi="Consolas" w:cs="Courier New"/>
@@ -5672,7 +6684,20 @@
           <w:bdr w:val="none" w:sz="0" w:space="0" w:color="auto" w:frame="1"/>
           <w14:ligatures w14:val="none"/>
         </w:rPr>
-        <w:t>([</w:t>
+        <w:t>(</w:t>
+      </w:r>
+      <w:proofErr w:type="gramEnd"/>
+      <w:r>
+        <w:rPr>
+          <w:rFonts w:ascii="Consolas" w:eastAsia="Times New Roman" w:hAnsi="Consolas" w:cs="Courier New"/>
+          <w:color w:val="383942"/>
+          <w:kern w:val="0"/>
+          <w:sz w:val="18"/>
+          <w:szCs w:val="18"/>
+          <w:bdr w:val="none" w:sz="0" w:space="0" w:color="auto" w:frame="1"/>
+          <w14:ligatures w14:val="none"/>
+        </w:rPr>
+        <w:t>[</w:t>
       </w:r>
       <w:r>
         <w:rPr>
@@ -5974,7 +6999,27 @@
           <w:kern w:val="0"/>
           <w14:ligatures w14:val="none"/>
         </w:rPr>
-        <w:t>Now that we know how to send and receive packets, let’s try running traceroute manually. For this stage, you can temporarily comment out these lines of starter code:</w:t>
+        <w:t xml:space="preserve">Now that we know how to send and receive packets, let’s try running traceroute manually. For this stage, you can temporarily comment </w:t>
+      </w:r>
+      <w:proofErr w:type="gramStart"/>
+      <w:r>
+        <w:rPr>
+          <w:rFonts w:ascii="Segoe UI" w:eastAsia="Times New Roman" w:hAnsi="Segoe UI" w:cs="Segoe UI"/>
+          <w:color w:val="4A464E"/>
+          <w:kern w:val="0"/>
+          <w14:ligatures w14:val="none"/>
+        </w:rPr>
+        <w:t>out</w:t>
+      </w:r>
+      <w:proofErr w:type="gramEnd"/>
+      <w:r>
+        <w:rPr>
+          <w:rFonts w:ascii="Segoe UI" w:eastAsia="Times New Roman" w:hAnsi="Segoe UI" w:cs="Segoe UI"/>
+          <w:color w:val="4A464E"/>
+          <w:kern w:val="0"/>
+          <w14:ligatures w14:val="none"/>
+        </w:rPr>
+        <w:t xml:space="preserve"> these lines of starter code:</w:t>
       </w:r>
     </w:p>
     <w:p>
@@ -6023,7 +7068,67 @@
           <w:bdr w:val="none" w:sz="0" w:space="0" w:color="auto" w:frame="1"/>
           <w14:ligatures w14:val="none"/>
         </w:rPr>
-        <w:t># for ttl in range(1, TRACEROUTE_MAX_TTL+1):</w:t>
+        <w:t xml:space="preserve"># for </w:t>
+      </w:r>
+      <w:proofErr w:type="spellStart"/>
+      <w:r>
+        <w:rPr>
+          <w:rFonts w:ascii="Consolas" w:eastAsia="Times New Roman" w:hAnsi="Consolas" w:cs="Courier New"/>
+          <w:i/>
+          <w:iCs/>
+          <w:color w:val="265A5A"/>
+          <w:kern w:val="0"/>
+          <w:sz w:val="18"/>
+          <w:szCs w:val="18"/>
+          <w:bdr w:val="none" w:sz="0" w:space="0" w:color="auto" w:frame="1"/>
+          <w14:ligatures w14:val="none"/>
+        </w:rPr>
+        <w:t>ttl</w:t>
+      </w:r>
+      <w:proofErr w:type="spellEnd"/>
+      <w:r>
+        <w:rPr>
+          <w:rFonts w:ascii="Consolas" w:eastAsia="Times New Roman" w:hAnsi="Consolas" w:cs="Courier New"/>
+          <w:i/>
+          <w:iCs/>
+          <w:color w:val="265A5A"/>
+          <w:kern w:val="0"/>
+          <w:sz w:val="18"/>
+          <w:szCs w:val="18"/>
+          <w:bdr w:val="none" w:sz="0" w:space="0" w:color="auto" w:frame="1"/>
+          <w14:ligatures w14:val="none"/>
+        </w:rPr>
+        <w:t xml:space="preserve"> in </w:t>
+      </w:r>
+      <w:proofErr w:type="gramStart"/>
+      <w:r>
+        <w:rPr>
+          <w:rFonts w:ascii="Consolas" w:eastAsia="Times New Roman" w:hAnsi="Consolas" w:cs="Courier New"/>
+          <w:i/>
+          <w:iCs/>
+          <w:color w:val="265A5A"/>
+          <w:kern w:val="0"/>
+          <w:sz w:val="18"/>
+          <w:szCs w:val="18"/>
+          <w:bdr w:val="none" w:sz="0" w:space="0" w:color="auto" w:frame="1"/>
+          <w14:ligatures w14:val="none"/>
+        </w:rPr>
+        <w:t>range(</w:t>
+      </w:r>
+      <w:proofErr w:type="gramEnd"/>
+      <w:r>
+        <w:rPr>
+          <w:rFonts w:ascii="Consolas" w:eastAsia="Times New Roman" w:hAnsi="Consolas" w:cs="Courier New"/>
+          <w:i/>
+          <w:iCs/>
+          <w:color w:val="265A5A"/>
+          <w:kern w:val="0"/>
+          <w:sz w:val="18"/>
+          <w:szCs w:val="18"/>
+          <w:bdr w:val="none" w:sz="0" w:space="0" w:color="auto" w:frame="1"/>
+          <w14:ligatures w14:val="none"/>
+        </w:rPr>
+        <w:t>1, TRACEROUTE_MAX_TTL+1):</w:t>
       </w:r>
     </w:p>
     <w:p>
@@ -6072,7 +7177,97 @@
           <w:bdr w:val="none" w:sz="0" w:space="0" w:color="auto" w:frame="1"/>
           <w14:ligatures w14:val="none"/>
         </w:rPr>
-        <w:t>#     util.print_result([], ttl)</w:t>
+        <w:t xml:space="preserve">#     </w:t>
+      </w:r>
+      <w:proofErr w:type="spellStart"/>
+      <w:r>
+        <w:rPr>
+          <w:rFonts w:ascii="Consolas" w:eastAsia="Times New Roman" w:hAnsi="Consolas" w:cs="Courier New"/>
+          <w:i/>
+          <w:iCs/>
+          <w:color w:val="265A5A"/>
+          <w:kern w:val="0"/>
+          <w:sz w:val="18"/>
+          <w:szCs w:val="18"/>
+          <w:bdr w:val="none" w:sz="0" w:space="0" w:color="auto" w:frame="1"/>
+          <w14:ligatures w14:val="none"/>
+        </w:rPr>
+        <w:t>util.print_</w:t>
+      </w:r>
+      <w:proofErr w:type="gramStart"/>
+      <w:r>
+        <w:rPr>
+          <w:rFonts w:ascii="Consolas" w:eastAsia="Times New Roman" w:hAnsi="Consolas" w:cs="Courier New"/>
+          <w:i/>
+          <w:iCs/>
+          <w:color w:val="265A5A"/>
+          <w:kern w:val="0"/>
+          <w:sz w:val="18"/>
+          <w:szCs w:val="18"/>
+          <w:bdr w:val="none" w:sz="0" w:space="0" w:color="auto" w:frame="1"/>
+          <w14:ligatures w14:val="none"/>
+        </w:rPr>
+        <w:t>result</w:t>
+      </w:r>
+      <w:proofErr w:type="spellEnd"/>
+      <w:r>
+        <w:rPr>
+          <w:rFonts w:ascii="Consolas" w:eastAsia="Times New Roman" w:hAnsi="Consolas" w:cs="Courier New"/>
+          <w:i/>
+          <w:iCs/>
+          <w:color w:val="265A5A"/>
+          <w:kern w:val="0"/>
+          <w:sz w:val="18"/>
+          <w:szCs w:val="18"/>
+          <w:bdr w:val="none" w:sz="0" w:space="0" w:color="auto" w:frame="1"/>
+          <w14:ligatures w14:val="none"/>
+        </w:rPr>
+        <w:t>(</w:t>
+      </w:r>
+      <w:proofErr w:type="gramEnd"/>
+      <w:r>
+        <w:rPr>
+          <w:rFonts w:ascii="Consolas" w:eastAsia="Times New Roman" w:hAnsi="Consolas" w:cs="Courier New"/>
+          <w:i/>
+          <w:iCs/>
+          <w:color w:val="265A5A"/>
+          <w:kern w:val="0"/>
+          <w:sz w:val="18"/>
+          <w:szCs w:val="18"/>
+          <w:bdr w:val="none" w:sz="0" w:space="0" w:color="auto" w:frame="1"/>
+          <w14:ligatures w14:val="none"/>
+        </w:rPr>
+        <w:t xml:space="preserve">[], </w:t>
+      </w:r>
+      <w:proofErr w:type="spellStart"/>
+      <w:r>
+        <w:rPr>
+          <w:rFonts w:ascii="Consolas" w:eastAsia="Times New Roman" w:hAnsi="Consolas" w:cs="Courier New"/>
+          <w:i/>
+          <w:iCs/>
+          <w:color w:val="265A5A"/>
+          <w:kern w:val="0"/>
+          <w:sz w:val="18"/>
+          <w:szCs w:val="18"/>
+          <w:bdr w:val="none" w:sz="0" w:space="0" w:color="auto" w:frame="1"/>
+          <w14:ligatures w14:val="none"/>
+        </w:rPr>
+        <w:t>ttl</w:t>
+      </w:r>
+      <w:proofErr w:type="spellEnd"/>
+      <w:r>
+        <w:rPr>
+          <w:rFonts w:ascii="Consolas" w:eastAsia="Times New Roman" w:hAnsi="Consolas" w:cs="Courier New"/>
+          <w:i/>
+          <w:iCs/>
+          <w:color w:val="265A5A"/>
+          <w:kern w:val="0"/>
+          <w:sz w:val="18"/>
+          <w:szCs w:val="18"/>
+          <w:bdr w:val="none" w:sz="0" w:space="0" w:color="auto" w:frame="1"/>
+          <w14:ligatures w14:val="none"/>
+        </w:rPr>
+        <w:t>)</w:t>
       </w:r>
     </w:p>
     <w:p>
@@ -6170,6 +7365,7 @@
         </w:rPr>
         <w:t>, write code that sends a packet to </w:t>
       </w:r>
+      <w:proofErr w:type="spellStart"/>
       <w:r>
         <w:rPr>
           <w:rFonts w:ascii="Consolas" w:eastAsia="Times New Roman" w:hAnsi="Consolas" w:cs="Courier New"/>
@@ -6183,14 +7379,33 @@
         </w:rPr>
         <w:t>ip</w:t>
       </w:r>
-      <w:r>
-        <w:rPr>
-          <w:rFonts w:ascii="Segoe UI" w:eastAsia="Times New Roman" w:hAnsi="Segoe UI" w:cs="Segoe UI"/>
-          <w:color w:val="4A464E"/>
-          <w:kern w:val="0"/>
-          <w14:ligatures w14:val="none"/>
-        </w:rPr>
-        <w:t> with a TTL of 1 and prints out the reply packet (as raw hex bytes). The payload can be any short message you want, e.g. “Potato.” The starter code has destination port numbers you can use.</w:t>
+      <w:proofErr w:type="spellEnd"/>
+      <w:r>
+        <w:rPr>
+          <w:rFonts w:ascii="Segoe UI" w:eastAsia="Times New Roman" w:hAnsi="Segoe UI" w:cs="Segoe UI"/>
+          <w:color w:val="4A464E"/>
+          <w:kern w:val="0"/>
+          <w14:ligatures w14:val="none"/>
+        </w:rPr>
+        <w:t> with a TTL of 1 and prints out the reply packet (as raw hex bytes). The payload can be any short message you want, e.g.</w:t>
+      </w:r>
+      <w:r>
+        <w:rPr>
+          <w:rFonts w:ascii="Segoe UI" w:eastAsia="Times New Roman" w:hAnsi="Segoe UI" w:cs="Segoe UI"/>
+          <w:color w:val="4A464E"/>
+          <w:kern w:val="0"/>
+          <w14:ligatures w14:val="none"/>
+        </w:rPr>
+        <w:t>,</w:t>
+      </w:r>
+      <w:r>
+        <w:rPr>
+          <w:rFonts w:ascii="Segoe UI" w:eastAsia="Times New Roman" w:hAnsi="Segoe UI" w:cs="Segoe UI"/>
+          <w:color w:val="4A464E"/>
+          <w:kern w:val="0"/>
+          <w14:ligatures w14:val="none"/>
+        </w:rPr>
+        <w:t xml:space="preserve"> “Potato.” The starter code has destination port numbers you can use.</w:t>
       </w:r>
     </w:p>
     <w:p>
@@ -6267,6 +7482,7 @@
         </w:rPr>
         <w:t xml:space="preserve"> </w:t>
       </w:r>
+      <w:proofErr w:type="spellStart"/>
       <w:r>
         <w:rPr>
           <w:rFonts w:ascii="Consolas" w:eastAsia="Times New Roman" w:hAnsi="Consolas" w:cs="Courier New"/>
@@ -6277,7 +7493,20 @@
           <w:bdr w:val="none" w:sz="0" w:space="0" w:color="auto" w:frame="1"/>
           <w14:ligatures w14:val="none"/>
         </w:rPr>
-        <w:t xml:space="preserve">sudo </w:t>
+        <w:t>sudo</w:t>
+      </w:r>
+      <w:proofErr w:type="spellEnd"/>
+      <w:r>
+        <w:rPr>
+          <w:rFonts w:ascii="Consolas" w:eastAsia="Times New Roman" w:hAnsi="Consolas" w:cs="Courier New"/>
+          <w:color w:val="005C00"/>
+          <w:kern w:val="0"/>
+          <w:sz w:val="18"/>
+          <w:szCs w:val="18"/>
+          <w:bdr w:val="none" w:sz="0" w:space="0" w:color="auto" w:frame="1"/>
+          <w14:ligatures w14:val="none"/>
+        </w:rPr>
+        <w:t xml:space="preserve"> </w:t>
       </w:r>
       <w:r>
         <w:rPr>
@@ -6325,27 +7554,7 @@
             <w:u w:val="single"/>
             <w14:ligatures w14:val="none"/>
           </w:rPr>
-          <w:t>an online packet decoder like this</w:t>
-        </w:r>
-        <w:r>
-          <w:rPr>
-            <w:rFonts w:ascii="Segoe UI" w:eastAsia="Times New Roman" w:hAnsi="Segoe UI" w:cs="Segoe UI"/>
-            <w:color w:val="3B18D8"/>
-            <w:kern w:val="0"/>
-            <w:u w:val="single"/>
-            <w14:ligatures w14:val="none"/>
-          </w:rPr>
-          <w:t xml:space="preserve"> </w:t>
-        </w:r>
-        <w:r>
-          <w:rPr>
-            <w:rFonts w:ascii="Segoe UI" w:eastAsia="Times New Roman" w:hAnsi="Segoe UI" w:cs="Segoe UI"/>
-            <w:color w:val="3B18D8"/>
-            <w:kern w:val="0"/>
-            <w:u w:val="single"/>
-            <w14:ligatures w14:val="none"/>
-          </w:rPr>
-          <w:t>one</w:t>
+          <w:t>an online packet decoder like this one</w:t>
         </w:r>
       </w:hyperlink>
       <w:r>
@@ -6579,6 +7788,7 @@
         </w:rPr>
         <w:t xml:space="preserve"> </w:t>
       </w:r>
+      <w:proofErr w:type="spellStart"/>
       <w:r>
         <w:rPr>
           <w:rFonts w:ascii="Consolas" w:eastAsia="Times New Roman" w:hAnsi="Consolas" w:cs="Courier New"/>
@@ -6589,7 +7799,20 @@
           <w:bdr w:val="none" w:sz="0" w:space="0" w:color="auto" w:frame="1"/>
           <w14:ligatures w14:val="none"/>
         </w:rPr>
-        <w:t xml:space="preserve">sudo </w:t>
+        <w:t>sudo</w:t>
+      </w:r>
+      <w:proofErr w:type="spellEnd"/>
+      <w:r>
+        <w:rPr>
+          <w:rFonts w:ascii="Consolas" w:eastAsia="Times New Roman" w:hAnsi="Consolas" w:cs="Courier New"/>
+          <w:color w:val="005C00"/>
+          <w:kern w:val="0"/>
+          <w:sz w:val="18"/>
+          <w:szCs w:val="18"/>
+          <w:bdr w:val="none" w:sz="0" w:space="0" w:color="auto" w:frame="1"/>
+          <w14:ligatures w14:val="none"/>
+        </w:rPr>
+        <w:t xml:space="preserve"> </w:t>
       </w:r>
       <w:r>
         <w:rPr>
@@ -6648,7 +7871,27 @@
           <w:kern w:val="0"/>
           <w14:ligatures w14:val="none"/>
         </w:rPr>
-        <w:t>Copy-paste the bytes of the new reply packet into the packet decoder, and investigate the packet.</w:t>
+        <w:t xml:space="preserve">Copy-paste the bytes of the new reply packet into the packet </w:t>
+      </w:r>
+      <w:proofErr w:type="gramStart"/>
+      <w:r>
+        <w:rPr>
+          <w:rFonts w:ascii="Segoe UI" w:eastAsia="Times New Roman" w:hAnsi="Segoe UI" w:cs="Segoe UI"/>
+          <w:color w:val="4A464E"/>
+          <w:kern w:val="0"/>
+          <w14:ligatures w14:val="none"/>
+        </w:rPr>
+        <w:t>decoder, and</w:t>
+      </w:r>
+      <w:proofErr w:type="gramEnd"/>
+      <w:r>
+        <w:rPr>
+          <w:rFonts w:ascii="Segoe UI" w:eastAsia="Times New Roman" w:hAnsi="Segoe UI" w:cs="Segoe UI"/>
+          <w:color w:val="4A464E"/>
+          <w:kern w:val="0"/>
+          <w14:ligatures w14:val="none"/>
+        </w:rPr>
+        <w:t xml:space="preserve"> investigate the packet.</w:t>
       </w:r>
     </w:p>
     <w:p>
@@ -6798,6 +8041,7 @@
         </w:rPr>
         <w:t xml:space="preserve"> </w:t>
       </w:r>
+      <w:proofErr w:type="spellStart"/>
       <w:r>
         <w:rPr>
           <w:rFonts w:ascii="Consolas" w:eastAsia="Times New Roman" w:hAnsi="Consolas" w:cs="Courier New"/>
@@ -6808,7 +8052,20 @@
           <w:bdr w:val="none" w:sz="0" w:space="0" w:color="auto" w:frame="1"/>
           <w14:ligatures w14:val="none"/>
         </w:rPr>
-        <w:t xml:space="preserve">sudo </w:t>
+        <w:t>sudo</w:t>
+      </w:r>
+      <w:proofErr w:type="spellEnd"/>
+      <w:r>
+        <w:rPr>
+          <w:rFonts w:ascii="Consolas" w:eastAsia="Times New Roman" w:hAnsi="Consolas" w:cs="Courier New"/>
+          <w:color w:val="005C00"/>
+          <w:kern w:val="0"/>
+          <w:sz w:val="18"/>
+          <w:szCs w:val="18"/>
+          <w:bdr w:val="none" w:sz="0" w:space="0" w:color="auto" w:frame="1"/>
+          <w14:ligatures w14:val="none"/>
+        </w:rPr>
+        <w:t xml:space="preserve"> </w:t>
       </w:r>
       <w:r>
         <w:rPr>
@@ -6845,7 +8102,27 @@
           <w:kern w:val="0"/>
           <w14:ligatures w14:val="none"/>
         </w:rPr>
-        <w:t>Copy-paste the bytes of the new reply packet into the packet decoder, and investigate the packet.</w:t>
+        <w:t xml:space="preserve">Copy-paste the bytes of the new reply packet into the packet </w:t>
+      </w:r>
+      <w:proofErr w:type="gramStart"/>
+      <w:r>
+        <w:rPr>
+          <w:rFonts w:ascii="Segoe UI" w:eastAsia="Times New Roman" w:hAnsi="Segoe UI" w:cs="Segoe UI"/>
+          <w:color w:val="4A464E"/>
+          <w:kern w:val="0"/>
+          <w14:ligatures w14:val="none"/>
+        </w:rPr>
+        <w:t>decoder, and</w:t>
+      </w:r>
+      <w:proofErr w:type="gramEnd"/>
+      <w:r>
+        <w:rPr>
+          <w:rFonts w:ascii="Segoe UI" w:eastAsia="Times New Roman" w:hAnsi="Segoe UI" w:cs="Segoe UI"/>
+          <w:color w:val="4A464E"/>
+          <w:kern w:val="0"/>
+          <w14:ligatures w14:val="none"/>
+        </w:rPr>
+        <w:t xml:space="preserve"> investigate the packet.</w:t>
       </w:r>
     </w:p>
     <w:p>
@@ -6942,7 +8219,27 @@
           <w:kern w:val="0"/>
           <w14:ligatures w14:val="none"/>
         </w:rPr>
-        <w:t>When you ran traceroute manually, each time you received a packet, you probably had to interpret the bytes of the various headers. Your traceroute implementation will need to do this parsing in code</w:t>
+        <w:t xml:space="preserve">When you ran traceroute manually, each time you received a packet, you probably had to interpret the bytes of the various headers. </w:t>
+      </w:r>
+      <w:proofErr w:type="gramStart"/>
+      <w:r>
+        <w:rPr>
+          <w:rFonts w:ascii="Segoe UI" w:eastAsia="Times New Roman" w:hAnsi="Segoe UI" w:cs="Segoe UI"/>
+          <w:color w:val="4A464E"/>
+          <w:kern w:val="0"/>
+          <w14:ligatures w14:val="none"/>
+        </w:rPr>
+        <w:t>Your</w:t>
+      </w:r>
+      <w:proofErr w:type="gramEnd"/>
+      <w:r>
+        <w:rPr>
+          <w:rFonts w:ascii="Segoe UI" w:eastAsia="Times New Roman" w:hAnsi="Segoe UI" w:cs="Segoe UI"/>
+          <w:color w:val="4A464E"/>
+          <w:kern w:val="0"/>
+          <w14:ligatures w14:val="none"/>
+        </w:rPr>
+        <w:t xml:space="preserve"> traceroute implementation will need to do this parsing in code</w:t>
       </w:r>
       <w:r>
         <w:rPr>
@@ -7066,26 +8363,43 @@
         </w:rPr>
         <w:t>.</w:t>
       </w:r>
-    </w:p>
-    <w:p>
-      <w:pPr>
-        <w:shd w:val="clear" w:color="auto" w:fill="FFFFFF"/>
-        <w:spacing w:before="240" w:after="240" w:line="240" w:lineRule="auto"/>
-        <w:rPr>
-          <w:rFonts w:ascii="Segoe UI" w:eastAsia="Times New Roman" w:hAnsi="Segoe UI" w:cs="Segoe UI"/>
-          <w:color w:val="4A464E"/>
-          <w:kern w:val="0"/>
-          <w14:ligatures w14:val="none"/>
-        </w:rPr>
-      </w:pPr>
-      <w:r>
-        <w:rPr>
-          <w:rFonts w:ascii="Segoe UI" w:eastAsia="Times New Roman" w:hAnsi="Segoe UI" w:cs="Segoe UI"/>
-          <w:color w:val="4A464E"/>
-          <w:kern w:val="0"/>
-          <w14:ligatures w14:val="none"/>
-        </w:rPr>
-        <w:t>These classes are missing constructors. Your job is to fill in the constructors (the </w:t>
+      <w:r>
+        <w:rPr>
+          <w:rFonts w:ascii="Segoe UI" w:eastAsia="Times New Roman" w:hAnsi="Segoe UI" w:cs="Segoe UI"/>
+          <w:color w:val="4A464E"/>
+          <w:kern w:val="0"/>
+          <w14:ligatures w14:val="none"/>
+        </w:rPr>
+        <w:t xml:space="preserve"> </w:t>
+      </w:r>
+      <w:r>
+        <w:rPr>
+          <w:rFonts w:ascii="Segoe UI" w:eastAsia="Times New Roman" w:hAnsi="Segoe UI" w:cs="Segoe UI"/>
+          <w:color w:val="4A464E"/>
+          <w:kern w:val="0"/>
+          <w14:ligatures w14:val="none"/>
+        </w:rPr>
+        <w:t xml:space="preserve">These classes are missing constructors. Your job is to fill in the </w:t>
+      </w:r>
+      <w:proofErr w:type="gramStart"/>
+      <w:r>
+        <w:rPr>
+          <w:rFonts w:ascii="Segoe UI" w:eastAsia="Times New Roman" w:hAnsi="Segoe UI" w:cs="Segoe UI"/>
+          <w:color w:val="4A464E"/>
+          <w:kern w:val="0"/>
+          <w14:ligatures w14:val="none"/>
+        </w:rPr>
+        <w:t>constructors</w:t>
+      </w:r>
+      <w:proofErr w:type="gramEnd"/>
+      <w:r>
+        <w:rPr>
+          <w:rFonts w:ascii="Segoe UI" w:eastAsia="Times New Roman" w:hAnsi="Segoe UI" w:cs="Segoe UI"/>
+          <w:color w:val="4A464E"/>
+          <w:kern w:val="0"/>
+          <w14:ligatures w14:val="none"/>
+        </w:rPr>
+        <w:t xml:space="preserve"> (the </w:t>
       </w:r>
       <w:r>
         <w:rPr>
@@ -7098,38 +8412,9 @@
           <w:shd w:val="clear" w:color="auto" w:fill="F5F6FA"/>
           <w14:ligatures w14:val="none"/>
         </w:rPr>
-        <w:t>__init__</w:t>
-      </w:r>
-      <w:r>
-        <w:rPr>
-          <w:rFonts w:ascii="Segoe UI" w:eastAsia="Times New Roman" w:hAnsi="Segoe UI" w:cs="Segoe UI"/>
-          <w:color w:val="4A464E"/>
-          <w:kern w:val="0"/>
-          <w14:ligatures w14:val="none"/>
-        </w:rPr>
-        <w:t> functions).</w:t>
-      </w:r>
-    </w:p>
-    <w:p>
-      <w:pPr>
-        <w:shd w:val="clear" w:color="auto" w:fill="FFFFFF"/>
-        <w:spacing w:before="240" w:after="240" w:line="240" w:lineRule="auto"/>
-        <w:rPr>
-          <w:rFonts w:ascii="Segoe UI" w:eastAsia="Times New Roman" w:hAnsi="Segoe UI" w:cs="Segoe UI"/>
-          <w:color w:val="4A464E"/>
-          <w:kern w:val="0"/>
-          <w14:ligatures w14:val="none"/>
-        </w:rPr>
-      </w:pPr>
-      <w:r>
-        <w:rPr>
-          <w:rFonts w:ascii="Segoe UI" w:eastAsia="Times New Roman" w:hAnsi="Segoe UI" w:cs="Segoe UI"/>
-          <w:color w:val="4A464E"/>
-          <w:kern w:val="0"/>
-          <w14:ligatures w14:val="none"/>
-        </w:rPr>
-        <w:t>The constructors take in </w:t>
-      </w:r>
+        <w:t>__</w:t>
+      </w:r>
+      <w:proofErr w:type="spellStart"/>
       <w:r>
         <w:rPr>
           <w:rFonts w:ascii="Consolas" w:eastAsia="Times New Roman" w:hAnsi="Consolas" w:cs="Courier New"/>
@@ -7141,17 +8426,9 @@
           <w:shd w:val="clear" w:color="auto" w:fill="F5F6FA"/>
           <w14:ligatures w14:val="none"/>
         </w:rPr>
-        <w:t>buffer</w:t>
-      </w:r>
-      <w:r>
-        <w:rPr>
-          <w:rFonts w:ascii="Segoe UI" w:eastAsia="Times New Roman" w:hAnsi="Segoe UI" w:cs="Segoe UI"/>
-          <w:color w:val="4A464E"/>
-          <w:kern w:val="0"/>
-          <w14:ligatures w14:val="none"/>
-        </w:rPr>
-        <w:t>, which are the raw bytes of the packet header. For example, the constructor in </w:t>
-      </w:r>
+        <w:t>init</w:t>
+      </w:r>
+      <w:proofErr w:type="spellEnd"/>
       <w:r>
         <w:rPr>
           <w:rFonts w:ascii="Consolas" w:eastAsia="Times New Roman" w:hAnsi="Consolas" w:cs="Courier New"/>
@@ -7163,6 +8440,68 @@
           <w:shd w:val="clear" w:color="auto" w:fill="F5F6FA"/>
           <w14:ligatures w14:val="none"/>
         </w:rPr>
+        <w:t>__</w:t>
+      </w:r>
+      <w:r>
+        <w:rPr>
+          <w:rFonts w:ascii="Segoe UI" w:eastAsia="Times New Roman" w:hAnsi="Segoe UI" w:cs="Segoe UI"/>
+          <w:color w:val="4A464E"/>
+          <w:kern w:val="0"/>
+          <w14:ligatures w14:val="none"/>
+        </w:rPr>
+        <w:t> functions).</w:t>
+      </w:r>
+      <w:r>
+        <w:rPr>
+          <w:rFonts w:ascii="Segoe UI" w:eastAsia="Times New Roman" w:hAnsi="Segoe UI" w:cs="Segoe UI"/>
+          <w:color w:val="4A464E"/>
+          <w:kern w:val="0"/>
+          <w14:ligatures w14:val="none"/>
+        </w:rPr>
+        <w:t xml:space="preserve"> </w:t>
+      </w:r>
+      <w:r>
+        <w:rPr>
+          <w:rFonts w:ascii="Segoe UI" w:eastAsia="Times New Roman" w:hAnsi="Segoe UI" w:cs="Segoe UI"/>
+          <w:color w:val="4A464E"/>
+          <w:kern w:val="0"/>
+          <w14:ligatures w14:val="none"/>
+        </w:rPr>
+        <w:t>The constructors take in </w:t>
+      </w:r>
+      <w:r>
+        <w:rPr>
+          <w:rFonts w:ascii="Consolas" w:eastAsia="Times New Roman" w:hAnsi="Consolas" w:cs="Courier New"/>
+          <w:color w:val="4A464E"/>
+          <w:kern w:val="0"/>
+          <w:sz w:val="18"/>
+          <w:szCs w:val="18"/>
+          <w:bdr w:val="single" w:sz="6" w:space="2" w:color="EEEBEE" w:frame="1"/>
+          <w:shd w:val="clear" w:color="auto" w:fill="F5F6FA"/>
+          <w14:ligatures w14:val="none"/>
+        </w:rPr>
+        <w:t>buffer</w:t>
+      </w:r>
+      <w:r>
+        <w:rPr>
+          <w:rFonts w:ascii="Segoe UI" w:eastAsia="Times New Roman" w:hAnsi="Segoe UI" w:cs="Segoe UI"/>
+          <w:color w:val="4A464E"/>
+          <w:kern w:val="0"/>
+          <w14:ligatures w14:val="none"/>
+        </w:rPr>
+        <w:t>, which are the raw bytes of the packet header. For example, the constructor in </w:t>
+      </w:r>
+      <w:r>
+        <w:rPr>
+          <w:rFonts w:ascii="Consolas" w:eastAsia="Times New Roman" w:hAnsi="Consolas" w:cs="Courier New"/>
+          <w:color w:val="4A464E"/>
+          <w:kern w:val="0"/>
+          <w:sz w:val="18"/>
+          <w:szCs w:val="18"/>
+          <w:bdr w:val="single" w:sz="6" w:space="2" w:color="EEEBEE" w:frame="1"/>
+          <w:shd w:val="clear" w:color="auto" w:fill="F5F6FA"/>
+          <w14:ligatures w14:val="none"/>
+        </w:rPr>
         <w:t>ICMP</w:t>
       </w:r>
       <w:r>
@@ -7174,26 +8513,92 @@
         </w:rPr>
         <w:t> takes in the bytes of the ICMP packet header.</w:t>
       </w:r>
-    </w:p>
-    <w:p>
-      <w:pPr>
-        <w:shd w:val="clear" w:color="auto" w:fill="FFFFFF"/>
-        <w:spacing w:before="240" w:after="240" w:line="240" w:lineRule="auto"/>
-        <w:rPr>
-          <w:rFonts w:ascii="Segoe UI" w:eastAsia="Times New Roman" w:hAnsi="Segoe UI" w:cs="Segoe UI"/>
-          <w:color w:val="4A464E"/>
-          <w:kern w:val="0"/>
-          <w14:ligatures w14:val="none"/>
-        </w:rPr>
-      </w:pPr>
-      <w:r>
-        <w:rPr>
-          <w:rFonts w:ascii="Segoe UI" w:eastAsia="Times New Roman" w:hAnsi="Segoe UI" w:cs="Segoe UI"/>
-          <w:color w:val="4A464E"/>
-          <w:kern w:val="0"/>
-          <w14:ligatures w14:val="none"/>
-        </w:rPr>
-        <w:t>Your constructor code should initialize all of the instance variables by parsing the bytes of the given packet.</w:t>
+      <w:r>
+        <w:rPr>
+          <w:rFonts w:ascii="Segoe UI" w:eastAsia="Times New Roman" w:hAnsi="Segoe UI" w:cs="Segoe UI"/>
+          <w:color w:val="4A464E"/>
+          <w:kern w:val="0"/>
+          <w14:ligatures w14:val="none"/>
+        </w:rPr>
+        <w:t xml:space="preserve"> </w:t>
+      </w:r>
+      <w:r>
+        <w:rPr>
+          <w:rFonts w:ascii="Segoe UI" w:eastAsia="Times New Roman" w:hAnsi="Segoe UI" w:cs="Segoe UI"/>
+          <w:color w:val="4A464E"/>
+          <w:kern w:val="0"/>
+          <w14:ligatures w14:val="none"/>
+        </w:rPr>
+        <w:t xml:space="preserve">Your constructor code should initialize </w:t>
+      </w:r>
+      <w:proofErr w:type="gramStart"/>
+      <w:r>
+        <w:rPr>
+          <w:rFonts w:ascii="Segoe UI" w:eastAsia="Times New Roman" w:hAnsi="Segoe UI" w:cs="Segoe UI"/>
+          <w:color w:val="4A464E"/>
+          <w:kern w:val="0"/>
+          <w14:ligatures w14:val="none"/>
+        </w:rPr>
+        <w:t>all of</w:t>
+      </w:r>
+      <w:proofErr w:type="gramEnd"/>
+      <w:r>
+        <w:rPr>
+          <w:rFonts w:ascii="Segoe UI" w:eastAsia="Times New Roman" w:hAnsi="Segoe UI" w:cs="Segoe UI"/>
+          <w:color w:val="4A464E"/>
+          <w:kern w:val="0"/>
+          <w14:ligatures w14:val="none"/>
+        </w:rPr>
+        <w:t xml:space="preserve"> the instance variables by parsing the bytes of the given packet.</w:t>
+      </w:r>
+      <w:r>
+        <w:rPr>
+          <w:rFonts w:ascii="Segoe UI" w:eastAsia="Times New Roman" w:hAnsi="Segoe UI" w:cs="Segoe UI"/>
+          <w:color w:val="4A464E"/>
+          <w:kern w:val="0"/>
+          <w14:ligatures w14:val="none"/>
+        </w:rPr>
+        <w:t xml:space="preserve"> The </w:t>
+      </w:r>
+      <w:proofErr w:type="gramStart"/>
+      <w:r>
+        <w:rPr>
+          <w:rFonts w:ascii="Segoe UI" w:eastAsia="Times New Roman" w:hAnsi="Segoe UI" w:cs="Segoe UI"/>
+          <w:color w:val="4A464E"/>
+          <w:kern w:val="0"/>
+          <w14:ligatures w14:val="none"/>
+        </w:rPr>
+        <w:t>constructor</w:t>
+      </w:r>
+      <w:proofErr w:type="gramEnd"/>
+      <w:r>
+        <w:rPr>
+          <w:rFonts w:ascii="Segoe UI" w:eastAsia="Times New Roman" w:hAnsi="Segoe UI" w:cs="Segoe UI"/>
+          <w:color w:val="4A464E"/>
+          <w:kern w:val="0"/>
+          <w14:ligatures w14:val="none"/>
+        </w:rPr>
+        <w:t xml:space="preserve"> for </w:t>
+      </w:r>
+      <w:r>
+        <w:rPr>
+          <w:rFonts w:ascii="Segoe UI" w:eastAsia="Times New Roman" w:hAnsi="Segoe UI" w:cs="Segoe UI"/>
+          <w:b/>
+          <w:bCs/>
+          <w:color w:val="4A464E"/>
+          <w:kern w:val="0"/>
+          <w14:ligatures w14:val="none"/>
+        </w:rPr>
+        <w:t>class IPv4</w:t>
+      </w:r>
+      <w:r>
+        <w:rPr>
+          <w:rFonts w:ascii="Segoe UI" w:eastAsia="Times New Roman" w:hAnsi="Segoe UI" w:cs="Segoe UI"/>
+          <w:color w:val="4A464E"/>
+          <w:kern w:val="0"/>
+          <w14:ligatures w14:val="none"/>
+        </w:rPr>
+        <w:t xml:space="preserve"> has been provided to you.</w:t>
       </w:r>
     </w:p>
     <w:p>
@@ -7390,7 +8795,20 @@
           <w:bdr w:val="none" w:sz="0" w:space="0" w:color="auto" w:frame="1"/>
           <w14:ligatures w14:val="none"/>
         </w:rPr>
-        <w:t>''</w:t>
+        <w:t>'</w:t>
+      </w:r>
+      <w:proofErr w:type="gramStart"/>
+      <w:r>
+        <w:rPr>
+          <w:rFonts w:ascii="Consolas" w:eastAsia="Times New Roman" w:hAnsi="Consolas" w:cs="Courier New"/>
+          <w:color w:val="9C1C1C"/>
+          <w:kern w:val="0"/>
+          <w:sz w:val="18"/>
+          <w:szCs w:val="18"/>
+          <w:bdr w:val="none" w:sz="0" w:space="0" w:color="auto" w:frame="1"/>
+          <w14:ligatures w14:val="none"/>
+        </w:rPr>
+        <w:t>'</w:t>
       </w:r>
       <w:r>
         <w:rPr>
@@ -7416,6 +8834,7 @@
         </w:rPr>
         <w:t>join</w:t>
       </w:r>
+      <w:proofErr w:type="gramEnd"/>
       <w:r>
         <w:rPr>
           <w:rFonts w:ascii="Consolas" w:eastAsia="Times New Roman" w:hAnsi="Consolas" w:cs="Courier New"/>
@@ -7428,6 +8847,7 @@
         </w:rPr>
         <w:t>(</w:t>
       </w:r>
+      <w:proofErr w:type="gramStart"/>
       <w:r>
         <w:rPr>
           <w:rFonts w:ascii="Consolas" w:eastAsia="Times New Roman" w:hAnsi="Consolas" w:cs="Courier New"/>
@@ -7450,7 +8870,20 @@
           <w:bdr w:val="none" w:sz="0" w:space="0" w:color="auto" w:frame="1"/>
           <w14:ligatures w14:val="none"/>
         </w:rPr>
-        <w:t>(byte,</w:t>
+        <w:t>(</w:t>
+      </w:r>
+      <w:proofErr w:type="gramEnd"/>
+      <w:r>
+        <w:rPr>
+          <w:rFonts w:ascii="Consolas" w:eastAsia="Times New Roman" w:hAnsi="Consolas" w:cs="Courier New"/>
+          <w:color w:val="383942"/>
+          <w:kern w:val="0"/>
+          <w:sz w:val="18"/>
+          <w:szCs w:val="18"/>
+          <w:bdr w:val="none" w:sz="0" w:space="0" w:color="auto" w:frame="1"/>
+          <w14:ligatures w14:val="none"/>
+        </w:rPr>
+        <w:t>byte,</w:t>
       </w:r>
       <w:r>
         <w:rPr>
@@ -7764,6 +9197,7 @@
         </w:rPr>
         <w:t>'</w:t>
       </w:r>
+      <w:proofErr w:type="gramStart"/>
       <w:r>
         <w:rPr>
           <w:rFonts w:ascii="Consolas" w:eastAsia="Times New Roman" w:hAnsi="Consolas" w:cs="Courier New"/>
@@ -7812,7 +9246,22 @@
           <w:bdr w:val="none" w:sz="0" w:space="0" w:color="auto" w:frame="1"/>
           <w14:ligatures w14:val="none"/>
         </w:rPr>
-        <w:t># A string of 1s and 0s.</w:t>
+        <w:t>#</w:t>
+      </w:r>
+      <w:proofErr w:type="gramEnd"/>
+      <w:r>
+        <w:rPr>
+          <w:rFonts w:ascii="Consolas" w:eastAsia="Times New Roman" w:hAnsi="Consolas" w:cs="Courier New"/>
+          <w:i/>
+          <w:iCs/>
+          <w:color w:val="265A5A"/>
+          <w:kern w:val="0"/>
+          <w:sz w:val="18"/>
+          <w:szCs w:val="18"/>
+          <w:bdr w:val="none" w:sz="0" w:space="0" w:color="auto" w:frame="1"/>
+          <w14:ligatures w14:val="none"/>
+        </w:rPr>
+        <w:t xml:space="preserve"> A string of 1s and 0s.</w:t>
       </w:r>
     </w:p>
     <w:p>
@@ -7897,6 +9346,7 @@
         </w:rPr>
         <w:t xml:space="preserve"> </w:t>
       </w:r>
+      <w:proofErr w:type="gramStart"/>
       <w:r>
         <w:rPr>
           <w:rFonts w:ascii="Consolas" w:eastAsia="Times New Roman" w:hAnsi="Consolas" w:cs="Courier New"/>
@@ -7919,7 +9369,20 @@
           <w:bdr w:val="none" w:sz="0" w:space="0" w:color="auto" w:frame="1"/>
           <w14:ligatures w14:val="none"/>
         </w:rPr>
-        <w:t>(bitstring,</w:t>
+        <w:t>(</w:t>
+      </w:r>
+      <w:proofErr w:type="gramEnd"/>
+      <w:r>
+        <w:rPr>
+          <w:rFonts w:ascii="Consolas" w:eastAsia="Times New Roman" w:hAnsi="Consolas" w:cs="Courier New"/>
+          <w:color w:val="383942"/>
+          <w:kern w:val="0"/>
+          <w:sz w:val="18"/>
+          <w:szCs w:val="18"/>
+          <w:bdr w:val="none" w:sz="0" w:space="0" w:color="auto" w:frame="1"/>
+          <w14:ligatures w14:val="none"/>
+        </w:rPr>
+        <w:t>bitstring,</w:t>
       </w:r>
       <w:r>
         <w:rPr>
@@ -7933,6 +9396,7 @@
         </w:rPr>
         <w:t xml:space="preserve"> </w:t>
       </w:r>
+      <w:proofErr w:type="gramStart"/>
       <w:r>
         <w:rPr>
           <w:rFonts w:ascii="Consolas" w:eastAsia="Times New Roman" w:hAnsi="Consolas" w:cs="Courier New"/>
@@ -7981,7 +9445,22 @@
           <w:bdr w:val="none" w:sz="0" w:space="0" w:color="auto" w:frame="1"/>
           <w14:ligatures w14:val="none"/>
         </w:rPr>
-        <w:t># 2, because it's a base-2 number.</w:t>
+        <w:t>#</w:t>
+      </w:r>
+      <w:proofErr w:type="gramEnd"/>
+      <w:r>
+        <w:rPr>
+          <w:rFonts w:ascii="Consolas" w:eastAsia="Times New Roman" w:hAnsi="Consolas" w:cs="Courier New"/>
+          <w:i/>
+          <w:iCs/>
+          <w:color w:val="265A5A"/>
+          <w:kern w:val="0"/>
+          <w:sz w:val="18"/>
+          <w:szCs w:val="18"/>
+          <w:bdr w:val="none" w:sz="0" w:space="0" w:color="auto" w:frame="1"/>
+          <w14:ligatures w14:val="none"/>
+        </w:rPr>
+        <w:t xml:space="preserve"> 2, because it's a base-2 number.</w:t>
       </w:r>
     </w:p>
     <w:p>
@@ -8040,7 +9519,20 @@
           <w:bdr w:val="none" w:sz="0" w:space="0" w:color="auto" w:frame="1"/>
           <w14:ligatures w14:val="none"/>
         </w:rPr>
-        <w:t>(number)</w:t>
+        <w:t>(</w:t>
+      </w:r>
+      <w:proofErr w:type="gramStart"/>
+      <w:r>
+        <w:rPr>
+          <w:rFonts w:ascii="Consolas" w:eastAsia="Times New Roman" w:hAnsi="Consolas" w:cs="Courier New"/>
+          <w:color w:val="383942"/>
+          <w:kern w:val="0"/>
+          <w:sz w:val="18"/>
+          <w:szCs w:val="18"/>
+          <w:bdr w:val="none" w:sz="0" w:space="0" w:color="auto" w:frame="1"/>
+          <w14:ligatures w14:val="none"/>
+        </w:rPr>
+        <w:t>number)</w:t>
       </w:r>
       <w:r>
         <w:rPr>
@@ -8052,7 +9544,20 @@
           <w:bdr w:val="none" w:sz="0" w:space="0" w:color="auto" w:frame="1"/>
           <w14:ligatures w14:val="none"/>
         </w:rPr>
-        <w:t xml:space="preserve">                </w:t>
+        <w:t xml:space="preserve">   </w:t>
+      </w:r>
+      <w:proofErr w:type="gramEnd"/>
+      <w:r>
+        <w:rPr>
+          <w:rFonts w:ascii="Consolas" w:eastAsia="Times New Roman" w:hAnsi="Consolas" w:cs="Courier New"/>
+          <w:color w:val="5C5962"/>
+          <w:kern w:val="0"/>
+          <w:sz w:val="18"/>
+          <w:szCs w:val="18"/>
+          <w:bdr w:val="none" w:sz="0" w:space="0" w:color="auto" w:frame="1"/>
+          <w14:ligatures w14:val="none"/>
+        </w:rPr>
+        <w:t xml:space="preserve">             </w:t>
       </w:r>
       <w:r>
         <w:rPr>
@@ -8134,8 +9639,27 @@
           <w:kern w:val="0"/>
           <w14:ligatures w14:val="none"/>
         </w:rPr>
-        <w:lastRenderedPageBreak/>
-        <w:t>To check your parsing code, you can call the constructor on the raw bytes you receive (slicing if needed to extract specific headers), and print the output. The classes already have </w:t>
+        <w:t>To check your parsing code, you can call the constructor on the raw bytes you receive (slicing if needed to extract specific headers</w:t>
+      </w:r>
+      <w:proofErr w:type="gramStart"/>
+      <w:r>
+        <w:rPr>
+          <w:rFonts w:ascii="Segoe UI" w:eastAsia="Times New Roman" w:hAnsi="Segoe UI" w:cs="Segoe UI"/>
+          <w:color w:val="4A464E"/>
+          <w:kern w:val="0"/>
+          <w14:ligatures w14:val="none"/>
+        </w:rPr>
+        <w:t>), and</w:t>
+      </w:r>
+      <w:proofErr w:type="gramEnd"/>
+      <w:r>
+        <w:rPr>
+          <w:rFonts w:ascii="Segoe UI" w:eastAsia="Times New Roman" w:hAnsi="Segoe UI" w:cs="Segoe UI"/>
+          <w:color w:val="4A464E"/>
+          <w:kern w:val="0"/>
+          <w14:ligatures w14:val="none"/>
+        </w:rPr>
+        <w:t xml:space="preserve"> print the output. The classes already have </w:t>
       </w:r>
       <w:r>
         <w:rPr>
@@ -8178,6 +9702,7 @@
           <w:kern w:val="0"/>
           <w14:ligatures w14:val="none"/>
         </w:rPr>
+        <w:lastRenderedPageBreak/>
         <w:t>Then, you can compare the printed output with the online packet decoder to see if you’re parsing packets correctly</w:t>
       </w:r>
       <w:r>
@@ -8284,6 +9809,7 @@
         </w:rPr>
         <w:t> to discover all routers between you and the destination </w:t>
       </w:r>
+      <w:proofErr w:type="spellStart"/>
       <w:r>
         <w:rPr>
           <w:rFonts w:ascii="Consolas" w:eastAsia="Times New Roman" w:hAnsi="Consolas" w:cs="Courier New"/>
@@ -8297,6 +9823,7 @@
         </w:rPr>
         <w:t>ip</w:t>
       </w:r>
+      <w:proofErr w:type="spellEnd"/>
       <w:r>
         <w:rPr>
           <w:rFonts w:ascii="Segoe UI" w:eastAsia="Times New Roman" w:hAnsi="Segoe UI" w:cs="Segoe UI"/>
@@ -8440,7 +9967,47 @@
           <w:kern w:val="0"/>
           <w14:ligatures w14:val="none"/>
         </w:rPr>
-        <w:t>An IP should only be listed once per sublist (no duplicates in a sublist).</w:t>
+        <w:t xml:space="preserve">An IP should only be listed once per </w:t>
+      </w:r>
+      <w:proofErr w:type="spellStart"/>
+      <w:r>
+        <w:rPr>
+          <w:rFonts w:ascii="Segoe UI" w:eastAsia="Times New Roman" w:hAnsi="Segoe UI" w:cs="Segoe UI"/>
+          <w:color w:val="4A464E"/>
+          <w:kern w:val="0"/>
+          <w14:ligatures w14:val="none"/>
+        </w:rPr>
+        <w:t>sublist</w:t>
+      </w:r>
+      <w:proofErr w:type="spellEnd"/>
+      <w:r>
+        <w:rPr>
+          <w:rFonts w:ascii="Segoe UI" w:eastAsia="Times New Roman" w:hAnsi="Segoe UI" w:cs="Segoe UI"/>
+          <w:color w:val="4A464E"/>
+          <w:kern w:val="0"/>
+          <w14:ligatures w14:val="none"/>
+        </w:rPr>
+        <w:t xml:space="preserve"> (no duplicates in a </w:t>
+      </w:r>
+      <w:proofErr w:type="spellStart"/>
+      <w:r>
+        <w:rPr>
+          <w:rFonts w:ascii="Segoe UI" w:eastAsia="Times New Roman" w:hAnsi="Segoe UI" w:cs="Segoe UI"/>
+          <w:color w:val="4A464E"/>
+          <w:kern w:val="0"/>
+          <w14:ligatures w14:val="none"/>
+        </w:rPr>
+        <w:t>sublist</w:t>
+      </w:r>
+      <w:proofErr w:type="spellEnd"/>
+      <w:r>
+        <w:rPr>
+          <w:rFonts w:ascii="Segoe UI" w:eastAsia="Times New Roman" w:hAnsi="Segoe UI" w:cs="Segoe UI"/>
+          <w:color w:val="4A464E"/>
+          <w:kern w:val="0"/>
+          <w14:ligatures w14:val="none"/>
+        </w:rPr>
+        <w:t>).</w:t>
       </w:r>
     </w:p>
     <w:p>
@@ -8467,6 +10034,7 @@
         </w:rPr>
         <w:t>When you see a response from the destination (</w:t>
       </w:r>
+      <w:proofErr w:type="spellStart"/>
       <w:r>
         <w:rPr>
           <w:rFonts w:ascii="Consolas" w:eastAsia="Times New Roman" w:hAnsi="Consolas" w:cs="Courier New"/>
@@ -8480,6 +10048,7 @@
         </w:rPr>
         <w:t>ip</w:t>
       </w:r>
+      <w:proofErr w:type="spellEnd"/>
       <w:r>
         <w:rPr>
           <w:rFonts w:ascii="Segoe UI" w:eastAsia="Times New Roman" w:hAnsi="Segoe UI" w:cs="Segoe UI"/>
@@ -8512,7 +10081,27 @@
           <w:kern w:val="0"/>
           <w14:ligatures w14:val="none"/>
         </w:rPr>
-        <w:t>The constructors you just wrote will be helpful for parsing packets.</w:t>
+        <w:t xml:space="preserve">The </w:t>
+      </w:r>
+      <w:proofErr w:type="gramStart"/>
+      <w:r>
+        <w:rPr>
+          <w:rFonts w:ascii="Segoe UI" w:eastAsia="Times New Roman" w:hAnsi="Segoe UI" w:cs="Segoe UI"/>
+          <w:color w:val="4A464E"/>
+          <w:kern w:val="0"/>
+          <w14:ligatures w14:val="none"/>
+        </w:rPr>
+        <w:t>constructors</w:t>
+      </w:r>
+      <w:proofErr w:type="gramEnd"/>
+      <w:r>
+        <w:rPr>
+          <w:rFonts w:ascii="Segoe UI" w:eastAsia="Times New Roman" w:hAnsi="Segoe UI" w:cs="Segoe UI"/>
+          <w:color w:val="4A464E"/>
+          <w:kern w:val="0"/>
+          <w14:ligatures w14:val="none"/>
+        </w:rPr>
+        <w:t xml:space="preserve"> you just wrote will be helpful for parsing packets.</w:t>
       </w:r>
     </w:p>
     <w:p>
@@ -8559,7 +10148,27 @@
           <w:kern w:val="0"/>
           <w14:ligatures w14:val="none"/>
         </w:rPr>
-        <w:t>You can run your implementation to see if your output looks similar to the output of a real-world traceroute:</w:t>
+        <w:t xml:space="preserve">You can run your implementation to see if your output looks </w:t>
+      </w:r>
+      <w:proofErr w:type="gramStart"/>
+      <w:r>
+        <w:rPr>
+          <w:rFonts w:ascii="Segoe UI" w:eastAsia="Times New Roman" w:hAnsi="Segoe UI" w:cs="Segoe UI"/>
+          <w:color w:val="4A464E"/>
+          <w:kern w:val="0"/>
+          <w14:ligatures w14:val="none"/>
+        </w:rPr>
+        <w:t>similar to</w:t>
+      </w:r>
+      <w:proofErr w:type="gramEnd"/>
+      <w:r>
+        <w:rPr>
+          <w:rFonts w:ascii="Segoe UI" w:eastAsia="Times New Roman" w:hAnsi="Segoe UI" w:cs="Segoe UI"/>
+          <w:color w:val="4A464E"/>
+          <w:kern w:val="0"/>
+          <w14:ligatures w14:val="none"/>
+        </w:rPr>
+        <w:t xml:space="preserve"> the output of a real-world traceroute:</w:t>
       </w:r>
     </w:p>
     <w:p>
@@ -8693,6 +10302,7 @@
           <w14:ligatures w14:val="none"/>
         </w:rPr>
       </w:pPr>
+      <w:proofErr w:type="spellStart"/>
       <w:r>
         <w:rPr>
           <w:rFonts w:ascii="Consolas" w:eastAsia="Times New Roman" w:hAnsi="Consolas" w:cs="Courier New"/>
@@ -8705,6 +10315,7 @@
         </w:rPr>
         <w:t>sudo</w:t>
       </w:r>
+      <w:proofErr w:type="spellEnd"/>
       <w:r>
         <w:rPr>
           <w:rFonts w:ascii="Consolas" w:eastAsia="Times New Roman" w:hAnsi="Consolas" w:cs="Courier New"/>
@@ -8765,6 +10376,7 @@
         </w:rPr>
         <w:t xml:space="preserve"> </w:t>
       </w:r>
+      <w:proofErr w:type="gramStart"/>
       <w:r>
         <w:rPr>
           <w:rFonts w:ascii="Consolas" w:eastAsia="Times New Roman" w:hAnsi="Consolas" w:cs="Courier New"/>
@@ -8801,7 +10413,52 @@
           <w:bdr w:val="none" w:sz="0" w:space="0" w:color="auto" w:frame="1"/>
           <w14:ligatures w14:val="none"/>
         </w:rPr>
-        <w:t># Your traceroute.</w:t>
+        <w:t>#</w:t>
+      </w:r>
+      <w:proofErr w:type="gramEnd"/>
+      <w:r>
+        <w:rPr>
+          <w:rFonts w:ascii="Consolas" w:eastAsia="Times New Roman" w:hAnsi="Consolas" w:cs="Courier New"/>
+          <w:i/>
+          <w:iCs/>
+          <w:color w:val="265A5A"/>
+          <w:kern w:val="0"/>
+          <w:sz w:val="18"/>
+          <w:szCs w:val="18"/>
+          <w:bdr w:val="none" w:sz="0" w:space="0" w:color="auto" w:frame="1"/>
+          <w14:ligatures w14:val="none"/>
+        </w:rPr>
+        <w:t xml:space="preserve"> </w:t>
+      </w:r>
+      <w:proofErr w:type="gramStart"/>
+      <w:r>
+        <w:rPr>
+          <w:rFonts w:ascii="Consolas" w:eastAsia="Times New Roman" w:hAnsi="Consolas" w:cs="Courier New"/>
+          <w:i/>
+          <w:iCs/>
+          <w:color w:val="265A5A"/>
+          <w:kern w:val="0"/>
+          <w:sz w:val="18"/>
+          <w:szCs w:val="18"/>
+          <w:bdr w:val="none" w:sz="0" w:space="0" w:color="auto" w:frame="1"/>
+          <w14:ligatures w14:val="none"/>
+        </w:rPr>
+        <w:t>Your</w:t>
+      </w:r>
+      <w:proofErr w:type="gramEnd"/>
+      <w:r>
+        <w:rPr>
+          <w:rFonts w:ascii="Consolas" w:eastAsia="Times New Roman" w:hAnsi="Consolas" w:cs="Courier New"/>
+          <w:i/>
+          <w:iCs/>
+          <w:color w:val="265A5A"/>
+          <w:kern w:val="0"/>
+          <w:sz w:val="18"/>
+          <w:szCs w:val="18"/>
+          <w:bdr w:val="none" w:sz="0" w:space="0" w:color="auto" w:frame="1"/>
+          <w14:ligatures w14:val="none"/>
+        </w:rPr>
+        <w:t xml:space="preserve"> traceroute.</w:t>
       </w:r>
     </w:p>
     <w:p>
@@ -8822,7 +10479,27 @@
           <w:kern w:val="0"/>
           <w14:ligatures w14:val="none"/>
         </w:rPr>
-        <w:t>Your output probably won’t be exactly the same, because packets could travel along different paths each time you run traceroute.</w:t>
+        <w:t xml:space="preserve">Your output probably won’t be </w:t>
+      </w:r>
+      <w:proofErr w:type="gramStart"/>
+      <w:r>
+        <w:rPr>
+          <w:rFonts w:ascii="Segoe UI" w:eastAsia="Times New Roman" w:hAnsi="Segoe UI" w:cs="Segoe UI"/>
+          <w:color w:val="4A464E"/>
+          <w:kern w:val="0"/>
+          <w14:ligatures w14:val="none"/>
+        </w:rPr>
+        <w:t>exactly the same</w:t>
+      </w:r>
+      <w:proofErr w:type="gramEnd"/>
+      <w:r>
+        <w:rPr>
+          <w:rFonts w:ascii="Segoe UI" w:eastAsia="Times New Roman" w:hAnsi="Segoe UI" w:cs="Segoe UI"/>
+          <w:color w:val="4A464E"/>
+          <w:kern w:val="0"/>
+          <w14:ligatures w14:val="none"/>
+        </w:rPr>
+        <w:t>, because packets could travel along different paths each time you run traceroute.</w:t>
       </w:r>
     </w:p>
     <w:p>

--- a/Labs/Lab2/Lab2 TraceRoute.docx
+++ b/Labs/Lab2/Lab2 TraceRoute.docx
@@ -141,33 +141,7 @@
           <w:bdr w:val="single" w:sz="6" w:space="2" w:color="EEEBEE" w:frame="1"/>
           <w:shd w:val="clear" w:color="auto" w:fill="F5F6FA"/>
         </w:rPr>
-        <w:t>/</w:t>
-      </w:r>
-      <w:proofErr w:type="spellStart"/>
-      <w:r>
-        <w:rPr>
-          <w:rStyle w:val="HTMLCode"/>
-          <w:rFonts w:ascii="Consolas" w:eastAsiaTheme="majorEastAsia" w:hAnsi="Consolas"/>
-          <w:color w:val="4A464E"/>
-          <w:sz w:val="18"/>
-          <w:szCs w:val="18"/>
-          <w:bdr w:val="single" w:sz="6" w:space="2" w:color="EEEBEE" w:frame="1"/>
-          <w:shd w:val="clear" w:color="auto" w:fill="F5F6FA"/>
-        </w:rPr>
-        <w:t>mnt</w:t>
-      </w:r>
-      <w:proofErr w:type="spellEnd"/>
-      <w:r>
-        <w:rPr>
-          <w:rStyle w:val="HTMLCode"/>
-          <w:rFonts w:ascii="Consolas" w:eastAsiaTheme="majorEastAsia" w:hAnsi="Consolas"/>
-          <w:color w:val="4A464E"/>
-          <w:sz w:val="18"/>
-          <w:szCs w:val="18"/>
-          <w:bdr w:val="single" w:sz="6" w:space="2" w:color="EEEBEE" w:frame="1"/>
-          <w:shd w:val="clear" w:color="auto" w:fill="F5F6FA"/>
-        </w:rPr>
-        <w:t>/c</w:t>
+        <w:t>/mnt/c</w:t>
       </w:r>
       <w:r>
         <w:rPr>
@@ -197,7 +171,6 @@
         </w:rPr>
         <w:t>Create a project directory in your WSL home using </w:t>
       </w:r>
-      <w:proofErr w:type="spellStart"/>
       <w:r>
         <w:rPr>
           <w:rStyle w:val="HTMLCode"/>
@@ -208,20 +181,7 @@
           <w:bdr w:val="single" w:sz="6" w:space="2" w:color="EEEBEE" w:frame="1"/>
           <w:shd w:val="clear" w:color="auto" w:fill="F5F6FA"/>
         </w:rPr>
-        <w:t>mkdir</w:t>
-      </w:r>
-      <w:proofErr w:type="spellEnd"/>
-      <w:r>
-        <w:rPr>
-          <w:rStyle w:val="HTMLCode"/>
-          <w:rFonts w:ascii="Consolas" w:eastAsiaTheme="majorEastAsia" w:hAnsi="Consolas"/>
-          <w:color w:val="4A464E"/>
-          <w:sz w:val="18"/>
-          <w:szCs w:val="18"/>
-          <w:bdr w:val="single" w:sz="6" w:space="2" w:color="EEEBEE" w:frame="1"/>
-          <w:shd w:val="clear" w:color="auto" w:fill="F5F6FA"/>
-        </w:rPr>
-        <w:t xml:space="preserve"> -p ~/projects</w:t>
+        <w:t>mkdir -p ~/projects</w:t>
       </w:r>
       <w:r>
         <w:rPr>
@@ -280,56 +240,14 @@
           <w:bdr w:val="single" w:sz="6" w:space="2" w:color="EEEBEE" w:frame="1"/>
           <w:shd w:val="clear" w:color="auto" w:fill="F5F6FA"/>
         </w:rPr>
-        <w:t>cp -r /</w:t>
-      </w:r>
-      <w:proofErr w:type="spellStart"/>
-      <w:r>
-        <w:rPr>
-          <w:rStyle w:val="HTMLCode"/>
-          <w:rFonts w:ascii="Consolas" w:eastAsiaTheme="majorEastAsia" w:hAnsi="Consolas"/>
-          <w:color w:val="4A464E"/>
-          <w:sz w:val="18"/>
-          <w:szCs w:val="18"/>
-          <w:bdr w:val="single" w:sz="6" w:space="2" w:color="EEEBEE" w:frame="1"/>
-          <w:shd w:val="clear" w:color="auto" w:fill="F5F6FA"/>
-        </w:rPr>
-        <w:t>mnt</w:t>
-      </w:r>
-      <w:proofErr w:type="spellEnd"/>
-      <w:r>
-        <w:rPr>
-          <w:rStyle w:val="HTMLCode"/>
-          <w:rFonts w:ascii="Consolas" w:eastAsiaTheme="majorEastAsia" w:hAnsi="Consolas"/>
-          <w:color w:val="4A464E"/>
-          <w:sz w:val="18"/>
-          <w:szCs w:val="18"/>
-          <w:bdr w:val="single" w:sz="6" w:space="2" w:color="EEEBEE" w:frame="1"/>
-          <w:shd w:val="clear" w:color="auto" w:fill="F5F6FA"/>
-        </w:rPr>
-        <w:t>/c/Users/&lt;username&gt;/Downloads/cs168-sp26-proj1-traceroute ~/projects/</w:t>
+        <w:t>cp -r /mnt/c/Users/&lt;username&gt;/Downloads/cs168-sp26-proj1-traceroute ~/projects/</w:t>
       </w:r>
       <w:r>
         <w:rPr>
           <w:rFonts w:ascii="Segoe UI" w:hAnsi="Segoe UI" w:cs="Segoe UI"/>
           <w:color w:val="4A464E"/>
         </w:rPr>
-        <w:t xml:space="preserve">. You can also drag the folder into the Explorer sidebar tab if you are using </w:t>
-      </w:r>
-      <w:proofErr w:type="spellStart"/>
-      <w:r>
-        <w:rPr>
-          <w:rFonts w:ascii="Segoe UI" w:hAnsi="Segoe UI" w:cs="Segoe UI"/>
-          <w:color w:val="4A464E"/>
-        </w:rPr>
-        <w:t>VSCode</w:t>
-      </w:r>
-      <w:proofErr w:type="spellEnd"/>
-      <w:r>
-        <w:rPr>
-          <w:rFonts w:ascii="Segoe UI" w:hAnsi="Segoe UI" w:cs="Segoe UI"/>
-          <w:color w:val="4A464E"/>
-        </w:rPr>
-        <w:t>.</w:t>
+        <w:t>. You can also drag the folder into the Explorer sidebar tab if you are using VSCode.</w:t>
       </w:r>
     </w:p>
     <w:p>
@@ -586,23 +504,7 @@
           <w:rFonts w:ascii="Segoe UI" w:hAnsi="Segoe UI" w:cs="Segoe UI"/>
           <w:color w:val="4A464E"/>
         </w:rPr>
-        <w:t xml:space="preserve"> directory. </w:t>
-      </w:r>
-      <w:proofErr w:type="gramStart"/>
-      <w:r>
-        <w:rPr>
-          <w:rFonts w:ascii="Segoe UI" w:hAnsi="Segoe UI" w:cs="Segoe UI"/>
-          <w:color w:val="4A464E"/>
-        </w:rPr>
-        <w:t>All of</w:t>
-      </w:r>
-      <w:proofErr w:type="gramEnd"/>
-      <w:r>
-        <w:rPr>
-          <w:rFonts w:ascii="Segoe UI" w:hAnsi="Segoe UI" w:cs="Segoe UI"/>
-          <w:color w:val="4A464E"/>
-        </w:rPr>
-        <w:t xml:space="preserve"> the Python commands should be run from this directory.</w:t>
+        <w:t> directory. All of the Python commands should be run from this directory.</w:t>
       </w:r>
       <w:r>
         <w:rPr>
@@ -632,7 +534,6 @@
           <w:bdr w:val="none" w:sz="0" w:space="0" w:color="auto" w:frame="1"/>
         </w:rPr>
       </w:pPr>
-      <w:proofErr w:type="spellStart"/>
       <w:r>
         <w:rPr>
           <w:rStyle w:val="nb"/>
@@ -642,19 +543,7 @@
           <w:szCs w:val="18"/>
           <w:bdr w:val="none" w:sz="0" w:space="0" w:color="auto" w:frame="1"/>
         </w:rPr>
-        <w:t>sudo</w:t>
-      </w:r>
-      <w:proofErr w:type="spellEnd"/>
-      <w:r>
-        <w:rPr>
-          <w:rStyle w:val="nb"/>
-          <w:rFonts w:ascii="Consolas" w:hAnsi="Consolas"/>
-          <w:color w:val="005C00"/>
-          <w:sz w:val="18"/>
-          <w:szCs w:val="18"/>
-          <w:bdr w:val="none" w:sz="0" w:space="0" w:color="auto" w:frame="1"/>
-        </w:rPr>
-        <w:t xml:space="preserve"> </w:t>
+        <w:t xml:space="preserve">sudo </w:t>
       </w:r>
       <w:r>
         <w:rPr>
@@ -1453,8 +1342,6 @@
           <w14:ligatures w14:val="none"/>
         </w:rPr>
       </w:pPr>
-      <w:proofErr w:type="spellStart"/>
-      <w:proofErr w:type="gramStart"/>
       <w:r>
         <w:rPr>
           <w:rFonts w:ascii="Consolas" w:eastAsia="Times New Roman" w:hAnsi="Consolas" w:cs="Courier New"/>
@@ -1468,8 +1355,6 @@
         </w:rPr>
         <w:t>ip</w:t>
       </w:r>
-      <w:proofErr w:type="spellEnd"/>
-      <w:proofErr w:type="gramEnd"/>
       <w:r>
         <w:rPr>
           <w:rFonts w:ascii="Segoe UI" w:eastAsia="Times New Roman" w:hAnsi="Segoe UI" w:cs="Segoe UI"/>
@@ -1495,7 +1380,6 @@
           <w14:ligatures w14:val="none"/>
         </w:rPr>
       </w:pPr>
-      <w:proofErr w:type="spellStart"/>
       <w:r>
         <w:rPr>
           <w:rFonts w:ascii="Consolas" w:eastAsia="Times New Roman" w:hAnsi="Consolas" w:cs="Courier New"/>
@@ -1509,7 +1393,6 @@
         </w:rPr>
         <w:t>sendsock</w:t>
       </w:r>
-      <w:proofErr w:type="spellEnd"/>
       <w:r>
         <w:rPr>
           <w:rFonts w:ascii="Segoe UI" w:eastAsia="Times New Roman" w:hAnsi="Segoe UI" w:cs="Segoe UI"/>
@@ -1535,7 +1418,6 @@
           <w14:ligatures w14:val="none"/>
         </w:rPr>
       </w:pPr>
-      <w:proofErr w:type="spellStart"/>
       <w:r>
         <w:rPr>
           <w:rFonts w:ascii="Consolas" w:eastAsia="Times New Roman" w:hAnsi="Consolas" w:cs="Courier New"/>
@@ -1549,7 +1431,6 @@
         </w:rPr>
         <w:t>recvsock</w:t>
       </w:r>
-      <w:proofErr w:type="spellEnd"/>
       <w:r>
         <w:rPr>
           <w:rFonts w:ascii="Segoe UI" w:eastAsia="Times New Roman" w:hAnsi="Segoe UI" w:cs="Segoe UI"/>
@@ -1605,7 +1486,6 @@
         </w:rPr>
         <w:t>The </w:t>
       </w:r>
-      <w:proofErr w:type="spellStart"/>
       <w:r>
         <w:rPr>
           <w:rFonts w:ascii="Consolas" w:eastAsia="Times New Roman" w:hAnsi="Consolas" w:cs="Courier New"/>
@@ -1626,37 +1506,7 @@
           <w:kern w:val="0"/>
           <w14:ligatures w14:val="none"/>
         </w:rPr>
-        <w:t>th</w:t>
-      </w:r>
-      <w:proofErr w:type="spellEnd"/>
-      <w:r>
-        <w:rPr>
-          <w:rFonts w:ascii="Segoe UI" w:eastAsia="Times New Roman" w:hAnsi="Segoe UI" w:cs="Segoe UI"/>
-          <w:color w:val="4A464E"/>
-          <w:kern w:val="0"/>
-          <w14:ligatures w14:val="none"/>
-        </w:rPr>
-        <w:t xml:space="preserve"> </w:t>
-      </w:r>
-      <w:proofErr w:type="spellStart"/>
-      <w:r>
-        <w:rPr>
-          <w:rFonts w:ascii="Segoe UI" w:eastAsia="Times New Roman" w:hAnsi="Segoe UI" w:cs="Segoe UI"/>
-          <w:color w:val="4A464E"/>
-          <w:kern w:val="0"/>
-          <w14:ligatures w14:val="none"/>
-        </w:rPr>
-        <w:t>sublist</w:t>
-      </w:r>
-      <w:proofErr w:type="spellEnd"/>
-      <w:r>
-        <w:rPr>
-          <w:rFonts w:ascii="Segoe UI" w:eastAsia="Times New Roman" w:hAnsi="Segoe UI" w:cs="Segoe UI"/>
-          <w:color w:val="4A464E"/>
-          <w:kern w:val="0"/>
-          <w14:ligatures w14:val="none"/>
-        </w:rPr>
-        <w:t xml:space="preserve"> contains the IP addresses of all the routers you found that are distance </w:t>
+        <w:t>th sublist contains the IP addresses of all the routers you found that are distance </w:t>
       </w:r>
       <w:r>
         <w:rPr>
@@ -1703,27 +1553,7 @@
           <w:kern w:val="0"/>
           <w14:ligatures w14:val="none"/>
         </w:rPr>
-        <w:t xml:space="preserve">For example, the 0th </w:t>
-      </w:r>
-      <w:proofErr w:type="spellStart"/>
-      <w:r>
-        <w:rPr>
-          <w:rFonts w:ascii="Segoe UI" w:eastAsia="Times New Roman" w:hAnsi="Segoe UI" w:cs="Segoe UI"/>
-          <w:color w:val="4A464E"/>
-          <w:kern w:val="0"/>
-          <w14:ligatures w14:val="none"/>
-        </w:rPr>
-        <w:t>sublist</w:t>
-      </w:r>
-      <w:proofErr w:type="spellEnd"/>
-      <w:r>
-        <w:rPr>
-          <w:rFonts w:ascii="Segoe UI" w:eastAsia="Times New Roman" w:hAnsi="Segoe UI" w:cs="Segoe UI"/>
-          <w:color w:val="4A464E"/>
-          <w:kern w:val="0"/>
-          <w14:ligatures w14:val="none"/>
-        </w:rPr>
-        <w:t xml:space="preserve"> contains all the routers that are 1 </w:t>
+        <w:t xml:space="preserve">For example, the 0th sublist contains all the routers that are 1 </w:t>
       </w:r>
       <w:r>
         <w:rPr>
@@ -1766,27 +1596,7 @@
           <w:kern w:val="0"/>
           <w14:ligatures w14:val="none"/>
         </w:rPr>
-        <w:t xml:space="preserve">The routers inside each </w:t>
-      </w:r>
-      <w:proofErr w:type="spellStart"/>
-      <w:r>
-        <w:rPr>
-          <w:rFonts w:ascii="Segoe UI" w:eastAsia="Times New Roman" w:hAnsi="Segoe UI" w:cs="Segoe UI"/>
-          <w:color w:val="4A464E"/>
-          <w:kern w:val="0"/>
-          <w14:ligatures w14:val="none"/>
-        </w:rPr>
-        <w:t>sublist</w:t>
-      </w:r>
-      <w:proofErr w:type="spellEnd"/>
-      <w:r>
-        <w:rPr>
-          <w:rFonts w:ascii="Segoe UI" w:eastAsia="Times New Roman" w:hAnsi="Segoe UI" w:cs="Segoe UI"/>
-          <w:color w:val="4A464E"/>
-          <w:kern w:val="0"/>
-          <w14:ligatures w14:val="none"/>
-        </w:rPr>
-        <w:t xml:space="preserve"> can be in any order.</w:t>
+        <w:t>The routers inside each sublist can be in any order.</w:t>
       </w:r>
     </w:p>
     <w:p>
@@ -1813,7 +1623,6 @@
         </w:rPr>
         <w:t>If no routers were found for a certain distance, the </w:t>
       </w:r>
-      <w:proofErr w:type="spellStart"/>
       <w:r>
         <w:rPr>
           <w:rFonts w:ascii="Consolas" w:eastAsia="Times New Roman" w:hAnsi="Consolas" w:cs="Courier New"/>
@@ -1834,57 +1643,7 @@
           <w:kern w:val="0"/>
           <w14:ligatures w14:val="none"/>
         </w:rPr>
-        <w:t>th</w:t>
-      </w:r>
-      <w:proofErr w:type="spellEnd"/>
-      <w:r>
-        <w:rPr>
-          <w:rFonts w:ascii="Segoe UI" w:eastAsia="Times New Roman" w:hAnsi="Segoe UI" w:cs="Segoe UI"/>
-          <w:color w:val="4A464E"/>
-          <w:kern w:val="0"/>
-          <w14:ligatures w14:val="none"/>
-        </w:rPr>
-        <w:t xml:space="preserve"> </w:t>
-      </w:r>
-      <w:proofErr w:type="spellStart"/>
-      <w:r>
-        <w:rPr>
-          <w:rFonts w:ascii="Segoe UI" w:eastAsia="Times New Roman" w:hAnsi="Segoe UI" w:cs="Segoe UI"/>
-          <w:color w:val="4A464E"/>
-          <w:kern w:val="0"/>
-          <w14:ligatures w14:val="none"/>
-        </w:rPr>
-        <w:t>sublist</w:t>
-      </w:r>
-      <w:proofErr w:type="spellEnd"/>
-      <w:r>
-        <w:rPr>
-          <w:rFonts w:ascii="Segoe UI" w:eastAsia="Times New Roman" w:hAnsi="Segoe UI" w:cs="Segoe UI"/>
-          <w:color w:val="4A464E"/>
-          <w:kern w:val="0"/>
-          <w14:ligatures w14:val="none"/>
-        </w:rPr>
-        <w:t xml:space="preserve"> </w:t>
-      </w:r>
-      <w:proofErr w:type="gramStart"/>
-      <w:r>
-        <w:rPr>
-          <w:rFonts w:ascii="Segoe UI" w:eastAsia="Times New Roman" w:hAnsi="Segoe UI" w:cs="Segoe UI"/>
-          <w:color w:val="4A464E"/>
-          <w:kern w:val="0"/>
-          <w14:ligatures w14:val="none"/>
-        </w:rPr>
-        <w:t>can</w:t>
-      </w:r>
-      <w:proofErr w:type="gramEnd"/>
-      <w:r>
-        <w:rPr>
-          <w:rFonts w:ascii="Segoe UI" w:eastAsia="Times New Roman" w:hAnsi="Segoe UI" w:cs="Segoe UI"/>
-          <w:color w:val="4A464E"/>
-          <w:kern w:val="0"/>
-          <w14:ligatures w14:val="none"/>
-        </w:rPr>
-        <w:t xml:space="preserve"> be empty.</w:t>
+        <w:t>th sublist can be empty.</w:t>
       </w:r>
     </w:p>
     <w:p>
@@ -1911,7 +1670,6 @@
         </w:rPr>
         <w:t>If </w:t>
       </w:r>
-      <w:proofErr w:type="spellStart"/>
       <w:r>
         <w:rPr>
           <w:rFonts w:ascii="Consolas" w:eastAsia="Times New Roman" w:hAnsi="Consolas" w:cs="Courier New"/>
@@ -1925,35 +1683,14 @@
         </w:rPr>
         <w:t>ip</w:t>
       </w:r>
-      <w:proofErr w:type="spellEnd"/>
-      <w:r>
-        <w:rPr>
-          <w:rFonts w:ascii="Segoe UI" w:eastAsia="Times New Roman" w:hAnsi="Segoe UI" w:cs="Segoe UI"/>
-          <w:color w:val="4A464E"/>
-          <w:kern w:val="0"/>
-          <w14:ligatures w14:val="none"/>
-        </w:rPr>
-        <w:t xml:space="preserve"> is discovered, the final </w:t>
-      </w:r>
-      <w:proofErr w:type="spellStart"/>
-      <w:r>
-        <w:rPr>
-          <w:rFonts w:ascii="Segoe UI" w:eastAsia="Times New Roman" w:hAnsi="Segoe UI" w:cs="Segoe UI"/>
-          <w:color w:val="4A464E"/>
-          <w:kern w:val="0"/>
-          <w14:ligatures w14:val="none"/>
-        </w:rPr>
-        <w:t>sublist</w:t>
-      </w:r>
-      <w:proofErr w:type="spellEnd"/>
-      <w:r>
-        <w:rPr>
-          <w:rFonts w:ascii="Segoe UI" w:eastAsia="Times New Roman" w:hAnsi="Segoe UI" w:cs="Segoe UI"/>
-          <w:color w:val="4A464E"/>
-          <w:kern w:val="0"/>
-          <w14:ligatures w14:val="none"/>
-        </w:rPr>
-        <w:t xml:space="preserve"> should just be </w:t>
+      <w:r>
+        <w:rPr>
+          <w:rFonts w:ascii="Segoe UI" w:eastAsia="Times New Roman" w:hAnsi="Segoe UI" w:cs="Segoe UI"/>
+          <w:color w:val="4A464E"/>
+          <w:kern w:val="0"/>
+          <w14:ligatures w14:val="none"/>
+        </w:rPr>
+        <w:t> is discovered, the final sublist should just be </w:t>
       </w:r>
       <w:r>
         <w:rPr>
@@ -1966,9 +1703,39 @@
           <w:shd w:val="clear" w:color="auto" w:fill="F5F6FA"/>
           <w14:ligatures w14:val="none"/>
         </w:rPr>
-        <w:t>[</w:t>
-      </w:r>
-      <w:proofErr w:type="spellStart"/>
+        <w:t>[ip]</w:t>
+      </w:r>
+      <w:r>
+        <w:rPr>
+          <w:rFonts w:ascii="Segoe UI" w:eastAsia="Times New Roman" w:hAnsi="Segoe UI" w:cs="Segoe UI"/>
+          <w:color w:val="4A464E"/>
+          <w:kern w:val="0"/>
+          <w14:ligatures w14:val="none"/>
+        </w:rPr>
+        <w:t>.</w:t>
+      </w:r>
+    </w:p>
+    <w:p>
+      <w:pPr>
+        <w:shd w:val="clear" w:color="auto" w:fill="FFFFFF"/>
+        <w:spacing w:before="240" w:after="240" w:line="240" w:lineRule="auto"/>
+        <w:rPr>
+          <w:rFonts w:ascii="Segoe UI" w:eastAsia="Times New Roman" w:hAnsi="Segoe UI" w:cs="Segoe UI"/>
+          <w:color w:val="4A464E"/>
+          <w:kern w:val="0"/>
+          <w14:ligatures w14:val="none"/>
+        </w:rPr>
+      </w:pPr>
+      <w:r>
+        <w:rPr>
+          <w:rFonts w:ascii="Segoe UI" w:eastAsia="Times New Roman" w:hAnsi="Segoe UI" w:cs="Segoe UI"/>
+          <w:color w:val="4A464E"/>
+          <w:kern w:val="0"/>
+          <w14:ligatures w14:val="none"/>
+        </w:rPr>
+        <w:lastRenderedPageBreak/>
+        <w:t>Traceroute should also call </w:t>
+      </w:r>
       <w:r>
         <w:rPr>
           <w:rFonts w:ascii="Consolas" w:eastAsia="Times New Roman" w:hAnsi="Consolas" w:cs="Courier New"/>
@@ -1980,96 +1747,16 @@
           <w:shd w:val="clear" w:color="auto" w:fill="F5F6FA"/>
           <w14:ligatures w14:val="none"/>
         </w:rPr>
-        <w:t>ip</w:t>
-      </w:r>
-      <w:proofErr w:type="spellEnd"/>
-      <w:r>
-        <w:rPr>
-          <w:rFonts w:ascii="Consolas" w:eastAsia="Times New Roman" w:hAnsi="Consolas" w:cs="Courier New"/>
-          <w:color w:val="4A464E"/>
-          <w:kern w:val="0"/>
-          <w:sz w:val="18"/>
-          <w:szCs w:val="18"/>
-          <w:bdr w:val="single" w:sz="6" w:space="2" w:color="EEEBEE" w:frame="1"/>
-          <w:shd w:val="clear" w:color="auto" w:fill="F5F6FA"/>
-          <w14:ligatures w14:val="none"/>
-        </w:rPr>
-        <w:t>]</w:t>
-      </w:r>
-      <w:r>
-        <w:rPr>
-          <w:rFonts w:ascii="Segoe UI" w:eastAsia="Times New Roman" w:hAnsi="Segoe UI" w:cs="Segoe UI"/>
-          <w:color w:val="4A464E"/>
-          <w:kern w:val="0"/>
-          <w14:ligatures w14:val="none"/>
-        </w:rPr>
-        <w:t>.</w:t>
-      </w:r>
-    </w:p>
-    <w:p>
-      <w:pPr>
-        <w:shd w:val="clear" w:color="auto" w:fill="FFFFFF"/>
-        <w:spacing w:before="240" w:after="240" w:line="240" w:lineRule="auto"/>
-        <w:rPr>
-          <w:rFonts w:ascii="Segoe UI" w:eastAsia="Times New Roman" w:hAnsi="Segoe UI" w:cs="Segoe UI"/>
-          <w:color w:val="4A464E"/>
-          <w:kern w:val="0"/>
-          <w14:ligatures w14:val="none"/>
-        </w:rPr>
-      </w:pPr>
-      <w:r>
-        <w:rPr>
-          <w:rFonts w:ascii="Segoe UI" w:eastAsia="Times New Roman" w:hAnsi="Segoe UI" w:cs="Segoe UI"/>
-          <w:color w:val="4A464E"/>
-          <w:kern w:val="0"/>
-          <w14:ligatures w14:val="none"/>
-        </w:rPr>
-        <w:lastRenderedPageBreak/>
-        <w:t>Traceroute should also call </w:t>
-      </w:r>
-      <w:proofErr w:type="spellStart"/>
-      <w:r>
-        <w:rPr>
-          <w:rFonts w:ascii="Consolas" w:eastAsia="Times New Roman" w:hAnsi="Consolas" w:cs="Courier New"/>
-          <w:color w:val="4A464E"/>
-          <w:kern w:val="0"/>
-          <w:sz w:val="18"/>
-          <w:szCs w:val="18"/>
-          <w:bdr w:val="single" w:sz="6" w:space="2" w:color="EEEBEE" w:frame="1"/>
-          <w:shd w:val="clear" w:color="auto" w:fill="F5F6FA"/>
-          <w14:ligatures w14:val="none"/>
-        </w:rPr>
         <w:t>util.print_result</w:t>
       </w:r>
-      <w:proofErr w:type="spellEnd"/>
-      <w:r>
-        <w:rPr>
-          <w:rFonts w:ascii="Segoe UI" w:eastAsia="Times New Roman" w:hAnsi="Segoe UI" w:cs="Segoe UI"/>
-          <w:color w:val="4A464E"/>
-          <w:kern w:val="0"/>
-          <w14:ligatures w14:val="none"/>
-        </w:rPr>
-        <w:t xml:space="preserve"> (more details below) on each </w:t>
-      </w:r>
-      <w:proofErr w:type="spellStart"/>
-      <w:r>
-        <w:rPr>
-          <w:rFonts w:ascii="Segoe UI" w:eastAsia="Times New Roman" w:hAnsi="Segoe UI" w:cs="Segoe UI"/>
-          <w:color w:val="4A464E"/>
-          <w:kern w:val="0"/>
-          <w14:ligatures w14:val="none"/>
-        </w:rPr>
-        <w:t>sublist</w:t>
-      </w:r>
-      <w:proofErr w:type="spellEnd"/>
-      <w:r>
-        <w:rPr>
-          <w:rFonts w:ascii="Segoe UI" w:eastAsia="Times New Roman" w:hAnsi="Segoe UI" w:cs="Segoe UI"/>
-          <w:color w:val="4A464E"/>
-          <w:kern w:val="0"/>
-          <w14:ligatures w14:val="none"/>
-        </w:rPr>
-        <w:t xml:space="preserve"> to display the routers at each distance. We won’t grade the printed output, but it’s useful for debugging (also, it looks cool).</w:t>
+      <w:r>
+        <w:rPr>
+          <w:rFonts w:ascii="Segoe UI" w:eastAsia="Times New Roman" w:hAnsi="Segoe UI" w:cs="Segoe UI"/>
+          <w:color w:val="4A464E"/>
+          <w:kern w:val="0"/>
+          <w14:ligatures w14:val="none"/>
+        </w:rPr>
+        <w:t> (more details below) on each sublist to display the routers at each distance. We won’t grade the printed output, but it’s useful for debugging (also, it looks cool).</w:t>
       </w:r>
     </w:p>
     <w:p>
@@ -2231,7 +1918,6 @@
         </w:rPr>
         <w:t> with </w:t>
       </w:r>
-      <w:proofErr w:type="spellStart"/>
       <w:r>
         <w:rPr>
           <w:rFonts w:ascii="Consolas" w:eastAsia="Times New Roman" w:hAnsi="Consolas" w:cs="Courier New"/>
@@ -2243,21 +1929,7 @@
           <w:shd w:val="clear" w:color="auto" w:fill="F5F6FA"/>
           <w14:ligatures w14:val="none"/>
         </w:rPr>
-        <w:t>ip</w:t>
-      </w:r>
-      <w:proofErr w:type="spellEnd"/>
-      <w:r>
-        <w:rPr>
-          <w:rFonts w:ascii="Consolas" w:eastAsia="Times New Roman" w:hAnsi="Consolas" w:cs="Courier New"/>
-          <w:color w:val="4A464E"/>
-          <w:kern w:val="0"/>
-          <w:sz w:val="18"/>
-          <w:szCs w:val="18"/>
-          <w:bdr w:val="single" w:sz="6" w:space="2" w:color="EEEBEE" w:frame="1"/>
-          <w:shd w:val="clear" w:color="auto" w:fill="F5F6FA"/>
-          <w14:ligatures w14:val="none"/>
-        </w:rPr>
-        <w:t>=7.7.7.7</w:t>
+        <w:t>ip=7.7.7.7</w:t>
       </w:r>
       <w:r>
         <w:rPr>
@@ -2301,7 +1973,6 @@
           <w14:ligatures w14:val="none"/>
         </w:rPr>
       </w:pPr>
-      <w:proofErr w:type="gramStart"/>
       <w:r>
         <w:rPr>
           <w:rFonts w:ascii="Consolas" w:eastAsia="Times New Roman" w:hAnsi="Consolas" w:cs="Courier New"/>
@@ -2326,7 +1997,6 @@
         </w:rPr>
         <w:t>"</w:t>
       </w:r>
-      <w:proofErr w:type="gramEnd"/>
       <w:r>
         <w:rPr>
           <w:rFonts w:ascii="Consolas" w:eastAsia="Times New Roman" w:hAnsi="Consolas" w:cs="Courier New"/>
@@ -3344,7 +3014,6 @@
           <w14:ligatures w14:val="none"/>
         </w:rPr>
       </w:pPr>
-      <w:proofErr w:type="spellStart"/>
       <w:r>
         <w:rPr>
           <w:rFonts w:ascii="Consolas" w:eastAsia="Times New Roman" w:hAnsi="Consolas" w:cs="Courier New"/>
@@ -3358,7 +3027,6 @@
         </w:rPr>
         <w:t>sendsock</w:t>
       </w:r>
-      <w:proofErr w:type="spellEnd"/>
       <w:r>
         <w:rPr>
           <w:rFonts w:ascii="Segoe UI" w:eastAsia="Times New Roman" w:hAnsi="Segoe UI" w:cs="Segoe UI"/>
@@ -3384,7 +3052,6 @@
           <w14:ligatures w14:val="none"/>
         </w:rPr>
       </w:pPr>
-      <w:proofErr w:type="spellStart"/>
       <w:r>
         <w:rPr>
           <w:rFonts w:ascii="Consolas" w:eastAsia="Times New Roman" w:hAnsi="Consolas" w:cs="Courier New"/>
@@ -3396,49 +3063,7 @@
           <w:shd w:val="clear" w:color="auto" w:fill="F5F6FA"/>
           <w14:ligatures w14:val="none"/>
         </w:rPr>
-        <w:t>sendsock.set_ttl</w:t>
-      </w:r>
-      <w:proofErr w:type="spellEnd"/>
-      <w:r>
-        <w:rPr>
-          <w:rFonts w:ascii="Consolas" w:eastAsia="Times New Roman" w:hAnsi="Consolas" w:cs="Courier New"/>
-          <w:color w:val="4A464E"/>
-          <w:kern w:val="0"/>
-          <w:sz w:val="18"/>
-          <w:szCs w:val="18"/>
-          <w:bdr w:val="single" w:sz="6" w:space="2" w:color="EEEBEE" w:frame="1"/>
-          <w:shd w:val="clear" w:color="auto" w:fill="F5F6FA"/>
-          <w14:ligatures w14:val="none"/>
-        </w:rPr>
-        <w:t>(</w:t>
-      </w:r>
-      <w:proofErr w:type="spellStart"/>
-      <w:r>
-        <w:rPr>
-          <w:rFonts w:ascii="Consolas" w:eastAsia="Times New Roman" w:hAnsi="Consolas" w:cs="Courier New"/>
-          <w:color w:val="4A464E"/>
-          <w:kern w:val="0"/>
-          <w:sz w:val="18"/>
-          <w:szCs w:val="18"/>
-          <w:bdr w:val="single" w:sz="6" w:space="2" w:color="EEEBEE" w:frame="1"/>
-          <w:shd w:val="clear" w:color="auto" w:fill="F5F6FA"/>
-          <w14:ligatures w14:val="none"/>
-        </w:rPr>
-        <w:t>ttl</w:t>
-      </w:r>
-      <w:proofErr w:type="spellEnd"/>
-      <w:r>
-        <w:rPr>
-          <w:rFonts w:ascii="Consolas" w:eastAsia="Times New Roman" w:hAnsi="Consolas" w:cs="Courier New"/>
-          <w:color w:val="4A464E"/>
-          <w:kern w:val="0"/>
-          <w:sz w:val="18"/>
-          <w:szCs w:val="18"/>
-          <w:bdr w:val="single" w:sz="6" w:space="2" w:color="EEEBEE" w:frame="1"/>
-          <w:shd w:val="clear" w:color="auto" w:fill="F5F6FA"/>
-          <w14:ligatures w14:val="none"/>
-        </w:rPr>
-        <w:t>)</w:t>
+        <w:t>sendsock.set_ttl(ttl)</w:t>
       </w:r>
       <w:r>
         <w:rPr>
@@ -3465,7 +3090,6 @@
           <w14:ligatures w14:val="none"/>
         </w:rPr>
       </w:pPr>
-      <w:proofErr w:type="spellStart"/>
       <w:r>
         <w:rPr>
           <w:rFonts w:ascii="Consolas" w:eastAsia="Times New Roman" w:hAnsi="Consolas" w:cs="Courier New"/>
@@ -3479,7 +3103,6 @@
         </w:rPr>
         <w:t>ttl</w:t>
       </w:r>
-      <w:proofErr w:type="spellEnd"/>
       <w:r>
         <w:rPr>
           <w:rFonts w:ascii="Segoe UI" w:eastAsia="Times New Roman" w:hAnsi="Segoe UI" w:cs="Segoe UI"/>
@@ -3505,8 +3128,6 @@
           <w14:ligatures w14:val="none"/>
         </w:rPr>
       </w:pPr>
-      <w:proofErr w:type="spellStart"/>
-      <w:proofErr w:type="gramStart"/>
       <w:r>
         <w:rPr>
           <w:rFonts w:ascii="Consolas" w:eastAsia="Times New Roman" w:hAnsi="Consolas" w:cs="Courier New"/>
@@ -3518,80 +3139,7 @@
           <w:shd w:val="clear" w:color="auto" w:fill="F5F6FA"/>
           <w14:ligatures w14:val="none"/>
         </w:rPr>
-        <w:t>sendsock.sendto</w:t>
-      </w:r>
-      <w:proofErr w:type="spellEnd"/>
-      <w:proofErr w:type="gramEnd"/>
-      <w:r>
-        <w:rPr>
-          <w:rFonts w:ascii="Consolas" w:eastAsia="Times New Roman" w:hAnsi="Consolas" w:cs="Courier New"/>
-          <w:color w:val="4A464E"/>
-          <w:kern w:val="0"/>
-          <w:sz w:val="18"/>
-          <w:szCs w:val="18"/>
-          <w:bdr w:val="single" w:sz="6" w:space="2" w:color="EEEBEE" w:frame="1"/>
-          <w:shd w:val="clear" w:color="auto" w:fill="F5F6FA"/>
-          <w14:ligatures w14:val="none"/>
-        </w:rPr>
-        <w:t>(</w:t>
-      </w:r>
-      <w:proofErr w:type="spellStart"/>
-      <w:proofErr w:type="gramStart"/>
-      <w:r>
-        <w:rPr>
-          <w:rFonts w:ascii="Consolas" w:eastAsia="Times New Roman" w:hAnsi="Consolas" w:cs="Courier New"/>
-          <w:color w:val="4A464E"/>
-          <w:kern w:val="0"/>
-          <w:sz w:val="18"/>
-          <w:szCs w:val="18"/>
-          <w:bdr w:val="single" w:sz="6" w:space="2" w:color="EEEBEE" w:frame="1"/>
-          <w:shd w:val="clear" w:color="auto" w:fill="F5F6FA"/>
-          <w14:ligatures w14:val="none"/>
-        </w:rPr>
-        <w:t>msg.encode</w:t>
-      </w:r>
-      <w:proofErr w:type="spellEnd"/>
-      <w:proofErr w:type="gramEnd"/>
-      <w:r>
-        <w:rPr>
-          <w:rFonts w:ascii="Consolas" w:eastAsia="Times New Roman" w:hAnsi="Consolas" w:cs="Courier New"/>
-          <w:color w:val="4A464E"/>
-          <w:kern w:val="0"/>
-          <w:sz w:val="18"/>
-          <w:szCs w:val="18"/>
-          <w:bdr w:val="single" w:sz="6" w:space="2" w:color="EEEBEE" w:frame="1"/>
-          <w:shd w:val="clear" w:color="auto" w:fill="F5F6FA"/>
-          <w14:ligatures w14:val="none"/>
-        </w:rPr>
-        <w:t>(), (</w:t>
-      </w:r>
-      <w:proofErr w:type="spellStart"/>
-      <w:r>
-        <w:rPr>
-          <w:rFonts w:ascii="Consolas" w:eastAsia="Times New Roman" w:hAnsi="Consolas" w:cs="Courier New"/>
-          <w:color w:val="4A464E"/>
-          <w:kern w:val="0"/>
-          <w:sz w:val="18"/>
-          <w:szCs w:val="18"/>
-          <w:bdr w:val="single" w:sz="6" w:space="2" w:color="EEEBEE" w:frame="1"/>
-          <w:shd w:val="clear" w:color="auto" w:fill="F5F6FA"/>
-          <w14:ligatures w14:val="none"/>
-        </w:rPr>
-        <w:t>ip</w:t>
-      </w:r>
-      <w:proofErr w:type="spellEnd"/>
-      <w:r>
-        <w:rPr>
-          <w:rFonts w:ascii="Consolas" w:eastAsia="Times New Roman" w:hAnsi="Consolas" w:cs="Courier New"/>
-          <w:color w:val="4A464E"/>
-          <w:kern w:val="0"/>
-          <w:sz w:val="18"/>
-          <w:szCs w:val="18"/>
-          <w:bdr w:val="single" w:sz="6" w:space="2" w:color="EEEBEE" w:frame="1"/>
-          <w:shd w:val="clear" w:color="auto" w:fill="F5F6FA"/>
-          <w14:ligatures w14:val="none"/>
-        </w:rPr>
-        <w:t>, port))</w:t>
+        <w:t>sendsock.sendto(msg.encode(), (ip, port))</w:t>
       </w:r>
       <w:r>
         <w:rPr>
@@ -3678,7 +3226,6 @@
           <w14:ligatures w14:val="none"/>
         </w:rPr>
       </w:pPr>
-      <w:proofErr w:type="spellStart"/>
       <w:r>
         <w:rPr>
           <w:rFonts w:ascii="Consolas" w:eastAsia="Times New Roman" w:hAnsi="Consolas" w:cs="Courier New"/>
@@ -3692,7 +3239,6 @@
         </w:rPr>
         <w:t>ip</w:t>
       </w:r>
-      <w:proofErr w:type="spellEnd"/>
       <w:r>
         <w:rPr>
           <w:rFonts w:ascii="Segoe UI" w:eastAsia="Times New Roman" w:hAnsi="Segoe UI" w:cs="Segoe UI"/>
@@ -3844,7 +3390,6 @@
           <w14:ligatures w14:val="none"/>
         </w:rPr>
       </w:pPr>
-      <w:proofErr w:type="spellStart"/>
       <w:r>
         <w:rPr>
           <w:rFonts w:ascii="Consolas" w:eastAsia="Times New Roman" w:hAnsi="Consolas" w:cs="Courier New"/>
@@ -3867,22 +3412,8 @@
           <w:bdr w:val="none" w:sz="0" w:space="0" w:color="auto" w:frame="1"/>
           <w14:ligatures w14:val="none"/>
         </w:rPr>
-        <w:t>set_</w:t>
-      </w:r>
-      <w:proofErr w:type="gramStart"/>
-      <w:r>
-        <w:rPr>
-          <w:rFonts w:ascii="Consolas" w:eastAsia="Times New Roman" w:hAnsi="Consolas" w:cs="Courier New"/>
-          <w:color w:val="0000FF"/>
-          <w:kern w:val="0"/>
-          <w:sz w:val="18"/>
-          <w:szCs w:val="18"/>
-          <w:bdr w:val="none" w:sz="0" w:space="0" w:color="auto" w:frame="1"/>
-          <w14:ligatures w14:val="none"/>
-        </w:rPr>
-        <w:t>ttl</w:t>
-      </w:r>
-      <w:proofErr w:type="spellEnd"/>
+        <w:t>set_ttl</w:t>
+      </w:r>
       <w:r>
         <w:rPr>
           <w:rFonts w:ascii="Consolas" w:eastAsia="Times New Roman" w:hAnsi="Consolas" w:cs="Courier New"/>
@@ -3895,7 +3426,6 @@
         </w:rPr>
         <w:t>(</w:t>
       </w:r>
-      <w:proofErr w:type="gramEnd"/>
       <w:r>
         <w:rPr>
           <w:rFonts w:ascii="Consolas" w:eastAsia="Times New Roman" w:hAnsi="Consolas" w:cs="Courier New"/>
@@ -3953,8 +3483,6 @@
           <w14:ligatures w14:val="none"/>
         </w:rPr>
       </w:pPr>
-      <w:proofErr w:type="spellStart"/>
-      <w:proofErr w:type="gramStart"/>
       <w:r>
         <w:rPr>
           <w:rFonts w:ascii="Consolas" w:eastAsia="Times New Roman" w:hAnsi="Consolas" w:cs="Courier New"/>
@@ -3979,8 +3507,6 @@
         </w:rPr>
         <w:t>sendto</w:t>
       </w:r>
-      <w:proofErr w:type="spellEnd"/>
-      <w:proofErr w:type="gramEnd"/>
       <w:r>
         <w:rPr>
           <w:rFonts w:ascii="Consolas" w:eastAsia="Times New Roman" w:hAnsi="Consolas" w:cs="Courier New"/>
@@ -4005,7 +3531,6 @@
         </w:rPr>
         <w:t>"</w:t>
       </w:r>
-      <w:proofErr w:type="spellStart"/>
       <w:r>
         <w:rPr>
           <w:rFonts w:ascii="Consolas" w:eastAsia="Times New Roman" w:hAnsi="Consolas" w:cs="Courier New"/>
@@ -4018,7 +3543,6 @@
         </w:rPr>
         <w:t>Hello</w:t>
       </w:r>
-      <w:proofErr w:type="gramStart"/>
       <w:r>
         <w:rPr>
           <w:rFonts w:ascii="Consolas" w:eastAsia="Times New Roman" w:hAnsi="Consolas" w:cs="Courier New"/>
@@ -4055,8 +3579,6 @@
         </w:rPr>
         <w:t>encode</w:t>
       </w:r>
-      <w:proofErr w:type="spellEnd"/>
-      <w:proofErr w:type="gramEnd"/>
       <w:r>
         <w:rPr>
           <w:rFonts w:ascii="Consolas" w:eastAsia="Times New Roman" w:hAnsi="Consolas" w:cs="Courier New"/>
@@ -4292,7 +3814,6 @@
           <w14:ligatures w14:val="none"/>
         </w:rPr>
       </w:pPr>
-      <w:proofErr w:type="spellStart"/>
       <w:r>
         <w:rPr>
           <w:rFonts w:ascii="Consolas" w:eastAsia="Times New Roman" w:hAnsi="Consolas" w:cs="Courier New"/>
@@ -4315,22 +3836,8 @@
           <w:bdr w:val="none" w:sz="0" w:space="0" w:color="auto" w:frame="1"/>
           <w14:ligatures w14:val="none"/>
         </w:rPr>
-        <w:t>set_</w:t>
-      </w:r>
-      <w:proofErr w:type="gramStart"/>
-      <w:r>
-        <w:rPr>
-          <w:rFonts w:ascii="Consolas" w:eastAsia="Times New Roman" w:hAnsi="Consolas" w:cs="Courier New"/>
-          <w:color w:val="0000FF"/>
-          <w:kern w:val="0"/>
-          <w:sz w:val="18"/>
-          <w:szCs w:val="18"/>
-          <w:bdr w:val="none" w:sz="0" w:space="0" w:color="auto" w:frame="1"/>
-          <w14:ligatures w14:val="none"/>
-        </w:rPr>
-        <w:t>ttl</w:t>
-      </w:r>
-      <w:proofErr w:type="spellEnd"/>
+        <w:t>set_ttl</w:t>
+      </w:r>
       <w:r>
         <w:rPr>
           <w:rFonts w:ascii="Consolas" w:eastAsia="Times New Roman" w:hAnsi="Consolas" w:cs="Courier New"/>
@@ -4343,7 +3850,6 @@
         </w:rPr>
         <w:t>(</w:t>
       </w:r>
-      <w:proofErr w:type="gramEnd"/>
       <w:r>
         <w:rPr>
           <w:rFonts w:ascii="Consolas" w:eastAsia="Times New Roman" w:hAnsi="Consolas" w:cs="Courier New"/>
@@ -4401,8 +3907,6 @@
           <w14:ligatures w14:val="none"/>
         </w:rPr>
       </w:pPr>
-      <w:proofErr w:type="spellStart"/>
-      <w:proofErr w:type="gramStart"/>
       <w:r>
         <w:rPr>
           <w:rFonts w:ascii="Consolas" w:eastAsia="Times New Roman" w:hAnsi="Consolas" w:cs="Courier New"/>
@@ -4427,8 +3931,6 @@
         </w:rPr>
         <w:t>sendto</w:t>
       </w:r>
-      <w:proofErr w:type="spellEnd"/>
-      <w:proofErr w:type="gramEnd"/>
       <w:r>
         <w:rPr>
           <w:rFonts w:ascii="Consolas" w:eastAsia="Times New Roman" w:hAnsi="Consolas" w:cs="Courier New"/>
@@ -4453,7 +3955,6 @@
         </w:rPr>
         <w:t>"</w:t>
       </w:r>
-      <w:proofErr w:type="spellStart"/>
       <w:r>
         <w:rPr>
           <w:rFonts w:ascii="Consolas" w:eastAsia="Times New Roman" w:hAnsi="Consolas" w:cs="Courier New"/>
@@ -4466,7 +3967,6 @@
         </w:rPr>
         <w:t>Potato</w:t>
       </w:r>
-      <w:proofErr w:type="gramStart"/>
       <w:r>
         <w:rPr>
           <w:rFonts w:ascii="Consolas" w:eastAsia="Times New Roman" w:hAnsi="Consolas" w:cs="Courier New"/>
@@ -4503,8 +4003,6 @@
         </w:rPr>
         <w:t>encode</w:t>
       </w:r>
-      <w:proofErr w:type="spellEnd"/>
-      <w:proofErr w:type="gramEnd"/>
       <w:r>
         <w:rPr>
           <w:rFonts w:ascii="Consolas" w:eastAsia="Times New Roman" w:hAnsi="Consolas" w:cs="Courier New"/>
@@ -4663,7 +4161,6 @@
           <w14:ligatures w14:val="none"/>
         </w:rPr>
       </w:pPr>
-      <w:proofErr w:type="spellStart"/>
       <w:r>
         <w:rPr>
           <w:rFonts w:ascii="Consolas" w:eastAsia="Times New Roman" w:hAnsi="Consolas" w:cs="Courier New"/>
@@ -4677,7 +4174,6 @@
         </w:rPr>
         <w:t>recvsock</w:t>
       </w:r>
-      <w:proofErr w:type="spellEnd"/>
       <w:r>
         <w:rPr>
           <w:rFonts w:ascii="Segoe UI" w:eastAsia="Times New Roman" w:hAnsi="Segoe UI" w:cs="Segoe UI"/>
@@ -4703,8 +4199,6 @@
           <w14:ligatures w14:val="none"/>
         </w:rPr>
       </w:pPr>
-      <w:proofErr w:type="spellStart"/>
-      <w:proofErr w:type="gramStart"/>
       <w:r>
         <w:rPr>
           <w:rFonts w:ascii="Consolas" w:eastAsia="Times New Roman" w:hAnsi="Consolas" w:cs="Courier New"/>
@@ -4716,63 +4210,7 @@
           <w:shd w:val="clear" w:color="auto" w:fill="F5F6FA"/>
           <w14:ligatures w14:val="none"/>
         </w:rPr>
-        <w:t>recvsock.recv</w:t>
-      </w:r>
-      <w:proofErr w:type="gramEnd"/>
-      <w:r>
-        <w:rPr>
-          <w:rFonts w:ascii="Consolas" w:eastAsia="Times New Roman" w:hAnsi="Consolas" w:cs="Courier New"/>
-          <w:color w:val="4A464E"/>
-          <w:kern w:val="0"/>
-          <w:sz w:val="18"/>
-          <w:szCs w:val="18"/>
-          <w:bdr w:val="single" w:sz="6" w:space="2" w:color="EEEBEE" w:frame="1"/>
-          <w:shd w:val="clear" w:color="auto" w:fill="F5F6FA"/>
-          <w14:ligatures w14:val="none"/>
-        </w:rPr>
-        <w:t>_</w:t>
-      </w:r>
-      <w:proofErr w:type="gramStart"/>
-      <w:r>
-        <w:rPr>
-          <w:rFonts w:ascii="Consolas" w:eastAsia="Times New Roman" w:hAnsi="Consolas" w:cs="Courier New"/>
-          <w:color w:val="4A464E"/>
-          <w:kern w:val="0"/>
-          <w:sz w:val="18"/>
-          <w:szCs w:val="18"/>
-          <w:bdr w:val="single" w:sz="6" w:space="2" w:color="EEEBEE" w:frame="1"/>
-          <w:shd w:val="clear" w:color="auto" w:fill="F5F6FA"/>
-          <w14:ligatures w14:val="none"/>
-        </w:rPr>
-        <w:t>select</w:t>
-      </w:r>
-      <w:proofErr w:type="spellEnd"/>
-      <w:r>
-        <w:rPr>
-          <w:rFonts w:ascii="Consolas" w:eastAsia="Times New Roman" w:hAnsi="Consolas" w:cs="Courier New"/>
-          <w:color w:val="4A464E"/>
-          <w:kern w:val="0"/>
-          <w:sz w:val="18"/>
-          <w:szCs w:val="18"/>
-          <w:bdr w:val="single" w:sz="6" w:space="2" w:color="EEEBEE" w:frame="1"/>
-          <w:shd w:val="clear" w:color="auto" w:fill="F5F6FA"/>
-          <w14:ligatures w14:val="none"/>
-        </w:rPr>
-        <w:t>(</w:t>
-      </w:r>
-      <w:proofErr w:type="gramEnd"/>
-      <w:r>
-        <w:rPr>
-          <w:rFonts w:ascii="Consolas" w:eastAsia="Times New Roman" w:hAnsi="Consolas" w:cs="Courier New"/>
-          <w:color w:val="4A464E"/>
-          <w:kern w:val="0"/>
-          <w:sz w:val="18"/>
-          <w:szCs w:val="18"/>
-          <w:bdr w:val="single" w:sz="6" w:space="2" w:color="EEEBEE" w:frame="1"/>
-          <w:shd w:val="clear" w:color="auto" w:fill="F5F6FA"/>
-          <w14:ligatures w14:val="none"/>
-        </w:rPr>
-        <w:t>)</w:t>
+        <w:t>recvsock.recv_select()</w:t>
       </w:r>
       <w:r>
         <w:rPr>
@@ -4874,7 +4312,6 @@
           <w14:ligatures w14:val="none"/>
         </w:rPr>
       </w:pPr>
-      <w:proofErr w:type="spellStart"/>
       <w:r>
         <w:rPr>
           <w:rFonts w:ascii="Consolas" w:eastAsia="Times New Roman" w:hAnsi="Consolas" w:cs="Courier New"/>
@@ -4886,51 +4323,7 @@
           <w:shd w:val="clear" w:color="auto" w:fill="F5F6FA"/>
           <w14:ligatures w14:val="none"/>
         </w:rPr>
-        <w:t>buf</w:t>
-      </w:r>
-      <w:proofErr w:type="spellEnd"/>
-      <w:r>
-        <w:rPr>
-          <w:rFonts w:ascii="Consolas" w:eastAsia="Times New Roman" w:hAnsi="Consolas" w:cs="Courier New"/>
-          <w:color w:val="4A464E"/>
-          <w:kern w:val="0"/>
-          <w:sz w:val="18"/>
-          <w:szCs w:val="18"/>
-          <w:bdr w:val="single" w:sz="6" w:space="2" w:color="EEEBEE" w:frame="1"/>
-          <w:shd w:val="clear" w:color="auto" w:fill="F5F6FA"/>
-          <w14:ligatures w14:val="none"/>
-        </w:rPr>
-        <w:t xml:space="preserve">, address = </w:t>
-      </w:r>
-      <w:proofErr w:type="spellStart"/>
-      <w:proofErr w:type="gramStart"/>
-      <w:r>
-        <w:rPr>
-          <w:rFonts w:ascii="Consolas" w:eastAsia="Times New Roman" w:hAnsi="Consolas" w:cs="Courier New"/>
-          <w:color w:val="4A464E"/>
-          <w:kern w:val="0"/>
-          <w:sz w:val="18"/>
-          <w:szCs w:val="18"/>
-          <w:bdr w:val="single" w:sz="6" w:space="2" w:color="EEEBEE" w:frame="1"/>
-          <w:shd w:val="clear" w:color="auto" w:fill="F5F6FA"/>
-          <w14:ligatures w14:val="none"/>
-        </w:rPr>
-        <w:t>recvsock.recvfrom</w:t>
-      </w:r>
-      <w:proofErr w:type="spellEnd"/>
-      <w:proofErr w:type="gramEnd"/>
-      <w:r>
-        <w:rPr>
-          <w:rFonts w:ascii="Consolas" w:eastAsia="Times New Roman" w:hAnsi="Consolas" w:cs="Courier New"/>
-          <w:color w:val="4A464E"/>
-          <w:kern w:val="0"/>
-          <w:sz w:val="18"/>
-          <w:szCs w:val="18"/>
-          <w:bdr w:val="single" w:sz="6" w:space="2" w:color="EEEBEE" w:frame="1"/>
-          <w:shd w:val="clear" w:color="auto" w:fill="F5F6FA"/>
-          <w14:ligatures w14:val="none"/>
-        </w:rPr>
-        <w:t>()</w:t>
+        <w:t>buf, address = recvsock.recvfrom()</w:t>
       </w:r>
       <w:r>
         <w:rPr>
@@ -4966,7 +4359,6 @@
         </w:rPr>
         <w:t>It returns </w:t>
       </w:r>
-      <w:proofErr w:type="spellStart"/>
       <w:r>
         <w:rPr>
           <w:rFonts w:ascii="Consolas" w:eastAsia="Times New Roman" w:hAnsi="Consolas" w:cs="Courier New"/>
@@ -4980,7 +4372,6 @@
         </w:rPr>
         <w:t>buf</w:t>
       </w:r>
-      <w:proofErr w:type="spellEnd"/>
       <w:r>
         <w:rPr>
           <w:rFonts w:ascii="Segoe UI" w:eastAsia="Times New Roman" w:hAnsi="Segoe UI" w:cs="Segoe UI"/>
@@ -5006,17 +4397,7 @@
           <w:kern w:val="0"/>
           <w14:ligatures w14:val="none"/>
         </w:rPr>
-        <w:t xml:space="preserve"> IPv4 header, followed by a UDP or ICMP header, followed by payload). To print out the bytes, you can </w:t>
-      </w:r>
-      <w:proofErr w:type="gramStart"/>
-      <w:r>
-        <w:rPr>
-          <w:rFonts w:ascii="Segoe UI" w:eastAsia="Times New Roman" w:hAnsi="Segoe UI" w:cs="Segoe UI"/>
-          <w:color w:val="4A464E"/>
-          <w:kern w:val="0"/>
-          <w14:ligatures w14:val="none"/>
-        </w:rPr>
-        <w:t>call </w:t>
+        <w:t xml:space="preserve"> IPv4 header, followed by a UDP or ICMP header, followed by payload). To print out the bytes, you can call </w:t>
       </w:r>
       <w:r>
         <w:rPr>
@@ -5029,21 +4410,7 @@
           <w:shd w:val="clear" w:color="auto" w:fill="F5F6FA"/>
           <w14:ligatures w14:val="none"/>
         </w:rPr>
-        <w:t>.hex</w:t>
-      </w:r>
-      <w:proofErr w:type="gramEnd"/>
-      <w:r>
-        <w:rPr>
-          <w:rFonts w:ascii="Consolas" w:eastAsia="Times New Roman" w:hAnsi="Consolas" w:cs="Courier New"/>
-          <w:color w:val="4A464E"/>
-          <w:kern w:val="0"/>
-          <w:sz w:val="18"/>
-          <w:szCs w:val="18"/>
-          <w:bdr w:val="single" w:sz="6" w:space="2" w:color="EEEBEE" w:frame="1"/>
-          <w:shd w:val="clear" w:color="auto" w:fill="F5F6FA"/>
-          <w14:ligatures w14:val="none"/>
-        </w:rPr>
-        <w:t>()</w:t>
+        <w:t>.hex()</w:t>
       </w:r>
       <w:r>
         <w:rPr>
@@ -5126,8 +4493,6 @@
         </w:rPr>
         <w:t>If there is no packet to be received, the function throws an exception. Therefore, you should always call </w:t>
       </w:r>
-      <w:proofErr w:type="spellStart"/>
-      <w:proofErr w:type="gramStart"/>
       <w:r>
         <w:rPr>
           <w:rFonts w:ascii="Consolas" w:eastAsia="Times New Roman" w:hAnsi="Consolas" w:cs="Courier New"/>
@@ -5139,9 +4504,17 @@
           <w:shd w:val="clear" w:color="auto" w:fill="F5F6FA"/>
           <w14:ligatures w14:val="none"/>
         </w:rPr>
-        <w:t>recvsock.recv</w:t>
-      </w:r>
-      <w:proofErr w:type="gramEnd"/>
+        <w:t>recvsock.recv_select()</w:t>
+      </w:r>
+      <w:r>
+        <w:rPr>
+          <w:rFonts w:ascii="Segoe UI" w:eastAsia="Times New Roman" w:hAnsi="Segoe UI" w:cs="Segoe UI"/>
+          <w:color w:val="4A464E"/>
+          <w:kern w:val="0"/>
+          <w14:ligatures w14:val="none"/>
+        </w:rPr>
+        <w:t> before calling </w:t>
+      </w:r>
       <w:r>
         <w:rPr>
           <w:rFonts w:ascii="Consolas" w:eastAsia="Times New Roman" w:hAnsi="Consolas" w:cs="Courier New"/>
@@ -5153,88 +4526,7 @@
           <w:shd w:val="clear" w:color="auto" w:fill="F5F6FA"/>
           <w14:ligatures w14:val="none"/>
         </w:rPr>
-        <w:t>_</w:t>
-      </w:r>
-      <w:proofErr w:type="gramStart"/>
-      <w:r>
-        <w:rPr>
-          <w:rFonts w:ascii="Consolas" w:eastAsia="Times New Roman" w:hAnsi="Consolas" w:cs="Courier New"/>
-          <w:color w:val="4A464E"/>
-          <w:kern w:val="0"/>
-          <w:sz w:val="18"/>
-          <w:szCs w:val="18"/>
-          <w:bdr w:val="single" w:sz="6" w:space="2" w:color="EEEBEE" w:frame="1"/>
-          <w:shd w:val="clear" w:color="auto" w:fill="F5F6FA"/>
-          <w14:ligatures w14:val="none"/>
-        </w:rPr>
-        <w:t>select</w:t>
-      </w:r>
-      <w:proofErr w:type="spellEnd"/>
-      <w:r>
-        <w:rPr>
-          <w:rFonts w:ascii="Consolas" w:eastAsia="Times New Roman" w:hAnsi="Consolas" w:cs="Courier New"/>
-          <w:color w:val="4A464E"/>
-          <w:kern w:val="0"/>
-          <w:sz w:val="18"/>
-          <w:szCs w:val="18"/>
-          <w:bdr w:val="single" w:sz="6" w:space="2" w:color="EEEBEE" w:frame="1"/>
-          <w:shd w:val="clear" w:color="auto" w:fill="F5F6FA"/>
-          <w14:ligatures w14:val="none"/>
-        </w:rPr>
-        <w:t>(</w:t>
-      </w:r>
-      <w:proofErr w:type="gramEnd"/>
-      <w:r>
-        <w:rPr>
-          <w:rFonts w:ascii="Consolas" w:eastAsia="Times New Roman" w:hAnsi="Consolas" w:cs="Courier New"/>
-          <w:color w:val="4A464E"/>
-          <w:kern w:val="0"/>
-          <w:sz w:val="18"/>
-          <w:szCs w:val="18"/>
-          <w:bdr w:val="single" w:sz="6" w:space="2" w:color="EEEBEE" w:frame="1"/>
-          <w:shd w:val="clear" w:color="auto" w:fill="F5F6FA"/>
-          <w14:ligatures w14:val="none"/>
-        </w:rPr>
-        <w:t>)</w:t>
-      </w:r>
-      <w:r>
-        <w:rPr>
-          <w:rFonts w:ascii="Segoe UI" w:eastAsia="Times New Roman" w:hAnsi="Segoe UI" w:cs="Segoe UI"/>
-          <w:color w:val="4A464E"/>
-          <w:kern w:val="0"/>
-          <w14:ligatures w14:val="none"/>
-        </w:rPr>
-        <w:t> before calling </w:t>
-      </w:r>
-      <w:proofErr w:type="spellStart"/>
-      <w:proofErr w:type="gramStart"/>
-      <w:r>
-        <w:rPr>
-          <w:rFonts w:ascii="Consolas" w:eastAsia="Times New Roman" w:hAnsi="Consolas" w:cs="Courier New"/>
-          <w:color w:val="4A464E"/>
-          <w:kern w:val="0"/>
-          <w:sz w:val="18"/>
-          <w:szCs w:val="18"/>
-          <w:bdr w:val="single" w:sz="6" w:space="2" w:color="EEEBEE" w:frame="1"/>
-          <w:shd w:val="clear" w:color="auto" w:fill="F5F6FA"/>
-          <w14:ligatures w14:val="none"/>
-        </w:rPr>
-        <w:t>recvsock.recvfrom</w:t>
-      </w:r>
-      <w:proofErr w:type="spellEnd"/>
-      <w:proofErr w:type="gramEnd"/>
-      <w:r>
-        <w:rPr>
-          <w:rFonts w:ascii="Consolas" w:eastAsia="Times New Roman" w:hAnsi="Consolas" w:cs="Courier New"/>
-          <w:color w:val="4A464E"/>
-          <w:kern w:val="0"/>
-          <w:sz w:val="18"/>
-          <w:szCs w:val="18"/>
-          <w:bdr w:val="single" w:sz="6" w:space="2" w:color="EEEBEE" w:frame="1"/>
-          <w:shd w:val="clear" w:color="auto" w:fill="F5F6FA"/>
-          <w14:ligatures w14:val="none"/>
-        </w:rPr>
-        <w:t>()</w:t>
+        <w:t>recvsock.recvfrom()</w:t>
       </w:r>
       <w:r>
         <w:rPr>
@@ -5327,8 +4619,6 @@
         </w:rPr>
         <w:t xml:space="preserve"> </w:t>
       </w:r>
-      <w:proofErr w:type="spellStart"/>
-      <w:proofErr w:type="gramStart"/>
       <w:r>
         <w:rPr>
           <w:rFonts w:ascii="Consolas" w:eastAsia="Times New Roman" w:hAnsi="Consolas" w:cs="Courier New"/>
@@ -5351,35 +4641,8 @@
           <w:bdr w:val="none" w:sz="0" w:space="0" w:color="auto" w:frame="1"/>
           <w14:ligatures w14:val="none"/>
         </w:rPr>
-        <w:t>recv</w:t>
-      </w:r>
-      <w:proofErr w:type="gramEnd"/>
-      <w:r>
-        <w:rPr>
-          <w:rFonts w:ascii="Consolas" w:eastAsia="Times New Roman" w:hAnsi="Consolas" w:cs="Courier New"/>
-          <w:color w:val="0000FF"/>
-          <w:kern w:val="0"/>
-          <w:sz w:val="18"/>
-          <w:szCs w:val="18"/>
-          <w:bdr w:val="none" w:sz="0" w:space="0" w:color="auto" w:frame="1"/>
-          <w14:ligatures w14:val="none"/>
-        </w:rPr>
-        <w:t>_</w:t>
-      </w:r>
-      <w:proofErr w:type="gramStart"/>
-      <w:r>
-        <w:rPr>
-          <w:rFonts w:ascii="Consolas" w:eastAsia="Times New Roman" w:hAnsi="Consolas" w:cs="Courier New"/>
-          <w:color w:val="0000FF"/>
-          <w:kern w:val="0"/>
-          <w:sz w:val="18"/>
-          <w:szCs w:val="18"/>
-          <w:bdr w:val="none" w:sz="0" w:space="0" w:color="auto" w:frame="1"/>
-          <w14:ligatures w14:val="none"/>
-        </w:rPr>
-        <w:t>select</w:t>
-      </w:r>
-      <w:proofErr w:type="spellEnd"/>
+        <w:t>recv_select</w:t>
+      </w:r>
       <w:r>
         <w:rPr>
           <w:rFonts w:ascii="Consolas" w:eastAsia="Times New Roman" w:hAnsi="Consolas" w:cs="Courier New"/>
@@ -5416,22 +4679,7 @@
           <w:bdr w:val="none" w:sz="0" w:space="0" w:color="auto" w:frame="1"/>
           <w14:ligatures w14:val="none"/>
         </w:rPr>
-        <w:t>#</w:t>
-      </w:r>
-      <w:proofErr w:type="gramEnd"/>
-      <w:r>
-        <w:rPr>
-          <w:rFonts w:ascii="Consolas" w:eastAsia="Times New Roman" w:hAnsi="Consolas" w:cs="Courier New"/>
-          <w:i/>
-          <w:iCs/>
-          <w:color w:val="265A5A"/>
-          <w:kern w:val="0"/>
-          <w:sz w:val="18"/>
-          <w:szCs w:val="18"/>
-          <w:bdr w:val="none" w:sz="0" w:space="0" w:color="auto" w:frame="1"/>
-          <w14:ligatures w14:val="none"/>
-        </w:rPr>
-        <w:t xml:space="preserve"> Check if there's a packet to process.</w:t>
+        <w:t># Check if there's a packet to process.</w:t>
       </w:r>
     </w:p>
     <w:p>
@@ -5480,7 +4728,6 @@
         </w:rPr>
         <w:t xml:space="preserve">    </w:t>
       </w:r>
-      <w:proofErr w:type="spellStart"/>
       <w:r>
         <w:rPr>
           <w:rFonts w:ascii="Consolas" w:eastAsia="Times New Roman" w:hAnsi="Consolas" w:cs="Courier New"/>
@@ -5491,9 +4738,20 @@
           <w:bdr w:val="none" w:sz="0" w:space="0" w:color="auto" w:frame="1"/>
           <w14:ligatures w14:val="none"/>
         </w:rPr>
-        <w:t>buf</w:t>
-      </w:r>
-      <w:proofErr w:type="spellEnd"/>
+        <w:t>buf,</w:t>
+      </w:r>
+      <w:r>
+        <w:rPr>
+          <w:rFonts w:ascii="Consolas" w:eastAsia="Times New Roman" w:hAnsi="Consolas" w:cs="Courier New"/>
+          <w:color w:val="5C5962"/>
+          <w:kern w:val="0"/>
+          <w:sz w:val="18"/>
+          <w:szCs w:val="18"/>
+          <w:bdr w:val="none" w:sz="0" w:space="0" w:color="auto" w:frame="1"/>
+          <w14:ligatures w14:val="none"/>
+        </w:rPr>
+        <w:t xml:space="preserve"> </w:t>
+      </w:r>
       <w:r>
         <w:rPr>
           <w:rFonts w:ascii="Consolas" w:eastAsia="Times New Roman" w:hAnsi="Consolas" w:cs="Courier New"/>
@@ -5504,7 +4762,7 @@
           <w:bdr w:val="none" w:sz="0" w:space="0" w:color="auto" w:frame="1"/>
           <w14:ligatures w14:val="none"/>
         </w:rPr>
-        <w:t>,</w:t>
+        <w:t>address</w:t>
       </w:r>
       <w:r>
         <w:rPr>
@@ -5521,6 +4779,30 @@
       <w:r>
         <w:rPr>
           <w:rFonts w:ascii="Consolas" w:eastAsia="Times New Roman" w:hAnsi="Consolas" w:cs="Courier New"/>
+          <w:color w:val="4A4A4A"/>
+          <w:kern w:val="0"/>
+          <w:sz w:val="18"/>
+          <w:szCs w:val="18"/>
+          <w:bdr w:val="none" w:sz="0" w:space="0" w:color="auto" w:frame="1"/>
+          <w14:ligatures w14:val="none"/>
+        </w:rPr>
+        <w:t>=</w:t>
+      </w:r>
+      <w:r>
+        <w:rPr>
+          <w:rFonts w:ascii="Consolas" w:eastAsia="Times New Roman" w:hAnsi="Consolas" w:cs="Courier New"/>
+          <w:color w:val="5C5962"/>
+          <w:kern w:val="0"/>
+          <w:sz w:val="18"/>
+          <w:szCs w:val="18"/>
+          <w:bdr w:val="none" w:sz="0" w:space="0" w:color="auto" w:frame="1"/>
+          <w14:ligatures w14:val="none"/>
+        </w:rPr>
+        <w:t xml:space="preserve"> </w:t>
+      </w:r>
+      <w:r>
+        <w:rPr>
+          <w:rFonts w:ascii="Consolas" w:eastAsia="Times New Roman" w:hAnsi="Consolas" w:cs="Courier New"/>
           <w:color w:val="383942"/>
           <w:kern w:val="0"/>
           <w:sz w:val="18"/>
@@ -5528,56 +4810,6 @@
           <w:bdr w:val="none" w:sz="0" w:space="0" w:color="auto" w:frame="1"/>
           <w14:ligatures w14:val="none"/>
         </w:rPr>
-        <w:t>address</w:t>
-      </w:r>
-      <w:r>
-        <w:rPr>
-          <w:rFonts w:ascii="Consolas" w:eastAsia="Times New Roman" w:hAnsi="Consolas" w:cs="Courier New"/>
-          <w:color w:val="5C5962"/>
-          <w:kern w:val="0"/>
-          <w:sz w:val="18"/>
-          <w:szCs w:val="18"/>
-          <w:bdr w:val="none" w:sz="0" w:space="0" w:color="auto" w:frame="1"/>
-          <w14:ligatures w14:val="none"/>
-        </w:rPr>
-        <w:t xml:space="preserve"> </w:t>
-      </w:r>
-      <w:r>
-        <w:rPr>
-          <w:rFonts w:ascii="Consolas" w:eastAsia="Times New Roman" w:hAnsi="Consolas" w:cs="Courier New"/>
-          <w:color w:val="4A4A4A"/>
-          <w:kern w:val="0"/>
-          <w:sz w:val="18"/>
-          <w:szCs w:val="18"/>
-          <w:bdr w:val="none" w:sz="0" w:space="0" w:color="auto" w:frame="1"/>
-          <w14:ligatures w14:val="none"/>
-        </w:rPr>
-        <w:t>=</w:t>
-      </w:r>
-      <w:r>
-        <w:rPr>
-          <w:rFonts w:ascii="Consolas" w:eastAsia="Times New Roman" w:hAnsi="Consolas" w:cs="Courier New"/>
-          <w:color w:val="5C5962"/>
-          <w:kern w:val="0"/>
-          <w:sz w:val="18"/>
-          <w:szCs w:val="18"/>
-          <w:bdr w:val="none" w:sz="0" w:space="0" w:color="auto" w:frame="1"/>
-          <w14:ligatures w14:val="none"/>
-        </w:rPr>
-        <w:t xml:space="preserve"> </w:t>
-      </w:r>
-      <w:proofErr w:type="spellStart"/>
-      <w:proofErr w:type="gramStart"/>
-      <w:r>
-        <w:rPr>
-          <w:rFonts w:ascii="Consolas" w:eastAsia="Times New Roman" w:hAnsi="Consolas" w:cs="Courier New"/>
-          <w:color w:val="383942"/>
-          <w:kern w:val="0"/>
-          <w:sz w:val="18"/>
-          <w:szCs w:val="18"/>
-          <w:bdr w:val="none" w:sz="0" w:space="0" w:color="auto" w:frame="1"/>
-          <w14:ligatures w14:val="none"/>
-        </w:rPr>
         <w:t>recvsock.</w:t>
       </w:r>
       <w:r>
@@ -5592,7 +4824,6 @@
         </w:rPr>
         <w:t>recvfrom</w:t>
       </w:r>
-      <w:proofErr w:type="spellEnd"/>
       <w:r>
         <w:rPr>
           <w:rFonts w:ascii="Consolas" w:eastAsia="Times New Roman" w:hAnsi="Consolas" w:cs="Courier New"/>
@@ -5629,22 +4860,7 @@
           <w:bdr w:val="none" w:sz="0" w:space="0" w:color="auto" w:frame="1"/>
           <w14:ligatures w14:val="none"/>
         </w:rPr>
-        <w:t>#</w:t>
-      </w:r>
-      <w:proofErr w:type="gramEnd"/>
-      <w:r>
-        <w:rPr>
-          <w:rFonts w:ascii="Consolas" w:eastAsia="Times New Roman" w:hAnsi="Consolas" w:cs="Courier New"/>
-          <w:i/>
-          <w:iCs/>
-          <w:color w:val="265A5A"/>
-          <w:kern w:val="0"/>
-          <w:sz w:val="18"/>
-          <w:szCs w:val="18"/>
-          <w:bdr w:val="none" w:sz="0" w:space="0" w:color="auto" w:frame="1"/>
-          <w14:ligatures w14:val="none"/>
-        </w:rPr>
-        <w:t xml:space="preserve"> Receive the packet.</w:t>
+        <w:t># Receive the packet.</w:t>
       </w:r>
     </w:p>
     <w:p>
@@ -5785,7 +5001,6 @@
         </w:rPr>
         <w:t xml:space="preserve">    </w:t>
       </w:r>
-      <w:proofErr w:type="gramStart"/>
       <w:r>
         <w:rPr>
           <w:rFonts w:ascii="Consolas" w:eastAsia="Times New Roman" w:hAnsi="Consolas" w:cs="Courier New"/>
@@ -5810,8 +5025,6 @@
         </w:rPr>
         <w:t>(</w:t>
       </w:r>
-      <w:proofErr w:type="spellStart"/>
-      <w:proofErr w:type="gramEnd"/>
       <w:r>
         <w:rPr>
           <w:rFonts w:ascii="Consolas" w:eastAsia="Times New Roman" w:hAnsi="Consolas" w:cs="Courier New"/>
@@ -5834,33 +5047,7 @@
           <w:bdr w:val="none" w:sz="0" w:space="0" w:color="auto" w:frame="1"/>
           <w14:ligatures w14:val="none"/>
         </w:rPr>
-        <w:t>Packet</w:t>
-      </w:r>
-      <w:proofErr w:type="spellEnd"/>
-      <w:r>
-        <w:rPr>
-          <w:rFonts w:ascii="Consolas" w:eastAsia="Times New Roman" w:hAnsi="Consolas" w:cs="Courier New"/>
-          <w:color w:val="981B1B"/>
-          <w:kern w:val="0"/>
-          <w:sz w:val="18"/>
-          <w:szCs w:val="18"/>
-          <w:bdr w:val="none" w:sz="0" w:space="0" w:color="auto" w:frame="1"/>
-          <w14:ligatures w14:val="none"/>
-        </w:rPr>
-        <w:t xml:space="preserve"> </w:t>
-      </w:r>
-      <w:proofErr w:type="gramStart"/>
-      <w:r>
-        <w:rPr>
-          <w:rFonts w:ascii="Consolas" w:eastAsia="Times New Roman" w:hAnsi="Consolas" w:cs="Courier New"/>
-          <w:color w:val="981B1B"/>
-          <w:kern w:val="0"/>
-          <w:sz w:val="18"/>
-          <w:szCs w:val="18"/>
-          <w:bdr w:val="none" w:sz="0" w:space="0" w:color="auto" w:frame="1"/>
-          <w14:ligatures w14:val="none"/>
-        </w:rPr>
-        <w:t xml:space="preserve">bytes: </w:t>
+        <w:t xml:space="preserve">Packet bytes: </w:t>
       </w:r>
       <w:r>
         <w:rPr>
@@ -5876,7 +5063,6 @@
         </w:rPr>
         <w:t>{</w:t>
       </w:r>
-      <w:proofErr w:type="spellStart"/>
       <w:r>
         <w:rPr>
           <w:rFonts w:ascii="Consolas" w:eastAsia="Times New Roman" w:hAnsi="Consolas" w:cs="Courier New"/>
@@ -5901,7 +5087,6 @@
         </w:rPr>
         <w:t>hex</w:t>
       </w:r>
-      <w:proofErr w:type="spellEnd"/>
       <w:r>
         <w:rPr>
           <w:rFonts w:ascii="Consolas" w:eastAsia="Times New Roman" w:hAnsi="Consolas" w:cs="Courier New"/>
@@ -5912,20 +5097,7 @@
           <w:bdr w:val="none" w:sz="0" w:space="0" w:color="auto" w:frame="1"/>
           <w14:ligatures w14:val="none"/>
         </w:rPr>
-        <w:t>(</w:t>
-      </w:r>
-      <w:proofErr w:type="gramEnd"/>
-      <w:r>
-        <w:rPr>
-          <w:rFonts w:ascii="Consolas" w:eastAsia="Times New Roman" w:hAnsi="Consolas" w:cs="Courier New"/>
-          <w:color w:val="383942"/>
-          <w:kern w:val="0"/>
-          <w:sz w:val="18"/>
-          <w:szCs w:val="18"/>
-          <w:bdr w:val="none" w:sz="0" w:space="0" w:color="auto" w:frame="1"/>
-          <w14:ligatures w14:val="none"/>
-        </w:rPr>
-        <w:t>)</w:t>
+        <w:t>()</w:t>
       </w:r>
       <w:r>
         <w:rPr>
@@ -6010,7 +5182,6 @@
         </w:rPr>
         <w:t xml:space="preserve">    </w:t>
       </w:r>
-      <w:proofErr w:type="gramStart"/>
       <w:r>
         <w:rPr>
           <w:rFonts w:ascii="Consolas" w:eastAsia="Times New Roman" w:hAnsi="Consolas" w:cs="Courier New"/>
@@ -6035,8 +5206,6 @@
         </w:rPr>
         <w:t>(</w:t>
       </w:r>
-      <w:proofErr w:type="spellStart"/>
-      <w:proofErr w:type="gramEnd"/>
       <w:r>
         <w:rPr>
           <w:rFonts w:ascii="Consolas" w:eastAsia="Times New Roman" w:hAnsi="Consolas" w:cs="Courier New"/>
@@ -6059,33 +5228,7 @@
           <w:bdr w:val="none" w:sz="0" w:space="0" w:color="auto" w:frame="1"/>
           <w14:ligatures w14:val="none"/>
         </w:rPr>
-        <w:t>Packet</w:t>
-      </w:r>
-      <w:proofErr w:type="spellEnd"/>
-      <w:r>
-        <w:rPr>
-          <w:rFonts w:ascii="Consolas" w:eastAsia="Times New Roman" w:hAnsi="Consolas" w:cs="Courier New"/>
-          <w:color w:val="981B1B"/>
-          <w:kern w:val="0"/>
-          <w:sz w:val="18"/>
-          <w:szCs w:val="18"/>
-          <w:bdr w:val="none" w:sz="0" w:space="0" w:color="auto" w:frame="1"/>
-          <w14:ligatures w14:val="none"/>
-        </w:rPr>
-        <w:t xml:space="preserve"> is from </w:t>
-      </w:r>
-      <w:proofErr w:type="gramStart"/>
-      <w:r>
-        <w:rPr>
-          <w:rFonts w:ascii="Consolas" w:eastAsia="Times New Roman" w:hAnsi="Consolas" w:cs="Courier New"/>
-          <w:color w:val="981B1B"/>
-          <w:kern w:val="0"/>
-          <w:sz w:val="18"/>
-          <w:szCs w:val="18"/>
-          <w:bdr w:val="none" w:sz="0" w:space="0" w:color="auto" w:frame="1"/>
-          <w14:ligatures w14:val="none"/>
-        </w:rPr>
-        <w:t xml:space="preserve">IP: </w:t>
+        <w:t xml:space="preserve">Packet is from IP: </w:t>
       </w:r>
       <w:r>
         <w:rPr>
@@ -6151,7 +5294,6 @@
         </w:rPr>
         <w:t>}</w:t>
       </w:r>
-      <w:proofErr w:type="gramEnd"/>
       <w:r>
         <w:rPr>
           <w:rFonts w:ascii="Consolas" w:eastAsia="Times New Roman" w:hAnsi="Consolas" w:cs="Courier New"/>
@@ -6221,7 +5363,6 @@
         </w:rPr>
         <w:t xml:space="preserve">    </w:t>
       </w:r>
-      <w:proofErr w:type="gramStart"/>
       <w:r>
         <w:rPr>
           <w:rFonts w:ascii="Consolas" w:eastAsia="Times New Roman" w:hAnsi="Consolas" w:cs="Courier New"/>
@@ -6246,8 +5387,6 @@
         </w:rPr>
         <w:t>(</w:t>
       </w:r>
-      <w:proofErr w:type="spellStart"/>
-      <w:proofErr w:type="gramEnd"/>
       <w:r>
         <w:rPr>
           <w:rFonts w:ascii="Consolas" w:eastAsia="Times New Roman" w:hAnsi="Consolas" w:cs="Courier New"/>
@@ -6270,33 +5409,7 @@
           <w:bdr w:val="none" w:sz="0" w:space="0" w:color="auto" w:frame="1"/>
           <w14:ligatures w14:val="none"/>
         </w:rPr>
-        <w:t>Packet</w:t>
-      </w:r>
-      <w:proofErr w:type="spellEnd"/>
-      <w:r>
-        <w:rPr>
-          <w:rFonts w:ascii="Consolas" w:eastAsia="Times New Roman" w:hAnsi="Consolas" w:cs="Courier New"/>
-          <w:color w:val="981B1B"/>
-          <w:kern w:val="0"/>
-          <w:sz w:val="18"/>
-          <w:szCs w:val="18"/>
-          <w:bdr w:val="none" w:sz="0" w:space="0" w:color="auto" w:frame="1"/>
-          <w14:ligatures w14:val="none"/>
-        </w:rPr>
-        <w:t xml:space="preserve"> is from </w:t>
-      </w:r>
-      <w:proofErr w:type="gramStart"/>
-      <w:r>
-        <w:rPr>
-          <w:rFonts w:ascii="Consolas" w:eastAsia="Times New Roman" w:hAnsi="Consolas" w:cs="Courier New"/>
-          <w:color w:val="981B1B"/>
-          <w:kern w:val="0"/>
-          <w:sz w:val="18"/>
-          <w:szCs w:val="18"/>
-          <w:bdr w:val="none" w:sz="0" w:space="0" w:color="auto" w:frame="1"/>
-          <w14:ligatures w14:val="none"/>
-        </w:rPr>
-        <w:t xml:space="preserve">port: </w:t>
+        <w:t xml:space="preserve">Packet is from port: </w:t>
       </w:r>
       <w:r>
         <w:rPr>
@@ -6362,7 +5475,6 @@
         </w:rPr>
         <w:t>}</w:t>
       </w:r>
-      <w:proofErr w:type="gramEnd"/>
       <w:r>
         <w:rPr>
           <w:rFonts w:ascii="Consolas" w:eastAsia="Times New Roman" w:hAnsi="Consolas" w:cs="Courier New"/>
@@ -6425,7 +5537,6 @@
           <w14:ligatures w14:val="none"/>
         </w:rPr>
       </w:pPr>
-      <w:proofErr w:type="spellStart"/>
       <w:r>
         <w:rPr>
           <w:rFonts w:ascii="Consolas" w:eastAsia="Times New Roman" w:hAnsi="Consolas" w:cs="Courier New"/>
@@ -6437,106 +5548,16 @@
           <w:shd w:val="clear" w:color="auto" w:fill="F5F6FA"/>
           <w14:ligatures w14:val="none"/>
         </w:rPr>
-        <w:t>print_</w:t>
-      </w:r>
-      <w:proofErr w:type="gramStart"/>
-      <w:r>
-        <w:rPr>
-          <w:rFonts w:ascii="Consolas" w:eastAsia="Times New Roman" w:hAnsi="Consolas" w:cs="Courier New"/>
-          <w:color w:val="4A464E"/>
-          <w:kern w:val="0"/>
-          <w:sz w:val="18"/>
-          <w:szCs w:val="18"/>
-          <w:bdr w:val="single" w:sz="6" w:space="2" w:color="EEEBEE" w:frame="1"/>
-          <w:shd w:val="clear" w:color="auto" w:fill="F5F6FA"/>
-          <w14:ligatures w14:val="none"/>
-        </w:rPr>
-        <w:t>result</w:t>
-      </w:r>
-      <w:proofErr w:type="spellEnd"/>
-      <w:r>
-        <w:rPr>
-          <w:rFonts w:ascii="Consolas" w:eastAsia="Times New Roman" w:hAnsi="Consolas" w:cs="Courier New"/>
-          <w:color w:val="4A464E"/>
-          <w:kern w:val="0"/>
-          <w:sz w:val="18"/>
-          <w:szCs w:val="18"/>
-          <w:bdr w:val="single" w:sz="6" w:space="2" w:color="EEEBEE" w:frame="1"/>
-          <w:shd w:val="clear" w:color="auto" w:fill="F5F6FA"/>
-          <w14:ligatures w14:val="none"/>
-        </w:rPr>
-        <w:t>(</w:t>
-      </w:r>
-      <w:proofErr w:type="gramEnd"/>
-      <w:r>
-        <w:rPr>
-          <w:rFonts w:ascii="Consolas" w:eastAsia="Times New Roman" w:hAnsi="Consolas" w:cs="Courier New"/>
-          <w:color w:val="4A464E"/>
-          <w:kern w:val="0"/>
-          <w:sz w:val="18"/>
-          <w:szCs w:val="18"/>
-          <w:bdr w:val="single" w:sz="6" w:space="2" w:color="EEEBEE" w:frame="1"/>
-          <w:shd w:val="clear" w:color="auto" w:fill="F5F6FA"/>
-          <w14:ligatures w14:val="none"/>
-        </w:rPr>
-        <w:t xml:space="preserve">routers: list[str], </w:t>
-      </w:r>
-      <w:proofErr w:type="spellStart"/>
-      <w:r>
-        <w:rPr>
-          <w:rFonts w:ascii="Consolas" w:eastAsia="Times New Roman" w:hAnsi="Consolas" w:cs="Courier New"/>
-          <w:color w:val="4A464E"/>
-          <w:kern w:val="0"/>
-          <w:sz w:val="18"/>
-          <w:szCs w:val="18"/>
-          <w:bdr w:val="single" w:sz="6" w:space="2" w:color="EEEBEE" w:frame="1"/>
-          <w:shd w:val="clear" w:color="auto" w:fill="F5F6FA"/>
-          <w14:ligatures w14:val="none"/>
-        </w:rPr>
-        <w:t>ttl</w:t>
-      </w:r>
-      <w:proofErr w:type="spellEnd"/>
-      <w:r>
-        <w:rPr>
-          <w:rFonts w:ascii="Consolas" w:eastAsia="Times New Roman" w:hAnsi="Consolas" w:cs="Courier New"/>
-          <w:color w:val="4A464E"/>
-          <w:kern w:val="0"/>
-          <w:sz w:val="18"/>
-          <w:szCs w:val="18"/>
-          <w:bdr w:val="single" w:sz="6" w:space="2" w:color="EEEBEE" w:frame="1"/>
-          <w:shd w:val="clear" w:color="auto" w:fill="F5F6FA"/>
-          <w14:ligatures w14:val="none"/>
-        </w:rPr>
-        <w:t>: int)</w:t>
-      </w:r>
-      <w:r>
-        <w:rPr>
-          <w:rFonts w:ascii="Segoe UI" w:eastAsia="Times New Roman" w:hAnsi="Segoe UI" w:cs="Segoe UI"/>
-          <w:color w:val="4A464E"/>
-          <w:kern w:val="0"/>
-          <w14:ligatures w14:val="none"/>
-        </w:rPr>
-        <w:t xml:space="preserve"> can be used to print </w:t>
-      </w:r>
-      <w:proofErr w:type="gramStart"/>
-      <w:r>
-        <w:rPr>
-          <w:rFonts w:ascii="Segoe UI" w:eastAsia="Times New Roman" w:hAnsi="Segoe UI" w:cs="Segoe UI"/>
-          <w:color w:val="4A464E"/>
-          <w:kern w:val="0"/>
-          <w14:ligatures w14:val="none"/>
-        </w:rPr>
-        <w:t>nicely-formatted</w:t>
-      </w:r>
-      <w:proofErr w:type="gramEnd"/>
-      <w:r>
-        <w:rPr>
-          <w:rFonts w:ascii="Segoe UI" w:eastAsia="Times New Roman" w:hAnsi="Segoe UI" w:cs="Segoe UI"/>
-          <w:color w:val="4A464E"/>
-          <w:kern w:val="0"/>
-          <w14:ligatures w14:val="none"/>
-        </w:rPr>
-        <w:t xml:space="preserve"> output.</w:t>
+        <w:t>print_result(routers: list[str], ttl: int)</w:t>
+      </w:r>
+      <w:r>
+        <w:rPr>
+          <w:rFonts w:ascii="Segoe UI" w:eastAsia="Times New Roman" w:hAnsi="Segoe UI" w:cs="Segoe UI"/>
+          <w:color w:val="4A464E"/>
+          <w:kern w:val="0"/>
+          <w14:ligatures w14:val="none"/>
+        </w:rPr>
+        <w:t> can be used to print nicely-formatted output.</w:t>
       </w:r>
     </w:p>
     <w:p>
@@ -6635,7 +5656,6 @@
           <w14:ligatures w14:val="none"/>
         </w:rPr>
       </w:pPr>
-      <w:proofErr w:type="spellStart"/>
       <w:r>
         <w:rPr>
           <w:rFonts w:ascii="Consolas" w:eastAsia="Times New Roman" w:hAnsi="Consolas" w:cs="Courier New"/>
@@ -6658,22 +5678,8 @@
           <w:bdr w:val="none" w:sz="0" w:space="0" w:color="auto" w:frame="1"/>
           <w14:ligatures w14:val="none"/>
         </w:rPr>
-        <w:t>print_</w:t>
-      </w:r>
-      <w:proofErr w:type="gramStart"/>
-      <w:r>
-        <w:rPr>
-          <w:rFonts w:ascii="Consolas" w:eastAsia="Times New Roman" w:hAnsi="Consolas" w:cs="Courier New"/>
-          <w:color w:val="0000FF"/>
-          <w:kern w:val="0"/>
-          <w:sz w:val="18"/>
-          <w:szCs w:val="18"/>
-          <w:bdr w:val="none" w:sz="0" w:space="0" w:color="auto" w:frame="1"/>
-          <w14:ligatures w14:val="none"/>
-        </w:rPr>
-        <w:t>result</w:t>
-      </w:r>
-      <w:proofErr w:type="spellEnd"/>
+        <w:t>print_result</w:t>
+      </w:r>
       <w:r>
         <w:rPr>
           <w:rFonts w:ascii="Consolas" w:eastAsia="Times New Roman" w:hAnsi="Consolas" w:cs="Courier New"/>
@@ -6684,20 +5690,7 @@
           <w:bdr w:val="none" w:sz="0" w:space="0" w:color="auto" w:frame="1"/>
           <w14:ligatures w14:val="none"/>
         </w:rPr>
-        <w:t>(</w:t>
-      </w:r>
-      <w:proofErr w:type="gramEnd"/>
-      <w:r>
-        <w:rPr>
-          <w:rFonts w:ascii="Consolas" w:eastAsia="Times New Roman" w:hAnsi="Consolas" w:cs="Courier New"/>
-          <w:color w:val="383942"/>
-          <w:kern w:val="0"/>
-          <w:sz w:val="18"/>
-          <w:szCs w:val="18"/>
-          <w:bdr w:val="none" w:sz="0" w:space="0" w:color="auto" w:frame="1"/>
-          <w14:ligatures w14:val="none"/>
-        </w:rPr>
-        <w:t>[</w:t>
+        <w:t>([</w:t>
       </w:r>
       <w:r>
         <w:rPr>
@@ -6999,27 +5992,7 @@
           <w:kern w:val="0"/>
           <w14:ligatures w14:val="none"/>
         </w:rPr>
-        <w:t xml:space="preserve">Now that we know how to send and receive packets, let’s try running traceroute manually. For this stage, you can temporarily comment </w:t>
-      </w:r>
-      <w:proofErr w:type="gramStart"/>
-      <w:r>
-        <w:rPr>
-          <w:rFonts w:ascii="Segoe UI" w:eastAsia="Times New Roman" w:hAnsi="Segoe UI" w:cs="Segoe UI"/>
-          <w:color w:val="4A464E"/>
-          <w:kern w:val="0"/>
-          <w14:ligatures w14:val="none"/>
-        </w:rPr>
-        <w:t>out</w:t>
-      </w:r>
-      <w:proofErr w:type="gramEnd"/>
-      <w:r>
-        <w:rPr>
-          <w:rFonts w:ascii="Segoe UI" w:eastAsia="Times New Roman" w:hAnsi="Segoe UI" w:cs="Segoe UI"/>
-          <w:color w:val="4A464E"/>
-          <w:kern w:val="0"/>
-          <w14:ligatures w14:val="none"/>
-        </w:rPr>
-        <w:t xml:space="preserve"> these lines of starter code:</w:t>
+        <w:t>Now that we know how to send and receive packets, let’s try running traceroute manually. For this stage, you can temporarily comment out these lines of starter code:</w:t>
       </w:r>
     </w:p>
     <w:p>
@@ -7068,67 +6041,7 @@
           <w:bdr w:val="none" w:sz="0" w:space="0" w:color="auto" w:frame="1"/>
           <w14:ligatures w14:val="none"/>
         </w:rPr>
-        <w:t xml:space="preserve"># for </w:t>
-      </w:r>
-      <w:proofErr w:type="spellStart"/>
-      <w:r>
-        <w:rPr>
-          <w:rFonts w:ascii="Consolas" w:eastAsia="Times New Roman" w:hAnsi="Consolas" w:cs="Courier New"/>
-          <w:i/>
-          <w:iCs/>
-          <w:color w:val="265A5A"/>
-          <w:kern w:val="0"/>
-          <w:sz w:val="18"/>
-          <w:szCs w:val="18"/>
-          <w:bdr w:val="none" w:sz="0" w:space="0" w:color="auto" w:frame="1"/>
-          <w14:ligatures w14:val="none"/>
-        </w:rPr>
-        <w:t>ttl</w:t>
-      </w:r>
-      <w:proofErr w:type="spellEnd"/>
-      <w:r>
-        <w:rPr>
-          <w:rFonts w:ascii="Consolas" w:eastAsia="Times New Roman" w:hAnsi="Consolas" w:cs="Courier New"/>
-          <w:i/>
-          <w:iCs/>
-          <w:color w:val="265A5A"/>
-          <w:kern w:val="0"/>
-          <w:sz w:val="18"/>
-          <w:szCs w:val="18"/>
-          <w:bdr w:val="none" w:sz="0" w:space="0" w:color="auto" w:frame="1"/>
-          <w14:ligatures w14:val="none"/>
-        </w:rPr>
-        <w:t xml:space="preserve"> in </w:t>
-      </w:r>
-      <w:proofErr w:type="gramStart"/>
-      <w:r>
-        <w:rPr>
-          <w:rFonts w:ascii="Consolas" w:eastAsia="Times New Roman" w:hAnsi="Consolas" w:cs="Courier New"/>
-          <w:i/>
-          <w:iCs/>
-          <w:color w:val="265A5A"/>
-          <w:kern w:val="0"/>
-          <w:sz w:val="18"/>
-          <w:szCs w:val="18"/>
-          <w:bdr w:val="none" w:sz="0" w:space="0" w:color="auto" w:frame="1"/>
-          <w14:ligatures w14:val="none"/>
-        </w:rPr>
-        <w:t>range(</w:t>
-      </w:r>
-      <w:proofErr w:type="gramEnd"/>
-      <w:r>
-        <w:rPr>
-          <w:rFonts w:ascii="Consolas" w:eastAsia="Times New Roman" w:hAnsi="Consolas" w:cs="Courier New"/>
-          <w:i/>
-          <w:iCs/>
-          <w:color w:val="265A5A"/>
-          <w:kern w:val="0"/>
-          <w:sz w:val="18"/>
-          <w:szCs w:val="18"/>
-          <w:bdr w:val="none" w:sz="0" w:space="0" w:color="auto" w:frame="1"/>
-          <w14:ligatures w14:val="none"/>
-        </w:rPr>
-        <w:t>1, TRACEROUTE_MAX_TTL+1):</w:t>
+        <w:t># for ttl in range(1, TRACEROUTE_MAX_TTL+1):</w:t>
       </w:r>
     </w:p>
     <w:p>
@@ -7177,97 +6090,7 @@
           <w:bdr w:val="none" w:sz="0" w:space="0" w:color="auto" w:frame="1"/>
           <w14:ligatures w14:val="none"/>
         </w:rPr>
-        <w:t xml:space="preserve">#     </w:t>
-      </w:r>
-      <w:proofErr w:type="spellStart"/>
-      <w:r>
-        <w:rPr>
-          <w:rFonts w:ascii="Consolas" w:eastAsia="Times New Roman" w:hAnsi="Consolas" w:cs="Courier New"/>
-          <w:i/>
-          <w:iCs/>
-          <w:color w:val="265A5A"/>
-          <w:kern w:val="0"/>
-          <w:sz w:val="18"/>
-          <w:szCs w:val="18"/>
-          <w:bdr w:val="none" w:sz="0" w:space="0" w:color="auto" w:frame="1"/>
-          <w14:ligatures w14:val="none"/>
-        </w:rPr>
-        <w:t>util.print_</w:t>
-      </w:r>
-      <w:proofErr w:type="gramStart"/>
-      <w:r>
-        <w:rPr>
-          <w:rFonts w:ascii="Consolas" w:eastAsia="Times New Roman" w:hAnsi="Consolas" w:cs="Courier New"/>
-          <w:i/>
-          <w:iCs/>
-          <w:color w:val="265A5A"/>
-          <w:kern w:val="0"/>
-          <w:sz w:val="18"/>
-          <w:szCs w:val="18"/>
-          <w:bdr w:val="none" w:sz="0" w:space="0" w:color="auto" w:frame="1"/>
-          <w14:ligatures w14:val="none"/>
-        </w:rPr>
-        <w:t>result</w:t>
-      </w:r>
-      <w:proofErr w:type="spellEnd"/>
-      <w:r>
-        <w:rPr>
-          <w:rFonts w:ascii="Consolas" w:eastAsia="Times New Roman" w:hAnsi="Consolas" w:cs="Courier New"/>
-          <w:i/>
-          <w:iCs/>
-          <w:color w:val="265A5A"/>
-          <w:kern w:val="0"/>
-          <w:sz w:val="18"/>
-          <w:szCs w:val="18"/>
-          <w:bdr w:val="none" w:sz="0" w:space="0" w:color="auto" w:frame="1"/>
-          <w14:ligatures w14:val="none"/>
-        </w:rPr>
-        <w:t>(</w:t>
-      </w:r>
-      <w:proofErr w:type="gramEnd"/>
-      <w:r>
-        <w:rPr>
-          <w:rFonts w:ascii="Consolas" w:eastAsia="Times New Roman" w:hAnsi="Consolas" w:cs="Courier New"/>
-          <w:i/>
-          <w:iCs/>
-          <w:color w:val="265A5A"/>
-          <w:kern w:val="0"/>
-          <w:sz w:val="18"/>
-          <w:szCs w:val="18"/>
-          <w:bdr w:val="none" w:sz="0" w:space="0" w:color="auto" w:frame="1"/>
-          <w14:ligatures w14:val="none"/>
-        </w:rPr>
-        <w:t xml:space="preserve">[], </w:t>
-      </w:r>
-      <w:proofErr w:type="spellStart"/>
-      <w:r>
-        <w:rPr>
-          <w:rFonts w:ascii="Consolas" w:eastAsia="Times New Roman" w:hAnsi="Consolas" w:cs="Courier New"/>
-          <w:i/>
-          <w:iCs/>
-          <w:color w:val="265A5A"/>
-          <w:kern w:val="0"/>
-          <w:sz w:val="18"/>
-          <w:szCs w:val="18"/>
-          <w:bdr w:val="none" w:sz="0" w:space="0" w:color="auto" w:frame="1"/>
-          <w14:ligatures w14:val="none"/>
-        </w:rPr>
-        <w:t>ttl</w:t>
-      </w:r>
-      <w:proofErr w:type="spellEnd"/>
-      <w:r>
-        <w:rPr>
-          <w:rFonts w:ascii="Consolas" w:eastAsia="Times New Roman" w:hAnsi="Consolas" w:cs="Courier New"/>
-          <w:i/>
-          <w:iCs/>
-          <w:color w:val="265A5A"/>
-          <w:kern w:val="0"/>
-          <w:sz w:val="18"/>
-          <w:szCs w:val="18"/>
-          <w:bdr w:val="none" w:sz="0" w:space="0" w:color="auto" w:frame="1"/>
-          <w14:ligatures w14:val="none"/>
-        </w:rPr>
-        <w:t>)</w:t>
+        <w:t>#     util.print_result([], ttl)</w:t>
       </w:r>
     </w:p>
     <w:p>
@@ -7365,7 +6188,6 @@
         </w:rPr>
         <w:t>, write code that sends a packet to </w:t>
       </w:r>
-      <w:proofErr w:type="spellStart"/>
       <w:r>
         <w:rPr>
           <w:rFonts w:ascii="Consolas" w:eastAsia="Times New Roman" w:hAnsi="Consolas" w:cs="Courier New"/>
@@ -7379,7 +6201,6 @@
         </w:rPr>
         <w:t>ip</w:t>
       </w:r>
-      <w:proofErr w:type="spellEnd"/>
       <w:r>
         <w:rPr>
           <w:rFonts w:ascii="Segoe UI" w:eastAsia="Times New Roman" w:hAnsi="Segoe UI" w:cs="Segoe UI"/>
@@ -7482,7 +6303,6 @@
         </w:rPr>
         <w:t xml:space="preserve"> </w:t>
       </w:r>
-      <w:proofErr w:type="spellStart"/>
       <w:r>
         <w:rPr>
           <w:rFonts w:ascii="Consolas" w:eastAsia="Times New Roman" w:hAnsi="Consolas" w:cs="Courier New"/>
@@ -7493,20 +6313,7 @@
           <w:bdr w:val="none" w:sz="0" w:space="0" w:color="auto" w:frame="1"/>
           <w14:ligatures w14:val="none"/>
         </w:rPr>
-        <w:t>sudo</w:t>
-      </w:r>
-      <w:proofErr w:type="spellEnd"/>
-      <w:r>
-        <w:rPr>
-          <w:rFonts w:ascii="Consolas" w:eastAsia="Times New Roman" w:hAnsi="Consolas" w:cs="Courier New"/>
-          <w:color w:val="005C00"/>
-          <w:kern w:val="0"/>
-          <w:sz w:val="18"/>
-          <w:szCs w:val="18"/>
-          <w:bdr w:val="none" w:sz="0" w:space="0" w:color="auto" w:frame="1"/>
-          <w14:ligatures w14:val="none"/>
-        </w:rPr>
-        <w:t xml:space="preserve"> </w:t>
+        <w:t xml:space="preserve">sudo </w:t>
       </w:r>
       <w:r>
         <w:rPr>
@@ -7694,6 +6501,156 @@
     </w:p>
     <w:p>
       <w:pPr>
+        <w:shd w:val="clear" w:color="auto" w:fill="FFFFFF"/>
+        <w:spacing w:before="60" w:after="60" w:line="240" w:lineRule="auto"/>
+        <w:rPr>
+          <w:rFonts w:ascii="Segoe UI" w:eastAsia="Times New Roman" w:hAnsi="Segoe UI" w:cs="Segoe UI"/>
+          <w:color w:val="4A464E"/>
+          <w:kern w:val="0"/>
+          <w14:ligatures w14:val="none"/>
+        </w:rPr>
+      </w:pPr>
+      <w:r>
+        <w:rPr>
+          <w:rFonts w:ascii="Segoe UI" w:eastAsia="Times New Roman" w:hAnsi="Segoe UI" w:cs="Segoe UI"/>
+          <w:color w:val="4A464E"/>
+          <w:kern w:val="0"/>
+          <w14:ligatures w14:val="none"/>
+        </w:rPr>
+        <w:t xml:space="preserve">Below is what </w:t>
+      </w:r>
+      <w:r>
+        <w:rPr>
+          <w:rFonts w:ascii="Segoe UI" w:eastAsia="Times New Roman" w:hAnsi="Segoe UI" w:cs="Segoe UI"/>
+          <w:color w:val="4A464E"/>
+          <w:kern w:val="0"/>
+          <w14:ligatures w14:val="none"/>
+        </w:rPr>
+        <w:t>the decoder</w:t>
+      </w:r>
+      <w:r>
+        <w:rPr>
+          <w:rFonts w:ascii="Segoe UI" w:eastAsia="Times New Roman" w:hAnsi="Segoe UI" w:cs="Segoe UI"/>
+          <w:color w:val="4A464E"/>
+          <w:kern w:val="0"/>
+          <w14:ligatures w14:val="none"/>
+        </w:rPr>
+        <w:t xml:space="preserve"> output</w:t>
+      </w:r>
+      <w:r>
+        <w:rPr>
+          <w:rFonts w:ascii="Segoe UI" w:eastAsia="Times New Roman" w:hAnsi="Segoe UI" w:cs="Segoe UI"/>
+          <w:color w:val="4A464E"/>
+          <w:kern w:val="0"/>
+          <w14:ligatures w14:val="none"/>
+        </w:rPr>
+        <w:t xml:space="preserve"> looks like</w:t>
+      </w:r>
+      <w:r>
+        <w:rPr>
+          <w:rFonts w:ascii="Segoe UI" w:eastAsia="Times New Roman" w:hAnsi="Segoe UI" w:cs="Segoe UI"/>
+          <w:color w:val="4A464E"/>
+          <w:kern w:val="0"/>
+          <w14:ligatures w14:val="none"/>
+        </w:rPr>
+        <w:t>,</w:t>
+      </w:r>
+      <w:r>
+        <w:rPr>
+          <w:rFonts w:ascii="Segoe UI" w:eastAsia="Times New Roman" w:hAnsi="Segoe UI" w:cs="Segoe UI"/>
+          <w:color w:val="4A464E"/>
+          <w:kern w:val="0"/>
+          <w14:ligatures w14:val="none"/>
+        </w:rPr>
+        <w:t xml:space="preserve"> and if you hover over a byte it tells you </w:t>
+      </w:r>
+      <w:r>
+        <w:rPr>
+          <w:rFonts w:ascii="Segoe UI" w:eastAsia="Times New Roman" w:hAnsi="Segoe UI" w:cs="Segoe UI"/>
+          <w:color w:val="4A464E"/>
+          <w:kern w:val="0"/>
+          <w14:ligatures w14:val="none"/>
+        </w:rPr>
+        <w:t>more details</w:t>
+      </w:r>
+      <w:r>
+        <w:rPr>
+          <w:rFonts w:ascii="Segoe UI" w:eastAsia="Times New Roman" w:hAnsi="Segoe UI" w:cs="Segoe UI"/>
+          <w:color w:val="4A464E"/>
+          <w:kern w:val="0"/>
+          <w14:ligatures w14:val="none"/>
+        </w:rPr>
+        <w:t>.</w:t>
+      </w:r>
+    </w:p>
+    <w:p>
+      <w:pPr>
+        <w:shd w:val="clear" w:color="auto" w:fill="FFFFFF"/>
+        <w:spacing w:before="60" w:after="60" w:line="240" w:lineRule="auto"/>
+        <w:rPr>
+          <w:rFonts w:ascii="Segoe UI" w:eastAsia="Times New Roman" w:hAnsi="Segoe UI" w:cs="Segoe UI"/>
+          <w:color w:val="4A464E"/>
+          <w:kern w:val="0"/>
+          <w14:ligatures w14:val="none"/>
+        </w:rPr>
+      </w:pPr>
+      <w:r>
+        <w:rPr>
+          <w:rFonts w:ascii="Segoe UI" w:eastAsia="Times New Roman" w:hAnsi="Segoe UI" w:cs="Segoe UI"/>
+          <w:noProof/>
+          <w:color w:val="4A464E"/>
+          <w:kern w:val="0"/>
+          <w14:ligatures w14:val="none"/>
+        </w:rPr>
+        <w:drawing>
+          <wp:inline distT="0" distB="0" distL="0" distR="0" wp14:anchorId="205F4394" wp14:editId="0988BFFE">
+            <wp:extent cx="6038489" cy="1207698"/>
+            <wp:effectExtent l="0" t="0" r="635" b="0"/>
+            <wp:docPr id="1221289747" name="Picture 3"/>
+            <wp:cNvGraphicFramePr>
+              <a:graphicFrameLocks xmlns:a="http://schemas.openxmlformats.org/drawingml/2006/main" noChangeAspect="1"/>
+            </wp:cNvGraphicFramePr>
+            <a:graphic xmlns:a="http://schemas.openxmlformats.org/drawingml/2006/main">
+              <a:graphicData uri="http://schemas.openxmlformats.org/drawingml/2006/picture">
+                <pic:pic xmlns:pic="http://schemas.openxmlformats.org/drawingml/2006/picture">
+                  <pic:nvPicPr>
+                    <pic:cNvPr id="0" name="Picture 2"/>
+                    <pic:cNvPicPr>
+                      <a:picLocks noChangeAspect="1" noChangeArrowheads="1"/>
+                    </pic:cNvPicPr>
+                  </pic:nvPicPr>
+                  <pic:blipFill>
+                    <a:blip r:embed="rId10">
+                      <a:extLst>
+                        <a:ext uri="{28A0092B-C50C-407E-A947-70E740481C1C}">
+                          <a14:useLocalDpi xmlns:a14="http://schemas.microsoft.com/office/drawing/2010/main" val="0"/>
+                        </a:ext>
+                      </a:extLst>
+                    </a:blip>
+                    <a:srcRect/>
+                    <a:stretch>
+                      <a:fillRect/>
+                    </a:stretch>
+                  </pic:blipFill>
+                  <pic:spPr bwMode="auto">
+                    <a:xfrm>
+                      <a:off x="0" y="0"/>
+                      <a:ext cx="6173762" cy="1234753"/>
+                    </a:xfrm>
+                    <a:prstGeom prst="rect">
+                      <a:avLst/>
+                    </a:prstGeom>
+                    <a:noFill/>
+                  </pic:spPr>
+                </pic:pic>
+              </a:graphicData>
+            </a:graphic>
+          </wp:inline>
+        </w:drawing>
+      </w:r>
+    </w:p>
+    <w:p>
+      <w:pPr>
         <w:numPr>
           <w:ilvl w:val="0"/>
           <w:numId w:val="5"/>
@@ -7714,6 +6671,7 @@
           <w:kern w:val="0"/>
           <w14:ligatures w14:val="none"/>
         </w:rPr>
+        <w:lastRenderedPageBreak/>
         <w:t>Back in </w:t>
       </w:r>
       <w:r>
@@ -7788,7 +6746,6 @@
         </w:rPr>
         <w:t xml:space="preserve"> </w:t>
       </w:r>
-      <w:proofErr w:type="spellStart"/>
       <w:r>
         <w:rPr>
           <w:rFonts w:ascii="Consolas" w:eastAsia="Times New Roman" w:hAnsi="Consolas" w:cs="Courier New"/>
@@ -7799,20 +6756,7 @@
           <w:bdr w:val="none" w:sz="0" w:space="0" w:color="auto" w:frame="1"/>
           <w14:ligatures w14:val="none"/>
         </w:rPr>
-        <w:t>sudo</w:t>
-      </w:r>
-      <w:proofErr w:type="spellEnd"/>
-      <w:r>
-        <w:rPr>
-          <w:rFonts w:ascii="Consolas" w:eastAsia="Times New Roman" w:hAnsi="Consolas" w:cs="Courier New"/>
-          <w:color w:val="005C00"/>
-          <w:kern w:val="0"/>
-          <w:sz w:val="18"/>
-          <w:szCs w:val="18"/>
-          <w:bdr w:val="none" w:sz="0" w:space="0" w:color="auto" w:frame="1"/>
-          <w14:ligatures w14:val="none"/>
-        </w:rPr>
-        <w:t xml:space="preserve"> </w:t>
+        <w:t xml:space="preserve">sudo </w:t>
       </w:r>
       <w:r>
         <w:rPr>
@@ -7871,27 +6815,7 @@
           <w:kern w:val="0"/>
           <w14:ligatures w14:val="none"/>
         </w:rPr>
-        <w:t xml:space="preserve">Copy-paste the bytes of the new reply packet into the packet </w:t>
-      </w:r>
-      <w:proofErr w:type="gramStart"/>
-      <w:r>
-        <w:rPr>
-          <w:rFonts w:ascii="Segoe UI" w:eastAsia="Times New Roman" w:hAnsi="Segoe UI" w:cs="Segoe UI"/>
-          <w:color w:val="4A464E"/>
-          <w:kern w:val="0"/>
-          <w14:ligatures w14:val="none"/>
-        </w:rPr>
-        <w:t>decoder, and</w:t>
-      </w:r>
-      <w:proofErr w:type="gramEnd"/>
-      <w:r>
-        <w:rPr>
-          <w:rFonts w:ascii="Segoe UI" w:eastAsia="Times New Roman" w:hAnsi="Segoe UI" w:cs="Segoe UI"/>
-          <w:color w:val="4A464E"/>
-          <w:kern w:val="0"/>
-          <w14:ligatures w14:val="none"/>
-        </w:rPr>
-        <w:t xml:space="preserve"> investigate the packet.</w:t>
+        <w:t>Copy-paste the bytes of the new reply packet into the packet decoder, and investigate the packet.</w:t>
       </w:r>
     </w:p>
     <w:p>
@@ -7941,7 +6865,6 @@
           <w:kern w:val="0"/>
           <w14:ligatures w14:val="none"/>
         </w:rPr>
-        <w:lastRenderedPageBreak/>
         <w:t>What is the packet trying to tell you?</w:t>
       </w:r>
     </w:p>
@@ -8041,7 +6964,6 @@
         </w:rPr>
         <w:t xml:space="preserve"> </w:t>
       </w:r>
-      <w:proofErr w:type="spellStart"/>
       <w:r>
         <w:rPr>
           <w:rFonts w:ascii="Consolas" w:eastAsia="Times New Roman" w:hAnsi="Consolas" w:cs="Courier New"/>
@@ -8052,20 +6974,7 @@
           <w:bdr w:val="none" w:sz="0" w:space="0" w:color="auto" w:frame="1"/>
           <w14:ligatures w14:val="none"/>
         </w:rPr>
-        <w:t>sudo</w:t>
-      </w:r>
-      <w:proofErr w:type="spellEnd"/>
-      <w:r>
-        <w:rPr>
-          <w:rFonts w:ascii="Consolas" w:eastAsia="Times New Roman" w:hAnsi="Consolas" w:cs="Courier New"/>
-          <w:color w:val="005C00"/>
-          <w:kern w:val="0"/>
-          <w:sz w:val="18"/>
-          <w:szCs w:val="18"/>
-          <w:bdr w:val="none" w:sz="0" w:space="0" w:color="auto" w:frame="1"/>
-          <w14:ligatures w14:val="none"/>
-        </w:rPr>
-        <w:t xml:space="preserve"> </w:t>
+        <w:t xml:space="preserve">sudo </w:t>
       </w:r>
       <w:r>
         <w:rPr>
@@ -8102,27 +7011,7 @@
           <w:kern w:val="0"/>
           <w14:ligatures w14:val="none"/>
         </w:rPr>
-        <w:t xml:space="preserve">Copy-paste the bytes of the new reply packet into the packet </w:t>
-      </w:r>
-      <w:proofErr w:type="gramStart"/>
-      <w:r>
-        <w:rPr>
-          <w:rFonts w:ascii="Segoe UI" w:eastAsia="Times New Roman" w:hAnsi="Segoe UI" w:cs="Segoe UI"/>
-          <w:color w:val="4A464E"/>
-          <w:kern w:val="0"/>
-          <w14:ligatures w14:val="none"/>
-        </w:rPr>
-        <w:t>decoder, and</w:t>
-      </w:r>
-      <w:proofErr w:type="gramEnd"/>
-      <w:r>
-        <w:rPr>
-          <w:rFonts w:ascii="Segoe UI" w:eastAsia="Times New Roman" w:hAnsi="Segoe UI" w:cs="Segoe UI"/>
-          <w:color w:val="4A464E"/>
-          <w:kern w:val="0"/>
-          <w14:ligatures w14:val="none"/>
-        </w:rPr>
-        <w:t xml:space="preserve"> investigate the packet.</w:t>
+        <w:t>Copy-paste the bytes of the new reply packet into the packet decoder, and investigate the packet.</w:t>
       </w:r>
     </w:p>
     <w:p>
@@ -8219,27 +7108,7 @@
           <w:kern w:val="0"/>
           <w14:ligatures w14:val="none"/>
         </w:rPr>
-        <w:t xml:space="preserve">When you ran traceroute manually, each time you received a packet, you probably had to interpret the bytes of the various headers. </w:t>
-      </w:r>
-      <w:proofErr w:type="gramStart"/>
-      <w:r>
-        <w:rPr>
-          <w:rFonts w:ascii="Segoe UI" w:eastAsia="Times New Roman" w:hAnsi="Segoe UI" w:cs="Segoe UI"/>
-          <w:color w:val="4A464E"/>
-          <w:kern w:val="0"/>
-          <w14:ligatures w14:val="none"/>
-        </w:rPr>
-        <w:t>Your</w:t>
-      </w:r>
-      <w:proofErr w:type="gramEnd"/>
-      <w:r>
-        <w:rPr>
-          <w:rFonts w:ascii="Segoe UI" w:eastAsia="Times New Roman" w:hAnsi="Segoe UI" w:cs="Segoe UI"/>
-          <w:color w:val="4A464E"/>
-          <w:kern w:val="0"/>
-          <w14:ligatures w14:val="none"/>
-        </w:rPr>
-        <w:t xml:space="preserve"> traceroute implementation will need to do this parsing in code</w:t>
+        <w:t>When you ran traceroute manually, each time you received a packet, you probably had to interpret the bytes of the various headers. Your traceroute implementation will need to do this parsing in code</w:t>
       </w:r>
       <w:r>
         <w:rPr>
@@ -8379,27 +7248,7 @@
           <w:kern w:val="0"/>
           <w14:ligatures w14:val="none"/>
         </w:rPr>
-        <w:t xml:space="preserve">These classes are missing constructors. Your job is to fill in the </w:t>
-      </w:r>
-      <w:proofErr w:type="gramStart"/>
-      <w:r>
-        <w:rPr>
-          <w:rFonts w:ascii="Segoe UI" w:eastAsia="Times New Roman" w:hAnsi="Segoe UI" w:cs="Segoe UI"/>
-          <w:color w:val="4A464E"/>
-          <w:kern w:val="0"/>
-          <w14:ligatures w14:val="none"/>
-        </w:rPr>
-        <w:t>constructors</w:t>
-      </w:r>
-      <w:proofErr w:type="gramEnd"/>
-      <w:r>
-        <w:rPr>
-          <w:rFonts w:ascii="Segoe UI" w:eastAsia="Times New Roman" w:hAnsi="Segoe UI" w:cs="Segoe UI"/>
-          <w:color w:val="4A464E"/>
-          <w:kern w:val="0"/>
-          <w14:ligatures w14:val="none"/>
-        </w:rPr>
-        <w:t xml:space="preserve"> (the </w:t>
+        <w:t>These classes are missing constructors. Your job is to fill in the constructors (the </w:t>
       </w:r>
       <w:r>
         <w:rPr>
@@ -8412,9 +7261,35 @@
           <w:shd w:val="clear" w:color="auto" w:fill="F5F6FA"/>
           <w14:ligatures w14:val="none"/>
         </w:rPr>
-        <w:t>__</w:t>
-      </w:r>
-      <w:proofErr w:type="spellStart"/>
+        <w:t>__init__</w:t>
+      </w:r>
+      <w:r>
+        <w:rPr>
+          <w:rFonts w:ascii="Segoe UI" w:eastAsia="Times New Roman" w:hAnsi="Segoe UI" w:cs="Segoe UI"/>
+          <w:color w:val="4A464E"/>
+          <w:kern w:val="0"/>
+          <w14:ligatures w14:val="none"/>
+        </w:rPr>
+        <w:t> functions).</w:t>
+      </w:r>
+      <w:r>
+        <w:rPr>
+          <w:rFonts w:ascii="Segoe UI" w:eastAsia="Times New Roman" w:hAnsi="Segoe UI" w:cs="Segoe UI"/>
+          <w:color w:val="4A464E"/>
+          <w:kern w:val="0"/>
+          <w14:ligatures w14:val="none"/>
+        </w:rPr>
+        <w:t xml:space="preserve"> </w:t>
+      </w:r>
+      <w:r>
+        <w:rPr>
+          <w:rFonts w:ascii="Segoe UI" w:eastAsia="Times New Roman" w:hAnsi="Segoe UI" w:cs="Segoe UI"/>
+          <w:color w:val="4A464E"/>
+          <w:kern w:val="0"/>
+          <w14:ligatures w14:val="none"/>
+        </w:rPr>
+        <w:t>The constructors take in </w:t>
+      </w:r>
       <w:r>
         <w:rPr>
           <w:rFonts w:ascii="Consolas" w:eastAsia="Times New Roman" w:hAnsi="Consolas" w:cs="Courier New"/>
@@ -8426,9 +7301,17 @@
           <w:shd w:val="clear" w:color="auto" w:fill="F5F6FA"/>
           <w14:ligatures w14:val="none"/>
         </w:rPr>
-        <w:t>init</w:t>
-      </w:r>
-      <w:proofErr w:type="spellEnd"/>
+        <w:t>buffer</w:t>
+      </w:r>
+      <w:r>
+        <w:rPr>
+          <w:rFonts w:ascii="Segoe UI" w:eastAsia="Times New Roman" w:hAnsi="Segoe UI" w:cs="Segoe UI"/>
+          <w:color w:val="4A464E"/>
+          <w:kern w:val="0"/>
+          <w14:ligatures w14:val="none"/>
+        </w:rPr>
+        <w:t>, which are the raw bytes of the packet header. For example, the constructor in </w:t>
+      </w:r>
       <w:r>
         <w:rPr>
           <w:rFonts w:ascii="Consolas" w:eastAsia="Times New Roman" w:hAnsi="Consolas" w:cs="Courier New"/>
@@ -8440,16 +7323,16 @@
           <w:shd w:val="clear" w:color="auto" w:fill="F5F6FA"/>
           <w14:ligatures w14:val="none"/>
         </w:rPr>
-        <w:t>__</w:t>
-      </w:r>
-      <w:r>
-        <w:rPr>
-          <w:rFonts w:ascii="Segoe UI" w:eastAsia="Times New Roman" w:hAnsi="Segoe UI" w:cs="Segoe UI"/>
-          <w:color w:val="4A464E"/>
-          <w:kern w:val="0"/>
-          <w14:ligatures w14:val="none"/>
-        </w:rPr>
-        <w:t> functions).</w:t>
+        <w:t>ICMP</w:t>
+      </w:r>
+      <w:r>
+        <w:rPr>
+          <w:rFonts w:ascii="Segoe UI" w:eastAsia="Times New Roman" w:hAnsi="Segoe UI" w:cs="Segoe UI"/>
+          <w:color w:val="4A464E"/>
+          <w:kern w:val="0"/>
+          <w14:ligatures w14:val="none"/>
+        </w:rPr>
+        <w:t> takes in the bytes of the ICMP packet header.</w:t>
       </w:r>
       <w:r>
         <w:rPr>
@@ -8467,118 +7350,16 @@
           <w:kern w:val="0"/>
           <w14:ligatures w14:val="none"/>
         </w:rPr>
-        <w:t>The constructors take in </w:t>
-      </w:r>
-      <w:r>
-        <w:rPr>
-          <w:rFonts w:ascii="Consolas" w:eastAsia="Times New Roman" w:hAnsi="Consolas" w:cs="Courier New"/>
-          <w:color w:val="4A464E"/>
-          <w:kern w:val="0"/>
-          <w:sz w:val="18"/>
-          <w:szCs w:val="18"/>
-          <w:bdr w:val="single" w:sz="6" w:space="2" w:color="EEEBEE" w:frame="1"/>
-          <w:shd w:val="clear" w:color="auto" w:fill="F5F6FA"/>
-          <w14:ligatures w14:val="none"/>
-        </w:rPr>
-        <w:t>buffer</w:t>
-      </w:r>
-      <w:r>
-        <w:rPr>
-          <w:rFonts w:ascii="Segoe UI" w:eastAsia="Times New Roman" w:hAnsi="Segoe UI" w:cs="Segoe UI"/>
-          <w:color w:val="4A464E"/>
-          <w:kern w:val="0"/>
-          <w14:ligatures w14:val="none"/>
-        </w:rPr>
-        <w:t>, which are the raw bytes of the packet header. For example, the constructor in </w:t>
-      </w:r>
-      <w:r>
-        <w:rPr>
-          <w:rFonts w:ascii="Consolas" w:eastAsia="Times New Roman" w:hAnsi="Consolas" w:cs="Courier New"/>
-          <w:color w:val="4A464E"/>
-          <w:kern w:val="0"/>
-          <w:sz w:val="18"/>
-          <w:szCs w:val="18"/>
-          <w:bdr w:val="single" w:sz="6" w:space="2" w:color="EEEBEE" w:frame="1"/>
-          <w:shd w:val="clear" w:color="auto" w:fill="F5F6FA"/>
-          <w14:ligatures w14:val="none"/>
-        </w:rPr>
-        <w:t>ICMP</w:t>
-      </w:r>
-      <w:r>
-        <w:rPr>
-          <w:rFonts w:ascii="Segoe UI" w:eastAsia="Times New Roman" w:hAnsi="Segoe UI" w:cs="Segoe UI"/>
-          <w:color w:val="4A464E"/>
-          <w:kern w:val="0"/>
-          <w14:ligatures w14:val="none"/>
-        </w:rPr>
-        <w:t> takes in the bytes of the ICMP packet header.</w:t>
-      </w:r>
-      <w:r>
-        <w:rPr>
-          <w:rFonts w:ascii="Segoe UI" w:eastAsia="Times New Roman" w:hAnsi="Segoe UI" w:cs="Segoe UI"/>
-          <w:color w:val="4A464E"/>
-          <w:kern w:val="0"/>
-          <w14:ligatures w14:val="none"/>
-        </w:rPr>
-        <w:t xml:space="preserve"> </w:t>
-      </w:r>
-      <w:r>
-        <w:rPr>
-          <w:rFonts w:ascii="Segoe UI" w:eastAsia="Times New Roman" w:hAnsi="Segoe UI" w:cs="Segoe UI"/>
-          <w:color w:val="4A464E"/>
-          <w:kern w:val="0"/>
-          <w14:ligatures w14:val="none"/>
-        </w:rPr>
-        <w:t xml:space="preserve">Your constructor code should initialize </w:t>
-      </w:r>
-      <w:proofErr w:type="gramStart"/>
-      <w:r>
-        <w:rPr>
-          <w:rFonts w:ascii="Segoe UI" w:eastAsia="Times New Roman" w:hAnsi="Segoe UI" w:cs="Segoe UI"/>
-          <w:color w:val="4A464E"/>
-          <w:kern w:val="0"/>
-          <w14:ligatures w14:val="none"/>
-        </w:rPr>
-        <w:t>all of</w:t>
-      </w:r>
-      <w:proofErr w:type="gramEnd"/>
-      <w:r>
-        <w:rPr>
-          <w:rFonts w:ascii="Segoe UI" w:eastAsia="Times New Roman" w:hAnsi="Segoe UI" w:cs="Segoe UI"/>
-          <w:color w:val="4A464E"/>
-          <w:kern w:val="0"/>
-          <w14:ligatures w14:val="none"/>
-        </w:rPr>
-        <w:t xml:space="preserve"> the instance variables by parsing the bytes of the given packet.</w:t>
-      </w:r>
-      <w:r>
-        <w:rPr>
-          <w:rFonts w:ascii="Segoe UI" w:eastAsia="Times New Roman" w:hAnsi="Segoe UI" w:cs="Segoe UI"/>
-          <w:color w:val="4A464E"/>
-          <w:kern w:val="0"/>
-          <w14:ligatures w14:val="none"/>
-        </w:rPr>
-        <w:t xml:space="preserve"> The </w:t>
-      </w:r>
-      <w:proofErr w:type="gramStart"/>
-      <w:r>
-        <w:rPr>
-          <w:rFonts w:ascii="Segoe UI" w:eastAsia="Times New Roman" w:hAnsi="Segoe UI" w:cs="Segoe UI"/>
-          <w:color w:val="4A464E"/>
-          <w:kern w:val="0"/>
-          <w14:ligatures w14:val="none"/>
-        </w:rPr>
-        <w:t>constructor</w:t>
-      </w:r>
-      <w:proofErr w:type="gramEnd"/>
-      <w:r>
-        <w:rPr>
-          <w:rFonts w:ascii="Segoe UI" w:eastAsia="Times New Roman" w:hAnsi="Segoe UI" w:cs="Segoe UI"/>
-          <w:color w:val="4A464E"/>
-          <w:kern w:val="0"/>
-          <w14:ligatures w14:val="none"/>
-        </w:rPr>
-        <w:t xml:space="preserve"> for </w:t>
+        <w:t>Your constructor code should initialize all of the instance variables by parsing the bytes of the given packet.</w:t>
+      </w:r>
+      <w:r>
+        <w:rPr>
+          <w:rFonts w:ascii="Segoe UI" w:eastAsia="Times New Roman" w:hAnsi="Segoe UI" w:cs="Segoe UI"/>
+          <w:color w:val="4A464E"/>
+          <w:kern w:val="0"/>
+          <w14:ligatures w14:val="none"/>
+        </w:rPr>
+        <w:t xml:space="preserve"> The constructor for </w:t>
       </w:r>
       <w:r>
         <w:rPr>
@@ -8795,20 +7576,7 @@
           <w:bdr w:val="none" w:sz="0" w:space="0" w:color="auto" w:frame="1"/>
           <w14:ligatures w14:val="none"/>
         </w:rPr>
-        <w:t>'</w:t>
-      </w:r>
-      <w:proofErr w:type="gramStart"/>
-      <w:r>
-        <w:rPr>
-          <w:rFonts w:ascii="Consolas" w:eastAsia="Times New Roman" w:hAnsi="Consolas" w:cs="Courier New"/>
-          <w:color w:val="9C1C1C"/>
-          <w:kern w:val="0"/>
-          <w:sz w:val="18"/>
-          <w:szCs w:val="18"/>
-          <w:bdr w:val="none" w:sz="0" w:space="0" w:color="auto" w:frame="1"/>
-          <w14:ligatures w14:val="none"/>
-        </w:rPr>
-        <w:t>'</w:t>
+        <w:t>''</w:t>
       </w:r>
       <w:r>
         <w:rPr>
@@ -8834,7 +7602,6 @@
         </w:rPr>
         <w:t>join</w:t>
       </w:r>
-      <w:proofErr w:type="gramEnd"/>
       <w:r>
         <w:rPr>
           <w:rFonts w:ascii="Consolas" w:eastAsia="Times New Roman" w:hAnsi="Consolas" w:cs="Courier New"/>
@@ -8847,7 +7614,6 @@
         </w:rPr>
         <w:t>(</w:t>
       </w:r>
-      <w:proofErr w:type="gramStart"/>
       <w:r>
         <w:rPr>
           <w:rFonts w:ascii="Consolas" w:eastAsia="Times New Roman" w:hAnsi="Consolas" w:cs="Courier New"/>
@@ -8870,20 +7636,7 @@
           <w:bdr w:val="none" w:sz="0" w:space="0" w:color="auto" w:frame="1"/>
           <w14:ligatures w14:val="none"/>
         </w:rPr>
-        <w:t>(</w:t>
-      </w:r>
-      <w:proofErr w:type="gramEnd"/>
-      <w:r>
-        <w:rPr>
-          <w:rFonts w:ascii="Consolas" w:eastAsia="Times New Roman" w:hAnsi="Consolas" w:cs="Courier New"/>
-          <w:color w:val="383942"/>
-          <w:kern w:val="0"/>
-          <w:sz w:val="18"/>
-          <w:szCs w:val="18"/>
-          <w:bdr w:val="none" w:sz="0" w:space="0" w:color="auto" w:frame="1"/>
-          <w14:ligatures w14:val="none"/>
-        </w:rPr>
-        <w:t>byte,</w:t>
+        <w:t>(byte,</w:t>
       </w:r>
       <w:r>
         <w:rPr>
@@ -9147,6 +7900,7 @@
           <w:bdr w:val="none" w:sz="0" w:space="0" w:color="auto" w:frame="1"/>
           <w14:ligatures w14:val="none"/>
         </w:rPr>
+        <w:lastRenderedPageBreak/>
         <w:t>bitstring</w:t>
       </w:r>
       <w:r>
@@ -9197,7 +7951,6 @@
         </w:rPr>
         <w:t>'</w:t>
       </w:r>
-      <w:proofErr w:type="gramStart"/>
       <w:r>
         <w:rPr>
           <w:rFonts w:ascii="Consolas" w:eastAsia="Times New Roman" w:hAnsi="Consolas" w:cs="Courier New"/>
@@ -9246,22 +7999,7 @@
           <w:bdr w:val="none" w:sz="0" w:space="0" w:color="auto" w:frame="1"/>
           <w14:ligatures w14:val="none"/>
         </w:rPr>
-        <w:t>#</w:t>
-      </w:r>
-      <w:proofErr w:type="gramEnd"/>
-      <w:r>
-        <w:rPr>
-          <w:rFonts w:ascii="Consolas" w:eastAsia="Times New Roman" w:hAnsi="Consolas" w:cs="Courier New"/>
-          <w:i/>
-          <w:iCs/>
-          <w:color w:val="265A5A"/>
-          <w:kern w:val="0"/>
-          <w:sz w:val="18"/>
-          <w:szCs w:val="18"/>
-          <w:bdr w:val="none" w:sz="0" w:space="0" w:color="auto" w:frame="1"/>
-          <w14:ligatures w14:val="none"/>
-        </w:rPr>
-        <w:t xml:space="preserve"> A string of 1s and 0s.</w:t>
+        <w:t># A string of 1s and 0s.</w:t>
       </w:r>
     </w:p>
     <w:p>
@@ -9346,7 +8084,6 @@
         </w:rPr>
         <w:t xml:space="preserve"> </w:t>
       </w:r>
-      <w:proofErr w:type="gramStart"/>
       <w:r>
         <w:rPr>
           <w:rFonts w:ascii="Consolas" w:eastAsia="Times New Roman" w:hAnsi="Consolas" w:cs="Courier New"/>
@@ -9369,20 +8106,7 @@
           <w:bdr w:val="none" w:sz="0" w:space="0" w:color="auto" w:frame="1"/>
           <w14:ligatures w14:val="none"/>
         </w:rPr>
-        <w:t>(</w:t>
-      </w:r>
-      <w:proofErr w:type="gramEnd"/>
-      <w:r>
-        <w:rPr>
-          <w:rFonts w:ascii="Consolas" w:eastAsia="Times New Roman" w:hAnsi="Consolas" w:cs="Courier New"/>
-          <w:color w:val="383942"/>
-          <w:kern w:val="0"/>
-          <w:sz w:val="18"/>
-          <w:szCs w:val="18"/>
-          <w:bdr w:val="none" w:sz="0" w:space="0" w:color="auto" w:frame="1"/>
-          <w14:ligatures w14:val="none"/>
-        </w:rPr>
-        <w:t>bitstring,</w:t>
+        <w:t>(bitstring,</w:t>
       </w:r>
       <w:r>
         <w:rPr>
@@ -9396,7 +8120,6 @@
         </w:rPr>
         <w:t xml:space="preserve"> </w:t>
       </w:r>
-      <w:proofErr w:type="gramStart"/>
       <w:r>
         <w:rPr>
           <w:rFonts w:ascii="Consolas" w:eastAsia="Times New Roman" w:hAnsi="Consolas" w:cs="Courier New"/>
@@ -9445,22 +8168,7 @@
           <w:bdr w:val="none" w:sz="0" w:space="0" w:color="auto" w:frame="1"/>
           <w14:ligatures w14:val="none"/>
         </w:rPr>
-        <w:t>#</w:t>
-      </w:r>
-      <w:proofErr w:type="gramEnd"/>
-      <w:r>
-        <w:rPr>
-          <w:rFonts w:ascii="Consolas" w:eastAsia="Times New Roman" w:hAnsi="Consolas" w:cs="Courier New"/>
-          <w:i/>
-          <w:iCs/>
-          <w:color w:val="265A5A"/>
-          <w:kern w:val="0"/>
-          <w:sz w:val="18"/>
-          <w:szCs w:val="18"/>
-          <w:bdr w:val="none" w:sz="0" w:space="0" w:color="auto" w:frame="1"/>
-          <w14:ligatures w14:val="none"/>
-        </w:rPr>
-        <w:t xml:space="preserve"> 2, because it's a base-2 number.</w:t>
+        <w:t># 2, because it's a base-2 number.</w:t>
       </w:r>
     </w:p>
     <w:p>
@@ -9519,20 +8227,7 @@
           <w:bdr w:val="none" w:sz="0" w:space="0" w:color="auto" w:frame="1"/>
           <w14:ligatures w14:val="none"/>
         </w:rPr>
-        <w:t>(</w:t>
-      </w:r>
-      <w:proofErr w:type="gramStart"/>
-      <w:r>
-        <w:rPr>
-          <w:rFonts w:ascii="Consolas" w:eastAsia="Times New Roman" w:hAnsi="Consolas" w:cs="Courier New"/>
-          <w:color w:val="383942"/>
-          <w:kern w:val="0"/>
-          <w:sz w:val="18"/>
-          <w:szCs w:val="18"/>
-          <w:bdr w:val="none" w:sz="0" w:space="0" w:color="auto" w:frame="1"/>
-          <w14:ligatures w14:val="none"/>
-        </w:rPr>
-        <w:t>number)</w:t>
+        <w:t>(number)</w:t>
       </w:r>
       <w:r>
         <w:rPr>
@@ -9544,20 +8239,7 @@
           <w:bdr w:val="none" w:sz="0" w:space="0" w:color="auto" w:frame="1"/>
           <w14:ligatures w14:val="none"/>
         </w:rPr>
-        <w:t xml:space="preserve">   </w:t>
-      </w:r>
-      <w:proofErr w:type="gramEnd"/>
-      <w:r>
-        <w:rPr>
-          <w:rFonts w:ascii="Consolas" w:eastAsia="Times New Roman" w:hAnsi="Consolas" w:cs="Courier New"/>
-          <w:color w:val="5C5962"/>
-          <w:kern w:val="0"/>
-          <w:sz w:val="18"/>
-          <w:szCs w:val="18"/>
-          <w:bdr w:val="none" w:sz="0" w:space="0" w:color="auto" w:frame="1"/>
-          <w14:ligatures w14:val="none"/>
-        </w:rPr>
-        <w:t xml:space="preserve">             </w:t>
+        <w:t xml:space="preserve">                </w:t>
       </w:r>
       <w:r>
         <w:rPr>
@@ -9639,27 +8321,7 @@
           <w:kern w:val="0"/>
           <w14:ligatures w14:val="none"/>
         </w:rPr>
-        <w:t>To check your parsing code, you can call the constructor on the raw bytes you receive (slicing if needed to extract specific headers</w:t>
-      </w:r>
-      <w:proofErr w:type="gramStart"/>
-      <w:r>
-        <w:rPr>
-          <w:rFonts w:ascii="Segoe UI" w:eastAsia="Times New Roman" w:hAnsi="Segoe UI" w:cs="Segoe UI"/>
-          <w:color w:val="4A464E"/>
-          <w:kern w:val="0"/>
-          <w14:ligatures w14:val="none"/>
-        </w:rPr>
-        <w:t>), and</w:t>
-      </w:r>
-      <w:proofErr w:type="gramEnd"/>
-      <w:r>
-        <w:rPr>
-          <w:rFonts w:ascii="Segoe UI" w:eastAsia="Times New Roman" w:hAnsi="Segoe UI" w:cs="Segoe UI"/>
-          <w:color w:val="4A464E"/>
-          <w:kern w:val="0"/>
-          <w14:ligatures w14:val="none"/>
-        </w:rPr>
-        <w:t xml:space="preserve"> print the output. The classes already have </w:t>
+        <w:t>To check your parsing code, you can call the constructor on the raw bytes you receive (slicing if needed to extract specific headers), and print the output. The classes already have </w:t>
       </w:r>
       <w:r>
         <w:rPr>
@@ -9702,7 +8364,6 @@
           <w:kern w:val="0"/>
           <w14:ligatures w14:val="none"/>
         </w:rPr>
-        <w:lastRenderedPageBreak/>
         <w:t>Then, you can compare the printed output with the online packet decoder to see if you’re parsing packets correctly</w:t>
       </w:r>
       <w:r>
@@ -9809,7 +8470,6 @@
         </w:rPr>
         <w:t> to discover all routers between you and the destination </w:t>
       </w:r>
-      <w:proofErr w:type="spellStart"/>
       <w:r>
         <w:rPr>
           <w:rFonts w:ascii="Consolas" w:eastAsia="Times New Roman" w:hAnsi="Consolas" w:cs="Courier New"/>
@@ -9823,7 +8483,6 @@
         </w:rPr>
         <w:t>ip</w:t>
       </w:r>
-      <w:proofErr w:type="spellEnd"/>
       <w:r>
         <w:rPr>
           <w:rFonts w:ascii="Segoe UI" w:eastAsia="Times New Roman" w:hAnsi="Segoe UI" w:cs="Segoe UI"/>
@@ -9967,47 +8626,7 @@
           <w:kern w:val="0"/>
           <w14:ligatures w14:val="none"/>
         </w:rPr>
-        <w:t xml:space="preserve">An IP should only be listed once per </w:t>
-      </w:r>
-      <w:proofErr w:type="spellStart"/>
-      <w:r>
-        <w:rPr>
-          <w:rFonts w:ascii="Segoe UI" w:eastAsia="Times New Roman" w:hAnsi="Segoe UI" w:cs="Segoe UI"/>
-          <w:color w:val="4A464E"/>
-          <w:kern w:val="0"/>
-          <w14:ligatures w14:val="none"/>
-        </w:rPr>
-        <w:t>sublist</w:t>
-      </w:r>
-      <w:proofErr w:type="spellEnd"/>
-      <w:r>
-        <w:rPr>
-          <w:rFonts w:ascii="Segoe UI" w:eastAsia="Times New Roman" w:hAnsi="Segoe UI" w:cs="Segoe UI"/>
-          <w:color w:val="4A464E"/>
-          <w:kern w:val="0"/>
-          <w14:ligatures w14:val="none"/>
-        </w:rPr>
-        <w:t xml:space="preserve"> (no duplicates in a </w:t>
-      </w:r>
-      <w:proofErr w:type="spellStart"/>
-      <w:r>
-        <w:rPr>
-          <w:rFonts w:ascii="Segoe UI" w:eastAsia="Times New Roman" w:hAnsi="Segoe UI" w:cs="Segoe UI"/>
-          <w:color w:val="4A464E"/>
-          <w:kern w:val="0"/>
-          <w14:ligatures w14:val="none"/>
-        </w:rPr>
-        <w:t>sublist</w:t>
-      </w:r>
-      <w:proofErr w:type="spellEnd"/>
-      <w:r>
-        <w:rPr>
-          <w:rFonts w:ascii="Segoe UI" w:eastAsia="Times New Roman" w:hAnsi="Segoe UI" w:cs="Segoe UI"/>
-          <w:color w:val="4A464E"/>
-          <w:kern w:val="0"/>
-          <w14:ligatures w14:val="none"/>
-        </w:rPr>
-        <w:t>).</w:t>
+        <w:t>An IP should only be listed once per sublist (no duplicates in a sublist).</w:t>
       </w:r>
     </w:p>
     <w:p>
@@ -10034,7 +8653,6 @@
         </w:rPr>
         <w:t>When you see a response from the destination (</w:t>
       </w:r>
-      <w:proofErr w:type="spellStart"/>
       <w:r>
         <w:rPr>
           <w:rFonts w:ascii="Consolas" w:eastAsia="Times New Roman" w:hAnsi="Consolas" w:cs="Courier New"/>
@@ -10048,7 +8666,6 @@
         </w:rPr>
         <w:t>ip</w:t>
       </w:r>
-      <w:proofErr w:type="spellEnd"/>
       <w:r>
         <w:rPr>
           <w:rFonts w:ascii="Segoe UI" w:eastAsia="Times New Roman" w:hAnsi="Segoe UI" w:cs="Segoe UI"/>
@@ -10081,27 +8698,7 @@
           <w:kern w:val="0"/>
           <w14:ligatures w14:val="none"/>
         </w:rPr>
-        <w:t xml:space="preserve">The </w:t>
-      </w:r>
-      <w:proofErr w:type="gramStart"/>
-      <w:r>
-        <w:rPr>
-          <w:rFonts w:ascii="Segoe UI" w:eastAsia="Times New Roman" w:hAnsi="Segoe UI" w:cs="Segoe UI"/>
-          <w:color w:val="4A464E"/>
-          <w:kern w:val="0"/>
-          <w14:ligatures w14:val="none"/>
-        </w:rPr>
-        <w:t>constructors</w:t>
-      </w:r>
-      <w:proofErr w:type="gramEnd"/>
-      <w:r>
-        <w:rPr>
-          <w:rFonts w:ascii="Segoe UI" w:eastAsia="Times New Roman" w:hAnsi="Segoe UI" w:cs="Segoe UI"/>
-          <w:color w:val="4A464E"/>
-          <w:kern w:val="0"/>
-          <w14:ligatures w14:val="none"/>
-        </w:rPr>
-        <w:t xml:space="preserve"> you just wrote will be helpful for parsing packets.</w:t>
+        <w:t>The constructors you just wrote will be helpful for parsing packets.</w:t>
       </w:r>
     </w:p>
     <w:p>
@@ -10148,27 +8745,7 @@
           <w:kern w:val="0"/>
           <w14:ligatures w14:val="none"/>
         </w:rPr>
-        <w:t xml:space="preserve">You can run your implementation to see if your output looks </w:t>
-      </w:r>
-      <w:proofErr w:type="gramStart"/>
-      <w:r>
-        <w:rPr>
-          <w:rFonts w:ascii="Segoe UI" w:eastAsia="Times New Roman" w:hAnsi="Segoe UI" w:cs="Segoe UI"/>
-          <w:color w:val="4A464E"/>
-          <w:kern w:val="0"/>
-          <w14:ligatures w14:val="none"/>
-        </w:rPr>
-        <w:t>similar to</w:t>
-      </w:r>
-      <w:proofErr w:type="gramEnd"/>
-      <w:r>
-        <w:rPr>
-          <w:rFonts w:ascii="Segoe UI" w:eastAsia="Times New Roman" w:hAnsi="Segoe UI" w:cs="Segoe UI"/>
-          <w:color w:val="4A464E"/>
-          <w:kern w:val="0"/>
-          <w14:ligatures w14:val="none"/>
-        </w:rPr>
-        <w:t xml:space="preserve"> the output of a real-world traceroute:</w:t>
+        <w:t>You can run your implementation to see if your output looks similar to the output of a real-world traceroute:</w:t>
       </w:r>
     </w:p>
     <w:p>
@@ -10302,7 +8879,6 @@
           <w14:ligatures w14:val="none"/>
         </w:rPr>
       </w:pPr>
-      <w:proofErr w:type="spellStart"/>
       <w:r>
         <w:rPr>
           <w:rFonts w:ascii="Consolas" w:eastAsia="Times New Roman" w:hAnsi="Consolas" w:cs="Courier New"/>
@@ -10315,7 +8891,6 @@
         </w:rPr>
         <w:t>sudo</w:t>
       </w:r>
-      <w:proofErr w:type="spellEnd"/>
       <w:r>
         <w:rPr>
           <w:rFonts w:ascii="Consolas" w:eastAsia="Times New Roman" w:hAnsi="Consolas" w:cs="Courier New"/>
@@ -10376,7 +8951,6 @@
         </w:rPr>
         <w:t xml:space="preserve"> </w:t>
       </w:r>
-      <w:proofErr w:type="gramStart"/>
       <w:r>
         <w:rPr>
           <w:rFonts w:ascii="Consolas" w:eastAsia="Times New Roman" w:hAnsi="Consolas" w:cs="Courier New"/>
@@ -10413,52 +8987,7 @@
           <w:bdr w:val="none" w:sz="0" w:space="0" w:color="auto" w:frame="1"/>
           <w14:ligatures w14:val="none"/>
         </w:rPr>
-        <w:t>#</w:t>
-      </w:r>
-      <w:proofErr w:type="gramEnd"/>
-      <w:r>
-        <w:rPr>
-          <w:rFonts w:ascii="Consolas" w:eastAsia="Times New Roman" w:hAnsi="Consolas" w:cs="Courier New"/>
-          <w:i/>
-          <w:iCs/>
-          <w:color w:val="265A5A"/>
-          <w:kern w:val="0"/>
-          <w:sz w:val="18"/>
-          <w:szCs w:val="18"/>
-          <w:bdr w:val="none" w:sz="0" w:space="0" w:color="auto" w:frame="1"/>
-          <w14:ligatures w14:val="none"/>
-        </w:rPr>
-        <w:t xml:space="preserve"> </w:t>
-      </w:r>
-      <w:proofErr w:type="gramStart"/>
-      <w:r>
-        <w:rPr>
-          <w:rFonts w:ascii="Consolas" w:eastAsia="Times New Roman" w:hAnsi="Consolas" w:cs="Courier New"/>
-          <w:i/>
-          <w:iCs/>
-          <w:color w:val="265A5A"/>
-          <w:kern w:val="0"/>
-          <w:sz w:val="18"/>
-          <w:szCs w:val="18"/>
-          <w:bdr w:val="none" w:sz="0" w:space="0" w:color="auto" w:frame="1"/>
-          <w14:ligatures w14:val="none"/>
-        </w:rPr>
-        <w:t>Your</w:t>
-      </w:r>
-      <w:proofErr w:type="gramEnd"/>
-      <w:r>
-        <w:rPr>
-          <w:rFonts w:ascii="Consolas" w:eastAsia="Times New Roman" w:hAnsi="Consolas" w:cs="Courier New"/>
-          <w:i/>
-          <w:iCs/>
-          <w:color w:val="265A5A"/>
-          <w:kern w:val="0"/>
-          <w:sz w:val="18"/>
-          <w:szCs w:val="18"/>
-          <w:bdr w:val="none" w:sz="0" w:space="0" w:color="auto" w:frame="1"/>
-          <w14:ligatures w14:val="none"/>
-        </w:rPr>
-        <w:t xml:space="preserve"> traceroute.</w:t>
+        <w:t># Your traceroute.</w:t>
       </w:r>
     </w:p>
     <w:p>
@@ -10479,27 +9008,7 @@
           <w:kern w:val="0"/>
           <w14:ligatures w14:val="none"/>
         </w:rPr>
-        <w:t xml:space="preserve">Your output probably won’t be </w:t>
-      </w:r>
-      <w:proofErr w:type="gramStart"/>
-      <w:r>
-        <w:rPr>
-          <w:rFonts w:ascii="Segoe UI" w:eastAsia="Times New Roman" w:hAnsi="Segoe UI" w:cs="Segoe UI"/>
-          <w:color w:val="4A464E"/>
-          <w:kern w:val="0"/>
-          <w14:ligatures w14:val="none"/>
-        </w:rPr>
-        <w:t>exactly the same</w:t>
-      </w:r>
-      <w:proofErr w:type="gramEnd"/>
-      <w:r>
-        <w:rPr>
-          <w:rFonts w:ascii="Segoe UI" w:eastAsia="Times New Roman" w:hAnsi="Segoe UI" w:cs="Segoe UI"/>
-          <w:color w:val="4A464E"/>
-          <w:kern w:val="0"/>
-          <w14:ligatures w14:val="none"/>
-        </w:rPr>
-        <w:t>, because packets could travel along different paths each time you run traceroute.</w:t>
+        <w:t>Your output probably won’t be exactly the same, because packets could travel along different paths each time you run traceroute.</w:t>
       </w:r>
     </w:p>
     <w:p>
@@ -10529,13 +9038,22 @@
       </w:r>
     </w:p>
     <w:p>
-      <w:r>
-        <w:rPr>
-          <w:rFonts w:ascii="Segoe UI" w:eastAsia="Times New Roman" w:hAnsi="Segoe UI" w:cs="Segoe UI"/>
-          <w:color w:val="4A464E"/>
-          <w:kern w:val="0"/>
-          <w14:ligatures w14:val="none"/>
-        </w:rPr>
+      <w:pPr>
+        <w:rPr>
+          <w:rFonts w:ascii="Segoe UI" w:eastAsia="Times New Roman" w:hAnsi="Segoe UI" w:cs="Segoe UI"/>
+          <w:color w:val="4A464E"/>
+          <w:kern w:val="0"/>
+          <w14:ligatures w14:val="none"/>
+        </w:rPr>
+      </w:pPr>
+      <w:r>
+        <w:rPr>
+          <w:rFonts w:ascii="Segoe UI" w:eastAsia="Times New Roman" w:hAnsi="Segoe UI" w:cs="Segoe UI"/>
+          <w:color w:val="4A464E"/>
+          <w:kern w:val="0"/>
+          <w14:ligatures w14:val="none"/>
+        </w:rPr>
+        <w:lastRenderedPageBreak/>
         <w:t>S</w:t>
       </w:r>
       <w:r>
@@ -10659,7 +9177,7 @@
         </w:rPr>
         <w:t xml:space="preserve">se this </w:t>
       </w:r>
-      <w:hyperlink r:id="rId10" w:history="1">
+      <w:hyperlink r:id="rId11" w:history="1">
         <w:r>
           <w:rPr>
             <w:rStyle w:val="Hyperlink"/>
@@ -10687,6 +9205,133 @@
           <w14:ligatures w14:val="none"/>
         </w:rPr>
         <w:t>o write your report.</w:t>
+      </w:r>
+    </w:p>
+    <w:p>
+      <w:pPr>
+        <w:rPr>
+          <w:rFonts w:ascii="Segoe UI" w:eastAsia="Times New Roman" w:hAnsi="Segoe UI" w:cs="Segoe UI"/>
+          <w:color w:val="4A464E"/>
+          <w:kern w:val="0"/>
+          <w14:ligatures w14:val="none"/>
+        </w:rPr>
+      </w:pPr>
+      <w:r>
+        <w:rPr>
+          <w:rFonts w:ascii="Segoe UI" w:eastAsia="Times New Roman" w:hAnsi="Segoe UI" w:cs="Segoe UI"/>
+          <w:color w:val="4A464E"/>
+          <w:kern w:val="0"/>
+          <w14:ligatures w14:val="none"/>
+        </w:rPr>
+        <w:t>Grading fabric:</w:t>
+      </w:r>
+    </w:p>
+    <w:p>
+      <w:pPr>
+        <w:pStyle w:val="ListParagraph"/>
+        <w:numPr>
+          <w:ilvl w:val="0"/>
+          <w:numId w:val="13"/>
+        </w:numPr>
+        <w:rPr>
+          <w:rFonts w:ascii="Segoe UI" w:eastAsia="Times New Roman" w:hAnsi="Segoe UI" w:cs="Segoe UI"/>
+          <w:color w:val="4A464E"/>
+          <w:kern w:val="0"/>
+          <w14:ligatures w14:val="none"/>
+        </w:rPr>
+      </w:pPr>
+      <w:r>
+        <w:rPr>
+          <w:rFonts w:ascii="Segoe UI" w:eastAsia="Times New Roman" w:hAnsi="Segoe UI" w:cs="Segoe UI"/>
+          <w:color w:val="4A464E"/>
+          <w:kern w:val="0"/>
+          <w14:ligatures w14:val="none"/>
+        </w:rPr>
+        <w:t>Stage 1: 5 points. Describe the steps you followed, and the outputs from each step with screenshots, etc.</w:t>
+      </w:r>
+    </w:p>
+    <w:p>
+      <w:pPr>
+        <w:pStyle w:val="ListParagraph"/>
+        <w:numPr>
+          <w:ilvl w:val="0"/>
+          <w:numId w:val="13"/>
+        </w:numPr>
+        <w:rPr>
+          <w:rFonts w:ascii="Segoe UI" w:eastAsia="Times New Roman" w:hAnsi="Segoe UI" w:cs="Segoe UI"/>
+          <w:color w:val="4A464E"/>
+          <w:kern w:val="0"/>
+          <w14:ligatures w14:val="none"/>
+        </w:rPr>
+      </w:pPr>
+      <w:r>
+        <w:rPr>
+          <w:rFonts w:ascii="Segoe UI" w:eastAsia="Times New Roman" w:hAnsi="Segoe UI" w:cs="Segoe UI"/>
+          <w:color w:val="4A464E"/>
+          <w:kern w:val="0"/>
+          <w14:ligatures w14:val="none"/>
+        </w:rPr>
+        <w:t xml:space="preserve">Stage 2: 5 points. Demonstrate that your header parsing code is correct with </w:t>
+      </w:r>
+      <w:r>
+        <w:rPr>
+          <w:rFonts w:ascii="Segoe UI" w:eastAsia="Times New Roman" w:hAnsi="Segoe UI" w:cs="Segoe UI"/>
+          <w:color w:val="4A464E"/>
+          <w:kern w:val="0"/>
+          <w14:ligatures w14:val="none"/>
+        </w:rPr>
+        <w:t>output screenshots, etc.</w:t>
+      </w:r>
+    </w:p>
+    <w:p>
+      <w:pPr>
+        <w:pStyle w:val="ListParagraph"/>
+        <w:numPr>
+          <w:ilvl w:val="0"/>
+          <w:numId w:val="13"/>
+        </w:numPr>
+        <w:rPr>
+          <w:rFonts w:ascii="Segoe UI" w:eastAsia="Times New Roman" w:hAnsi="Segoe UI" w:cs="Segoe UI"/>
+          <w:color w:val="4A464E"/>
+          <w:kern w:val="0"/>
+          <w14:ligatures w14:val="none"/>
+        </w:rPr>
+      </w:pPr>
+      <w:r>
+        <w:rPr>
+          <w:rFonts w:ascii="Segoe UI" w:eastAsia="Times New Roman" w:hAnsi="Segoe UI" w:cs="Segoe UI"/>
+          <w:color w:val="4A464E"/>
+          <w:kern w:val="0"/>
+          <w14:ligatures w14:val="none"/>
+        </w:rPr>
+        <w:t xml:space="preserve">Stage 3: 10 points. </w:t>
+      </w:r>
+      <w:r>
+        <w:rPr>
+          <w:rFonts w:ascii="Segoe UI" w:eastAsia="Times New Roman" w:hAnsi="Segoe UI" w:cs="Segoe UI"/>
+          <w:color w:val="4A464E"/>
+          <w:kern w:val="0"/>
+          <w14:ligatures w14:val="none"/>
+        </w:rPr>
+        <w:t xml:space="preserve">Demonstrate that </w:t>
+      </w:r>
+      <w:r>
+        <w:rPr>
+          <w:rFonts w:ascii="Segoe UI" w:eastAsia="Times New Roman" w:hAnsi="Segoe UI" w:cs="Segoe UI"/>
+          <w:color w:val="4A464E"/>
+          <w:kern w:val="0"/>
+          <w14:ligatures w14:val="none"/>
+        </w:rPr>
+        <w:t xml:space="preserve">your traceroute.py works by producing similar outputs as the system traceroute utility, </w:t>
+      </w:r>
+      <w:r>
+        <w:rPr>
+          <w:rFonts w:ascii="Segoe UI" w:eastAsia="Times New Roman" w:hAnsi="Segoe UI" w:cs="Segoe UI"/>
+          <w:color w:val="4A464E"/>
+          <w:kern w:val="0"/>
+          <w14:ligatures w14:val="none"/>
+        </w:rPr>
+        <w:t>with screenshots, etc.</w:t>
       </w:r>
     </w:p>
     <w:sectPr>
@@ -12120,6 +10765,95 @@
     </w:lvl>
   </w:abstractNum>
   <w:abstractNum w:abstractNumId="10" w15:restartNumberingAfterBreak="0">
+    <w:nsid w:val="6CBE129E"/>
+    <w:multiLevelType w:val="hybridMultilevel"/>
+    <w:tmpl w:val="7A5A387E"/>
+    <w:lvl w:ilvl="0" w:tplc="0458165E">
+      <w:start w:val="1"/>
+      <w:numFmt w:val="decimal"/>
+      <w:lvlText w:val="%1."/>
+      <w:lvlJc w:val="left"/>
+      <w:pPr>
+        <w:ind w:left="360" w:hanging="360"/>
+      </w:pPr>
+      <w:rPr>
+        <w:rFonts w:hint="default"/>
+      </w:rPr>
+    </w:lvl>
+    <w:lvl w:ilvl="1" w:tplc="04090019" w:tentative="1">
+      <w:start w:val="1"/>
+      <w:numFmt w:val="lowerLetter"/>
+      <w:lvlText w:val="%2)"/>
+      <w:lvlJc w:val="left"/>
+      <w:pPr>
+        <w:ind w:left="880" w:hanging="440"/>
+      </w:pPr>
+    </w:lvl>
+    <w:lvl w:ilvl="2" w:tplc="0409001B" w:tentative="1">
+      <w:start w:val="1"/>
+      <w:numFmt w:val="lowerRoman"/>
+      <w:lvlText w:val="%3."/>
+      <w:lvlJc w:val="right"/>
+      <w:pPr>
+        <w:ind w:left="1320" w:hanging="440"/>
+      </w:pPr>
+    </w:lvl>
+    <w:lvl w:ilvl="3" w:tplc="0409000F" w:tentative="1">
+      <w:start w:val="1"/>
+      <w:numFmt w:val="decimal"/>
+      <w:lvlText w:val="%4."/>
+      <w:lvlJc w:val="left"/>
+      <w:pPr>
+        <w:ind w:left="1760" w:hanging="440"/>
+      </w:pPr>
+    </w:lvl>
+    <w:lvl w:ilvl="4" w:tplc="04090019" w:tentative="1">
+      <w:start w:val="1"/>
+      <w:numFmt w:val="lowerLetter"/>
+      <w:lvlText w:val="%5)"/>
+      <w:lvlJc w:val="left"/>
+      <w:pPr>
+        <w:ind w:left="2200" w:hanging="440"/>
+      </w:pPr>
+    </w:lvl>
+    <w:lvl w:ilvl="5" w:tplc="0409001B" w:tentative="1">
+      <w:start w:val="1"/>
+      <w:numFmt w:val="lowerRoman"/>
+      <w:lvlText w:val="%6."/>
+      <w:lvlJc w:val="right"/>
+      <w:pPr>
+        <w:ind w:left="2640" w:hanging="440"/>
+      </w:pPr>
+    </w:lvl>
+    <w:lvl w:ilvl="6" w:tplc="0409000F" w:tentative="1">
+      <w:start w:val="1"/>
+      <w:numFmt w:val="decimal"/>
+      <w:lvlText w:val="%7."/>
+      <w:lvlJc w:val="left"/>
+      <w:pPr>
+        <w:ind w:left="3080" w:hanging="440"/>
+      </w:pPr>
+    </w:lvl>
+    <w:lvl w:ilvl="7" w:tplc="04090019" w:tentative="1">
+      <w:start w:val="1"/>
+      <w:numFmt w:val="lowerLetter"/>
+      <w:lvlText w:val="%8)"/>
+      <w:lvlJc w:val="left"/>
+      <w:pPr>
+        <w:ind w:left="3520" w:hanging="440"/>
+      </w:pPr>
+    </w:lvl>
+    <w:lvl w:ilvl="8" w:tplc="0409001B" w:tentative="1">
+      <w:start w:val="1"/>
+      <w:numFmt w:val="lowerRoman"/>
+      <w:lvlText w:val="%9."/>
+      <w:lvlJc w:val="right"/>
+      <w:pPr>
+        <w:ind w:left="3960" w:hanging="440"/>
+      </w:pPr>
+    </w:lvl>
+  </w:abstractNum>
+  <w:abstractNum w:abstractNumId="11" w15:restartNumberingAfterBreak="0">
     <w:nsid w:val="6EA50186"/>
     <w:multiLevelType w:val="multilevel"/>
     <w:tmpl w:val="21DA06F0"/>
@@ -12268,7 +11002,7 @@
       </w:rPr>
     </w:lvl>
   </w:abstractNum>
-  <w:abstractNum w:abstractNumId="11" w15:restartNumberingAfterBreak="0">
+  <w:abstractNum w:abstractNumId="12" w15:restartNumberingAfterBreak="0">
     <w:nsid w:val="7DE57FB1"/>
     <w:multiLevelType w:val="multilevel"/>
     <w:tmpl w:val="1E8C4514"/>
@@ -12389,7 +11123,7 @@
     <w:abstractNumId w:val="2"/>
   </w:num>
   <w:num w:numId="2" w16cid:durableId="1074400667">
-    <w:abstractNumId w:val="10"/>
+    <w:abstractNumId w:val="11"/>
   </w:num>
   <w:num w:numId="3" w16cid:durableId="144513050">
     <w:abstractNumId w:val="4"/>
@@ -12398,7 +11132,7 @@
     <w:abstractNumId w:val="7"/>
   </w:num>
   <w:num w:numId="5" w16cid:durableId="1385367180">
-    <w:abstractNumId w:val="11"/>
+    <w:abstractNumId w:val="12"/>
   </w:num>
   <w:num w:numId="6" w16cid:durableId="1583366416">
     <w:abstractNumId w:val="9"/>
@@ -12420,6 +11154,9 @@
   </w:num>
   <w:num w:numId="12" w16cid:durableId="640116283">
     <w:abstractNumId w:val="0"/>
+  </w:num>
+  <w:num w:numId="13" w16cid:durableId="1179344548">
+    <w:abstractNumId w:val="10"/>
   </w:num>
 </w:numbering>
 </file>

--- a/Labs/Lab2/Lab2 TraceRoute.docx
+++ b/Labs/Lab2/Lab2 TraceRoute.docx
@@ -141,7 +141,33 @@
           <w:bdr w:val="single" w:sz="6" w:space="2" w:color="EEEBEE" w:frame="1"/>
           <w:shd w:val="clear" w:color="auto" w:fill="F5F6FA"/>
         </w:rPr>
-        <w:t>/mnt/c</w:t>
+        <w:t>/</w:t>
+      </w:r>
+      <w:proofErr w:type="spellStart"/>
+      <w:r>
+        <w:rPr>
+          <w:rStyle w:val="HTMLCode"/>
+          <w:rFonts w:ascii="Consolas" w:eastAsiaTheme="majorEastAsia" w:hAnsi="Consolas"/>
+          <w:color w:val="4A464E"/>
+          <w:sz w:val="18"/>
+          <w:szCs w:val="18"/>
+          <w:bdr w:val="single" w:sz="6" w:space="2" w:color="EEEBEE" w:frame="1"/>
+          <w:shd w:val="clear" w:color="auto" w:fill="F5F6FA"/>
+        </w:rPr>
+        <w:t>mnt</w:t>
+      </w:r>
+      <w:proofErr w:type="spellEnd"/>
+      <w:r>
+        <w:rPr>
+          <w:rStyle w:val="HTMLCode"/>
+          <w:rFonts w:ascii="Consolas" w:eastAsiaTheme="majorEastAsia" w:hAnsi="Consolas"/>
+          <w:color w:val="4A464E"/>
+          <w:sz w:val="18"/>
+          <w:szCs w:val="18"/>
+          <w:bdr w:val="single" w:sz="6" w:space="2" w:color="EEEBEE" w:frame="1"/>
+          <w:shd w:val="clear" w:color="auto" w:fill="F5F6FA"/>
+        </w:rPr>
+        <w:t>/c</w:t>
       </w:r>
       <w:r>
         <w:rPr>
@@ -171,6 +197,7 @@
         </w:rPr>
         <w:t>Create a project directory in your WSL home using </w:t>
       </w:r>
+      <w:proofErr w:type="spellStart"/>
       <w:r>
         <w:rPr>
           <w:rStyle w:val="HTMLCode"/>
@@ -181,7 +208,20 @@
           <w:bdr w:val="single" w:sz="6" w:space="2" w:color="EEEBEE" w:frame="1"/>
           <w:shd w:val="clear" w:color="auto" w:fill="F5F6FA"/>
         </w:rPr>
-        <w:t>mkdir -p ~/projects</w:t>
+        <w:t>mkdir</w:t>
+      </w:r>
+      <w:proofErr w:type="spellEnd"/>
+      <w:r>
+        <w:rPr>
+          <w:rStyle w:val="HTMLCode"/>
+          <w:rFonts w:ascii="Consolas" w:eastAsiaTheme="majorEastAsia" w:hAnsi="Consolas"/>
+          <w:color w:val="4A464E"/>
+          <w:sz w:val="18"/>
+          <w:szCs w:val="18"/>
+          <w:bdr w:val="single" w:sz="6" w:space="2" w:color="EEEBEE" w:frame="1"/>
+          <w:shd w:val="clear" w:color="auto" w:fill="F5F6FA"/>
+        </w:rPr>
+        <w:t xml:space="preserve"> -p ~/projects</w:t>
       </w:r>
       <w:r>
         <w:rPr>
@@ -240,14 +280,56 @@
           <w:bdr w:val="single" w:sz="6" w:space="2" w:color="EEEBEE" w:frame="1"/>
           <w:shd w:val="clear" w:color="auto" w:fill="F5F6FA"/>
         </w:rPr>
-        <w:t>cp -r /mnt/c/Users/&lt;username&gt;/Downloads/cs168-sp26-proj1-traceroute ~/projects/</w:t>
+        <w:t>cp -r /</w:t>
+      </w:r>
+      <w:proofErr w:type="spellStart"/>
+      <w:r>
+        <w:rPr>
+          <w:rStyle w:val="HTMLCode"/>
+          <w:rFonts w:ascii="Consolas" w:eastAsiaTheme="majorEastAsia" w:hAnsi="Consolas"/>
+          <w:color w:val="4A464E"/>
+          <w:sz w:val="18"/>
+          <w:szCs w:val="18"/>
+          <w:bdr w:val="single" w:sz="6" w:space="2" w:color="EEEBEE" w:frame="1"/>
+          <w:shd w:val="clear" w:color="auto" w:fill="F5F6FA"/>
+        </w:rPr>
+        <w:t>mnt</w:t>
+      </w:r>
+      <w:proofErr w:type="spellEnd"/>
+      <w:r>
+        <w:rPr>
+          <w:rStyle w:val="HTMLCode"/>
+          <w:rFonts w:ascii="Consolas" w:eastAsiaTheme="majorEastAsia" w:hAnsi="Consolas"/>
+          <w:color w:val="4A464E"/>
+          <w:sz w:val="18"/>
+          <w:szCs w:val="18"/>
+          <w:bdr w:val="single" w:sz="6" w:space="2" w:color="EEEBEE" w:frame="1"/>
+          <w:shd w:val="clear" w:color="auto" w:fill="F5F6FA"/>
+        </w:rPr>
+        <w:t>/c/Users/&lt;username&gt;/Downloads/cs168-sp26-proj1-traceroute ~/projects/</w:t>
       </w:r>
       <w:r>
         <w:rPr>
           <w:rFonts w:ascii="Segoe UI" w:hAnsi="Segoe UI" w:cs="Segoe UI"/>
           <w:color w:val="4A464E"/>
         </w:rPr>
-        <w:t>. You can also drag the folder into the Explorer sidebar tab if you are using VSCode.</w:t>
+        <w:t xml:space="preserve">. You can also drag the folder into the Explorer sidebar tab if you are using </w:t>
+      </w:r>
+      <w:proofErr w:type="spellStart"/>
+      <w:r>
+        <w:rPr>
+          <w:rFonts w:ascii="Segoe UI" w:hAnsi="Segoe UI" w:cs="Segoe UI"/>
+          <w:color w:val="4A464E"/>
+        </w:rPr>
+        <w:t>VSCode</w:t>
+      </w:r>
+      <w:proofErr w:type="spellEnd"/>
+      <w:r>
+        <w:rPr>
+          <w:rFonts w:ascii="Segoe UI" w:hAnsi="Segoe UI" w:cs="Segoe UI"/>
+          <w:color w:val="4A464E"/>
+        </w:rPr>
+        <w:t>.</w:t>
       </w:r>
     </w:p>
     <w:p>
@@ -534,6 +616,7 @@
           <w:bdr w:val="none" w:sz="0" w:space="0" w:color="auto" w:frame="1"/>
         </w:rPr>
       </w:pPr>
+      <w:proofErr w:type="spellStart"/>
       <w:r>
         <w:rPr>
           <w:rStyle w:val="nb"/>
@@ -543,7 +626,19 @@
           <w:szCs w:val="18"/>
           <w:bdr w:val="none" w:sz="0" w:space="0" w:color="auto" w:frame="1"/>
         </w:rPr>
-        <w:t xml:space="preserve">sudo </w:t>
+        <w:t>sudo</w:t>
+      </w:r>
+      <w:proofErr w:type="spellEnd"/>
+      <w:r>
+        <w:rPr>
+          <w:rStyle w:val="nb"/>
+          <w:rFonts w:ascii="Consolas" w:hAnsi="Consolas"/>
+          <w:color w:val="005C00"/>
+          <w:sz w:val="18"/>
+          <w:szCs w:val="18"/>
+          <w:bdr w:val="none" w:sz="0" w:space="0" w:color="auto" w:frame="1"/>
+        </w:rPr>
+        <w:t xml:space="preserve"> </w:t>
       </w:r>
       <w:r>
         <w:rPr>
@@ -1342,6 +1437,7 @@
           <w14:ligatures w14:val="none"/>
         </w:rPr>
       </w:pPr>
+      <w:proofErr w:type="spellStart"/>
       <w:r>
         <w:rPr>
           <w:rFonts w:ascii="Consolas" w:eastAsia="Times New Roman" w:hAnsi="Consolas" w:cs="Courier New"/>
@@ -1355,6 +1451,7 @@
         </w:rPr>
         <w:t>ip</w:t>
       </w:r>
+      <w:proofErr w:type="spellEnd"/>
       <w:r>
         <w:rPr>
           <w:rFonts w:ascii="Segoe UI" w:eastAsia="Times New Roman" w:hAnsi="Segoe UI" w:cs="Segoe UI"/>
@@ -1380,6 +1477,7 @@
           <w14:ligatures w14:val="none"/>
         </w:rPr>
       </w:pPr>
+      <w:proofErr w:type="spellStart"/>
       <w:r>
         <w:rPr>
           <w:rFonts w:ascii="Consolas" w:eastAsia="Times New Roman" w:hAnsi="Consolas" w:cs="Courier New"/>
@@ -1393,6 +1491,7 @@
         </w:rPr>
         <w:t>sendsock</w:t>
       </w:r>
+      <w:proofErr w:type="spellEnd"/>
       <w:r>
         <w:rPr>
           <w:rFonts w:ascii="Segoe UI" w:eastAsia="Times New Roman" w:hAnsi="Segoe UI" w:cs="Segoe UI"/>
@@ -1418,6 +1517,7 @@
           <w14:ligatures w14:val="none"/>
         </w:rPr>
       </w:pPr>
+      <w:proofErr w:type="spellStart"/>
       <w:r>
         <w:rPr>
           <w:rFonts w:ascii="Consolas" w:eastAsia="Times New Roman" w:hAnsi="Consolas" w:cs="Courier New"/>
@@ -1431,6 +1531,7 @@
         </w:rPr>
         <w:t>recvsock</w:t>
       </w:r>
+      <w:proofErr w:type="spellEnd"/>
       <w:r>
         <w:rPr>
           <w:rFonts w:ascii="Segoe UI" w:eastAsia="Times New Roman" w:hAnsi="Segoe UI" w:cs="Segoe UI"/>
@@ -1486,6 +1587,7 @@
         </w:rPr>
         <w:t>The </w:t>
       </w:r>
+      <w:proofErr w:type="spellStart"/>
       <w:r>
         <w:rPr>
           <w:rFonts w:ascii="Consolas" w:eastAsia="Times New Roman" w:hAnsi="Consolas" w:cs="Courier New"/>
@@ -1506,7 +1608,37 @@
           <w:kern w:val="0"/>
           <w14:ligatures w14:val="none"/>
         </w:rPr>
-        <w:t>th sublist contains the IP addresses of all the routers you found that are distance </w:t>
+        <w:t>th</w:t>
+      </w:r>
+      <w:proofErr w:type="spellEnd"/>
+      <w:r>
+        <w:rPr>
+          <w:rFonts w:ascii="Segoe UI" w:eastAsia="Times New Roman" w:hAnsi="Segoe UI" w:cs="Segoe UI"/>
+          <w:color w:val="4A464E"/>
+          <w:kern w:val="0"/>
+          <w14:ligatures w14:val="none"/>
+        </w:rPr>
+        <w:t xml:space="preserve"> </w:t>
+      </w:r>
+      <w:proofErr w:type="spellStart"/>
+      <w:r>
+        <w:rPr>
+          <w:rFonts w:ascii="Segoe UI" w:eastAsia="Times New Roman" w:hAnsi="Segoe UI" w:cs="Segoe UI"/>
+          <w:color w:val="4A464E"/>
+          <w:kern w:val="0"/>
+          <w14:ligatures w14:val="none"/>
+        </w:rPr>
+        <w:t>sublist</w:t>
+      </w:r>
+      <w:proofErr w:type="spellEnd"/>
+      <w:r>
+        <w:rPr>
+          <w:rFonts w:ascii="Segoe UI" w:eastAsia="Times New Roman" w:hAnsi="Segoe UI" w:cs="Segoe UI"/>
+          <w:color w:val="4A464E"/>
+          <w:kern w:val="0"/>
+          <w14:ligatures w14:val="none"/>
+        </w:rPr>
+        <w:t xml:space="preserve"> contains the IP addresses of all the routers you found that are distance </w:t>
       </w:r>
       <w:r>
         <w:rPr>
@@ -1553,7 +1685,27 @@
           <w:kern w:val="0"/>
           <w14:ligatures w14:val="none"/>
         </w:rPr>
-        <w:t xml:space="preserve">For example, the 0th sublist contains all the routers that are 1 </w:t>
+        <w:t xml:space="preserve">For example, the 0th </w:t>
+      </w:r>
+      <w:proofErr w:type="spellStart"/>
+      <w:r>
+        <w:rPr>
+          <w:rFonts w:ascii="Segoe UI" w:eastAsia="Times New Roman" w:hAnsi="Segoe UI" w:cs="Segoe UI"/>
+          <w:color w:val="4A464E"/>
+          <w:kern w:val="0"/>
+          <w14:ligatures w14:val="none"/>
+        </w:rPr>
+        <w:t>sublist</w:t>
+      </w:r>
+      <w:proofErr w:type="spellEnd"/>
+      <w:r>
+        <w:rPr>
+          <w:rFonts w:ascii="Segoe UI" w:eastAsia="Times New Roman" w:hAnsi="Segoe UI" w:cs="Segoe UI"/>
+          <w:color w:val="4A464E"/>
+          <w:kern w:val="0"/>
+          <w14:ligatures w14:val="none"/>
+        </w:rPr>
+        <w:t xml:space="preserve"> contains all the routers that are 1 </w:t>
       </w:r>
       <w:r>
         <w:rPr>
@@ -1596,7 +1748,27 @@
           <w:kern w:val="0"/>
           <w14:ligatures w14:val="none"/>
         </w:rPr>
-        <w:t>The routers inside each sublist can be in any order.</w:t>
+        <w:t xml:space="preserve">The routers inside each </w:t>
+      </w:r>
+      <w:proofErr w:type="spellStart"/>
+      <w:r>
+        <w:rPr>
+          <w:rFonts w:ascii="Segoe UI" w:eastAsia="Times New Roman" w:hAnsi="Segoe UI" w:cs="Segoe UI"/>
+          <w:color w:val="4A464E"/>
+          <w:kern w:val="0"/>
+          <w14:ligatures w14:val="none"/>
+        </w:rPr>
+        <w:t>sublist</w:t>
+      </w:r>
+      <w:proofErr w:type="spellEnd"/>
+      <w:r>
+        <w:rPr>
+          <w:rFonts w:ascii="Segoe UI" w:eastAsia="Times New Roman" w:hAnsi="Segoe UI" w:cs="Segoe UI"/>
+          <w:color w:val="4A464E"/>
+          <w:kern w:val="0"/>
+          <w14:ligatures w14:val="none"/>
+        </w:rPr>
+        <w:t xml:space="preserve"> can be in any order.</w:t>
       </w:r>
     </w:p>
     <w:p>
@@ -1623,6 +1795,7 @@
         </w:rPr>
         <w:t>If no routers were found for a certain distance, the </w:t>
       </w:r>
+      <w:proofErr w:type="spellStart"/>
       <w:r>
         <w:rPr>
           <w:rFonts w:ascii="Consolas" w:eastAsia="Times New Roman" w:hAnsi="Consolas" w:cs="Courier New"/>
@@ -1643,7 +1816,37 @@
           <w:kern w:val="0"/>
           <w14:ligatures w14:val="none"/>
         </w:rPr>
-        <w:t>th sublist can be empty.</w:t>
+        <w:t>th</w:t>
+      </w:r>
+      <w:proofErr w:type="spellEnd"/>
+      <w:r>
+        <w:rPr>
+          <w:rFonts w:ascii="Segoe UI" w:eastAsia="Times New Roman" w:hAnsi="Segoe UI" w:cs="Segoe UI"/>
+          <w:color w:val="4A464E"/>
+          <w:kern w:val="0"/>
+          <w14:ligatures w14:val="none"/>
+        </w:rPr>
+        <w:t xml:space="preserve"> </w:t>
+      </w:r>
+      <w:proofErr w:type="spellStart"/>
+      <w:r>
+        <w:rPr>
+          <w:rFonts w:ascii="Segoe UI" w:eastAsia="Times New Roman" w:hAnsi="Segoe UI" w:cs="Segoe UI"/>
+          <w:color w:val="4A464E"/>
+          <w:kern w:val="0"/>
+          <w14:ligatures w14:val="none"/>
+        </w:rPr>
+        <w:t>sublist</w:t>
+      </w:r>
+      <w:proofErr w:type="spellEnd"/>
+      <w:r>
+        <w:rPr>
+          <w:rFonts w:ascii="Segoe UI" w:eastAsia="Times New Roman" w:hAnsi="Segoe UI" w:cs="Segoe UI"/>
+          <w:color w:val="4A464E"/>
+          <w:kern w:val="0"/>
+          <w14:ligatures w14:val="none"/>
+        </w:rPr>
+        <w:t xml:space="preserve"> can be empty.</w:t>
       </w:r>
     </w:p>
     <w:p>
@@ -1670,6 +1873,7 @@
         </w:rPr>
         <w:t>If </w:t>
       </w:r>
+      <w:proofErr w:type="spellStart"/>
       <w:r>
         <w:rPr>
           <w:rFonts w:ascii="Consolas" w:eastAsia="Times New Roman" w:hAnsi="Consolas" w:cs="Courier New"/>
@@ -1683,14 +1887,35 @@
         </w:rPr>
         <w:t>ip</w:t>
       </w:r>
-      <w:r>
-        <w:rPr>
-          <w:rFonts w:ascii="Segoe UI" w:eastAsia="Times New Roman" w:hAnsi="Segoe UI" w:cs="Segoe UI"/>
-          <w:color w:val="4A464E"/>
-          <w:kern w:val="0"/>
-          <w14:ligatures w14:val="none"/>
-        </w:rPr>
-        <w:t> is discovered, the final sublist should just be </w:t>
+      <w:proofErr w:type="spellEnd"/>
+      <w:r>
+        <w:rPr>
+          <w:rFonts w:ascii="Segoe UI" w:eastAsia="Times New Roman" w:hAnsi="Segoe UI" w:cs="Segoe UI"/>
+          <w:color w:val="4A464E"/>
+          <w:kern w:val="0"/>
+          <w14:ligatures w14:val="none"/>
+        </w:rPr>
+        <w:t xml:space="preserve"> is discovered, the final </w:t>
+      </w:r>
+      <w:proofErr w:type="spellStart"/>
+      <w:r>
+        <w:rPr>
+          <w:rFonts w:ascii="Segoe UI" w:eastAsia="Times New Roman" w:hAnsi="Segoe UI" w:cs="Segoe UI"/>
+          <w:color w:val="4A464E"/>
+          <w:kern w:val="0"/>
+          <w14:ligatures w14:val="none"/>
+        </w:rPr>
+        <w:t>sublist</w:t>
+      </w:r>
+      <w:proofErr w:type="spellEnd"/>
+      <w:r>
+        <w:rPr>
+          <w:rFonts w:ascii="Segoe UI" w:eastAsia="Times New Roman" w:hAnsi="Segoe UI" w:cs="Segoe UI"/>
+          <w:color w:val="4A464E"/>
+          <w:kern w:val="0"/>
+          <w14:ligatures w14:val="none"/>
+        </w:rPr>
+        <w:t xml:space="preserve"> should just be </w:t>
       </w:r>
       <w:r>
         <w:rPr>
@@ -1703,7 +1928,35 @@
           <w:shd w:val="clear" w:color="auto" w:fill="F5F6FA"/>
           <w14:ligatures w14:val="none"/>
         </w:rPr>
-        <w:t>[ip]</w:t>
+        <w:t>[</w:t>
+      </w:r>
+      <w:proofErr w:type="spellStart"/>
+      <w:r>
+        <w:rPr>
+          <w:rFonts w:ascii="Consolas" w:eastAsia="Times New Roman" w:hAnsi="Consolas" w:cs="Courier New"/>
+          <w:color w:val="4A464E"/>
+          <w:kern w:val="0"/>
+          <w:sz w:val="18"/>
+          <w:szCs w:val="18"/>
+          <w:bdr w:val="single" w:sz="6" w:space="2" w:color="EEEBEE" w:frame="1"/>
+          <w:shd w:val="clear" w:color="auto" w:fill="F5F6FA"/>
+          <w14:ligatures w14:val="none"/>
+        </w:rPr>
+        <w:t>ip</w:t>
+      </w:r>
+      <w:proofErr w:type="spellEnd"/>
+      <w:r>
+        <w:rPr>
+          <w:rFonts w:ascii="Consolas" w:eastAsia="Times New Roman" w:hAnsi="Consolas" w:cs="Courier New"/>
+          <w:color w:val="4A464E"/>
+          <w:kern w:val="0"/>
+          <w:sz w:val="18"/>
+          <w:szCs w:val="18"/>
+          <w:bdr w:val="single" w:sz="6" w:space="2" w:color="EEEBEE" w:frame="1"/>
+          <w:shd w:val="clear" w:color="auto" w:fill="F5F6FA"/>
+          <w14:ligatures w14:val="none"/>
+        </w:rPr>
+        <w:t>]</w:t>
       </w:r>
       <w:r>
         <w:rPr>
@@ -1736,6 +1989,7 @@
         <w:lastRenderedPageBreak/>
         <w:t>Traceroute should also call </w:t>
       </w:r>
+      <w:proofErr w:type="spellStart"/>
       <w:r>
         <w:rPr>
           <w:rFonts w:ascii="Consolas" w:eastAsia="Times New Roman" w:hAnsi="Consolas" w:cs="Courier New"/>
@@ -1749,14 +2003,35 @@
         </w:rPr>
         <w:t>util.print_result</w:t>
       </w:r>
-      <w:r>
-        <w:rPr>
-          <w:rFonts w:ascii="Segoe UI" w:eastAsia="Times New Roman" w:hAnsi="Segoe UI" w:cs="Segoe UI"/>
-          <w:color w:val="4A464E"/>
-          <w:kern w:val="0"/>
-          <w14:ligatures w14:val="none"/>
-        </w:rPr>
-        <w:t> (more details below) on each sublist to display the routers at each distance. We won’t grade the printed output, but it’s useful for debugging (also, it looks cool).</w:t>
+      <w:proofErr w:type="spellEnd"/>
+      <w:r>
+        <w:rPr>
+          <w:rFonts w:ascii="Segoe UI" w:eastAsia="Times New Roman" w:hAnsi="Segoe UI" w:cs="Segoe UI"/>
+          <w:color w:val="4A464E"/>
+          <w:kern w:val="0"/>
+          <w14:ligatures w14:val="none"/>
+        </w:rPr>
+        <w:t xml:space="preserve"> (more details below) on each </w:t>
+      </w:r>
+      <w:proofErr w:type="spellStart"/>
+      <w:r>
+        <w:rPr>
+          <w:rFonts w:ascii="Segoe UI" w:eastAsia="Times New Roman" w:hAnsi="Segoe UI" w:cs="Segoe UI"/>
+          <w:color w:val="4A464E"/>
+          <w:kern w:val="0"/>
+          <w14:ligatures w14:val="none"/>
+        </w:rPr>
+        <w:t>sublist</w:t>
+      </w:r>
+      <w:proofErr w:type="spellEnd"/>
+      <w:r>
+        <w:rPr>
+          <w:rFonts w:ascii="Segoe UI" w:eastAsia="Times New Roman" w:hAnsi="Segoe UI" w:cs="Segoe UI"/>
+          <w:color w:val="4A464E"/>
+          <w:kern w:val="0"/>
+          <w14:ligatures w14:val="none"/>
+        </w:rPr>
+        <w:t xml:space="preserve"> to display the routers at each distance. We won’t grade the printed output, but it’s useful for debugging (also, it looks cool).</w:t>
       </w:r>
     </w:p>
     <w:p>
@@ -1918,6 +2193,7 @@
         </w:rPr>
         <w:t> with </w:t>
       </w:r>
+      <w:proofErr w:type="spellStart"/>
       <w:r>
         <w:rPr>
           <w:rFonts w:ascii="Consolas" w:eastAsia="Times New Roman" w:hAnsi="Consolas" w:cs="Courier New"/>
@@ -1929,7 +2205,21 @@
           <w:shd w:val="clear" w:color="auto" w:fill="F5F6FA"/>
           <w14:ligatures w14:val="none"/>
         </w:rPr>
-        <w:t>ip=7.7.7.7</w:t>
+        <w:t>ip</w:t>
+      </w:r>
+      <w:proofErr w:type="spellEnd"/>
+      <w:r>
+        <w:rPr>
+          <w:rFonts w:ascii="Consolas" w:eastAsia="Times New Roman" w:hAnsi="Consolas" w:cs="Courier New"/>
+          <w:color w:val="4A464E"/>
+          <w:kern w:val="0"/>
+          <w:sz w:val="18"/>
+          <w:szCs w:val="18"/>
+          <w:bdr w:val="single" w:sz="6" w:space="2" w:color="EEEBEE" w:frame="1"/>
+          <w:shd w:val="clear" w:color="auto" w:fill="F5F6FA"/>
+          <w14:ligatures w14:val="none"/>
+        </w:rPr>
+        <w:t>=7.7.7.7</w:t>
       </w:r>
       <w:r>
         <w:rPr>
@@ -3014,6 +3304,7 @@
           <w14:ligatures w14:val="none"/>
         </w:rPr>
       </w:pPr>
+      <w:proofErr w:type="spellStart"/>
       <w:r>
         <w:rPr>
           <w:rFonts w:ascii="Consolas" w:eastAsia="Times New Roman" w:hAnsi="Consolas" w:cs="Courier New"/>
@@ -3027,6 +3318,7 @@
         </w:rPr>
         <w:t>sendsock</w:t>
       </w:r>
+      <w:proofErr w:type="spellEnd"/>
       <w:r>
         <w:rPr>
           <w:rFonts w:ascii="Segoe UI" w:eastAsia="Times New Roman" w:hAnsi="Segoe UI" w:cs="Segoe UI"/>
@@ -3052,6 +3344,7 @@
           <w14:ligatures w14:val="none"/>
         </w:rPr>
       </w:pPr>
+      <w:proofErr w:type="spellStart"/>
       <w:r>
         <w:rPr>
           <w:rFonts w:ascii="Consolas" w:eastAsia="Times New Roman" w:hAnsi="Consolas" w:cs="Courier New"/>
@@ -3063,7 +3356,49 @@
           <w:shd w:val="clear" w:color="auto" w:fill="F5F6FA"/>
           <w14:ligatures w14:val="none"/>
         </w:rPr>
-        <w:t>sendsock.set_ttl(ttl)</w:t>
+        <w:t>sendsock.set_ttl</w:t>
+      </w:r>
+      <w:proofErr w:type="spellEnd"/>
+      <w:r>
+        <w:rPr>
+          <w:rFonts w:ascii="Consolas" w:eastAsia="Times New Roman" w:hAnsi="Consolas" w:cs="Courier New"/>
+          <w:color w:val="4A464E"/>
+          <w:kern w:val="0"/>
+          <w:sz w:val="18"/>
+          <w:szCs w:val="18"/>
+          <w:bdr w:val="single" w:sz="6" w:space="2" w:color="EEEBEE" w:frame="1"/>
+          <w:shd w:val="clear" w:color="auto" w:fill="F5F6FA"/>
+          <w14:ligatures w14:val="none"/>
+        </w:rPr>
+        <w:t>(</w:t>
+      </w:r>
+      <w:proofErr w:type="spellStart"/>
+      <w:r>
+        <w:rPr>
+          <w:rFonts w:ascii="Consolas" w:eastAsia="Times New Roman" w:hAnsi="Consolas" w:cs="Courier New"/>
+          <w:color w:val="4A464E"/>
+          <w:kern w:val="0"/>
+          <w:sz w:val="18"/>
+          <w:szCs w:val="18"/>
+          <w:bdr w:val="single" w:sz="6" w:space="2" w:color="EEEBEE" w:frame="1"/>
+          <w:shd w:val="clear" w:color="auto" w:fill="F5F6FA"/>
+          <w14:ligatures w14:val="none"/>
+        </w:rPr>
+        <w:t>ttl</w:t>
+      </w:r>
+      <w:proofErr w:type="spellEnd"/>
+      <w:r>
+        <w:rPr>
+          <w:rFonts w:ascii="Consolas" w:eastAsia="Times New Roman" w:hAnsi="Consolas" w:cs="Courier New"/>
+          <w:color w:val="4A464E"/>
+          <w:kern w:val="0"/>
+          <w:sz w:val="18"/>
+          <w:szCs w:val="18"/>
+          <w:bdr w:val="single" w:sz="6" w:space="2" w:color="EEEBEE" w:frame="1"/>
+          <w:shd w:val="clear" w:color="auto" w:fill="F5F6FA"/>
+          <w14:ligatures w14:val="none"/>
+        </w:rPr>
+        <w:t>)</w:t>
       </w:r>
       <w:r>
         <w:rPr>
@@ -3090,6 +3425,7 @@
           <w14:ligatures w14:val="none"/>
         </w:rPr>
       </w:pPr>
+      <w:proofErr w:type="spellStart"/>
       <w:r>
         <w:rPr>
           <w:rFonts w:ascii="Consolas" w:eastAsia="Times New Roman" w:hAnsi="Consolas" w:cs="Courier New"/>
@@ -3103,6 +3439,7 @@
         </w:rPr>
         <w:t>ttl</w:t>
       </w:r>
+      <w:proofErr w:type="spellEnd"/>
       <w:r>
         <w:rPr>
           <w:rFonts w:ascii="Segoe UI" w:eastAsia="Times New Roman" w:hAnsi="Segoe UI" w:cs="Segoe UI"/>
@@ -3128,6 +3465,7 @@
           <w14:ligatures w14:val="none"/>
         </w:rPr>
       </w:pPr>
+      <w:proofErr w:type="spellStart"/>
       <w:r>
         <w:rPr>
           <w:rFonts w:ascii="Consolas" w:eastAsia="Times New Roman" w:hAnsi="Consolas" w:cs="Courier New"/>
@@ -3139,7 +3477,77 @@
           <w:shd w:val="clear" w:color="auto" w:fill="F5F6FA"/>
           <w14:ligatures w14:val="none"/>
         </w:rPr>
-        <w:t>sendsock.sendto(msg.encode(), (ip, port))</w:t>
+        <w:t>sendsock.sendto</w:t>
+      </w:r>
+      <w:proofErr w:type="spellEnd"/>
+      <w:r>
+        <w:rPr>
+          <w:rFonts w:ascii="Consolas" w:eastAsia="Times New Roman" w:hAnsi="Consolas" w:cs="Courier New"/>
+          <w:color w:val="4A464E"/>
+          <w:kern w:val="0"/>
+          <w:sz w:val="18"/>
+          <w:szCs w:val="18"/>
+          <w:bdr w:val="single" w:sz="6" w:space="2" w:color="EEEBEE" w:frame="1"/>
+          <w:shd w:val="clear" w:color="auto" w:fill="F5F6FA"/>
+          <w14:ligatures w14:val="none"/>
+        </w:rPr>
+        <w:t>(</w:t>
+      </w:r>
+      <w:proofErr w:type="spellStart"/>
+      <w:r>
+        <w:rPr>
+          <w:rFonts w:ascii="Consolas" w:eastAsia="Times New Roman" w:hAnsi="Consolas" w:cs="Courier New"/>
+          <w:color w:val="4A464E"/>
+          <w:kern w:val="0"/>
+          <w:sz w:val="18"/>
+          <w:szCs w:val="18"/>
+          <w:bdr w:val="single" w:sz="6" w:space="2" w:color="EEEBEE" w:frame="1"/>
+          <w:shd w:val="clear" w:color="auto" w:fill="F5F6FA"/>
+          <w14:ligatures w14:val="none"/>
+        </w:rPr>
+        <w:t>msg.encode</w:t>
+      </w:r>
+      <w:proofErr w:type="spellEnd"/>
+      <w:r>
+        <w:rPr>
+          <w:rFonts w:ascii="Consolas" w:eastAsia="Times New Roman" w:hAnsi="Consolas" w:cs="Courier New"/>
+          <w:color w:val="4A464E"/>
+          <w:kern w:val="0"/>
+          <w:sz w:val="18"/>
+          <w:szCs w:val="18"/>
+          <w:bdr w:val="single" w:sz="6" w:space="2" w:color="EEEBEE" w:frame="1"/>
+          <w:shd w:val="clear" w:color="auto" w:fill="F5F6FA"/>
+          <w14:ligatures w14:val="none"/>
+        </w:rPr>
+        <w:t>(), (</w:t>
+      </w:r>
+      <w:proofErr w:type="spellStart"/>
+      <w:r>
+        <w:rPr>
+          <w:rFonts w:ascii="Consolas" w:eastAsia="Times New Roman" w:hAnsi="Consolas" w:cs="Courier New"/>
+          <w:color w:val="4A464E"/>
+          <w:kern w:val="0"/>
+          <w:sz w:val="18"/>
+          <w:szCs w:val="18"/>
+          <w:bdr w:val="single" w:sz="6" w:space="2" w:color="EEEBEE" w:frame="1"/>
+          <w:shd w:val="clear" w:color="auto" w:fill="F5F6FA"/>
+          <w14:ligatures w14:val="none"/>
+        </w:rPr>
+        <w:t>ip</w:t>
+      </w:r>
+      <w:proofErr w:type="spellEnd"/>
+      <w:r>
+        <w:rPr>
+          <w:rFonts w:ascii="Consolas" w:eastAsia="Times New Roman" w:hAnsi="Consolas" w:cs="Courier New"/>
+          <w:color w:val="4A464E"/>
+          <w:kern w:val="0"/>
+          <w:sz w:val="18"/>
+          <w:szCs w:val="18"/>
+          <w:bdr w:val="single" w:sz="6" w:space="2" w:color="EEEBEE" w:frame="1"/>
+          <w:shd w:val="clear" w:color="auto" w:fill="F5F6FA"/>
+          <w14:ligatures w14:val="none"/>
+        </w:rPr>
+        <w:t>, port))</w:t>
       </w:r>
       <w:r>
         <w:rPr>
@@ -3226,6 +3634,7 @@
           <w14:ligatures w14:val="none"/>
         </w:rPr>
       </w:pPr>
+      <w:proofErr w:type="spellStart"/>
       <w:r>
         <w:rPr>
           <w:rFonts w:ascii="Consolas" w:eastAsia="Times New Roman" w:hAnsi="Consolas" w:cs="Courier New"/>
@@ -3239,6 +3648,7 @@
         </w:rPr>
         <w:t>ip</w:t>
       </w:r>
+      <w:proofErr w:type="spellEnd"/>
       <w:r>
         <w:rPr>
           <w:rFonts w:ascii="Segoe UI" w:eastAsia="Times New Roman" w:hAnsi="Segoe UI" w:cs="Segoe UI"/>
@@ -3390,6 +3800,7 @@
           <w14:ligatures w14:val="none"/>
         </w:rPr>
       </w:pPr>
+      <w:proofErr w:type="spellStart"/>
       <w:r>
         <w:rPr>
           <w:rFonts w:ascii="Consolas" w:eastAsia="Times New Roman" w:hAnsi="Consolas" w:cs="Courier New"/>
@@ -3414,6 +3825,7 @@
         </w:rPr>
         <w:t>set_ttl</w:t>
       </w:r>
+      <w:proofErr w:type="spellEnd"/>
       <w:r>
         <w:rPr>
           <w:rFonts w:ascii="Consolas" w:eastAsia="Times New Roman" w:hAnsi="Consolas" w:cs="Courier New"/>
@@ -3483,6 +3895,7 @@
           <w14:ligatures w14:val="none"/>
         </w:rPr>
       </w:pPr>
+      <w:proofErr w:type="spellStart"/>
       <w:r>
         <w:rPr>
           <w:rFonts w:ascii="Consolas" w:eastAsia="Times New Roman" w:hAnsi="Consolas" w:cs="Courier New"/>
@@ -3507,6 +3920,7 @@
         </w:rPr>
         <w:t>sendto</w:t>
       </w:r>
+      <w:proofErr w:type="spellEnd"/>
       <w:r>
         <w:rPr>
           <w:rFonts w:ascii="Consolas" w:eastAsia="Times New Roman" w:hAnsi="Consolas" w:cs="Courier New"/>
@@ -3531,6 +3945,7 @@
         </w:rPr>
         <w:t>"</w:t>
       </w:r>
+      <w:proofErr w:type="spellStart"/>
       <w:r>
         <w:rPr>
           <w:rFonts w:ascii="Consolas" w:eastAsia="Times New Roman" w:hAnsi="Consolas" w:cs="Courier New"/>
@@ -3579,6 +3994,7 @@
         </w:rPr>
         <w:t>encode</w:t>
       </w:r>
+      <w:proofErr w:type="spellEnd"/>
       <w:r>
         <w:rPr>
           <w:rFonts w:ascii="Consolas" w:eastAsia="Times New Roman" w:hAnsi="Consolas" w:cs="Courier New"/>
@@ -3814,6 +4230,7 @@
           <w14:ligatures w14:val="none"/>
         </w:rPr>
       </w:pPr>
+      <w:proofErr w:type="spellStart"/>
       <w:r>
         <w:rPr>
           <w:rFonts w:ascii="Consolas" w:eastAsia="Times New Roman" w:hAnsi="Consolas" w:cs="Courier New"/>
@@ -3838,6 +4255,7 @@
         </w:rPr>
         <w:t>set_ttl</w:t>
       </w:r>
+      <w:proofErr w:type="spellEnd"/>
       <w:r>
         <w:rPr>
           <w:rFonts w:ascii="Consolas" w:eastAsia="Times New Roman" w:hAnsi="Consolas" w:cs="Courier New"/>
@@ -3907,6 +4325,7 @@
           <w14:ligatures w14:val="none"/>
         </w:rPr>
       </w:pPr>
+      <w:proofErr w:type="spellStart"/>
       <w:r>
         <w:rPr>
           <w:rFonts w:ascii="Consolas" w:eastAsia="Times New Roman" w:hAnsi="Consolas" w:cs="Courier New"/>
@@ -3931,6 +4350,7 @@
         </w:rPr>
         <w:t>sendto</w:t>
       </w:r>
+      <w:proofErr w:type="spellEnd"/>
       <w:r>
         <w:rPr>
           <w:rFonts w:ascii="Consolas" w:eastAsia="Times New Roman" w:hAnsi="Consolas" w:cs="Courier New"/>
@@ -3955,6 +4375,7 @@
         </w:rPr>
         <w:t>"</w:t>
       </w:r>
+      <w:proofErr w:type="spellStart"/>
       <w:r>
         <w:rPr>
           <w:rFonts w:ascii="Consolas" w:eastAsia="Times New Roman" w:hAnsi="Consolas" w:cs="Courier New"/>
@@ -4003,6 +4424,7 @@
         </w:rPr>
         <w:t>encode</w:t>
       </w:r>
+      <w:proofErr w:type="spellEnd"/>
       <w:r>
         <w:rPr>
           <w:rFonts w:ascii="Consolas" w:eastAsia="Times New Roman" w:hAnsi="Consolas" w:cs="Courier New"/>
@@ -4161,6 +4583,7 @@
           <w14:ligatures w14:val="none"/>
         </w:rPr>
       </w:pPr>
+      <w:proofErr w:type="spellStart"/>
       <w:r>
         <w:rPr>
           <w:rFonts w:ascii="Consolas" w:eastAsia="Times New Roman" w:hAnsi="Consolas" w:cs="Courier New"/>
@@ -4174,6 +4597,7 @@
         </w:rPr>
         <w:t>recvsock</w:t>
       </w:r>
+      <w:proofErr w:type="spellEnd"/>
       <w:r>
         <w:rPr>
           <w:rFonts w:ascii="Segoe UI" w:eastAsia="Times New Roman" w:hAnsi="Segoe UI" w:cs="Segoe UI"/>
@@ -4199,6 +4623,7 @@
           <w14:ligatures w14:val="none"/>
         </w:rPr>
       </w:pPr>
+      <w:proofErr w:type="spellStart"/>
       <w:r>
         <w:rPr>
           <w:rFonts w:ascii="Consolas" w:eastAsia="Times New Roman" w:hAnsi="Consolas" w:cs="Courier New"/>
@@ -4210,7 +4635,21 @@
           <w:shd w:val="clear" w:color="auto" w:fill="F5F6FA"/>
           <w14:ligatures w14:val="none"/>
         </w:rPr>
-        <w:t>recvsock.recv_select()</w:t>
+        <w:t>recvsock.recv_select</w:t>
+      </w:r>
+      <w:proofErr w:type="spellEnd"/>
+      <w:r>
+        <w:rPr>
+          <w:rFonts w:ascii="Consolas" w:eastAsia="Times New Roman" w:hAnsi="Consolas" w:cs="Courier New"/>
+          <w:color w:val="4A464E"/>
+          <w:kern w:val="0"/>
+          <w:sz w:val="18"/>
+          <w:szCs w:val="18"/>
+          <w:bdr w:val="single" w:sz="6" w:space="2" w:color="EEEBEE" w:frame="1"/>
+          <w:shd w:val="clear" w:color="auto" w:fill="F5F6FA"/>
+          <w14:ligatures w14:val="none"/>
+        </w:rPr>
+        <w:t>()</w:t>
       </w:r>
       <w:r>
         <w:rPr>
@@ -4312,6 +4751,7 @@
           <w14:ligatures w14:val="none"/>
         </w:rPr>
       </w:pPr>
+      <w:proofErr w:type="spellStart"/>
       <w:r>
         <w:rPr>
           <w:rFonts w:ascii="Consolas" w:eastAsia="Times New Roman" w:hAnsi="Consolas" w:cs="Courier New"/>
@@ -4323,7 +4763,49 @@
           <w:shd w:val="clear" w:color="auto" w:fill="F5F6FA"/>
           <w14:ligatures w14:val="none"/>
         </w:rPr>
-        <w:t>buf, address = recvsock.recvfrom()</w:t>
+        <w:t>buf</w:t>
+      </w:r>
+      <w:proofErr w:type="spellEnd"/>
+      <w:r>
+        <w:rPr>
+          <w:rFonts w:ascii="Consolas" w:eastAsia="Times New Roman" w:hAnsi="Consolas" w:cs="Courier New"/>
+          <w:color w:val="4A464E"/>
+          <w:kern w:val="0"/>
+          <w:sz w:val="18"/>
+          <w:szCs w:val="18"/>
+          <w:bdr w:val="single" w:sz="6" w:space="2" w:color="EEEBEE" w:frame="1"/>
+          <w:shd w:val="clear" w:color="auto" w:fill="F5F6FA"/>
+          <w14:ligatures w14:val="none"/>
+        </w:rPr>
+        <w:t xml:space="preserve">, address = </w:t>
+      </w:r>
+      <w:proofErr w:type="spellStart"/>
+      <w:r>
+        <w:rPr>
+          <w:rFonts w:ascii="Consolas" w:eastAsia="Times New Roman" w:hAnsi="Consolas" w:cs="Courier New"/>
+          <w:color w:val="4A464E"/>
+          <w:kern w:val="0"/>
+          <w:sz w:val="18"/>
+          <w:szCs w:val="18"/>
+          <w:bdr w:val="single" w:sz="6" w:space="2" w:color="EEEBEE" w:frame="1"/>
+          <w:shd w:val="clear" w:color="auto" w:fill="F5F6FA"/>
+          <w14:ligatures w14:val="none"/>
+        </w:rPr>
+        <w:t>recvsock.recvfrom</w:t>
+      </w:r>
+      <w:proofErr w:type="spellEnd"/>
+      <w:r>
+        <w:rPr>
+          <w:rFonts w:ascii="Consolas" w:eastAsia="Times New Roman" w:hAnsi="Consolas" w:cs="Courier New"/>
+          <w:color w:val="4A464E"/>
+          <w:kern w:val="0"/>
+          <w:sz w:val="18"/>
+          <w:szCs w:val="18"/>
+          <w:bdr w:val="single" w:sz="6" w:space="2" w:color="EEEBEE" w:frame="1"/>
+          <w:shd w:val="clear" w:color="auto" w:fill="F5F6FA"/>
+          <w14:ligatures w14:val="none"/>
+        </w:rPr>
+        <w:t>()</w:t>
       </w:r>
       <w:r>
         <w:rPr>
@@ -4359,6 +4841,7 @@
         </w:rPr>
         <w:t>It returns </w:t>
       </w:r>
+      <w:proofErr w:type="spellStart"/>
       <w:r>
         <w:rPr>
           <w:rFonts w:ascii="Consolas" w:eastAsia="Times New Roman" w:hAnsi="Consolas" w:cs="Courier New"/>
@@ -4372,6 +4855,7 @@
         </w:rPr>
         <w:t>buf</w:t>
       </w:r>
+      <w:proofErr w:type="spellEnd"/>
       <w:r>
         <w:rPr>
           <w:rFonts w:ascii="Segoe UI" w:eastAsia="Times New Roman" w:hAnsi="Segoe UI" w:cs="Segoe UI"/>
@@ -4493,6 +4977,7 @@
         </w:rPr>
         <w:t>If there is no packet to be received, the function throws an exception. Therefore, you should always call </w:t>
       </w:r>
+      <w:proofErr w:type="spellStart"/>
       <w:r>
         <w:rPr>
           <w:rFonts w:ascii="Consolas" w:eastAsia="Times New Roman" w:hAnsi="Consolas" w:cs="Courier New"/>
@@ -4504,17 +4989,9 @@
           <w:shd w:val="clear" w:color="auto" w:fill="F5F6FA"/>
           <w14:ligatures w14:val="none"/>
         </w:rPr>
-        <w:t>recvsock.recv_select()</w:t>
-      </w:r>
-      <w:r>
-        <w:rPr>
-          <w:rFonts w:ascii="Segoe UI" w:eastAsia="Times New Roman" w:hAnsi="Segoe UI" w:cs="Segoe UI"/>
-          <w:color w:val="4A464E"/>
-          <w:kern w:val="0"/>
-          <w14:ligatures w14:val="none"/>
-        </w:rPr>
-        <w:t> before calling </w:t>
-      </w:r>
+        <w:t>recvsock.recv_select</w:t>
+      </w:r>
+      <w:proofErr w:type="spellEnd"/>
       <w:r>
         <w:rPr>
           <w:rFonts w:ascii="Consolas" w:eastAsia="Times New Roman" w:hAnsi="Consolas" w:cs="Courier New"/>
@@ -4526,7 +5003,44 @@
           <w:shd w:val="clear" w:color="auto" w:fill="F5F6FA"/>
           <w14:ligatures w14:val="none"/>
         </w:rPr>
-        <w:t>recvsock.recvfrom()</w:t>
+        <w:t>()</w:t>
+      </w:r>
+      <w:r>
+        <w:rPr>
+          <w:rFonts w:ascii="Segoe UI" w:eastAsia="Times New Roman" w:hAnsi="Segoe UI" w:cs="Segoe UI"/>
+          <w:color w:val="4A464E"/>
+          <w:kern w:val="0"/>
+          <w14:ligatures w14:val="none"/>
+        </w:rPr>
+        <w:t> before calling </w:t>
+      </w:r>
+      <w:proofErr w:type="spellStart"/>
+      <w:r>
+        <w:rPr>
+          <w:rFonts w:ascii="Consolas" w:eastAsia="Times New Roman" w:hAnsi="Consolas" w:cs="Courier New"/>
+          <w:color w:val="4A464E"/>
+          <w:kern w:val="0"/>
+          <w:sz w:val="18"/>
+          <w:szCs w:val="18"/>
+          <w:bdr w:val="single" w:sz="6" w:space="2" w:color="EEEBEE" w:frame="1"/>
+          <w:shd w:val="clear" w:color="auto" w:fill="F5F6FA"/>
+          <w14:ligatures w14:val="none"/>
+        </w:rPr>
+        <w:t>recvsock.recvfrom</w:t>
+      </w:r>
+      <w:proofErr w:type="spellEnd"/>
+      <w:r>
+        <w:rPr>
+          <w:rFonts w:ascii="Consolas" w:eastAsia="Times New Roman" w:hAnsi="Consolas" w:cs="Courier New"/>
+          <w:color w:val="4A464E"/>
+          <w:kern w:val="0"/>
+          <w:sz w:val="18"/>
+          <w:szCs w:val="18"/>
+          <w:bdr w:val="single" w:sz="6" w:space="2" w:color="EEEBEE" w:frame="1"/>
+          <w:shd w:val="clear" w:color="auto" w:fill="F5F6FA"/>
+          <w14:ligatures w14:val="none"/>
+        </w:rPr>
+        <w:t>()</w:t>
       </w:r>
       <w:r>
         <w:rPr>
@@ -4619,6 +5133,7 @@
         </w:rPr>
         <w:t xml:space="preserve"> </w:t>
       </w:r>
+      <w:proofErr w:type="spellStart"/>
       <w:r>
         <w:rPr>
           <w:rFonts w:ascii="Consolas" w:eastAsia="Times New Roman" w:hAnsi="Consolas" w:cs="Courier New"/>
@@ -4643,6 +5158,7 @@
         </w:rPr>
         <w:t>recv_select</w:t>
       </w:r>
+      <w:proofErr w:type="spellEnd"/>
       <w:r>
         <w:rPr>
           <w:rFonts w:ascii="Consolas" w:eastAsia="Times New Roman" w:hAnsi="Consolas" w:cs="Courier New"/>
@@ -4728,6 +5244,7 @@
         </w:rPr>
         <w:t xml:space="preserve">    </w:t>
       </w:r>
+      <w:proofErr w:type="spellStart"/>
       <w:r>
         <w:rPr>
           <w:rFonts w:ascii="Consolas" w:eastAsia="Times New Roman" w:hAnsi="Consolas" w:cs="Courier New"/>
@@ -4738,7 +5255,20 @@
           <w:bdr w:val="none" w:sz="0" w:space="0" w:color="auto" w:frame="1"/>
           <w14:ligatures w14:val="none"/>
         </w:rPr>
-        <w:t>buf,</w:t>
+        <w:t>buf</w:t>
+      </w:r>
+      <w:proofErr w:type="spellEnd"/>
+      <w:r>
+        <w:rPr>
+          <w:rFonts w:ascii="Consolas" w:eastAsia="Times New Roman" w:hAnsi="Consolas" w:cs="Courier New"/>
+          <w:color w:val="383942"/>
+          <w:kern w:val="0"/>
+          <w:sz w:val="18"/>
+          <w:szCs w:val="18"/>
+          <w:bdr w:val="none" w:sz="0" w:space="0" w:color="auto" w:frame="1"/>
+          <w14:ligatures w14:val="none"/>
+        </w:rPr>
+        <w:t>,</w:t>
       </w:r>
       <w:r>
         <w:rPr>
@@ -4800,6 +5330,7 @@
         </w:rPr>
         <w:t xml:space="preserve"> </w:t>
       </w:r>
+      <w:proofErr w:type="spellStart"/>
       <w:r>
         <w:rPr>
           <w:rFonts w:ascii="Consolas" w:eastAsia="Times New Roman" w:hAnsi="Consolas" w:cs="Courier New"/>
@@ -4824,6 +5355,7 @@
         </w:rPr>
         <w:t>recvfrom</w:t>
       </w:r>
+      <w:proofErr w:type="spellEnd"/>
       <w:r>
         <w:rPr>
           <w:rFonts w:ascii="Consolas" w:eastAsia="Times New Roman" w:hAnsi="Consolas" w:cs="Courier New"/>
@@ -5025,6 +5557,7 @@
         </w:rPr>
         <w:t>(</w:t>
       </w:r>
+      <w:proofErr w:type="spellStart"/>
       <w:r>
         <w:rPr>
           <w:rFonts w:ascii="Consolas" w:eastAsia="Times New Roman" w:hAnsi="Consolas" w:cs="Courier New"/>
@@ -5047,7 +5580,20 @@
           <w:bdr w:val="none" w:sz="0" w:space="0" w:color="auto" w:frame="1"/>
           <w14:ligatures w14:val="none"/>
         </w:rPr>
-        <w:t xml:space="preserve">Packet bytes: </w:t>
+        <w:t>Packet</w:t>
+      </w:r>
+      <w:proofErr w:type="spellEnd"/>
+      <w:r>
+        <w:rPr>
+          <w:rFonts w:ascii="Consolas" w:eastAsia="Times New Roman" w:hAnsi="Consolas" w:cs="Courier New"/>
+          <w:color w:val="981B1B"/>
+          <w:kern w:val="0"/>
+          <w:sz w:val="18"/>
+          <w:szCs w:val="18"/>
+          <w:bdr w:val="none" w:sz="0" w:space="0" w:color="auto" w:frame="1"/>
+          <w14:ligatures w14:val="none"/>
+        </w:rPr>
+        <w:t xml:space="preserve"> bytes: </w:t>
       </w:r>
       <w:r>
         <w:rPr>
@@ -5063,6 +5609,7 @@
         </w:rPr>
         <w:t>{</w:t>
       </w:r>
+      <w:proofErr w:type="spellStart"/>
       <w:r>
         <w:rPr>
           <w:rFonts w:ascii="Consolas" w:eastAsia="Times New Roman" w:hAnsi="Consolas" w:cs="Courier New"/>
@@ -5087,6 +5634,7 @@
         </w:rPr>
         <w:t>hex</w:t>
       </w:r>
+      <w:proofErr w:type="spellEnd"/>
       <w:r>
         <w:rPr>
           <w:rFonts w:ascii="Consolas" w:eastAsia="Times New Roman" w:hAnsi="Consolas" w:cs="Courier New"/>
@@ -5206,6 +5754,7 @@
         </w:rPr>
         <w:t>(</w:t>
       </w:r>
+      <w:proofErr w:type="spellStart"/>
       <w:r>
         <w:rPr>
           <w:rFonts w:ascii="Consolas" w:eastAsia="Times New Roman" w:hAnsi="Consolas" w:cs="Courier New"/>
@@ -5228,7 +5777,20 @@
           <w:bdr w:val="none" w:sz="0" w:space="0" w:color="auto" w:frame="1"/>
           <w14:ligatures w14:val="none"/>
         </w:rPr>
-        <w:t xml:space="preserve">Packet is from IP: </w:t>
+        <w:t>Packet</w:t>
+      </w:r>
+      <w:proofErr w:type="spellEnd"/>
+      <w:r>
+        <w:rPr>
+          <w:rFonts w:ascii="Consolas" w:eastAsia="Times New Roman" w:hAnsi="Consolas" w:cs="Courier New"/>
+          <w:color w:val="981B1B"/>
+          <w:kern w:val="0"/>
+          <w:sz w:val="18"/>
+          <w:szCs w:val="18"/>
+          <w:bdr w:val="none" w:sz="0" w:space="0" w:color="auto" w:frame="1"/>
+          <w14:ligatures w14:val="none"/>
+        </w:rPr>
+        <w:t xml:space="preserve"> is from IP: </w:t>
       </w:r>
       <w:r>
         <w:rPr>
@@ -5387,6 +5949,7 @@
         </w:rPr>
         <w:t>(</w:t>
       </w:r>
+      <w:proofErr w:type="spellStart"/>
       <w:r>
         <w:rPr>
           <w:rFonts w:ascii="Consolas" w:eastAsia="Times New Roman" w:hAnsi="Consolas" w:cs="Courier New"/>
@@ -5409,7 +5972,20 @@
           <w:bdr w:val="none" w:sz="0" w:space="0" w:color="auto" w:frame="1"/>
           <w14:ligatures w14:val="none"/>
         </w:rPr>
-        <w:t xml:space="preserve">Packet is from port: </w:t>
+        <w:t>Packet</w:t>
+      </w:r>
+      <w:proofErr w:type="spellEnd"/>
+      <w:r>
+        <w:rPr>
+          <w:rFonts w:ascii="Consolas" w:eastAsia="Times New Roman" w:hAnsi="Consolas" w:cs="Courier New"/>
+          <w:color w:val="981B1B"/>
+          <w:kern w:val="0"/>
+          <w:sz w:val="18"/>
+          <w:szCs w:val="18"/>
+          <w:bdr w:val="none" w:sz="0" w:space="0" w:color="auto" w:frame="1"/>
+          <w14:ligatures w14:val="none"/>
+        </w:rPr>
+        <w:t xml:space="preserve"> is from port: </w:t>
       </w:r>
       <w:r>
         <w:rPr>
@@ -5537,6 +6113,7 @@
           <w14:ligatures w14:val="none"/>
         </w:rPr>
       </w:pPr>
+      <w:proofErr w:type="spellStart"/>
       <w:r>
         <w:rPr>
           <w:rFonts w:ascii="Consolas" w:eastAsia="Times New Roman" w:hAnsi="Consolas" w:cs="Courier New"/>
@@ -5548,7 +6125,49 @@
           <w:shd w:val="clear" w:color="auto" w:fill="F5F6FA"/>
           <w14:ligatures w14:val="none"/>
         </w:rPr>
-        <w:t>print_result(routers: list[str], ttl: int)</w:t>
+        <w:t>print_result</w:t>
+      </w:r>
+      <w:proofErr w:type="spellEnd"/>
+      <w:r>
+        <w:rPr>
+          <w:rFonts w:ascii="Consolas" w:eastAsia="Times New Roman" w:hAnsi="Consolas" w:cs="Courier New"/>
+          <w:color w:val="4A464E"/>
+          <w:kern w:val="0"/>
+          <w:sz w:val="18"/>
+          <w:szCs w:val="18"/>
+          <w:bdr w:val="single" w:sz="6" w:space="2" w:color="EEEBEE" w:frame="1"/>
+          <w:shd w:val="clear" w:color="auto" w:fill="F5F6FA"/>
+          <w14:ligatures w14:val="none"/>
+        </w:rPr>
+        <w:t xml:space="preserve">(routers: list[str], </w:t>
+      </w:r>
+      <w:proofErr w:type="spellStart"/>
+      <w:r>
+        <w:rPr>
+          <w:rFonts w:ascii="Consolas" w:eastAsia="Times New Roman" w:hAnsi="Consolas" w:cs="Courier New"/>
+          <w:color w:val="4A464E"/>
+          <w:kern w:val="0"/>
+          <w:sz w:val="18"/>
+          <w:szCs w:val="18"/>
+          <w:bdr w:val="single" w:sz="6" w:space="2" w:color="EEEBEE" w:frame="1"/>
+          <w:shd w:val="clear" w:color="auto" w:fill="F5F6FA"/>
+          <w14:ligatures w14:val="none"/>
+        </w:rPr>
+        <w:t>ttl</w:t>
+      </w:r>
+      <w:proofErr w:type="spellEnd"/>
+      <w:r>
+        <w:rPr>
+          <w:rFonts w:ascii="Consolas" w:eastAsia="Times New Roman" w:hAnsi="Consolas" w:cs="Courier New"/>
+          <w:color w:val="4A464E"/>
+          <w:kern w:val="0"/>
+          <w:sz w:val="18"/>
+          <w:szCs w:val="18"/>
+          <w:bdr w:val="single" w:sz="6" w:space="2" w:color="EEEBEE" w:frame="1"/>
+          <w:shd w:val="clear" w:color="auto" w:fill="F5F6FA"/>
+          <w14:ligatures w14:val="none"/>
+        </w:rPr>
+        <w:t>: int)</w:t>
       </w:r>
       <w:r>
         <w:rPr>
@@ -5656,6 +6275,7 @@
           <w14:ligatures w14:val="none"/>
         </w:rPr>
       </w:pPr>
+      <w:proofErr w:type="spellStart"/>
       <w:r>
         <w:rPr>
           <w:rFonts w:ascii="Consolas" w:eastAsia="Times New Roman" w:hAnsi="Consolas" w:cs="Courier New"/>
@@ -5680,6 +6300,7 @@
         </w:rPr>
         <w:t>print_result</w:t>
       </w:r>
+      <w:proofErr w:type="spellEnd"/>
       <w:r>
         <w:rPr>
           <w:rFonts w:ascii="Consolas" w:eastAsia="Times New Roman" w:hAnsi="Consolas" w:cs="Courier New"/>
@@ -6041,7 +6662,37 @@
           <w:bdr w:val="none" w:sz="0" w:space="0" w:color="auto" w:frame="1"/>
           <w14:ligatures w14:val="none"/>
         </w:rPr>
-        <w:t># for ttl in range(1, TRACEROUTE_MAX_TTL+1):</w:t>
+        <w:t xml:space="preserve"># for </w:t>
+      </w:r>
+      <w:proofErr w:type="spellStart"/>
+      <w:r>
+        <w:rPr>
+          <w:rFonts w:ascii="Consolas" w:eastAsia="Times New Roman" w:hAnsi="Consolas" w:cs="Courier New"/>
+          <w:i/>
+          <w:iCs/>
+          <w:color w:val="265A5A"/>
+          <w:kern w:val="0"/>
+          <w:sz w:val="18"/>
+          <w:szCs w:val="18"/>
+          <w:bdr w:val="none" w:sz="0" w:space="0" w:color="auto" w:frame="1"/>
+          <w14:ligatures w14:val="none"/>
+        </w:rPr>
+        <w:t>ttl</w:t>
+      </w:r>
+      <w:proofErr w:type="spellEnd"/>
+      <w:r>
+        <w:rPr>
+          <w:rFonts w:ascii="Consolas" w:eastAsia="Times New Roman" w:hAnsi="Consolas" w:cs="Courier New"/>
+          <w:i/>
+          <w:iCs/>
+          <w:color w:val="265A5A"/>
+          <w:kern w:val="0"/>
+          <w:sz w:val="18"/>
+          <w:szCs w:val="18"/>
+          <w:bdr w:val="none" w:sz="0" w:space="0" w:color="auto" w:frame="1"/>
+          <w14:ligatures w14:val="none"/>
+        </w:rPr>
+        <w:t xml:space="preserve"> in range(1, TRACEROUTE_MAX_TTL+1):</w:t>
       </w:r>
     </w:p>
     <w:p>
@@ -6090,7 +6741,67 @@
           <w:bdr w:val="none" w:sz="0" w:space="0" w:color="auto" w:frame="1"/>
           <w14:ligatures w14:val="none"/>
         </w:rPr>
-        <w:t>#     util.print_result([], ttl)</w:t>
+        <w:t xml:space="preserve">#     </w:t>
+      </w:r>
+      <w:proofErr w:type="spellStart"/>
+      <w:r>
+        <w:rPr>
+          <w:rFonts w:ascii="Consolas" w:eastAsia="Times New Roman" w:hAnsi="Consolas" w:cs="Courier New"/>
+          <w:i/>
+          <w:iCs/>
+          <w:color w:val="265A5A"/>
+          <w:kern w:val="0"/>
+          <w:sz w:val="18"/>
+          <w:szCs w:val="18"/>
+          <w:bdr w:val="none" w:sz="0" w:space="0" w:color="auto" w:frame="1"/>
+          <w14:ligatures w14:val="none"/>
+        </w:rPr>
+        <w:t>util.print_result</w:t>
+      </w:r>
+      <w:proofErr w:type="spellEnd"/>
+      <w:r>
+        <w:rPr>
+          <w:rFonts w:ascii="Consolas" w:eastAsia="Times New Roman" w:hAnsi="Consolas" w:cs="Courier New"/>
+          <w:i/>
+          <w:iCs/>
+          <w:color w:val="265A5A"/>
+          <w:kern w:val="0"/>
+          <w:sz w:val="18"/>
+          <w:szCs w:val="18"/>
+          <w:bdr w:val="none" w:sz="0" w:space="0" w:color="auto" w:frame="1"/>
+          <w14:ligatures w14:val="none"/>
+        </w:rPr>
+        <w:t xml:space="preserve">([], </w:t>
+      </w:r>
+      <w:proofErr w:type="spellStart"/>
+      <w:r>
+        <w:rPr>
+          <w:rFonts w:ascii="Consolas" w:eastAsia="Times New Roman" w:hAnsi="Consolas" w:cs="Courier New"/>
+          <w:i/>
+          <w:iCs/>
+          <w:color w:val="265A5A"/>
+          <w:kern w:val="0"/>
+          <w:sz w:val="18"/>
+          <w:szCs w:val="18"/>
+          <w:bdr w:val="none" w:sz="0" w:space="0" w:color="auto" w:frame="1"/>
+          <w14:ligatures w14:val="none"/>
+        </w:rPr>
+        <w:t>ttl</w:t>
+      </w:r>
+      <w:proofErr w:type="spellEnd"/>
+      <w:r>
+        <w:rPr>
+          <w:rFonts w:ascii="Consolas" w:eastAsia="Times New Roman" w:hAnsi="Consolas" w:cs="Courier New"/>
+          <w:i/>
+          <w:iCs/>
+          <w:color w:val="265A5A"/>
+          <w:kern w:val="0"/>
+          <w:sz w:val="18"/>
+          <w:szCs w:val="18"/>
+          <w:bdr w:val="none" w:sz="0" w:space="0" w:color="auto" w:frame="1"/>
+          <w14:ligatures w14:val="none"/>
+        </w:rPr>
+        <w:t>)</w:t>
       </w:r>
     </w:p>
     <w:p>
@@ -6188,6 +6899,7 @@
         </w:rPr>
         <w:t>, write code that sends a packet to </w:t>
       </w:r>
+      <w:proofErr w:type="spellStart"/>
       <w:r>
         <w:rPr>
           <w:rFonts w:ascii="Consolas" w:eastAsia="Times New Roman" w:hAnsi="Consolas" w:cs="Courier New"/>
@@ -6201,6 +6913,7 @@
         </w:rPr>
         <w:t>ip</w:t>
       </w:r>
+      <w:proofErr w:type="spellEnd"/>
       <w:r>
         <w:rPr>
           <w:rFonts w:ascii="Segoe UI" w:eastAsia="Times New Roman" w:hAnsi="Segoe UI" w:cs="Segoe UI"/>
@@ -6303,6 +7016,7 @@
         </w:rPr>
         <w:t xml:space="preserve"> </w:t>
       </w:r>
+      <w:proofErr w:type="spellStart"/>
       <w:r>
         <w:rPr>
           <w:rFonts w:ascii="Consolas" w:eastAsia="Times New Roman" w:hAnsi="Consolas" w:cs="Courier New"/>
@@ -6313,7 +7027,20 @@
           <w:bdr w:val="none" w:sz="0" w:space="0" w:color="auto" w:frame="1"/>
           <w14:ligatures w14:val="none"/>
         </w:rPr>
-        <w:t xml:space="preserve">sudo </w:t>
+        <w:t>sudo</w:t>
+      </w:r>
+      <w:proofErr w:type="spellEnd"/>
+      <w:r>
+        <w:rPr>
+          <w:rFonts w:ascii="Consolas" w:eastAsia="Times New Roman" w:hAnsi="Consolas" w:cs="Courier New"/>
+          <w:color w:val="005C00"/>
+          <w:kern w:val="0"/>
+          <w:sz w:val="18"/>
+          <w:szCs w:val="18"/>
+          <w:bdr w:val="none" w:sz="0" w:space="0" w:color="auto" w:frame="1"/>
+          <w14:ligatures w14:val="none"/>
+        </w:rPr>
+        <w:t xml:space="preserve"> </w:t>
       </w:r>
       <w:r>
         <w:rPr>
@@ -6746,6 +7473,7 @@
         </w:rPr>
         <w:t xml:space="preserve"> </w:t>
       </w:r>
+      <w:proofErr w:type="spellStart"/>
       <w:r>
         <w:rPr>
           <w:rFonts w:ascii="Consolas" w:eastAsia="Times New Roman" w:hAnsi="Consolas" w:cs="Courier New"/>
@@ -6756,7 +7484,20 @@
           <w:bdr w:val="none" w:sz="0" w:space="0" w:color="auto" w:frame="1"/>
           <w14:ligatures w14:val="none"/>
         </w:rPr>
-        <w:t xml:space="preserve">sudo </w:t>
+        <w:t>sudo</w:t>
+      </w:r>
+      <w:proofErr w:type="spellEnd"/>
+      <w:r>
+        <w:rPr>
+          <w:rFonts w:ascii="Consolas" w:eastAsia="Times New Roman" w:hAnsi="Consolas" w:cs="Courier New"/>
+          <w:color w:val="005C00"/>
+          <w:kern w:val="0"/>
+          <w:sz w:val="18"/>
+          <w:szCs w:val="18"/>
+          <w:bdr w:val="none" w:sz="0" w:space="0" w:color="auto" w:frame="1"/>
+          <w14:ligatures w14:val="none"/>
+        </w:rPr>
+        <w:t xml:space="preserve"> </w:t>
       </w:r>
       <w:r>
         <w:rPr>
@@ -6964,6 +7705,7 @@
         </w:rPr>
         <w:t xml:space="preserve"> </w:t>
       </w:r>
+      <w:proofErr w:type="spellStart"/>
       <w:r>
         <w:rPr>
           <w:rFonts w:ascii="Consolas" w:eastAsia="Times New Roman" w:hAnsi="Consolas" w:cs="Courier New"/>
@@ -6974,7 +7716,20 @@
           <w:bdr w:val="none" w:sz="0" w:space="0" w:color="auto" w:frame="1"/>
           <w14:ligatures w14:val="none"/>
         </w:rPr>
-        <w:t xml:space="preserve">sudo </w:t>
+        <w:t>sudo</w:t>
+      </w:r>
+      <w:proofErr w:type="spellEnd"/>
+      <w:r>
+        <w:rPr>
+          <w:rFonts w:ascii="Consolas" w:eastAsia="Times New Roman" w:hAnsi="Consolas" w:cs="Courier New"/>
+          <w:color w:val="005C00"/>
+          <w:kern w:val="0"/>
+          <w:sz w:val="18"/>
+          <w:szCs w:val="18"/>
+          <w:bdr w:val="none" w:sz="0" w:space="0" w:color="auto" w:frame="1"/>
+          <w14:ligatures w14:val="none"/>
+        </w:rPr>
+        <w:t xml:space="preserve"> </w:t>
       </w:r>
       <w:r>
         <w:rPr>
@@ -7261,7 +8016,35 @@
           <w:shd w:val="clear" w:color="auto" w:fill="F5F6FA"/>
           <w14:ligatures w14:val="none"/>
         </w:rPr>
-        <w:t>__init__</w:t>
+        <w:t>__</w:t>
+      </w:r>
+      <w:proofErr w:type="spellStart"/>
+      <w:r>
+        <w:rPr>
+          <w:rFonts w:ascii="Consolas" w:eastAsia="Times New Roman" w:hAnsi="Consolas" w:cs="Courier New"/>
+          <w:color w:val="4A464E"/>
+          <w:kern w:val="0"/>
+          <w:sz w:val="18"/>
+          <w:szCs w:val="18"/>
+          <w:bdr w:val="single" w:sz="6" w:space="2" w:color="EEEBEE" w:frame="1"/>
+          <w:shd w:val="clear" w:color="auto" w:fill="F5F6FA"/>
+          <w14:ligatures w14:val="none"/>
+        </w:rPr>
+        <w:t>init</w:t>
+      </w:r>
+      <w:proofErr w:type="spellEnd"/>
+      <w:r>
+        <w:rPr>
+          <w:rFonts w:ascii="Consolas" w:eastAsia="Times New Roman" w:hAnsi="Consolas" w:cs="Courier New"/>
+          <w:color w:val="4A464E"/>
+          <w:kern w:val="0"/>
+          <w:sz w:val="18"/>
+          <w:szCs w:val="18"/>
+          <w:bdr w:val="single" w:sz="6" w:space="2" w:color="EEEBEE" w:frame="1"/>
+          <w:shd w:val="clear" w:color="auto" w:fill="F5F6FA"/>
+          <w14:ligatures w14:val="none"/>
+        </w:rPr>
+        <w:t>__</w:t>
       </w:r>
       <w:r>
         <w:rPr>
@@ -8470,6 +9253,7 @@
         </w:rPr>
         <w:t> to discover all routers between you and the destination </w:t>
       </w:r>
+      <w:proofErr w:type="spellStart"/>
       <w:r>
         <w:rPr>
           <w:rFonts w:ascii="Consolas" w:eastAsia="Times New Roman" w:hAnsi="Consolas" w:cs="Courier New"/>
@@ -8483,6 +9267,7 @@
         </w:rPr>
         <w:t>ip</w:t>
       </w:r>
+      <w:proofErr w:type="spellEnd"/>
       <w:r>
         <w:rPr>
           <w:rFonts w:ascii="Segoe UI" w:eastAsia="Times New Roman" w:hAnsi="Segoe UI" w:cs="Segoe UI"/>
@@ -8626,7 +9411,47 @@
           <w:kern w:val="0"/>
           <w14:ligatures w14:val="none"/>
         </w:rPr>
-        <w:t>An IP should only be listed once per sublist (no duplicates in a sublist).</w:t>
+        <w:t xml:space="preserve">An IP should only be listed once per </w:t>
+      </w:r>
+      <w:proofErr w:type="spellStart"/>
+      <w:r>
+        <w:rPr>
+          <w:rFonts w:ascii="Segoe UI" w:eastAsia="Times New Roman" w:hAnsi="Segoe UI" w:cs="Segoe UI"/>
+          <w:color w:val="4A464E"/>
+          <w:kern w:val="0"/>
+          <w14:ligatures w14:val="none"/>
+        </w:rPr>
+        <w:t>sublist</w:t>
+      </w:r>
+      <w:proofErr w:type="spellEnd"/>
+      <w:r>
+        <w:rPr>
+          <w:rFonts w:ascii="Segoe UI" w:eastAsia="Times New Roman" w:hAnsi="Segoe UI" w:cs="Segoe UI"/>
+          <w:color w:val="4A464E"/>
+          <w:kern w:val="0"/>
+          <w14:ligatures w14:val="none"/>
+        </w:rPr>
+        <w:t xml:space="preserve"> (no duplicates in a </w:t>
+      </w:r>
+      <w:proofErr w:type="spellStart"/>
+      <w:r>
+        <w:rPr>
+          <w:rFonts w:ascii="Segoe UI" w:eastAsia="Times New Roman" w:hAnsi="Segoe UI" w:cs="Segoe UI"/>
+          <w:color w:val="4A464E"/>
+          <w:kern w:val="0"/>
+          <w14:ligatures w14:val="none"/>
+        </w:rPr>
+        <w:t>sublist</w:t>
+      </w:r>
+      <w:proofErr w:type="spellEnd"/>
+      <w:r>
+        <w:rPr>
+          <w:rFonts w:ascii="Segoe UI" w:eastAsia="Times New Roman" w:hAnsi="Segoe UI" w:cs="Segoe UI"/>
+          <w:color w:val="4A464E"/>
+          <w:kern w:val="0"/>
+          <w14:ligatures w14:val="none"/>
+        </w:rPr>
+        <w:t>).</w:t>
       </w:r>
     </w:p>
     <w:p>
@@ -8653,6 +9478,7 @@
         </w:rPr>
         <w:t>When you see a response from the destination (</w:t>
       </w:r>
+      <w:proofErr w:type="spellStart"/>
       <w:r>
         <w:rPr>
           <w:rFonts w:ascii="Consolas" w:eastAsia="Times New Roman" w:hAnsi="Consolas" w:cs="Courier New"/>
@@ -8666,6 +9492,7 @@
         </w:rPr>
         <w:t>ip</w:t>
       </w:r>
+      <w:proofErr w:type="spellEnd"/>
       <w:r>
         <w:rPr>
           <w:rFonts w:ascii="Segoe UI" w:eastAsia="Times New Roman" w:hAnsi="Segoe UI" w:cs="Segoe UI"/>
@@ -8879,6 +9706,7 @@
           <w14:ligatures w14:val="none"/>
         </w:rPr>
       </w:pPr>
+      <w:proofErr w:type="spellStart"/>
       <w:r>
         <w:rPr>
           <w:rFonts w:ascii="Consolas" w:eastAsia="Times New Roman" w:hAnsi="Consolas" w:cs="Courier New"/>
@@ -8891,6 +9719,7 @@
         </w:rPr>
         <w:t>sudo</w:t>
       </w:r>
+      <w:proofErr w:type="spellEnd"/>
       <w:r>
         <w:rPr>
           <w:rFonts w:ascii="Consolas" w:eastAsia="Times New Roman" w:hAnsi="Consolas" w:cs="Courier New"/>
@@ -9271,16 +10100,7 @@
           <w:kern w:val="0"/>
           <w14:ligatures w14:val="none"/>
         </w:rPr>
-        <w:t xml:space="preserve">Stage 2: 5 points. Demonstrate that your header parsing code is correct with </w:t>
-      </w:r>
-      <w:r>
-        <w:rPr>
-          <w:rFonts w:ascii="Segoe UI" w:eastAsia="Times New Roman" w:hAnsi="Segoe UI" w:cs="Segoe UI"/>
-          <w:color w:val="4A464E"/>
-          <w:kern w:val="0"/>
-          <w14:ligatures w14:val="none"/>
-        </w:rPr>
-        <w:t>output screenshots, etc.</w:t>
+        <w:t>Stage 2: 5 points. Demonstrate that your header parsing code is correct with output screenshots, etc.</w:t>
       </w:r>
     </w:p>
     <w:p>
@@ -9304,34 +10124,7 @@
           <w:kern w:val="0"/>
           <w14:ligatures w14:val="none"/>
         </w:rPr>
-        <w:t xml:space="preserve">Stage 3: 10 points. </w:t>
-      </w:r>
-      <w:r>
-        <w:rPr>
-          <w:rFonts w:ascii="Segoe UI" w:eastAsia="Times New Roman" w:hAnsi="Segoe UI" w:cs="Segoe UI"/>
-          <w:color w:val="4A464E"/>
-          <w:kern w:val="0"/>
-          <w14:ligatures w14:val="none"/>
-        </w:rPr>
-        <w:t xml:space="preserve">Demonstrate that </w:t>
-      </w:r>
-      <w:r>
-        <w:rPr>
-          <w:rFonts w:ascii="Segoe UI" w:eastAsia="Times New Roman" w:hAnsi="Segoe UI" w:cs="Segoe UI"/>
-          <w:color w:val="4A464E"/>
-          <w:kern w:val="0"/>
-          <w14:ligatures w14:val="none"/>
-        </w:rPr>
-        <w:t xml:space="preserve">your traceroute.py works by producing similar outputs as the system traceroute utility, </w:t>
-      </w:r>
-      <w:r>
-        <w:rPr>
-          <w:rFonts w:ascii="Segoe UI" w:eastAsia="Times New Roman" w:hAnsi="Segoe UI" w:cs="Segoe UI"/>
-          <w:color w:val="4A464E"/>
-          <w:kern w:val="0"/>
-          <w14:ligatures w14:val="none"/>
-        </w:rPr>
-        <w:t>with screenshots, etc.</w:t>
+        <w:t>Stage 3: 10 points. Demonstrate that your traceroute.py works by producing similar outputs as the system traceroute utility, with screenshots, etc.</w:t>
       </w:r>
     </w:p>
     <w:sectPr>

--- a/Labs/Lab2/Lab2 TraceRoute.docx
+++ b/Labs/Lab2/Lab2 TraceRoute.docx
@@ -9892,7 +9892,25 @@
           <w:kern w:val="0"/>
           <w14:ligatures w14:val="none"/>
         </w:rPr>
-        <w:t>ubmit the </w:t>
+        <w:t xml:space="preserve">ubmit </w:t>
+      </w:r>
+      <w:r>
+        <w:rPr>
+          <w:rFonts w:ascii="Segoe UI" w:eastAsia="Times New Roman" w:hAnsi="Segoe UI" w:cs="Segoe UI"/>
+          <w:color w:val="4A464E"/>
+          <w:kern w:val="0"/>
+          <w14:ligatures w14:val="none"/>
+        </w:rPr>
+        <w:t>one</w:t>
+      </w:r>
+      <w:r>
+        <w:rPr>
+          <w:rFonts w:ascii="Segoe UI" w:eastAsia="Times New Roman" w:hAnsi="Segoe UI" w:cs="Segoe UI"/>
+          <w:color w:val="4A464E"/>
+          <w:kern w:val="0"/>
+          <w14:ligatures w14:val="none"/>
+        </w:rPr>
+        <w:t> </w:t>
       </w:r>
       <w:r>
         <w:rPr>
@@ -9923,7 +9941,216 @@
           <w:kern w:val="0"/>
           <w14:ligatures w14:val="none"/>
         </w:rPr>
-        <w:t xml:space="preserve"> on Canvas, and a report</w:t>
+        <w:t xml:space="preserve"> for each of the three stages</w:t>
+      </w:r>
+      <w:r>
+        <w:rPr>
+          <w:rFonts w:ascii="Segoe UI" w:eastAsia="Times New Roman" w:hAnsi="Segoe UI" w:cs="Segoe UI"/>
+          <w:color w:val="4A464E"/>
+          <w:kern w:val="0"/>
+          <w14:ligatures w14:val="none"/>
+        </w:rPr>
+        <w:t xml:space="preserve"> on Canvas,</w:t>
+      </w:r>
+      <w:r>
+        <w:rPr>
+          <w:rFonts w:ascii="Segoe UI" w:eastAsia="Times New Roman" w:hAnsi="Segoe UI" w:cs="Segoe UI"/>
+          <w:color w:val="4A464E"/>
+          <w:kern w:val="0"/>
+          <w14:ligatures w14:val="none"/>
+        </w:rPr>
+        <w:t xml:space="preserve"> named </w:t>
+      </w:r>
+      <w:r>
+        <w:rPr>
+          <w:rFonts w:ascii="Consolas" w:eastAsia="Times New Roman" w:hAnsi="Consolas" w:cs="Courier New"/>
+          <w:color w:val="4A464E"/>
+          <w:kern w:val="0"/>
+          <w:sz w:val="18"/>
+          <w:szCs w:val="18"/>
+          <w:bdr w:val="single" w:sz="6" w:space="2" w:color="EEEBEE" w:frame="1"/>
+          <w:shd w:val="clear" w:color="auto" w:fill="F5F6FA"/>
+          <w14:ligatures w14:val="none"/>
+        </w:rPr>
+        <w:t>traceroute</w:t>
+      </w:r>
+      <w:r>
+        <w:rPr>
+          <w:rFonts w:ascii="Consolas" w:eastAsia="Times New Roman" w:hAnsi="Consolas" w:cs="Courier New"/>
+          <w:color w:val="4A464E"/>
+          <w:kern w:val="0"/>
+          <w:sz w:val="18"/>
+          <w:szCs w:val="18"/>
+          <w:bdr w:val="single" w:sz="6" w:space="2" w:color="EEEBEE" w:frame="1"/>
+          <w:shd w:val="clear" w:color="auto" w:fill="F5F6FA"/>
+          <w14:ligatures w14:val="none"/>
+        </w:rPr>
+        <w:t>Stage1</w:t>
+      </w:r>
+      <w:r>
+        <w:rPr>
+          <w:rFonts w:ascii="Consolas" w:eastAsia="Times New Roman" w:hAnsi="Consolas" w:cs="Courier New"/>
+          <w:color w:val="4A464E"/>
+          <w:kern w:val="0"/>
+          <w:sz w:val="18"/>
+          <w:szCs w:val="18"/>
+          <w:bdr w:val="single" w:sz="6" w:space="2" w:color="EEEBEE" w:frame="1"/>
+          <w:shd w:val="clear" w:color="auto" w:fill="F5F6FA"/>
+          <w14:ligatures w14:val="none"/>
+        </w:rPr>
+        <w:t>.py</w:t>
+      </w:r>
+      <w:r>
+        <w:rPr>
+          <w:rFonts w:ascii="Consolas" w:eastAsia="Times New Roman" w:hAnsi="Consolas" w:cs="Courier New"/>
+          <w:color w:val="4A464E"/>
+          <w:kern w:val="0"/>
+          <w:sz w:val="18"/>
+          <w:szCs w:val="18"/>
+          <w:bdr w:val="single" w:sz="6" w:space="2" w:color="EEEBEE" w:frame="1"/>
+          <w:shd w:val="clear" w:color="auto" w:fill="F5F6FA"/>
+          <w14:ligatures w14:val="none"/>
+        </w:rPr>
+        <w:t xml:space="preserve">, </w:t>
+      </w:r>
+      <w:r>
+        <w:rPr>
+          <w:rFonts w:ascii="Consolas" w:eastAsia="Times New Roman" w:hAnsi="Consolas" w:cs="Courier New"/>
+          <w:color w:val="4A464E"/>
+          <w:kern w:val="0"/>
+          <w:sz w:val="18"/>
+          <w:szCs w:val="18"/>
+          <w:bdr w:val="single" w:sz="6" w:space="2" w:color="EEEBEE" w:frame="1"/>
+          <w:shd w:val="clear" w:color="auto" w:fill="F5F6FA"/>
+          <w14:ligatures w14:val="none"/>
+        </w:rPr>
+        <w:t>traceroute</w:t>
+      </w:r>
+      <w:r>
+        <w:rPr>
+          <w:rFonts w:ascii="Consolas" w:eastAsia="Times New Roman" w:hAnsi="Consolas" w:cs="Courier New"/>
+          <w:color w:val="4A464E"/>
+          <w:kern w:val="0"/>
+          <w:sz w:val="18"/>
+          <w:szCs w:val="18"/>
+          <w:bdr w:val="single" w:sz="6" w:space="2" w:color="EEEBEE" w:frame="1"/>
+          <w:shd w:val="clear" w:color="auto" w:fill="F5F6FA"/>
+          <w14:ligatures w14:val="none"/>
+        </w:rPr>
+        <w:t>Stage</w:t>
+      </w:r>
+      <w:r>
+        <w:rPr>
+          <w:rFonts w:ascii="Consolas" w:eastAsia="Times New Roman" w:hAnsi="Consolas" w:cs="Courier New"/>
+          <w:color w:val="4A464E"/>
+          <w:kern w:val="0"/>
+          <w:sz w:val="18"/>
+          <w:szCs w:val="18"/>
+          <w:bdr w:val="single" w:sz="6" w:space="2" w:color="EEEBEE" w:frame="1"/>
+          <w:shd w:val="clear" w:color="auto" w:fill="F5F6FA"/>
+          <w14:ligatures w14:val="none"/>
+        </w:rPr>
+        <w:t>2</w:t>
+      </w:r>
+      <w:r>
+        <w:rPr>
+          <w:rFonts w:ascii="Consolas" w:eastAsia="Times New Roman" w:hAnsi="Consolas" w:cs="Courier New"/>
+          <w:color w:val="4A464E"/>
+          <w:kern w:val="0"/>
+          <w:sz w:val="18"/>
+          <w:szCs w:val="18"/>
+          <w:bdr w:val="single" w:sz="6" w:space="2" w:color="EEEBEE" w:frame="1"/>
+          <w:shd w:val="clear" w:color="auto" w:fill="F5F6FA"/>
+          <w14:ligatures w14:val="none"/>
+        </w:rPr>
+        <w:t>.p</w:t>
+      </w:r>
+      <w:r>
+        <w:rPr>
+          <w:rFonts w:ascii="Consolas" w:eastAsia="Times New Roman" w:hAnsi="Consolas" w:cs="Courier New"/>
+          <w:color w:val="4A464E"/>
+          <w:kern w:val="0"/>
+          <w:sz w:val="18"/>
+          <w:szCs w:val="18"/>
+          <w:bdr w:val="single" w:sz="6" w:space="2" w:color="EEEBEE" w:frame="1"/>
+          <w:shd w:val="clear" w:color="auto" w:fill="F5F6FA"/>
+          <w14:ligatures w14:val="none"/>
+        </w:rPr>
+        <w:t xml:space="preserve">y and </w:t>
+      </w:r>
+      <w:r>
+        <w:rPr>
+          <w:rFonts w:ascii="Consolas" w:eastAsia="Times New Roman" w:hAnsi="Consolas" w:cs="Courier New"/>
+          <w:color w:val="4A464E"/>
+          <w:kern w:val="0"/>
+          <w:sz w:val="18"/>
+          <w:szCs w:val="18"/>
+          <w:bdr w:val="single" w:sz="6" w:space="2" w:color="EEEBEE" w:frame="1"/>
+          <w:shd w:val="clear" w:color="auto" w:fill="F5F6FA"/>
+          <w14:ligatures w14:val="none"/>
+        </w:rPr>
+        <w:t>traceroute</w:t>
+      </w:r>
+      <w:r>
+        <w:rPr>
+          <w:rFonts w:ascii="Consolas" w:eastAsia="Times New Roman" w:hAnsi="Consolas" w:cs="Courier New"/>
+          <w:color w:val="4A464E"/>
+          <w:kern w:val="0"/>
+          <w:sz w:val="18"/>
+          <w:szCs w:val="18"/>
+          <w:bdr w:val="single" w:sz="6" w:space="2" w:color="EEEBEE" w:frame="1"/>
+          <w:shd w:val="clear" w:color="auto" w:fill="F5F6FA"/>
+          <w14:ligatures w14:val="none"/>
+        </w:rPr>
+        <w:t>Stage</w:t>
+      </w:r>
+      <w:r>
+        <w:rPr>
+          <w:rFonts w:ascii="Consolas" w:eastAsia="Times New Roman" w:hAnsi="Consolas" w:cs="Courier New"/>
+          <w:color w:val="4A464E"/>
+          <w:kern w:val="0"/>
+          <w:sz w:val="18"/>
+          <w:szCs w:val="18"/>
+          <w:bdr w:val="single" w:sz="6" w:space="2" w:color="EEEBEE" w:frame="1"/>
+          <w:shd w:val="clear" w:color="auto" w:fill="F5F6FA"/>
+          <w14:ligatures w14:val="none"/>
+        </w:rPr>
+        <w:t>3</w:t>
+      </w:r>
+      <w:r>
+        <w:rPr>
+          <w:rFonts w:ascii="Consolas" w:eastAsia="Times New Roman" w:hAnsi="Consolas" w:cs="Courier New"/>
+          <w:color w:val="4A464E"/>
+          <w:kern w:val="0"/>
+          <w:sz w:val="18"/>
+          <w:szCs w:val="18"/>
+          <w:bdr w:val="single" w:sz="6" w:space="2" w:color="EEEBEE" w:frame="1"/>
+          <w:shd w:val="clear" w:color="auto" w:fill="F5F6FA"/>
+          <w14:ligatures w14:val="none"/>
+        </w:rPr>
+        <w:t>.p</w:t>
+      </w:r>
+      <w:r>
+        <w:rPr>
+          <w:rFonts w:ascii="Consolas" w:eastAsia="Times New Roman" w:hAnsi="Consolas" w:cs="Courier New"/>
+          <w:color w:val="4A464E"/>
+          <w:kern w:val="0"/>
+          <w:sz w:val="18"/>
+          <w:szCs w:val="18"/>
+          <w:bdr w:val="single" w:sz="6" w:space="2" w:color="EEEBEE" w:frame="1"/>
+          <w:shd w:val="clear" w:color="auto" w:fill="F5F6FA"/>
+          <w14:ligatures w14:val="none"/>
+        </w:rPr>
+        <w:t>y.</w:t>
+      </w:r>
+      <w:r>
+        <w:rPr>
+          <w:rFonts w:ascii="Segoe UI" w:eastAsia="Times New Roman" w:hAnsi="Segoe UI" w:cs="Segoe UI"/>
+          <w:color w:val="4A464E"/>
+          <w:kern w:val="0"/>
+          <w14:ligatures w14:val="none"/>
+        </w:rPr>
+        <w:t xml:space="preserve"> and a report</w:t>
       </w:r>
       <w:r>
         <w:rPr>
